--- a/public/reports/LR19_template.docx
+++ b/public/reports/LR19_template.docx
@@ -6914,7 +6914,7 @@
           <w:szCs w:val="20"/>
           <w:color w:val="000000"/>
         </w:rPr>
-        <w:t>Удалите серые подсказки, проверьте подписи и читаемость доказательств. Сохраните один файл: Фамилия_Группа_МДК0402_ЛР19.docx. Затем прикрепите его к заданию лабораторной работы № 19 в Moodle и убедитесь, что отправка завершена.</w:t>
+        <w:t>Удалите серые подсказки, проверьте подписи и читаемость доказательств. Сохраните один файл: Фамилия_Группа_МДК0402_ЛР19.docx. Затем перейдите в LMS, прикрепите его к заданию лабораторной работы № 19 и убедитесь, что отправка завершена.</w:t>
       </w:r>
     </w:p>
     <w:sectPr>

--- a/public/reports/LR19_template.docx
+++ b/public/reports/LR19_template.docx
@@ -2145,7 +2145,7 @@
                 <w:szCs w:val="19"/>
                 <w:color w:val="1C1C1C"/>
               </w:rPr>
-              <w:t>Компетенции</w:t>
+              <w:t>Максимальный балл</w:t>
             </w:r>
           </w:p>
         </w:tc>
@@ -2168,7 +2168,7 @@
                 <w:szCs w:val="19"/>
                 <w:color w:val="1C1C1C"/>
               </w:rPr>
-              <w:t>ОК 01, ПК 4.3, ПК 4.4</w:t>
+              <w:t>4</w:t>
             </w:r>
           </w:p>
         </w:tc>
@@ -2184,7 +2184,7 @@
           </w:tcPr>
           <w:p>
             <w:pPr>
-              <w:jc w:val="center"/>
+              <w:jc w:val="left"/>
               <w:spacing w:before="0" w:after="0" w:line="240" w:lineRule="auto"/>
               <w:keepLines/>
             </w:pPr>
@@ -2197,7 +2197,7 @@
                 <w:szCs w:val="19"/>
                 <w:color w:val="1C1C1C"/>
               </w:rPr>
-              <w:t>Максимальный балл</w:t>
+              <w:t>Предметная область</w:t>
             </w:r>
           </w:p>
         </w:tc>
@@ -2217,9 +2217,9 @@
                 <w:rFonts w:ascii="Times New Roman" w:hAnsi="Times New Roman" w:eastAsia="Times New Roman" w:cs="Times New Roman"/>
                 <w:sz w:val="19"/>
                 <w:szCs w:val="19"/>
-                <w:color w:val="1C1C1C"/>
-              </w:rPr>
-              <w:t>4</w:t>
+                <w:color w:val="77777F"/>
+              </w:rPr>
+              <w:t>[Укажите сквозной вариант SA01–SA30 и название]</w:t>
             </w:r>
           </w:p>
         </w:tc>

--- a/public/reports/LR19_template.docx
+++ b/public/reports/LR19_template.docx
@@ -6415,8 +6415,8 @@
                 <w:rFonts w:ascii="Times New Roman" w:hAnsi="Times New Roman" w:eastAsia="Times New Roman" w:cs="Times New Roman"/>
                 <w:b/>
                 <w:bCs/>
-                <w:sz w:val="18"/>
-                <w:szCs w:val="18"/>
+                <w:sz w:val="17"/>
+                <w:szCs w:val="17"/>
                 <w:color w:val="FFFFFF"/>
               </w:rPr>
               <w:t>Отметка</w:t>
@@ -6440,11 +6440,11 @@
                 <w:rFonts w:ascii="Times New Roman" w:hAnsi="Times New Roman" w:eastAsia="Times New Roman" w:cs="Times New Roman"/>
                 <w:b/>
                 <w:bCs/>
-                <w:sz w:val="18"/>
-                <w:szCs w:val="18"/>
+                <w:sz w:val="17"/>
+                <w:szCs w:val="17"/>
                 <w:color w:val="FFFFFF"/>
               </w:rPr>
-              <w:t>Контрольный вопрос</w:t>
+              <w:t>Проверяемое утверждение</w:t>
             </w:r>
           </w:p>
         </w:tc>
@@ -6465,8 +6465,8 @@
                 <w:rFonts w:ascii="Times New Roman" w:hAnsi="Times New Roman" w:eastAsia="Times New Roman" w:cs="Times New Roman"/>
                 <w:b/>
                 <w:bCs/>
-                <w:sz w:val="18"/>
-                <w:szCs w:val="18"/>
+                <w:sz w:val="17"/>
+                <w:szCs w:val="17"/>
                 <w:color w:val="FFFFFF"/>
               </w:rPr>
               <w:t>Комментарий</w:t>
@@ -6492,8 +6492,8 @@
             <w:r>
               <w:rPr>
                 <w:rFonts w:ascii="Times New Roman" w:hAnsi="Times New Roman" w:eastAsia="Times New Roman" w:cs="Times New Roman"/>
-                <w:sz w:val="18"/>
-                <w:szCs w:val="18"/>
+                <w:sz w:val="17"/>
+                <w:szCs w:val="17"/>
                 <w:color w:val="1C1C1C"/>
               </w:rPr>
               <w:t>☐</w:t>
@@ -6514,11 +6514,11 @@
             <w:r>
               <w:rPr>
                 <w:rFonts w:ascii="Times New Roman" w:hAnsi="Times New Roman" w:eastAsia="Times New Roman" w:cs="Times New Roman"/>
-                <w:sz w:val="18"/>
-                <w:szCs w:val="18"/>
+                <w:sz w:val="17"/>
+                <w:szCs w:val="17"/>
                 <w:color w:val="1C1C1C"/>
               </w:rPr>
-              <w:t>Проверены конфиденциальность и целостность?</w:t>
+              <w:t>Для выбранного канала проверены конфиденциальность и целостность.</w:t>
             </w:r>
           </w:p>
         </w:tc>
@@ -6536,8 +6536,8 @@
             <w:r>
               <w:rPr>
                 <w:rFonts w:ascii="Times New Roman" w:hAnsi="Times New Roman" w:eastAsia="Times New Roman" w:cs="Times New Roman"/>
-                <w:sz w:val="18"/>
-                <w:szCs w:val="18"/>
+                <w:sz w:val="17"/>
+                <w:szCs w:val="17"/>
                 <w:color w:val="77777F"/>
               </w:rPr>
               <w:t>[Примечание при необходимости]</w:t>
@@ -6564,8 +6564,8 @@
             <w:r>
               <w:rPr>
                 <w:rFonts w:ascii="Times New Roman" w:hAnsi="Times New Roman" w:eastAsia="Times New Roman" w:cs="Times New Roman"/>
-                <w:sz w:val="18"/>
-                <w:szCs w:val="18"/>
+                <w:sz w:val="17"/>
+                <w:szCs w:val="17"/>
                 <w:color w:val="1C1C1C"/>
               </w:rPr>
               <w:t>☐</w:t>
@@ -6587,11 +6587,11 @@
             <w:r>
               <w:rPr>
                 <w:rFonts w:ascii="Times New Roman" w:hAnsi="Times New Roman" w:eastAsia="Times New Roman" w:cs="Times New Roman"/>
-                <w:sz w:val="18"/>
-                <w:szCs w:val="18"/>
+                <w:sz w:val="17"/>
+                <w:szCs w:val="17"/>
                 <w:color w:val="1C1C1C"/>
               </w:rPr>
-              <w:t>Имя сертификата совпадает с получателем?</w:t>
+              <w:t>Имя сертификата совпадает с именем получателя.</w:t>
             </w:r>
           </w:p>
         </w:tc>
@@ -6610,8 +6610,8 @@
             <w:r>
               <w:rPr>
                 <w:rFonts w:ascii="Times New Roman" w:hAnsi="Times New Roman" w:eastAsia="Times New Roman" w:cs="Times New Roman"/>
-                <w:sz w:val="18"/>
-                <w:szCs w:val="18"/>
+                <w:sz w:val="17"/>
+                <w:szCs w:val="17"/>
                 <w:color w:val="77777F"/>
               </w:rPr>
               <w:t>[Примечание при необходимости]</w:t>
@@ -6637,8 +6637,8 @@
             <w:r>
               <w:rPr>
                 <w:rFonts w:ascii="Times New Roman" w:hAnsi="Times New Roman" w:eastAsia="Times New Roman" w:cs="Times New Roman"/>
-                <w:sz w:val="18"/>
-                <w:szCs w:val="18"/>
+                <w:sz w:val="17"/>
+                <w:szCs w:val="17"/>
                 <w:color w:val="1C1C1C"/>
               </w:rPr>
               <w:t>☐</w:t>
@@ -6659,11 +6659,11 @@
             <w:r>
               <w:rPr>
                 <w:rFonts w:ascii="Times New Roman" w:hAnsi="Times New Roman" w:eastAsia="Times New Roman" w:cs="Times New Roman"/>
-                <w:sz w:val="18"/>
-                <w:szCs w:val="18"/>
+                <w:sz w:val="17"/>
+                <w:szCs w:val="17"/>
                 <w:color w:val="1C1C1C"/>
               </w:rPr>
-              <w:t>Срок оценён на заданную дату?</w:t>
+              <w:t>Срок сертификата оценён на заданную дату.</w:t>
             </w:r>
           </w:p>
         </w:tc>
@@ -6681,8 +6681,8 @@
             <w:r>
               <w:rPr>
                 <w:rFonts w:ascii="Times New Roman" w:hAnsi="Times New Roman" w:eastAsia="Times New Roman" w:cs="Times New Roman"/>
-                <w:sz w:val="18"/>
-                <w:szCs w:val="18"/>
+                <w:sz w:val="17"/>
+                <w:szCs w:val="17"/>
                 <w:color w:val="77777F"/>
               </w:rPr>
               <w:t>[Примечание при необходимости]</w:t>
@@ -6709,8 +6709,8 @@
             <w:r>
               <w:rPr>
                 <w:rFonts w:ascii="Times New Roman" w:hAnsi="Times New Roman" w:eastAsia="Times New Roman" w:cs="Times New Roman"/>
-                <w:sz w:val="18"/>
-                <w:szCs w:val="18"/>
+                <w:sz w:val="17"/>
+                <w:szCs w:val="17"/>
                 <w:color w:val="1C1C1C"/>
               </w:rPr>
               <w:t>☐</w:t>
@@ -6732,11 +6732,11 @@
             <w:r>
               <w:rPr>
                 <w:rFonts w:ascii="Times New Roman" w:hAnsi="Times New Roman" w:eastAsia="Times New Roman" w:cs="Times New Roman"/>
-                <w:sz w:val="18"/>
-                <w:szCs w:val="18"/>
+                <w:sz w:val="17"/>
+                <w:szCs w:val="17"/>
                 <w:color w:val="1C1C1C"/>
               </w:rPr>
-              <w:t>Небезопасное перенаправление исключено?</w:t>
+              <w:t>Небезопасное перенаправление исключено.</w:t>
             </w:r>
           </w:p>
         </w:tc>
@@ -6755,8 +6755,8 @@
             <w:r>
               <w:rPr>
                 <w:rFonts w:ascii="Times New Roman" w:hAnsi="Times New Roman" w:eastAsia="Times New Roman" w:cs="Times New Roman"/>
-                <w:sz w:val="18"/>
-                <w:szCs w:val="18"/>
+                <w:sz w:val="17"/>
+                <w:szCs w:val="17"/>
                 <w:color w:val="77777F"/>
               </w:rPr>
               <w:t>[Примечание при необходимости]</w:t>
@@ -6782,8 +6782,8 @@
             <w:r>
               <w:rPr>
                 <w:rFonts w:ascii="Times New Roman" w:hAnsi="Times New Roman" w:eastAsia="Times New Roman" w:cs="Times New Roman"/>
-                <w:sz w:val="18"/>
-                <w:szCs w:val="18"/>
+                <w:sz w:val="17"/>
+                <w:szCs w:val="17"/>
                 <w:color w:val="1C1C1C"/>
               </w:rPr>
               <w:t>☐</w:t>
@@ -6804,11 +6804,11 @@
             <w:r>
               <w:rPr>
                 <w:rFonts w:ascii="Times New Roman" w:hAnsi="Times New Roman" w:eastAsia="Times New Roman" w:cs="Times New Roman"/>
-                <w:sz w:val="18"/>
-                <w:szCs w:val="18"/>
+                <w:sz w:val="17"/>
+                <w:szCs w:val="17"/>
                 <w:color w:val="1C1C1C"/>
               </w:rPr>
-              <w:t>Вывод не приписывает каналу защиту конечных устройств?</w:t>
+              <w:t>Вывод не приписывает каналу защиту конечных устройств.</w:t>
             </w:r>
           </w:p>
         </w:tc>
@@ -6826,8 +6826,8 @@
             <w:r>
               <w:rPr>
                 <w:rFonts w:ascii="Times New Roman" w:hAnsi="Times New Roman" w:eastAsia="Times New Roman" w:cs="Times New Roman"/>
-                <w:sz w:val="18"/>
-                <w:szCs w:val="18"/>
+                <w:sz w:val="17"/>
+                <w:szCs w:val="17"/>
                 <w:color w:val="77777F"/>
               </w:rPr>
               <w:t>[Примечание при необходимости]</w:t>
@@ -6875,12 +6875,6 @@
           <w:color w:val="77777F"/>
         </w:rPr>
         <w:t>[Сформулируйте профессиональный вывод: что установлено, соответствует ли результат требованию, какое решение принято и на каких доказательствах оно основано. Не пересказывайте теорию.]</w:t>
-      </w:r>
-      <w:r>
-        <w:br/>
-      </w:r>
-      <w:r>
-        <w:br/>
       </w:r>
       <w:r>
         <w:br/>

--- a/public/reports/LR19_template.docx
+++ b/public/reports/LR19_template.docx
@@ -10,14 +10,18 @@
         <w:rPr>
           <w:noProof/>
           <w:lang w:eastAsia="ru-RU"/>
+          <w:rFonts w:ascii="Times New Roman" w:hAnsi="Times New Roman" w:eastAsia="Times New Roman" w:cs="Times New Roman"/>
+          <w:sz w:val="24"/>
+          <w:szCs w:val="24"/>
+          <w:color w:val="000000"/>
         </w:rPr>
         <mc:AlternateContent>
           <mc:Choice Requires="wpg">
             <w:drawing>
-              <wp:inline distT="0" distB="0" distL="0" distR="0" wp14:anchorId="3949C3CE" wp14:editId="5DE9960B">
+              <wp:inline distT="0" distB="0" distL="0" distR="0" wp14:anchorId="6DAEDCFC" wp14:editId="68609C44">
                 <wp:extent cx="7574280" cy="914400"/>
                 <wp:effectExtent l="0" t="0" r="7620" b="0"/>
-                <wp:docPr id="1" name="Рисунок 1" descr="Логотип Университета Синергия" title="Фирменный знак"/>
+                <wp:docPr id="1" name="Рисунок 1"/>
                 <wp:cNvGraphicFramePr>
                   <a:graphicFrameLocks xmlns:a="http://schemas.openxmlformats.org/drawingml/2006/main" noChangeAspect="1"/>
                 </wp:cNvGraphicFramePr>
@@ -25,13 +29,13 @@
                   <a:graphicData uri="http://schemas.openxmlformats.org/drawingml/2006/picture">
                     <pic:pic xmlns:pic="http://schemas.openxmlformats.org/drawingml/2006/picture">
                       <pic:nvPicPr>
-                        <pic:cNvPr id="0" name="Рисунок 1" descr="Фирменный знак учебного практикума" title="Фирменный знак"/>
+                        <pic:cNvPr id="0" name="Рисунок 1"/>
                         <pic:cNvPicPr>
                           <a:picLocks noChangeAspect="1"/>
                         </pic:cNvPicPr>
                       </pic:nvPicPr>
                       <pic:blipFill>
-                        <a:blip r:embed="rId6"/>
+                        <a:blip r:embed="rId7"/>
                         <a:stretch/>
                       </pic:blipFill>
                       <pic:spPr bwMode="auto">
@@ -91,20 +95,20 @@
           <w:b/>
           <w:bCs/>
           <w:color w:val="000000"/>
-          <w:sz w:val="26"/>
-          <w:szCs w:val="26"/>
+          <w:sz w:val="24"/>
+          <w:szCs w:val="24"/>
         </w:rPr>
       </w:pPr>
       <w:r>
         <w:rPr>
-          <w:rFonts w:ascii="TimesNewRomanPS-BoldMT" w:hAnsi="TimesNewRomanPS-BoldMT"/>
           <w:b/>
           <w:bCs/>
+          <w:rFonts w:ascii="Times New Roman" w:hAnsi="Times New Roman" w:eastAsia="Times New Roman" w:cs="Times New Roman"/>
+          <w:sz w:val="24"/>
+          <w:szCs w:val="24"/>
           <w:color w:val="000000"/>
-          <w:sz w:val="26"/>
-          <w:szCs w:val="26"/>
         </w:rPr>
-        <w:t xml:space="preserve">АВТОНОМНАЯ НЕКОММЕРЧЕСКАЯ ОРГАНИЗАЦИЯ</w:t>
+        <w:t>АВТОНОМНАЯ НЕКОММЕРЧЕСКАЯ ОРГАНИЗАЦИЯ</w:t>
       </w:r>
     </w:p>
     <w:p>
@@ -117,18 +121,18 @@
           <w:b/>
           <w:bCs/>
           <w:color w:val="000000"/>
-          <w:sz w:val="26"/>
-          <w:szCs w:val="26"/>
+          <w:sz w:val="24"/>
+          <w:szCs w:val="24"/>
         </w:rPr>
       </w:pPr>
       <w:r>
         <w:rPr>
-          <w:rFonts w:ascii="TimesNewRomanPS-BoldMT" w:hAnsi="TimesNewRomanPS-BoldMT"/>
           <w:b/>
           <w:bCs/>
+          <w:rFonts w:ascii="Times New Roman" w:hAnsi="Times New Roman" w:eastAsia="Times New Roman" w:cs="Times New Roman"/>
+          <w:sz w:val="24"/>
+          <w:szCs w:val="24"/>
           <w:color w:val="000000"/>
-          <w:sz w:val="26"/>
-          <w:szCs w:val="26"/>
         </w:rPr>
         <w:t xml:space="preserve"> ВЫСШЕГО ОБРАЗОВАНИЯ</w:t>
       </w:r>
@@ -143,18 +147,18 @@
           <w:b/>
           <w:bCs/>
           <w:color w:val="000000"/>
-          <w:sz w:val="26"/>
-          <w:szCs w:val="26"/>
+          <w:sz w:val="24"/>
+          <w:szCs w:val="24"/>
         </w:rPr>
       </w:pPr>
       <w:r>
         <w:rPr>
-          <w:rFonts w:ascii="TimesNewRomanPS-BoldMT" w:hAnsi="TimesNewRomanPS-BoldMT"/>
           <w:b/>
           <w:bCs/>
+          <w:rFonts w:ascii="Times New Roman" w:hAnsi="Times New Roman" w:eastAsia="Times New Roman" w:cs="Times New Roman"/>
+          <w:sz w:val="24"/>
+          <w:szCs w:val="24"/>
           <w:color w:val="000000"/>
-          <w:sz w:val="26"/>
-          <w:szCs w:val="26"/>
         </w:rPr>
         <w:t xml:space="preserve">«МОСКОВСКИЙ УНИВЕРСИТЕТ «СИНЕРГИЯ» </w:t>
       </w:r>
@@ -183,18 +187,18 @@
               <w:rPr>
                 <w:rFonts w:ascii="TimesNewRomanPS-BoldMT" w:hAnsi="TimesNewRomanPS-BoldMT"/>
                 <w:color w:val="000000"/>
-                <w:sz w:val="28"/>
-                <w:szCs w:val="28"/>
+                <w:sz w:val="24"/>
+                <w:szCs w:val="24"/>
               </w:rPr>
             </w:pPr>
             <w:r>
               <w:rPr>
-                <w:rFonts w:ascii="TimesNewRomanPS-BoldMT" w:hAnsi="TimesNewRomanPS-BoldMT"/>
                 <w:b/>
                 <w:bCs/>
+                <w:rFonts w:ascii="Times New Roman" w:hAnsi="Times New Roman" w:eastAsia="Times New Roman" w:cs="Times New Roman"/>
+                <w:sz w:val="24"/>
+                <w:szCs w:val="24"/>
                 <w:color w:val="000000"/>
-                <w:sz w:val="28"/>
-                <w:szCs w:val="28"/>
               </w:rPr>
               <w:t>Факультет/Институт</w:t>
             </w:r>
@@ -213,8 +217,8 @@
               <w:rPr>
                 <w:rFonts w:ascii="TimesNewRomanPS-BoldMT" w:hAnsi="TimesNewRomanPS-BoldMT"/>
                 <w:color w:val="000000"/>
-                <w:sz w:val="28"/>
-                <w:szCs w:val="28"/>
+                <w:sz w:val="24"/>
+                <w:szCs w:val="24"/>
               </w:rPr>
             </w:pPr>
           </w:p>
@@ -233,20 +237,19 @@
               <w:ind w:right="-1"/>
               <w:jc w:val="center"/>
               <w:rPr>
-                <w:rFonts w:ascii="Times New Roman" w:hAnsi="Times New Roman"/>
                 <w:color w:val="000000"/>
-                <w:sz w:val="28"/>
-                <w:szCs w:val="28"/>
+                <w:sz w:val="24"/>
+                <w:szCs w:val="24"/>
               </w:rPr>
             </w:pPr>
             <w:r>
               <w:rPr>
-                <w:rFonts w:ascii="Times New Roman" w:hAnsi="Times New Roman"/>
+                <w:rFonts w:ascii="Times New Roman" w:hAnsi="Times New Roman" w:eastAsia="Times New Roman" w:cs="Times New Roman"/>
+                <w:sz w:val="24"/>
+                <w:szCs w:val="24"/>
                 <w:color w:val="000000"/>
-                <w:sz w:val="28"/>
-                <w:szCs w:val="28"/>
               </w:rPr>
-              <w:t>Информационных технологий</w:t>
+              <w:t>[Название факультета]</w:t>
             </w:r>
           </w:p>
         </w:tc>
@@ -267,8 +270,8 @@
                 <w:b/>
                 <w:bCs/>
                 <w:color w:val="000000"/>
-                <w:sz w:val="28"/>
-                <w:szCs w:val="28"/>
+                <w:sz w:val="24"/>
+                <w:szCs w:val="24"/>
               </w:rPr>
             </w:pPr>
           </w:p>
@@ -286,8 +289,8 @@
               <w:rPr>
                 <w:rFonts w:ascii="TimesNewRomanPS-BoldMT" w:hAnsi="TimesNewRomanPS-BoldMT"/>
                 <w:color w:val="000000"/>
-                <w:sz w:val="28"/>
-                <w:szCs w:val="28"/>
+                <w:sz w:val="24"/>
+                <w:szCs w:val="24"/>
               </w:rPr>
             </w:pPr>
           </w:p>
@@ -308,16 +311,16 @@
               <w:rPr>
                 <w:rFonts w:ascii="TimesNewRomanPS-BoldMT" w:hAnsi="TimesNewRomanPS-BoldMT"/>
                 <w:color w:val="000000"/>
-                <w:sz w:val="28"/>
-                <w:szCs w:val="28"/>
+                <w:sz w:val="24"/>
+                <w:szCs w:val="24"/>
               </w:rPr>
             </w:pPr>
             <w:r>
               <w:rPr>
-                <w:rFonts w:ascii="TimesNewRomanPSMT" w:hAnsi="TimesNewRomanPSMT"/>
+                <w:rFonts w:ascii="Times New Roman" w:hAnsi="Times New Roman" w:eastAsia="Times New Roman" w:cs="Times New Roman"/>
+                <w:sz w:val="24"/>
+                <w:szCs w:val="24"/>
                 <w:color w:val="000000"/>
-                <w:sz w:val="18"/>
-                <w:szCs w:val="18"/>
               </w:rPr>
               <w:t>(наименование факультета/ Института)</w:t>
             </w:r>
@@ -339,15 +342,17 @@
                 <w:b/>
                 <w:bCs/>
                 <w:color w:val="000000"/>
-                <w:sz w:val="28"/>
-                <w:szCs w:val="28"/>
+                <w:sz w:val="24"/>
+                <w:szCs w:val="24"/>
               </w:rPr>
             </w:pPr>
             <w:r>
               <w:rPr>
-                <w:rFonts w:ascii="TimesNewRomanPS-BoldMT" w:hAnsi="TimesNewRomanPS-BoldMT"/>
                 <w:b/>
                 <w:bCs/>
+                <w:rFonts w:ascii="Times New Roman" w:hAnsi="Times New Roman" w:eastAsia="Times New Roman" w:cs="Times New Roman"/>
+                <w:sz w:val="24"/>
+                <w:szCs w:val="24"/>
                 <w:color w:val="000000"/>
               </w:rPr>
               <w:t xml:space="preserve">Направление/специальность </w:t>
@@ -366,8 +371,8 @@
               <w:rPr>
                 <w:rFonts w:ascii="TimesNewRomanPS-BoldMT" w:hAnsi="TimesNewRomanPS-BoldMT"/>
                 <w:color w:val="000000"/>
-                <w:sz w:val="28"/>
-                <w:szCs w:val="28"/>
+                <w:sz w:val="24"/>
+                <w:szCs w:val="24"/>
               </w:rPr>
             </w:pPr>
           </w:p>
@@ -387,26 +392,29 @@
               <w:jc w:val="both"/>
               <w:rPr>
                 <w:spacing w:val="-16"/>
-                <w:sz w:val="26"/>
-                <w:szCs w:val="26"/>
+                <w:sz w:val="24"/>
+                <w:szCs w:val="24"/>
               </w:rPr>
             </w:pPr>
             <w:r>
               <w:rPr>
+                <w:spacing w:val="-16"/>
+                <w:rFonts w:ascii="Times New Roman" w:hAnsi="Times New Roman" w:eastAsia="Times New Roman" w:cs="Times New Roman"/>
+                <w:sz w:val="24"/>
+                <w:szCs w:val="24"/>
                 <w:color w:val="000000"/>
-                <w:spacing w:val="-16"/>
-                <w:sz w:val="26"/>
-                <w:szCs w:val="26"/>
               </w:rPr>
-              <w:t xml:space="preserve">09.02.07 </w:t>
+              <w:t xml:space="preserve">09.02.07 Информационные системы и программирование</w:t>
             </w:r>
             <w:r>
               <w:rPr>
                 <w:spacing w:val="-16"/>
-                <w:sz w:val="26"/>
-                <w:szCs w:val="26"/>
+                <w:rFonts w:ascii="Times New Roman" w:hAnsi="Times New Roman" w:eastAsia="Times New Roman" w:cs="Times New Roman"/>
+                <w:sz w:val="24"/>
+                <w:szCs w:val="24"/>
+                <w:color w:val="000000"/>
               </w:rPr>
-              <w:t>Информационные системы и программирование</w:t>
+              <w:t/>
             </w:r>
           </w:p>
         </w:tc>
@@ -427,15 +435,17 @@
                 <w:b/>
                 <w:bCs/>
                 <w:color w:val="000000"/>
-                <w:sz w:val="28"/>
-                <w:szCs w:val="28"/>
+                <w:sz w:val="24"/>
+                <w:szCs w:val="24"/>
               </w:rPr>
             </w:pPr>
             <w:r>
               <w:rPr>
-                <w:rFonts w:ascii="TimesNewRomanPS-BoldMT" w:hAnsi="TimesNewRomanPS-BoldMT"/>
                 <w:b/>
                 <w:bCs/>
+                <w:rFonts w:ascii="Times New Roman" w:hAnsi="Times New Roman" w:eastAsia="Times New Roman" w:cs="Times New Roman"/>
+                <w:sz w:val="24"/>
+                <w:szCs w:val="24"/>
                 <w:color w:val="000000"/>
               </w:rPr>
               <w:t>подготовки:</w:t>
@@ -455,8 +465,8 @@
               <w:rPr>
                 <w:rFonts w:ascii="TimesNewRomanPS-BoldMT" w:hAnsi="TimesNewRomanPS-BoldMT"/>
                 <w:color w:val="000000"/>
-                <w:sz w:val="28"/>
-                <w:szCs w:val="28"/>
+                <w:sz w:val="24"/>
+                <w:szCs w:val="24"/>
               </w:rPr>
             </w:pPr>
           </w:p>
@@ -474,16 +484,16 @@
               <w:rPr>
                 <w:rFonts w:ascii="TimesNewRomanPSMT" w:hAnsi="TimesNewRomanPSMT"/>
                 <w:color w:val="000000"/>
-                <w:sz w:val="18"/>
-                <w:szCs w:val="18"/>
+                <w:sz w:val="24"/>
+                <w:szCs w:val="24"/>
               </w:rPr>
             </w:pPr>
             <w:r>
               <w:rPr>
-                <w:rFonts w:ascii="TimesNewRomanPSMT" w:hAnsi="TimesNewRomanPSMT"/>
+                <w:rFonts w:ascii="Times New Roman" w:hAnsi="Times New Roman" w:eastAsia="Times New Roman" w:cs="Times New Roman"/>
+                <w:sz w:val="24"/>
+                <w:szCs w:val="24"/>
                 <w:color w:val="000000"/>
-                <w:sz w:val="18"/>
-                <w:szCs w:val="18"/>
               </w:rPr>
               <w:t>(код и наименование направления /специальности подготовки)</w:t>
             </w:r>
@@ -505,27 +515,29 @@
                 <w:b/>
                 <w:bCs/>
                 <w:color w:val="000000"/>
-                <w:sz w:val="28"/>
-                <w:szCs w:val="28"/>
+                <w:sz w:val="24"/>
+                <w:szCs w:val="24"/>
               </w:rPr>
             </w:pPr>
             <w:r>
               <w:rPr>
-                <w:rFonts w:ascii="TimesNewRomanPS-BoldMT" w:hAnsi="TimesNewRomanPS-BoldMT"/>
                 <w:b/>
                 <w:bCs/>
+                <w:rFonts w:ascii="Times New Roman" w:hAnsi="Times New Roman" w:eastAsia="Times New Roman" w:cs="Times New Roman"/>
+                <w:sz w:val="24"/>
+                <w:szCs w:val="24"/>
                 <w:color w:val="000000"/>
               </w:rPr>
               <w:t>Форма обучения</w:t>
             </w:r>
             <w:r>
               <w:rPr>
-                <w:rFonts w:ascii="TimesNewRomanPS-BoldMT" w:hAnsi="TimesNewRomanPS-BoldMT"/>
                 <w:b/>
                 <w:bCs/>
+                <w:rFonts w:ascii="Times New Roman" w:hAnsi="Times New Roman" w:eastAsia="Times New Roman" w:cs="Times New Roman"/>
+                <w:sz w:val="24"/>
+                <w:szCs w:val="24"/>
                 <w:color w:val="000000"/>
-                <w:sz w:val="28"/>
-                <w:szCs w:val="28"/>
               </w:rPr>
               <w:t>:</w:t>
             </w:r>
@@ -543,8 +555,8 @@
               <w:rPr>
                 <w:rFonts w:ascii="TimesNewRomanPS-BoldMT" w:hAnsi="TimesNewRomanPS-BoldMT"/>
                 <w:color w:val="000000"/>
-                <w:sz w:val="28"/>
-                <w:szCs w:val="28"/>
+                <w:sz w:val="24"/>
+                <w:szCs w:val="24"/>
               </w:rPr>
             </w:pPr>
           </w:p>
@@ -570,12 +582,12 @@
             </w:pPr>
             <w:r>
               <w:rPr>
-                <w:rFonts w:ascii="TimesNewRomanPSMT" w:hAnsi="TimesNewRomanPSMT"/>
-                <w:color w:val="000000"/>
+                <w:rFonts w:ascii="Times New Roman" w:hAnsi="Times New Roman" w:eastAsia="Times New Roman" w:cs="Times New Roman"/>
                 <w:sz w:val="24"/>
                 <w:szCs w:val="24"/>
+                <w:color w:val="000000"/>
               </w:rPr>
-              <w:t>очная</w:t>
+              <w:t>[Форма обучения]</w:t>
             </w:r>
           </w:p>
         </w:tc>
@@ -596,8 +608,8 @@
                 <w:b/>
                 <w:bCs/>
                 <w:color w:val="000000"/>
-                <w:sz w:val="28"/>
-                <w:szCs w:val="28"/>
+                <w:sz w:val="24"/>
+                <w:szCs w:val="24"/>
               </w:rPr>
             </w:pPr>
           </w:p>
@@ -615,8 +627,8 @@
               <w:rPr>
                 <w:rFonts w:ascii="TimesNewRomanPS-BoldMT" w:hAnsi="TimesNewRomanPS-BoldMT"/>
                 <w:color w:val="000000"/>
-                <w:sz w:val="28"/>
-                <w:szCs w:val="28"/>
+                <w:sz w:val="24"/>
+                <w:szCs w:val="24"/>
               </w:rPr>
             </w:pPr>
           </w:p>
@@ -634,16 +646,16 @@
               <w:rPr>
                 <w:rFonts w:ascii="TimesNewRomanPSMT" w:hAnsi="TimesNewRomanPSMT"/>
                 <w:color w:val="000000"/>
-                <w:sz w:val="18"/>
-                <w:szCs w:val="18"/>
+                <w:sz w:val="24"/>
+                <w:szCs w:val="24"/>
               </w:rPr>
             </w:pPr>
             <w:r>
               <w:rPr>
-                <w:rFonts w:ascii="TimesNewRomanPSMT" w:hAnsi="TimesNewRomanPSMT"/>
+                <w:rFonts w:ascii="Times New Roman" w:hAnsi="Times New Roman" w:eastAsia="Times New Roman" w:cs="Times New Roman"/>
+                <w:sz w:val="24"/>
+                <w:szCs w:val="24"/>
                 <w:color w:val="000000"/>
-                <w:sz w:val="18"/>
-                <w:szCs w:val="18"/>
               </w:rPr>
               <w:t>(очная, очно-заочная, заочная)</w:t>
             </w:r>
@@ -658,18 +670,17 @@
         <w:rPr>
           <w:rFonts w:ascii="TimesNewRomanPS-BoldMT" w:hAnsi="TimesNewRomanPS-BoldMT"/>
           <w:color w:val="FFFFFF"/>
-          <w:sz w:val="28"/>
-          <w:szCs w:val="28"/>
+          <w:sz w:val="24"/>
+          <w:szCs w:val="24"/>
         </w:rPr>
       </w:pPr>
       <w:r>
         <w:rPr>
-          <w:rFonts w:ascii="TimesNewRomanPS-BoldMT" w:hAnsi="TimesNewRomanPS-BoldMT"/>
-          <w:color w:val="FFFFFF"/>
-          <w:sz w:val="28"/>
-          <w:szCs w:val="28"/>
+          <w:rFonts w:ascii="Times New Roman" w:hAnsi="Times New Roman" w:eastAsia="Times New Roman" w:cs="Times New Roman"/>
+          <w:sz w:val="24"/>
+          <w:szCs w:val="24"/>
+          <w:color w:val="000000"/>
         </w:rPr>
-        <w:t>.</w:t>
       </w:r>
     </w:p>
     <w:p>
@@ -681,48 +692,59 @@
           <w:b/>
           <w:bCs/>
           <w:color w:val="000000"/>
-          <w:sz w:val="28"/>
-          <w:szCs w:val="28"/>
+          <w:sz w:val="24"/>
+          <w:szCs w:val="24"/>
         </w:rPr>
       </w:pPr>
       <w:r>
         <w:rPr>
-          <w:rFonts w:ascii="TimesNewRomanPS-BoldMT" w:hAnsi="TimesNewRomanPS-BoldMT"/>
-          <w:color w:val="FFFFFF"/>
-          <w:sz w:val="28"/>
-          <w:szCs w:val="28"/>
+          <w:rFonts w:ascii="Times New Roman" w:hAnsi="Times New Roman" w:eastAsia="Times New Roman" w:cs="Times New Roman"/>
+          <w:sz w:val="24"/>
+          <w:szCs w:val="24"/>
+          <w:color w:val="000000"/>
         </w:rPr>
         <w:br/>
       </w:r>
       <w:r>
         <w:rPr>
-          <w:rFonts w:ascii="TimesNewRomanPSMT" w:hAnsi="TimesNewRomanPSMT"/>
+          <w:rFonts w:ascii="Times New Roman" w:hAnsi="Times New Roman" w:eastAsia="Times New Roman" w:cs="Times New Roman"/>
+          <w:sz w:val="24"/>
+          <w:szCs w:val="24"/>
           <w:color w:val="000000"/>
-          <w:sz w:val="18"/>
-          <w:szCs w:val="18"/>
         </w:rPr>
         <w:br/>
       </w:r>
       <w:r>
         <w:rPr>
-          <w:rFonts w:ascii="TimesNewRomanPS-BoldMT" w:hAnsi="TimesNewRomanPS-BoldMT"/>
           <w:b/>
           <w:bCs/>
+          <w:rFonts w:ascii="Times New Roman" w:hAnsi="Times New Roman" w:eastAsia="Times New Roman" w:cs="Times New Roman"/>
+          <w:sz w:val="24"/>
+          <w:szCs w:val="24"/>
           <w:color w:val="000000"/>
-          <w:sz w:val="28"/>
-          <w:szCs w:val="28"/>
         </w:rPr>
-        <w:t xml:space="preserve">Отчёт по лабораторной работе № 19</w:t>
+        <w:t>Отчёт по лабораторной работе № 19</w:t>
       </w:r>
       <w:r>
         <w:rPr>
-          <w:rFonts w:ascii="TimesNewRomanPS-BoldMT" w:hAnsi="TimesNewRomanPS-BoldMT"/>
           <w:b/>
           <w:bCs/>
-          <w:sz w:val="28"/>
-          <w:szCs w:val="28"/>
+          <w:rFonts w:ascii="Times New Roman" w:hAnsi="Times New Roman" w:eastAsia="Times New Roman" w:cs="Times New Roman"/>
+          <w:sz w:val="24"/>
+          <w:szCs w:val="24"/>
+          <w:color w:val="000000"/>
         </w:rPr>
         <w:t xml:space="preserve"/>
+      </w:r>
+      <w:r>
+        <w:rPr>
+          <w:b/>
+          <w:rFonts w:ascii="Times New Roman" w:hAnsi="Times New Roman" w:eastAsia="Times New Roman" w:cs="Times New Roman"/>
+          <w:sz w:val="24"/>
+          <w:szCs w:val="24"/>
+          <w:color w:val="000000"/>
+        </w:rPr>
+        <w:t/>
       </w:r>
     </w:p>
     <w:tbl>
@@ -755,18 +777,18 @@
                 <w:b/>
                 <w:bCs/>
                 <w:color w:val="000000"/>
-                <w:sz w:val="28"/>
-                <w:szCs w:val="28"/>
+                <w:sz w:val="24"/>
+                <w:szCs w:val="24"/>
               </w:rPr>
             </w:pPr>
             <w:r>
               <w:rPr>
-                <w:rFonts w:ascii="TimesNewRomanPS-BoldMT" w:hAnsi="TimesNewRomanPS-BoldMT"/>
                 <w:b/>
                 <w:bCs/>
+                <w:rFonts w:ascii="Times New Roman" w:hAnsi="Times New Roman" w:eastAsia="Times New Roman" w:cs="Times New Roman"/>
+                <w:sz w:val="24"/>
+                <w:szCs w:val="24"/>
                 <w:color w:val="000000"/>
-                <w:sz w:val="28"/>
-                <w:szCs w:val="28"/>
               </w:rPr>
               <w:t>на тему</w:t>
             </w:r>
@@ -784,8 +806,8 @@
               <w:rPr>
                 <w:rFonts w:ascii="TimesNewRomanPS-BoldMT" w:hAnsi="TimesNewRomanPS-BoldMT"/>
                 <w:color w:val="000000"/>
-                <w:sz w:val="28"/>
-                <w:szCs w:val="28"/>
+                <w:sz w:val="24"/>
+                <w:szCs w:val="24"/>
               </w:rPr>
             </w:pPr>
           </w:p>
@@ -801,15 +823,18 @@
           </w:tcPr>
           <w:p>
             <w:pPr>
+              <w:spacing w:after="0" w:line="240" w:lineRule="auto"/>
               <w:jc w:val="center"/>
-              <w:spacing w:before="0" w:after="0" w:line="240" w:lineRule="auto"/>
-              <w:keepLines/>
+              <w:rPr>
+                <w:sz w:val="24"/>
+                <w:szCs w:val="24"/>
+              </w:rPr>
             </w:pPr>
             <w:r>
               <w:rPr>
                 <w:rFonts w:ascii="Times New Roman" w:hAnsi="Times New Roman" w:eastAsia="Times New Roman" w:cs="Times New Roman"/>
-                <w:sz w:val="22"/>
-                <w:szCs w:val="22"/>
+                <w:sz w:val="24"/>
+                <w:szCs w:val="24"/>
                 <w:color w:val="000000"/>
               </w:rPr>
               <w:t>Защита передаваемых данных с применением протокола шифрования</w:t>
@@ -834,8 +859,8 @@
                 <w:b/>
                 <w:bCs/>
                 <w:color w:val="000000"/>
-                <w:sz w:val="28"/>
-                <w:szCs w:val="28"/>
+                <w:sz w:val="24"/>
+                <w:szCs w:val="24"/>
               </w:rPr>
             </w:pPr>
           </w:p>
@@ -853,8 +878,8 @@
               <w:rPr>
                 <w:rFonts w:ascii="TimesNewRomanPS-BoldMT" w:hAnsi="TimesNewRomanPS-BoldMT"/>
                 <w:color w:val="000000"/>
-                <w:sz w:val="28"/>
-                <w:szCs w:val="28"/>
+                <w:sz w:val="24"/>
+                <w:szCs w:val="24"/>
               </w:rPr>
             </w:pPr>
           </w:p>
@@ -872,18 +897,17 @@
               <w:spacing w:after="0" w:line="240" w:lineRule="auto"/>
               <w:ind w:right="-1"/>
               <w:rPr>
-                <w:rFonts w:ascii="Times New Roman" w:hAnsi="Times New Roman"/>
                 <w:color w:val="000000"/>
-                <w:sz w:val="28"/>
-                <w:szCs w:val="28"/>
+                <w:sz w:val="24"/>
+                <w:szCs w:val="24"/>
               </w:rPr>
             </w:pPr>
             <w:r>
               <w:rPr>
-                <w:rFonts w:ascii="Times New Roman" w:hAnsi="Times New Roman"/>
+                <w:rFonts w:ascii="Times New Roman" w:hAnsi="Times New Roman" w:eastAsia="Times New Roman" w:cs="Times New Roman"/>
+                <w:sz w:val="24"/>
+                <w:szCs w:val="24"/>
                 <w:color w:val="000000"/>
-                <w:sz w:val="28"/>
-                <w:szCs w:val="28"/>
               </w:rPr>
               <w:t>(наименование темы)</w:t>
             </w:r>
@@ -909,8 +933,8 @@
                 <w:b/>
                 <w:bCs/>
                 <w:color w:val="000000"/>
-                <w:sz w:val="28"/>
-                <w:szCs w:val="28"/>
+                <w:sz w:val="24"/>
+                <w:szCs w:val="24"/>
               </w:rPr>
             </w:pPr>
           </w:p>
@@ -932,8 +956,8 @@
               <w:rPr>
                 <w:rFonts w:ascii="TimesNewRomanPS-BoldMT" w:hAnsi="TimesNewRomanPS-BoldMT"/>
                 <w:color w:val="000000"/>
-                <w:sz w:val="28"/>
-                <w:szCs w:val="28"/>
+                <w:sz w:val="24"/>
+                <w:szCs w:val="24"/>
               </w:rPr>
             </w:pPr>
           </w:p>
@@ -953,12 +977,21 @@
               <w:ind w:right="-1"/>
               <w:jc w:val="center"/>
               <w:rPr>
-                <w:rFonts w:ascii="Times New Roman" w:hAnsi="Times New Roman"/>
                 <w:color w:val="FF0000"/>
-                <w:sz w:val="28"/>
-                <w:szCs w:val="28"/>
+                <w:sz w:val="24"/>
+                <w:szCs w:val="24"/>
               </w:rPr>
             </w:pPr>
+            <w:r>
+              <w:rPr>
+                <w:b/>
+                <w:rFonts w:ascii="Times New Roman" w:hAnsi="Times New Roman" w:eastAsia="Times New Roman" w:cs="Times New Roman"/>
+                <w:sz w:val="24"/>
+                <w:szCs w:val="24"/>
+                <w:color w:val="000000"/>
+              </w:rPr>
+              <w:t>4 курс · 8 семестр · ЛР19</w:t>
+            </w:r>
           </w:p>
         </w:tc>
       </w:tr>
@@ -994,8 +1027,8 @@
                 <w:b/>
                 <w:bCs/>
                 <w:color w:val="000000"/>
-                <w:sz w:val="28"/>
-                <w:szCs w:val="28"/>
+                <w:sz w:val="24"/>
+                <w:szCs w:val="24"/>
               </w:rPr>
             </w:pPr>
           </w:p>
@@ -1008,18 +1041,18 @@
                 <w:b/>
                 <w:bCs/>
                 <w:color w:val="000000"/>
-                <w:sz w:val="28"/>
-                <w:szCs w:val="28"/>
+                <w:sz w:val="24"/>
+                <w:szCs w:val="24"/>
               </w:rPr>
             </w:pPr>
             <w:r>
               <w:rPr>
-                <w:rFonts w:ascii="TimesNewRomanPS-BoldMT" w:hAnsi="TimesNewRomanPS-BoldMT"/>
                 <w:b/>
                 <w:bCs/>
+                <w:rFonts w:ascii="Times New Roman" w:hAnsi="Times New Roman" w:eastAsia="Times New Roman" w:cs="Times New Roman"/>
+                <w:sz w:val="24"/>
+                <w:szCs w:val="24"/>
                 <w:color w:val="000000"/>
-                <w:sz w:val="28"/>
-                <w:szCs w:val="28"/>
               </w:rPr>
               <w:t>по дисциплине</w:t>
             </w:r>
@@ -1043,8 +1076,8 @@
               <w:rPr>
                 <w:rFonts w:ascii="TimesNewRomanPS-BoldMT" w:hAnsi="TimesNewRomanPS-BoldMT"/>
                 <w:color w:val="000000"/>
-                <w:sz w:val="28"/>
-                <w:szCs w:val="28"/>
+                <w:sz w:val="24"/>
+                <w:szCs w:val="24"/>
               </w:rPr>
             </w:pPr>
           </w:p>
@@ -1063,18 +1096,37 @@
           </w:tcPr>
           <w:p>
             <w:pPr>
+              <w:spacing w:after="0" w:line="240" w:lineRule="auto"/>
+              <w:ind w:right="2719"/>
               <w:jc w:val="center"/>
-              <w:spacing w:before="0" w:after="0" w:line="240" w:lineRule="auto"/>
-              <w:keepLines/>
+              <w:rPr>
+                <w:rFonts w:ascii="TimesNewRomanPSMT" w:hAnsi="TimesNewRomanPSMT"/>
+                <w:color w:val="000000"/>
+                <w:sz w:val="24"/>
+                <w:szCs w:val="24"/>
+              </w:rPr>
+            </w:pPr>
+          </w:p>
+          <w:p>
+            <w:pPr>
+              <w:spacing w:after="0" w:line="240" w:lineRule="auto"/>
+              <w:ind w:right="-117"/>
+              <w:jc w:val="center"/>
+              <w:rPr>
+                <w:rFonts w:ascii="TimesNewRomanPSMT" w:hAnsi="TimesNewRomanPSMT"/>
+                <w:color w:val="000000"/>
+                <w:sz w:val="24"/>
+                <w:szCs w:val="24"/>
+              </w:rPr>
             </w:pPr>
             <w:r>
               <w:rPr>
                 <w:rFonts w:ascii="Times New Roman" w:hAnsi="Times New Roman" w:eastAsia="Times New Roman" w:cs="Times New Roman"/>
-                <w:sz w:val="20"/>
-                <w:szCs w:val="20"/>
+                <w:sz w:val="24"/>
+                <w:szCs w:val="24"/>
                 <w:color w:val="000000"/>
               </w:rPr>
-              <w:t>МДК.04.02 «Обеспечение качества функционирования компьютерных систем»</w:t>
+              <w:t>МДК.04.02 Обеспечение качества функционирования компьютерных систем</w:t>
             </w:r>
           </w:p>
         </w:tc>
@@ -1112,8 +1164,8 @@
                 <w:b/>
                 <w:bCs/>
                 <w:color w:val="000000"/>
-                <w:sz w:val="28"/>
-                <w:szCs w:val="28"/>
+                <w:sz w:val="24"/>
+                <w:szCs w:val="24"/>
               </w:rPr>
             </w:pPr>
           </w:p>
@@ -1137,8 +1189,8 @@
               <w:rPr>
                 <w:rFonts w:ascii="TimesNewRomanPS-BoldMT" w:hAnsi="TimesNewRomanPS-BoldMT"/>
                 <w:color w:val="000000"/>
-                <w:sz w:val="28"/>
-                <w:szCs w:val="28"/>
+                <w:sz w:val="24"/>
+                <w:szCs w:val="24"/>
               </w:rPr>
             </w:pPr>
           </w:p>
@@ -1161,25 +1213,25 @@
               <w:rPr>
                 <w:rFonts w:ascii="TimesNewRomanPSMT" w:hAnsi="TimesNewRomanPSMT"/>
                 <w:color w:val="000000"/>
-                <w:sz w:val="18"/>
-                <w:szCs w:val="18"/>
+                <w:sz w:val="24"/>
+                <w:szCs w:val="24"/>
               </w:rPr>
             </w:pPr>
             <w:r>
               <w:rPr>
-                <w:rFonts w:ascii="TimesNewRomanPS-BoldMT" w:hAnsi="TimesNewRomanPS-BoldMT"/>
+                <w:rFonts w:ascii="Times New Roman" w:hAnsi="Times New Roman" w:eastAsia="Times New Roman" w:cs="Times New Roman"/>
+                <w:sz w:val="24"/>
+                <w:szCs w:val="24"/>
                 <w:color w:val="000000"/>
-                <w:sz w:val="18"/>
-                <w:szCs w:val="18"/>
               </w:rPr>
               <w:t>(</w:t>
             </w:r>
             <w:r>
               <w:rPr>
-                <w:rFonts w:ascii="TimesNewRomanPSMT" w:hAnsi="TimesNewRomanPSMT"/>
+                <w:rFonts w:ascii="Times New Roman" w:hAnsi="Times New Roman" w:eastAsia="Times New Roman" w:cs="Times New Roman"/>
+                <w:sz w:val="24"/>
+                <w:szCs w:val="24"/>
                 <w:color w:val="000000"/>
-                <w:sz w:val="18"/>
-                <w:szCs w:val="18"/>
               </w:rPr>
               <w:t>наименование дисциплины)</w:t>
             </w:r>
@@ -1193,8 +1245,8 @@
         <w:rPr>
           <w:rFonts w:ascii="TimesNewRomanPSMT" w:hAnsi="TimesNewRomanPSMT"/>
           <w:color w:val="000000"/>
-          <w:sz w:val="18"/>
-          <w:szCs w:val="18"/>
+          <w:sz w:val="24"/>
+          <w:szCs w:val="24"/>
         </w:rPr>
       </w:pPr>
     </w:p>
@@ -1204,8 +1256,8 @@
         <w:rPr>
           <w:rFonts w:ascii="TimesNewRomanPSMT" w:hAnsi="TimesNewRomanPSMT"/>
           <w:color w:val="000000"/>
-          <w:sz w:val="18"/>
-          <w:szCs w:val="18"/>
+          <w:sz w:val="24"/>
+          <w:szCs w:val="24"/>
         </w:rPr>
       </w:pPr>
     </w:p>
@@ -1235,19 +1287,19 @@
                 <w:b/>
                 <w:bCs/>
                 <w:color w:val="000000"/>
-                <w:sz w:val="28"/>
-                <w:szCs w:val="28"/>
+                <w:sz w:val="24"/>
+                <w:szCs w:val="24"/>
               </w:rPr>
             </w:pPr>
             <w:bookmarkStart w:id="0" w:name="_Hlk81468603"/>
             <w:r>
               <w:rPr>
-                <w:rFonts w:ascii="TimesNewRomanPS-BoldMT" w:hAnsi="TimesNewRomanPS-BoldMT"/>
                 <w:b/>
                 <w:bCs/>
+                <w:rFonts w:ascii="Times New Roman" w:hAnsi="Times New Roman" w:eastAsia="Times New Roman" w:cs="Times New Roman"/>
+                <w:sz w:val="24"/>
+                <w:szCs w:val="24"/>
                 <w:color w:val="000000"/>
-                <w:sz w:val="28"/>
-                <w:szCs w:val="28"/>
               </w:rPr>
               <w:t>Обучающийся</w:t>
             </w:r>
@@ -1265,8 +1317,8 @@
               <w:rPr>
                 <w:rFonts w:ascii="TimesNewRomanPS-BoldMT" w:hAnsi="TimesNewRomanPS-BoldMT"/>
                 <w:color w:val="000000"/>
-                <w:sz w:val="28"/>
-                <w:szCs w:val="28"/>
+                <w:sz w:val="24"/>
+                <w:szCs w:val="24"/>
               </w:rPr>
             </w:pPr>
           </w:p>
@@ -1287,8 +1339,8 @@
               <w:rPr>
                 <w:rFonts w:ascii="TimesNewRomanPS-BoldMT" w:hAnsi="TimesNewRomanPS-BoldMT"/>
                 <w:color w:val="000000"/>
-                <w:sz w:val="28"/>
-                <w:szCs w:val="28"/>
+                <w:sz w:val="24"/>
+                <w:szCs w:val="24"/>
               </w:rPr>
             </w:pPr>
           </w:p>
@@ -1309,8 +1361,8 @@
                 <w:b/>
                 <w:bCs/>
                 <w:color w:val="000000"/>
-                <w:sz w:val="28"/>
-                <w:szCs w:val="28"/>
+                <w:sz w:val="24"/>
+                <w:szCs w:val="24"/>
               </w:rPr>
             </w:pPr>
           </w:p>
@@ -1327,8 +1379,8 @@
               <w:rPr>
                 <w:rFonts w:ascii="TimesNewRomanPS-BoldMT" w:hAnsi="TimesNewRomanPS-BoldMT"/>
                 <w:color w:val="000000"/>
-                <w:sz w:val="28"/>
-                <w:szCs w:val="28"/>
+                <w:sz w:val="24"/>
+                <w:szCs w:val="24"/>
               </w:rPr>
             </w:pPr>
           </w:p>
@@ -1349,36 +1401,36 @@
               <w:rPr>
                 <w:rFonts w:ascii="TimesNewRomanPS-BoldMT" w:hAnsi="TimesNewRomanPS-BoldMT"/>
                 <w:color w:val="000000"/>
-                <w:sz w:val="28"/>
-                <w:szCs w:val="28"/>
+                <w:sz w:val="24"/>
+                <w:szCs w:val="24"/>
               </w:rPr>
             </w:pPr>
             <w:r>
               <w:rPr>
-                <w:rFonts w:ascii="TimesNewRomanPS-BoldMT" w:hAnsi="TimesNewRomanPS-BoldMT"/>
+                <w:rFonts w:ascii="Times New Roman" w:hAnsi="Times New Roman" w:eastAsia="Times New Roman" w:cs="Times New Roman"/>
+                <w:sz w:val="24"/>
+                <w:szCs w:val="24"/>
                 <w:color w:val="000000"/>
-                <w:sz w:val="16"/>
-                <w:szCs w:val="16"/>
               </w:rPr>
               <w:t>(</w:t>
             </w:r>
             <w:proofErr w:type="gramStart"/>
             <w:r>
               <w:rPr>
-                <w:rFonts w:ascii="TimesNewRomanPSMT" w:hAnsi="TimesNewRomanPSMT"/>
+                <w:rFonts w:ascii="Times New Roman" w:hAnsi="Times New Roman" w:eastAsia="Times New Roman" w:cs="Times New Roman"/>
+                <w:sz w:val="24"/>
+                <w:szCs w:val="24"/>
                 <w:color w:val="000000"/>
-                <w:sz w:val="16"/>
-                <w:szCs w:val="16"/>
               </w:rPr>
               <w:t xml:space="preserve">ФИО)   </w:t>
             </w:r>
             <w:proofErr w:type="gramEnd"/>
             <w:r>
               <w:rPr>
-                <w:rFonts w:ascii="TimesNewRomanPSMT" w:hAnsi="TimesNewRomanPSMT"/>
+                <w:rFonts w:ascii="Times New Roman" w:hAnsi="Times New Roman" w:eastAsia="Times New Roman" w:cs="Times New Roman"/>
+                <w:sz w:val="24"/>
+                <w:szCs w:val="24"/>
                 <w:color w:val="000000"/>
-                <w:sz w:val="16"/>
-                <w:szCs w:val="16"/>
               </w:rPr>
               <w:t xml:space="preserve">                                                                              </w:t>
             </w:r>
@@ -1399,18 +1451,18 @@
                 <w:b/>
                 <w:bCs/>
                 <w:color w:val="000000"/>
-                <w:sz w:val="28"/>
-                <w:szCs w:val="28"/>
+                <w:sz w:val="24"/>
+                <w:szCs w:val="24"/>
               </w:rPr>
             </w:pPr>
             <w:r>
               <w:rPr>
-                <w:rFonts w:ascii="TimesNewRomanPS-BoldMT" w:hAnsi="TimesNewRomanPS-BoldMT"/>
                 <w:b/>
                 <w:bCs/>
+                <w:rFonts w:ascii="Times New Roman" w:hAnsi="Times New Roman" w:eastAsia="Times New Roman" w:cs="Times New Roman"/>
+                <w:sz w:val="24"/>
+                <w:szCs w:val="24"/>
                 <w:color w:val="000000"/>
-                <w:sz w:val="28"/>
-                <w:szCs w:val="28"/>
               </w:rPr>
               <w:t>Группа</w:t>
             </w:r>
@@ -1428,8 +1480,8 @@
               <w:rPr>
                 <w:rFonts w:ascii="TimesNewRomanPS-BoldMT" w:hAnsi="TimesNewRomanPS-BoldMT"/>
                 <w:color w:val="000000"/>
-                <w:sz w:val="28"/>
-                <w:szCs w:val="28"/>
+                <w:sz w:val="24"/>
+                <w:szCs w:val="24"/>
               </w:rPr>
             </w:pPr>
           </w:p>
@@ -1450,16 +1502,16 @@
               <w:rPr>
                 <w:rFonts w:ascii="TimesNewRomanPS-BoldMT" w:hAnsi="TimesNewRomanPS-BoldMT"/>
                 <w:color w:val="000000"/>
-                <w:sz w:val="28"/>
-                <w:szCs w:val="28"/>
+                <w:sz w:val="24"/>
+                <w:szCs w:val="24"/>
               </w:rPr>
             </w:pPr>
             <w:r>
               <w:rPr>
-                <w:rFonts w:ascii="TimesNewRomanPS-BoldMT" w:hAnsi="TimesNewRomanPS-BoldMT"/>
+                <w:rFonts w:ascii="Times New Roman" w:hAnsi="Times New Roman" w:eastAsia="Times New Roman" w:cs="Times New Roman"/>
+                <w:sz w:val="24"/>
+                <w:szCs w:val="24"/>
                 <w:color w:val="000000"/>
-                <w:sz w:val="28"/>
-                <w:szCs w:val="28"/>
               </w:rPr>
               <w:t xml:space="preserve"> </w:t>
             </w:r>
@@ -1480,8 +1532,8 @@
                 <w:b/>
                 <w:bCs/>
                 <w:color w:val="000000"/>
-                <w:sz w:val="28"/>
-                <w:szCs w:val="28"/>
+                <w:sz w:val="24"/>
+                <w:szCs w:val="24"/>
               </w:rPr>
             </w:pPr>
           </w:p>
@@ -1498,8 +1550,8 @@
               <w:rPr>
                 <w:rFonts w:ascii="TimesNewRomanPS-BoldMT" w:hAnsi="TimesNewRomanPS-BoldMT"/>
                 <w:color w:val="000000"/>
-                <w:sz w:val="28"/>
-                <w:szCs w:val="28"/>
+                <w:sz w:val="24"/>
+                <w:szCs w:val="24"/>
               </w:rPr>
             </w:pPr>
           </w:p>
@@ -1519,8 +1571,8 @@
               <w:rPr>
                 <w:rFonts w:ascii="TimesNewRomanPS-BoldMT" w:hAnsi="TimesNewRomanPS-BoldMT"/>
                 <w:color w:val="000000"/>
-                <w:sz w:val="28"/>
-                <w:szCs w:val="28"/>
+                <w:sz w:val="24"/>
+                <w:szCs w:val="24"/>
               </w:rPr>
             </w:pPr>
           </w:p>
@@ -1537,8 +1589,8 @@
               <w:rPr>
                 <w:rFonts w:ascii="TimesNewRomanPS-BoldMT" w:hAnsi="TimesNewRomanPS-BoldMT"/>
                 <w:color w:val="000000"/>
-                <w:sz w:val="28"/>
-                <w:szCs w:val="28"/>
+                <w:sz w:val="24"/>
+                <w:szCs w:val="24"/>
               </w:rPr>
             </w:pPr>
           </w:p>
@@ -1552,8 +1604,8 @@
         <w:rPr>
           <w:rFonts w:ascii="TimesNewRomanPSMT" w:hAnsi="TimesNewRomanPSMT"/>
           <w:color w:val="000000"/>
-          <w:sz w:val="18"/>
-          <w:szCs w:val="18"/>
+          <w:sz w:val="24"/>
+          <w:szCs w:val="24"/>
         </w:rPr>
       </w:pPr>
     </w:p>
@@ -1564,8 +1616,8 @@
         <w:rPr>
           <w:rFonts w:ascii="TimesNewRomanPSMT" w:hAnsi="TimesNewRomanPSMT"/>
           <w:color w:val="000000"/>
-          <w:sz w:val="18"/>
-          <w:szCs w:val="18"/>
+          <w:sz w:val="24"/>
+          <w:szCs w:val="24"/>
         </w:rPr>
       </w:pPr>
     </w:p>
@@ -1594,18 +1646,18 @@
                 <w:b/>
                 <w:bCs/>
                 <w:color w:val="000000"/>
-                <w:sz w:val="28"/>
-                <w:szCs w:val="28"/>
+                <w:sz w:val="24"/>
+                <w:szCs w:val="24"/>
               </w:rPr>
             </w:pPr>
             <w:r>
               <w:rPr>
-                <w:rFonts w:ascii="TimesNewRomanPS-BoldMT" w:hAnsi="TimesNewRomanPS-BoldMT"/>
                 <w:b/>
                 <w:bCs/>
+                <w:rFonts w:ascii="Times New Roman" w:hAnsi="Times New Roman" w:eastAsia="Times New Roman" w:cs="Times New Roman"/>
+                <w:sz w:val="24"/>
+                <w:szCs w:val="24"/>
                 <w:color w:val="000000"/>
-                <w:sz w:val="28"/>
-                <w:szCs w:val="28"/>
               </w:rPr>
               <w:t>Преподаватель</w:t>
             </w:r>
@@ -1623,8 +1675,8 @@
               <w:rPr>
                 <w:rFonts w:ascii="TimesNewRomanPS-BoldMT" w:hAnsi="TimesNewRomanPS-BoldMT"/>
                 <w:color w:val="000000"/>
-                <w:sz w:val="28"/>
-                <w:szCs w:val="28"/>
+                <w:sz w:val="24"/>
+                <w:szCs w:val="24"/>
               </w:rPr>
             </w:pPr>
           </w:p>
@@ -1644,16 +1696,16 @@
               <w:rPr>
                 <w:rFonts w:ascii="TimesNewRomanPS-BoldMT" w:hAnsi="TimesNewRomanPS-BoldMT"/>
                 <w:color w:val="000000"/>
-                <w:sz w:val="28"/>
-                <w:szCs w:val="28"/>
+                <w:sz w:val="24"/>
+                <w:szCs w:val="24"/>
               </w:rPr>
             </w:pPr>
             <w:r>
               <w:rPr>
-                <w:rFonts w:ascii="TimesNewRomanPS-BoldMT" w:hAnsi="TimesNewRomanPS-BoldMT"/>
+                <w:rFonts w:ascii="Times New Roman" w:hAnsi="Times New Roman" w:eastAsia="Times New Roman" w:cs="Times New Roman"/>
+                <w:sz w:val="24"/>
+                <w:szCs w:val="24"/>
                 <w:color w:val="000000"/>
-                <w:sz w:val="28"/>
-                <w:szCs w:val="28"/>
               </w:rPr>
               <w:t xml:space="preserve"> </w:t>
             </w:r>
@@ -1674,8 +1726,8 @@
                 <w:b/>
                 <w:bCs/>
                 <w:color w:val="000000"/>
-                <w:sz w:val="28"/>
-                <w:szCs w:val="28"/>
+                <w:sz w:val="24"/>
+                <w:szCs w:val="24"/>
               </w:rPr>
             </w:pPr>
           </w:p>
@@ -1692,8 +1744,8 @@
               <w:rPr>
                 <w:rFonts w:ascii="TimesNewRomanPS-BoldMT" w:hAnsi="TimesNewRomanPS-BoldMT"/>
                 <w:color w:val="000000"/>
-                <w:sz w:val="28"/>
-                <w:szCs w:val="28"/>
+                <w:sz w:val="24"/>
+                <w:szCs w:val="24"/>
               </w:rPr>
             </w:pPr>
           </w:p>
@@ -1713,36 +1765,36 @@
               <w:rPr>
                 <w:rFonts w:ascii="TimesNewRomanPS-BoldMT" w:hAnsi="TimesNewRomanPS-BoldMT"/>
                 <w:color w:val="000000"/>
-                <w:sz w:val="28"/>
-                <w:szCs w:val="28"/>
+                <w:sz w:val="24"/>
+                <w:szCs w:val="24"/>
               </w:rPr>
             </w:pPr>
             <w:r>
               <w:rPr>
-                <w:rFonts w:ascii="TimesNewRomanPS-BoldMT" w:hAnsi="TimesNewRomanPS-BoldMT"/>
+                <w:rFonts w:ascii="Times New Roman" w:hAnsi="Times New Roman" w:eastAsia="Times New Roman" w:cs="Times New Roman"/>
+                <w:sz w:val="24"/>
+                <w:szCs w:val="24"/>
                 <w:color w:val="000000"/>
-                <w:sz w:val="16"/>
-                <w:szCs w:val="16"/>
               </w:rPr>
               <w:t>(</w:t>
             </w:r>
             <w:proofErr w:type="gramStart"/>
             <w:r>
               <w:rPr>
-                <w:rFonts w:ascii="TimesNewRomanPSMT" w:hAnsi="TimesNewRomanPSMT"/>
+                <w:rFonts w:ascii="Times New Roman" w:hAnsi="Times New Roman" w:eastAsia="Times New Roman" w:cs="Times New Roman"/>
+                <w:sz w:val="24"/>
+                <w:szCs w:val="24"/>
                 <w:color w:val="000000"/>
-                <w:sz w:val="16"/>
-                <w:szCs w:val="16"/>
               </w:rPr>
               <w:t xml:space="preserve">ФИО)   </w:t>
             </w:r>
             <w:proofErr w:type="gramEnd"/>
             <w:r>
               <w:rPr>
-                <w:rFonts w:ascii="TimesNewRomanPSMT" w:hAnsi="TimesNewRomanPSMT"/>
+                <w:rFonts w:ascii="Times New Roman" w:hAnsi="Times New Roman" w:eastAsia="Times New Roman" w:cs="Times New Roman"/>
+                <w:sz w:val="24"/>
+                <w:szCs w:val="24"/>
                 <w:color w:val="000000"/>
-                <w:sz w:val="16"/>
-                <w:szCs w:val="16"/>
               </w:rPr>
               <w:t xml:space="preserve">                                                                              </w:t>
             </w:r>
@@ -1756,8 +1808,8 @@
         <w:rPr>
           <w:rFonts w:ascii="TimesNewRomanPSMT" w:hAnsi="TimesNewRomanPSMT"/>
           <w:color w:val="000000"/>
-          <w:sz w:val="18"/>
-          <w:szCs w:val="18"/>
+          <w:sz w:val="24"/>
+          <w:szCs w:val="24"/>
         </w:rPr>
       </w:pPr>
     </w:p>
@@ -1767,8 +1819,8 @@
         <w:rPr>
           <w:rFonts w:ascii="TimesNewRomanPSMT" w:hAnsi="TimesNewRomanPSMT"/>
           <w:color w:val="000000"/>
-          <w:sz w:val="18"/>
-          <w:szCs w:val="18"/>
+          <w:sz w:val="24"/>
+          <w:szCs w:val="24"/>
         </w:rPr>
       </w:pPr>
     </w:p>
@@ -1780,8 +1832,8 @@
           <w:b/>
           <w:bCs/>
           <w:color w:val="000000"/>
-          <w:sz w:val="28"/>
-          <w:szCs w:val="28"/>
+          <w:sz w:val="24"/>
+          <w:szCs w:val="24"/>
         </w:rPr>
       </w:pPr>
     </w:p>
@@ -1793,8 +1845,8 @@
           <w:b/>
           <w:bCs/>
           <w:color w:val="000000"/>
-          <w:sz w:val="28"/>
-          <w:szCs w:val="28"/>
+          <w:sz w:val="24"/>
+          <w:szCs w:val="24"/>
         </w:rPr>
       </w:pPr>
     </w:p>
@@ -1806,40 +1858,40 @@
           <w:b/>
           <w:bCs/>
           <w:color w:val="000000"/>
-          <w:sz w:val="28"/>
-          <w:szCs w:val="28"/>
+          <w:sz w:val="24"/>
+          <w:szCs w:val="24"/>
         </w:rPr>
       </w:pPr>
       <w:r>
         <w:rPr>
-          <w:rFonts w:ascii="TimesNewRomanPS-BoldMT" w:hAnsi="TimesNewRomanPS-BoldMT"/>
           <w:b/>
           <w:bCs/>
+          <w:rFonts w:ascii="Times New Roman" w:hAnsi="Times New Roman" w:eastAsia="Times New Roman" w:cs="Times New Roman"/>
+          <w:sz w:val="24"/>
+          <w:szCs w:val="24"/>
           <w:color w:val="000000"/>
-          <w:sz w:val="28"/>
-          <w:szCs w:val="28"/>
         </w:rPr>
-        <w:t xml:space="preserve">Москва, 2026</w:t>
+        <w:t>[Город], [Год]</w:t>
       </w:r>
       <w:r>
         <w:rPr>
-          <w:rFonts w:ascii="TimesNewRomanPS-BoldMT" w:hAnsi="TimesNewRomanPS-BoldMT"/>
           <w:b/>
           <w:bCs/>
+          <w:rFonts w:ascii="Times New Roman" w:hAnsi="Times New Roman" w:eastAsia="Times New Roman" w:cs="Times New Roman"/>
+          <w:sz w:val="24"/>
+          <w:szCs w:val="24"/>
           <w:color w:val="000000"/>
-          <w:sz w:val="28"/>
-          <w:szCs w:val="28"/>
         </w:rPr>
         <w:t/>
       </w:r>
       <w:r>
         <w:rPr>
-          <w:rFonts w:ascii="TimesNewRomanPS-BoldMT" w:hAnsi="TimesNewRomanPS-BoldMT"/>
           <w:b/>
           <w:bCs/>
+          <w:rFonts w:ascii="Times New Roman" w:hAnsi="Times New Roman" w:eastAsia="Times New Roman" w:cs="Times New Roman"/>
+          <w:sz w:val="24"/>
+          <w:szCs w:val="24"/>
           <w:color w:val="000000"/>
-          <w:sz w:val="28"/>
-          <w:szCs w:val="28"/>
         </w:rPr>
         <w:br w:type="page"/>
       </w:r>
@@ -1847,67 +1899,41 @@
     <w:p>
       <w:pPr>
         <w:pStyle w:val="1"/>
-        <w:spacing w:before="180" w:after="90" w:line="276" w:lineRule="auto"/>
         <w:keepNext/>
-        <w:keepLines/>
       </w:pPr>
       <w:r>
         <w:rPr>
           <w:rFonts w:ascii="Times New Roman" w:hAnsi="Times New Roman" w:eastAsia="Times New Roman" w:cs="Times New Roman"/>
+          <w:sz w:val="24"/>
+          <w:szCs w:val="24"/>
           <w:b/>
-          <w:bCs/>
-          <w:sz w:val="28"/>
-          <w:szCs w:val="28"/>
-          <w:color w:val="ED131C"/>
+          <w:color w:val="000000"/>
         </w:rPr>
-        <w:t>Шаблон отчёта</w:t>
-      </w:r>
-    </w:p>
-    <w:p>
-      <w:pPr>
-        <w:spacing w:before="50" w:after="100" w:line="250" w:lineRule="auto"/>
-        <w:keepLines/>
-        <w:shd w:val="clear" w:fill="F1F1F4"/>
-        <w:pBdr>
-          <w:top w:val="single" w:sz="5" w:space="5" w:color="D2D3D8"/>
-          <w:left w:val="single" w:sz="5" w:space="5" w:color="D2D3D8"/>
-          <w:bottom w:val="single" w:sz="5" w:space="5" w:color="D2D3D8"/>
-          <w:right w:val="single" w:sz="5" w:space="5" w:color="D2D3D8"/>
-        </w:pBdr>
-      </w:pPr>
-      <w:r>
-        <w:rPr>
-          <w:rFonts w:ascii="Times New Roman" w:hAnsi="Times New Roman" w:eastAsia="Times New Roman" w:cs="Times New Roman"/>
-          <w:sz w:val="20"/>
-          <w:szCs w:val="20"/>
-          <w:color w:val="77777F"/>
-        </w:rPr>
-        <w:t>Серый текст — подсказка для заполнения. Перед сдачей удалите подсказки и оставьте только свои результаты и доказательства.</w:t>
+        <w:t>Паспорт лабораторной работы</w:t>
       </w:r>
     </w:p>
     <w:tbl>
       <w:tblPr>
-        <w:tblW w:w="9000" w:type="dxa"/>
-        <w:tblInd w:w="120" w:type="dxa"/>
+        <w:tblW w:w="9350" w:type="dxa"/>
         <w:tblLayout w:type="fixed"/>
+        <w:tblBorders>
+          <w:top w:val="single" w:sz="4" w:color="D9D9D9"/>
+          <w:left w:val="single" w:sz="4" w:color="D9D9D9"/>
+          <w:bottom w:val="single" w:sz="4" w:color="D9D9D9"/>
+          <w:right w:val="single" w:sz="4" w:color="D9D9D9"/>
+          <w:insideH w:val="single" w:sz="4" w:color="D9D9D9"/>
+          <w:insideV w:val="single" w:sz="4" w:color="D9D9D9"/>
+        </w:tblBorders>
         <w:tblCellMar>
-          <w:top w:w="90" w:type="dxa"/>
-          <w:start w:w="120" w:type="dxa"/>
-          <w:bottom w:w="90" w:type="dxa"/>
-          <w:end w:w="120" w:type="dxa"/>
+          <w:top w:w="85" w:type="dxa"/>
+          <w:left w:w="85" w:type="dxa"/>
+          <w:bottom w:w="85" w:type="dxa"/>
+          <w:right w:w="85" w:type="dxa"/>
         </w:tblCellMar>
-        <w:tblBorders>
-          <w:top w:val="single" w:sz="6" w:space="0" w:color="C7C8CD"/>
-          <w:start w:val="single" w:sz="6" w:space="0" w:color="C7C8CD"/>
-          <w:bottom w:val="single" w:sz="6" w:space="0" w:color="C7C8CD"/>
-          <w:end w:val="single" w:sz="6" w:space="0" w:color="C7C8CD"/>
-          <w:insideH w:val="single" w:sz="6" w:space="0" w:color="C7C8CD"/>
-          <w:insideV w:val="single" w:sz="6" w:space="0" w:color="C7C8CD"/>
-        </w:tblBorders>
       </w:tblPr>
       <w:tblGrid>
-        <w:gridCol w:w="2100"/>
-        <w:gridCol w:w="6900"/>
+        <w:gridCol w:w="2150"/>
+        <w:gridCol w:w="7200"/>
       </w:tblGrid>
       <w:tr>
         <w:trPr>
@@ -1916,24 +1942,20 @@
         </w:trPr>
         <w:tc>
           <w:tcPr>
-            <w:tcW w:w="2100" w:type="dxa"/>
-            <w:vAlign w:val="center"/>
-            <w:shd w:val="clear" w:fill="1C1C1C"/>
+            <w:tcW w:w="2150" w:type="dxa"/>
+            <w:shd w:fill="E7E7E7"/>
           </w:tcPr>
           <w:p>
             <w:pPr>
-              <w:jc w:val="center"/>
-              <w:spacing w:before="0" w:after="0" w:line="240" w:lineRule="auto"/>
-              <w:keepLines/>
+              <w:spacing w:after="100" w:line="240" w:lineRule="auto"/>
+              <w:keepNext/>
             </w:pPr>
             <w:r>
               <w:rPr>
-                <w:rFonts w:ascii="Times New Roman" w:hAnsi="Times New Roman" w:eastAsia="Times New Roman" w:cs="Times New Roman"/>
+                <w:rFonts w:ascii="Times New Roman" w:hAnsi="Times New Roman" w:cs="Times New Roman"/>
+                <w:sz w:val="24"/>
                 <w:b/>
-                <w:bCs/>
-                <w:sz w:val="19"/>
-                <w:szCs w:val="19"/>
-                <w:color w:val="FFFFFF"/>
+                <w:szCs w:val="24"/>
               </w:rPr>
               <w:t>Поле</w:t>
             </w:r>
@@ -1941,26 +1963,22 @@
         </w:tc>
         <w:tc>
           <w:tcPr>
-            <w:tcW w:w="6900" w:type="dxa"/>
-            <w:vAlign w:val="center"/>
-            <w:shd w:val="clear" w:fill="1C1C1C"/>
+            <w:tcW w:w="7200" w:type="dxa"/>
+            <w:shd w:fill="E7E7E7"/>
           </w:tcPr>
           <w:p>
             <w:pPr>
-              <w:jc w:val="center"/>
-              <w:spacing w:before="0" w:after="0" w:line="240" w:lineRule="auto"/>
-              <w:keepLines/>
+              <w:spacing w:after="100" w:line="240" w:lineRule="auto"/>
+              <w:keepNext/>
             </w:pPr>
             <w:r>
               <w:rPr>
-                <w:rFonts w:ascii="Times New Roman" w:hAnsi="Times New Roman" w:eastAsia="Times New Roman" w:cs="Times New Roman"/>
+                <w:rFonts w:ascii="Times New Roman" w:hAnsi="Times New Roman" w:cs="Times New Roman"/>
+                <w:sz w:val="24"/>
                 <w:b/>
-                <w:bCs/>
-                <w:sz w:val="19"/>
-                <w:szCs w:val="19"/>
-                <w:color w:val="FFFFFF"/>
+                <w:szCs w:val="24"/>
               </w:rPr>
-              <w:t>Значение</w:t>
+              <w:t>Содержание</w:t>
             </w:r>
           </w:p>
         </w:tc>
@@ -1971,47 +1989,37 @@
         </w:trPr>
         <w:tc>
           <w:tcPr>
-            <w:tcW w:w="2100" w:type="dxa"/>
-            <w:vAlign w:val="center"/>
+            <w:tcW w:w="2150" w:type="dxa"/>
           </w:tcPr>
           <w:p>
             <w:pPr>
-              <w:jc w:val="left"/>
-              <w:spacing w:before="0" w:after="0" w:line="240" w:lineRule="auto"/>
-              <w:keepLines/>
+              <w:spacing w:after="100" w:line="240" w:lineRule="auto"/>
             </w:pPr>
             <w:r>
               <w:rPr>
-                <w:rFonts w:ascii="Times New Roman" w:hAnsi="Times New Roman" w:eastAsia="Times New Roman" w:cs="Times New Roman"/>
-                <w:b/>
-                <w:bCs/>
-                <w:sz w:val="19"/>
-                <w:szCs w:val="19"/>
-                <w:color w:val="1C1C1C"/>
+                <w:rFonts w:ascii="Times New Roman" w:hAnsi="Times New Roman" w:cs="Times New Roman"/>
+                <w:sz w:val="24"/>
+                <w:szCs w:val="24"/>
               </w:rPr>
-              <w:t>Лабораторная работа</w:t>
+              <w:t>Название</w:t>
             </w:r>
           </w:p>
         </w:tc>
         <w:tc>
           <w:tcPr>
-            <w:tcW w:w="6900" w:type="dxa"/>
-            <w:vAlign w:val="center"/>
+            <w:tcW w:w="7200" w:type="dxa"/>
           </w:tcPr>
           <w:p>
             <w:pPr>
-              <w:jc w:val="left"/>
-              <w:spacing w:before="0" w:after="0" w:line="240" w:lineRule="auto"/>
-              <w:keepLines/>
+              <w:spacing w:after="100" w:line="240" w:lineRule="auto"/>
             </w:pPr>
             <w:r>
               <w:rPr>
-                <w:rFonts w:ascii="Times New Roman" w:hAnsi="Times New Roman" w:eastAsia="Times New Roman" w:cs="Times New Roman"/>
-                <w:sz w:val="19"/>
-                <w:szCs w:val="19"/>
-                <w:color w:val="1C1C1C"/>
+                <w:rFonts w:ascii="Times New Roman" w:hAnsi="Times New Roman" w:cs="Times New Roman"/>
+                <w:sz w:val="24"/>
+                <w:szCs w:val="24"/>
               </w:rPr>
-              <w:t>№ 19. Защита передаваемых данных с применением протокола шифрования</w:t>
+              <w:t>Защита передаваемых данных с применением протокола шифрования</w:t>
             </w:r>
           </w:p>
         </w:tc>
@@ -2022,49 +2030,37 @@
         </w:trPr>
         <w:tc>
           <w:tcPr>
-            <w:tcW w:w="2100" w:type="dxa"/>
-            <w:vAlign w:val="center"/>
-            <w:shd w:val="clear" w:fill="F7F7F9"/>
+            <w:tcW w:w="2150" w:type="dxa"/>
           </w:tcPr>
           <w:p>
             <w:pPr>
-              <w:jc w:val="center"/>
-              <w:spacing w:before="0" w:after="0" w:line="240" w:lineRule="auto"/>
-              <w:keepLines/>
+              <w:spacing w:after="100" w:line="240" w:lineRule="auto"/>
             </w:pPr>
             <w:r>
               <w:rPr>
-                <w:rFonts w:ascii="Times New Roman" w:hAnsi="Times New Roman" w:eastAsia="Times New Roman" w:cs="Times New Roman"/>
-                <w:b/>
-                <w:bCs/>
-                <w:sz w:val="19"/>
-                <w:szCs w:val="19"/>
-                <w:color w:val="1C1C1C"/>
+                <w:rFonts w:ascii="Times New Roman" w:hAnsi="Times New Roman" w:cs="Times New Roman"/>
+                <w:sz w:val="24"/>
+                <w:szCs w:val="24"/>
               </w:rPr>
-              <w:t>Блок и семестр</w:t>
+              <w:t>Цель</w:t>
             </w:r>
           </w:p>
         </w:tc>
         <w:tc>
           <w:tcPr>
-            <w:tcW w:w="6900" w:type="dxa"/>
-            <w:vAlign w:val="center"/>
-            <w:shd w:val="clear" w:fill="F7F7F9"/>
+            <w:tcW w:w="7200" w:type="dxa"/>
           </w:tcPr>
           <w:p>
             <w:pPr>
-              <w:jc w:val="left"/>
-              <w:spacing w:before="0" w:after="0" w:line="240" w:lineRule="auto"/>
-              <w:keepLines/>
+              <w:spacing w:after="100" w:line="240" w:lineRule="auto"/>
             </w:pPr>
             <w:r>
               <w:rPr>
-                <w:rFonts w:ascii="Times New Roman" w:hAnsi="Times New Roman" w:eastAsia="Times New Roman" w:cs="Times New Roman"/>
-                <w:sz w:val="19"/>
-                <w:szCs w:val="19"/>
-                <w:color w:val="1C1C1C"/>
+                <w:rFonts w:ascii="Times New Roman" w:hAnsi="Times New Roman" w:cs="Times New Roman"/>
+                <w:sz w:val="24"/>
+                <w:szCs w:val="24"/>
               </w:rPr>
-              <w:t>Блок 2. Защита компьютерных систем — 8 семестр</w:t>
+              <w:t>Оценить учебные варианты протоколов передачи и доказать защищённость выбранного канала по версии, сертификату, алгоритмам и проверкам соединения.</w:t>
             </w:r>
           </w:p>
         </w:tc>
@@ -2075,47 +2071,37 @@
         </w:trPr>
         <w:tc>
           <w:tcPr>
-            <w:tcW w:w="2100" w:type="dxa"/>
-            <w:vAlign w:val="center"/>
+            <w:tcW w:w="2150" w:type="dxa"/>
           </w:tcPr>
           <w:p>
             <w:pPr>
-              <w:jc w:val="center"/>
-              <w:spacing w:before="0" w:after="0" w:line="240" w:lineRule="auto"/>
-              <w:keepLines/>
+              <w:spacing w:after="100" w:line="240" w:lineRule="auto"/>
             </w:pPr>
             <w:r>
               <w:rPr>
-                <w:rFonts w:ascii="Times New Roman" w:hAnsi="Times New Roman" w:eastAsia="Times New Roman" w:cs="Times New Roman"/>
-                <w:b/>
-                <w:bCs/>
-                <w:sz w:val="19"/>
-                <w:szCs w:val="19"/>
-                <w:color w:val="1C1C1C"/>
+                <w:rFonts w:ascii="Times New Roman" w:hAnsi="Times New Roman" w:cs="Times New Roman"/>
+                <w:sz w:val="24"/>
+                <w:szCs w:val="24"/>
               </w:rPr>
-              <w:t>Тема</w:t>
+              <w:t>Практический навык</w:t>
             </w:r>
           </w:p>
         </w:tc>
         <w:tc>
           <w:tcPr>
-            <w:tcW w:w="6900" w:type="dxa"/>
-            <w:vAlign w:val="center"/>
+            <w:tcW w:w="7200" w:type="dxa"/>
           </w:tcPr>
           <w:p>
             <w:pPr>
-              <w:jc w:val="left"/>
-              <w:spacing w:before="0" w:after="0" w:line="240" w:lineRule="auto"/>
-              <w:keepLines/>
+              <w:spacing w:after="100" w:line="240" w:lineRule="auto"/>
             </w:pPr>
             <w:r>
               <w:rPr>
-                <w:rFonts w:ascii="Times New Roman" w:hAnsi="Times New Roman" w:eastAsia="Times New Roman" w:cs="Times New Roman"/>
-                <w:sz w:val="19"/>
-                <w:szCs w:val="19"/>
-                <w:color w:val="1C1C1C"/>
+                <w:rFonts w:ascii="Times New Roman" w:hAnsi="Times New Roman" w:cs="Times New Roman"/>
+                <w:sz w:val="24"/>
+                <w:szCs w:val="24"/>
               </w:rPr>
-              <w:t>04.02.07. Шифрование и проверка защищённости</w:t>
+              <w:t>Описывать угрозы данным в канале</w:t>
             </w:r>
           </w:p>
         </w:tc>
@@ -2126,49 +2112,37 @@
         </w:trPr>
         <w:tc>
           <w:tcPr>
-            <w:tcW w:w="2100" w:type="dxa"/>
-            <w:vAlign w:val="center"/>
-            <w:shd w:val="clear" w:fill="F7F7F9"/>
+            <w:tcW w:w="2150" w:type="dxa"/>
           </w:tcPr>
           <w:p>
             <w:pPr>
-              <w:jc w:val="center"/>
-              <w:spacing w:before="0" w:after="0" w:line="240" w:lineRule="auto"/>
-              <w:keepLines/>
+              <w:spacing w:after="100" w:line="240" w:lineRule="auto"/>
             </w:pPr>
             <w:r>
               <w:rPr>
-                <w:rFonts w:ascii="Times New Roman" w:hAnsi="Times New Roman" w:eastAsia="Times New Roman" w:cs="Times New Roman"/>
-                <w:b/>
-                <w:bCs/>
-                <w:sz w:val="19"/>
-                <w:szCs w:val="19"/>
-                <w:color w:val="1C1C1C"/>
+                <w:rFonts w:ascii="Times New Roman" w:hAnsi="Times New Roman" w:cs="Times New Roman"/>
+                <w:sz w:val="24"/>
+                <w:szCs w:val="24"/>
               </w:rPr>
-              <w:t>Максимальный балл</w:t>
+              <w:t>Результат</w:t>
             </w:r>
           </w:p>
         </w:tc>
         <w:tc>
           <w:tcPr>
-            <w:tcW w:w="6900" w:type="dxa"/>
-            <w:vAlign w:val="center"/>
-            <w:shd w:val="clear" w:fill="F7F7F9"/>
+            <w:tcW w:w="7200" w:type="dxa"/>
           </w:tcPr>
           <w:p>
             <w:pPr>
-              <w:jc w:val="left"/>
-              <w:spacing w:before="0" w:after="0" w:line="240" w:lineRule="auto"/>
-              <w:keepLines/>
+              <w:spacing w:after="100" w:line="240" w:lineRule="auto"/>
             </w:pPr>
             <w:r>
               <w:rPr>
-                <w:rFonts w:ascii="Times New Roman" w:hAnsi="Times New Roman" w:eastAsia="Times New Roman" w:cs="Times New Roman"/>
-                <w:sz w:val="19"/>
-                <w:szCs w:val="19"/>
-                <w:color w:val="1C1C1C"/>
+                <w:rFonts w:ascii="Times New Roman" w:hAnsi="Times New Roman" w:cs="Times New Roman"/>
+                <w:sz w:val="24"/>
+                <w:szCs w:val="24"/>
               </w:rPr>
-              <w:t>4</w:t>
+              <w:t>описание канала передачи; выбранный протокол</w:t>
             </w:r>
           </w:p>
         </w:tc>
@@ -2179,47 +2153,37 @@
         </w:trPr>
         <w:tc>
           <w:tcPr>
-            <w:tcW w:w="2100" w:type="dxa"/>
-            <w:vAlign w:val="center"/>
+            <w:tcW w:w="2150" w:type="dxa"/>
           </w:tcPr>
           <w:p>
             <w:pPr>
-              <w:jc w:val="left"/>
-              <w:spacing w:before="0" w:after="0" w:line="240" w:lineRule="auto"/>
-              <w:keepLines/>
+              <w:spacing w:after="100" w:line="240" w:lineRule="auto"/>
             </w:pPr>
             <w:r>
               <w:rPr>
-                <w:rFonts w:ascii="Times New Roman" w:hAnsi="Times New Roman" w:eastAsia="Times New Roman" w:cs="Times New Roman"/>
-                <w:b/>
-                <w:bCs/>
-                <w:sz w:val="19"/>
-                <w:szCs w:val="19"/>
-                <w:color w:val="1C1C1C"/>
+                <w:rFonts w:ascii="Times New Roman" w:hAnsi="Times New Roman" w:cs="Times New Roman"/>
+                <w:sz w:val="24"/>
+                <w:szCs w:val="24"/>
               </w:rPr>
-              <w:t>Предметная область</w:t>
+              <w:t>Семестр и баллы</w:t>
             </w:r>
           </w:p>
         </w:tc>
         <w:tc>
           <w:tcPr>
-            <w:tcW w:w="6900" w:type="dxa"/>
-            <w:vAlign w:val="center"/>
+            <w:tcW w:w="7200" w:type="dxa"/>
           </w:tcPr>
           <w:p>
             <w:pPr>
-              <w:jc w:val="left"/>
-              <w:spacing w:before="0" w:after="0" w:line="240" w:lineRule="auto"/>
-              <w:keepLines/>
+              <w:spacing w:after="100" w:line="240" w:lineRule="auto"/>
             </w:pPr>
             <w:r>
               <w:rPr>
-                <w:rFonts w:ascii="Times New Roman" w:hAnsi="Times New Roman" w:eastAsia="Times New Roman" w:cs="Times New Roman"/>
-                <w:sz w:val="19"/>
-                <w:szCs w:val="19"/>
-                <w:color w:val="77777F"/>
+                <w:rFonts w:ascii="Times New Roman" w:hAnsi="Times New Roman" w:cs="Times New Roman"/>
+                <w:sz w:val="24"/>
+                <w:szCs w:val="24"/>
               </w:rPr>
-              <w:t>[Укажите сквозной вариант SA01–SA30 и название]</w:t>
+              <w:t>8 семестр; максимум 4 баллов</w:t>
             </w:r>
           </w:p>
         </w:tc>
@@ -2230,47 +2194,35 @@
         </w:trPr>
         <w:tc>
           <w:tcPr>
-            <w:tcW w:w="2100" w:type="dxa"/>
-            <w:vAlign w:val="center"/>
-            <w:shd w:val="clear" w:fill="F7F7F9"/>
+            <w:tcW w:w="2150" w:type="dxa"/>
           </w:tcPr>
           <w:p>
             <w:pPr>
-              <w:jc w:val="left"/>
-              <w:spacing w:before="0" w:after="0" w:line="240" w:lineRule="auto"/>
-              <w:keepLines/>
+              <w:spacing w:after="100" w:line="240" w:lineRule="auto"/>
             </w:pPr>
             <w:r>
               <w:rPr>
-                <w:rFonts w:ascii="Times New Roman" w:hAnsi="Times New Roman" w:eastAsia="Times New Roman" w:cs="Times New Roman"/>
-                <w:b/>
-                <w:bCs/>
-                <w:sz w:val="19"/>
-                <w:szCs w:val="19"/>
-                <w:color w:val="1C1C1C"/>
+                <w:rFonts w:ascii="Times New Roman" w:hAnsi="Times New Roman" w:cs="Times New Roman"/>
+                <w:sz w:val="24"/>
+                <w:szCs w:val="24"/>
               </w:rPr>
-              <w:t>Имя итогового файла</w:t>
+              <w:t>Имя файла</w:t>
             </w:r>
           </w:p>
         </w:tc>
         <w:tc>
           <w:tcPr>
-            <w:tcW w:w="6900" w:type="dxa"/>
-            <w:vAlign w:val="center"/>
-            <w:shd w:val="clear" w:fill="F7F7F9"/>
+            <w:tcW w:w="7200" w:type="dxa"/>
           </w:tcPr>
           <w:p>
             <w:pPr>
-              <w:jc w:val="left"/>
-              <w:spacing w:before="0" w:after="0" w:line="240" w:lineRule="auto"/>
-              <w:keepLines/>
+              <w:spacing w:after="100" w:line="240" w:lineRule="auto"/>
             </w:pPr>
             <w:r>
               <w:rPr>
-                <w:rFonts w:ascii="Times New Roman" w:hAnsi="Times New Roman" w:eastAsia="Times New Roman" w:cs="Times New Roman"/>
-                <w:sz w:val="19"/>
-                <w:szCs w:val="19"/>
-                <w:color w:val="1C1C1C"/>
+                <w:rFonts w:ascii="Times New Roman" w:hAnsi="Times New Roman" w:cs="Times New Roman"/>
+                <w:sz w:val="24"/>
+                <w:szCs w:val="24"/>
               </w:rPr>
               <w:t>Фамилия_Группа_МДК0402_ЛР19.docx</w:t>
             </w:r>
@@ -2279,102 +2231,173 @@
       </w:tr>
     </w:tbl>
     <w:p>
+      <w:r>
+        <w:rPr>
+          <w:rFonts w:ascii="Times New Roman" w:hAnsi="Times New Roman" w:eastAsia="Times New Roman" w:cs="Times New Roman"/>
+          <w:sz w:val="24"/>
+          <w:szCs w:val="24"/>
+          <w:color w:val="000000"/>
+        </w:rPr>
+        <w:t>Вариант [код] · Предметная область [название]</w:t>
+      </w:r>
+    </w:p>
+    <w:p>
       <w:pPr>
-        <w:pStyle w:val="1"/>
-        <w:spacing w:before="180" w:after="90" w:line="276" w:lineRule="auto"/>
+        <w:pStyle w:val="2"/>
         <w:keepNext/>
-        <w:keepLines/>
       </w:pPr>
       <w:r>
         <w:rPr>
           <w:rFonts w:ascii="Times New Roman" w:hAnsi="Times New Roman" w:eastAsia="Times New Roman" w:cs="Times New Roman"/>
+          <w:sz w:val="24"/>
+          <w:szCs w:val="24"/>
           <w:b/>
-          <w:bCs/>
-          <w:sz w:val="28"/>
-          <w:szCs w:val="28"/>
-          <w:color w:val="ED131C"/>
+          <w:color w:val="000000"/>
         </w:rPr>
-        <w:t>1. Цель работы</w:t>
+        <w:t>Пояснение к задаче по предметной области</w:t>
+      </w:r>
+    </w:p>
+    <w:p>
+      <w:r>
+        <w:rPr>
+          <w:rFonts w:ascii="Times New Roman" w:hAnsi="Times New Roman" w:eastAsia="Times New Roman" w:cs="Times New Roman"/>
+          <w:sz w:val="24"/>
+          <w:szCs w:val="24"/>
+          <w:color w:val="000000"/>
+        </w:rPr>
+        <w:t>Защищённый канал требует проверки узла и параметров соединения. Открытый порт и символ замка сами по себе не доказывают правильность имени, сертификата и защиты конечных устройств.</w:t>
       </w:r>
     </w:p>
     <w:p>
       <w:pPr>
-        <w:spacing w:before="0" w:after="80" w:line="276" w:lineRule="auto"/>
+        <w:pStyle w:val="2"/>
+        <w:keepNext/>
       </w:pPr>
       <w:r>
         <w:rPr>
           <w:rFonts w:ascii="Times New Roman" w:hAnsi="Times New Roman" w:eastAsia="Times New Roman" w:cs="Times New Roman"/>
-          <w:sz w:val="21"/>
-          <w:szCs w:val="21"/>
+          <w:sz w:val="24"/>
+          <w:szCs w:val="24"/>
+          <w:b/>
           <w:color w:val="000000"/>
         </w:rPr>
-        <w:t>Оценить учебные варианты протоколов передачи и доказать защищённость выбранного канала по версии, сертификату, алгоритмам и проверкам соединения.</w:t>
+        <w:t>Материалы для выполнения</w:t>
       </w:r>
     </w:p>
     <w:p>
       <w:pPr>
-        <w:spacing w:before="50" w:after="100" w:line="250" w:lineRule="auto"/>
-        <w:keepLines/>
-        <w:shd w:val="clear" w:fill="F1F1F4"/>
-        <w:pBdr>
-          <w:top w:val="single" w:sz="5" w:space="5" w:color="D2D3D8"/>
-          <w:left w:val="single" w:sz="5" w:space="5" w:color="D2D3D8"/>
-          <w:bottom w:val="single" w:sz="5" w:space="5" w:color="D2D3D8"/>
-          <w:right w:val="single" w:sz="5" w:space="5" w:color="D2D3D8"/>
-        </w:pBdr>
+        <w:pStyle w:val="PIDISBullet"/>
       </w:pPr>
       <w:r>
         <w:rPr>
           <w:rFonts w:ascii="Times New Roman" w:hAnsi="Times New Roman" w:eastAsia="Times New Roman" w:cs="Times New Roman"/>
-          <w:sz w:val="20"/>
-          <w:szCs w:val="20"/>
-          <w:color w:val="77777F"/>
+          <w:sz w:val="24"/>
+          <w:szCs w:val="24"/>
+          <w:color w:val="000000"/>
         </w:rPr>
-        <w:t>[При необходимости уточните формулировку цели своими словами, не добавляя теоретический обзор.]</w:t>
+        <w:t>Лекция: Шифрование и проверка защищённости. Разделы: Хранение и передача, Алгоритм, протокол, ключ и средство, Проверка результата.</w:t>
+      </w:r>
+    </w:p>
+    <w:p>
+      <w:pPr>
+        <w:pStyle w:val="PIDISBullet"/>
+      </w:pPr>
+      <w:r>
+        <w:rPr>
+          <w:rFonts w:ascii="Times New Roman" w:hAnsi="Times New Roman" w:eastAsia="Times New Roman" w:cs="Times New Roman"/>
+          <w:sz w:val="24"/>
+          <w:szCs w:val="24"/>
+          <w:color w:val="000000"/>
+        </w:rPr>
+        <w:t>Из ЛР15 возьмите понятие разрешённого потока, из ЛР18 — границу защиты диска. C1–C4 в этой работе являются ID соединений, а не кодами характеристик профиля.</w:t>
+      </w:r>
+    </w:p>
+    <w:p>
+      <w:pPr>
+        <w:pStyle w:val="PIDISBullet"/>
+      </w:pPr>
+      <w:r>
+        <w:rPr>
+          <w:rFonts w:ascii="Times New Roman" w:hAnsi="Times New Roman" w:eastAsia="Times New Roman" w:cs="Times New Roman"/>
+          <w:sz w:val="24"/>
+          <w:szCs w:val="24"/>
+          <w:color w:val="000000"/>
+        </w:rPr>
+        <w:t>Используйте HTML и CSV только текущей работы своего варианта. Учебные эпизоды не объединяются в один журнал; числа разных окон не складываются.</w:t>
+      </w:r>
+    </w:p>
+    <w:p>
+      <w:r>
+        <w:rPr>
+          <w:rFonts w:ascii="Times New Roman" w:hAnsi="Times New Roman" w:eastAsia="Times New Roman" w:cs="Times New Roman"/>
+          <w:sz w:val="24"/>
+          <w:szCs w:val="24"/>
+          <w:color w:val="000000"/>
+        </w:rPr>
+        <w:t>Примените вывод к критичной функции и активу варианта. Профиль C1–C5 не подменяет требования общего эпизода. Все ответы и фактические результаты заполняет студент.</w:t>
+      </w:r>
+    </w:p>
+    <w:p>
+      <w:r>
+        <w:rPr>
+          <w:rFonts w:ascii="Times New Roman" w:hAnsi="Times New Roman" w:eastAsia="Times New Roman" w:cs="Times New Roman"/>
+          <w:sz w:val="24"/>
+          <w:szCs w:val="24"/>
+          <w:color w:val="000000"/>
+        </w:rPr>
+        <w:br w:type="page"/>
       </w:r>
     </w:p>
     <w:p>
       <w:pPr>
         <w:pStyle w:val="1"/>
-        <w:spacing w:before="180" w:after="90" w:line="276" w:lineRule="auto"/>
         <w:keepNext/>
-        <w:keepLines/>
       </w:pPr>
       <w:r>
         <w:rPr>
           <w:rFonts w:ascii="Times New Roman" w:hAnsi="Times New Roman" w:eastAsia="Times New Roman" w:cs="Times New Roman"/>
+          <w:sz w:val="24"/>
+          <w:szCs w:val="24"/>
           <w:b/>
-          <w:bCs/>
-          <w:sz w:val="28"/>
-          <w:szCs w:val="28"/>
-          <w:color w:val="ED131C"/>
+          <w:color w:val="000000"/>
         </w:rPr>
-        <w:t>2. Исходные данные и среда выполнения</w:t>
+        <w:t>Основной результат работы</w:t>
+      </w:r>
+    </w:p>
+    <w:p>
+      <w:r>
+        <w:rPr>
+          <w:rFonts w:ascii="Times New Roman" w:hAnsi="Times New Roman" w:eastAsia="Times New Roman" w:cs="Times New Roman"/>
+          <w:sz w:val="24"/>
+          <w:szCs w:val="24"/>
+          <w:color w:val="000000"/>
+        </w:rPr>
+        <w:t>Заполните таблицу. Добавляйте строки при необходимости; не уменьшайте шрифт для размещения ответа.</w:t>
       </w:r>
     </w:p>
     <w:tbl>
       <w:tblPr>
-        <w:tblW w:w="9000" w:type="dxa"/>
-        <w:tblInd w:w="120" w:type="dxa"/>
+        <w:tblW w:w="9350" w:type="dxa"/>
         <w:tblLayout w:type="fixed"/>
+        <w:tblBorders>
+          <w:top w:val="single" w:sz="4" w:color="D9D9D9"/>
+          <w:left w:val="single" w:sz="4" w:color="D9D9D9"/>
+          <w:bottom w:val="single" w:sz="4" w:color="D9D9D9"/>
+          <w:right w:val="single" w:sz="4" w:color="D9D9D9"/>
+          <w:insideH w:val="single" w:sz="4" w:color="D9D9D9"/>
+          <w:insideV w:val="single" w:sz="4" w:color="D9D9D9"/>
+        </w:tblBorders>
         <w:tblCellMar>
-          <w:top w:w="90" w:type="dxa"/>
-          <w:start w:w="120" w:type="dxa"/>
-          <w:bottom w:w="90" w:type="dxa"/>
-          <w:end w:w="120" w:type="dxa"/>
+          <w:top w:w="85" w:type="dxa"/>
+          <w:left w:w="85" w:type="dxa"/>
+          <w:bottom w:w="85" w:type="dxa"/>
+          <w:right w:w="85" w:type="dxa"/>
         </w:tblCellMar>
-        <w:tblBorders>
-          <w:top w:val="single" w:sz="6" w:space="0" w:color="C7C8CD"/>
-          <w:start w:val="single" w:sz="6" w:space="0" w:color="C7C8CD"/>
-          <w:bottom w:val="single" w:sz="6" w:space="0" w:color="C7C8CD"/>
-          <w:end w:val="single" w:sz="6" w:space="0" w:color="C7C8CD"/>
-          <w:insideH w:val="single" w:sz="6" w:space="0" w:color="C7C8CD"/>
-          <w:insideV w:val="single" w:sz="6" w:space="0" w:color="C7C8CD"/>
-        </w:tblBorders>
       </w:tblPr>
       <w:tblGrid>
-        <w:gridCol w:w="2200"/>
-        <w:gridCol w:w="6800"/>
+        <w:gridCol w:w="3900"/>
+        <w:gridCol w:w="2900"/>
+        <w:gridCol w:w="2550"/>
       </w:tblGrid>
       <w:tr>
         <w:trPr>
@@ -2383,51 +2406,64 @@
         </w:trPr>
         <w:tc>
           <w:tcPr>
-            <w:tcW w:w="2200" w:type="dxa"/>
-            <w:vAlign w:val="center"/>
-            <w:shd w:val="clear" w:fill="1C1C1C"/>
+            <w:tcW w:w="3900" w:type="dxa"/>
+            <w:shd w:fill="E7E7E7"/>
           </w:tcPr>
           <w:p>
             <w:pPr>
-              <w:jc w:val="center"/>
-              <w:spacing w:before="0" w:after="0" w:line="240" w:lineRule="auto"/>
-              <w:keepLines/>
+              <w:spacing w:after="100" w:line="240" w:lineRule="auto"/>
+              <w:keepNext/>
             </w:pPr>
             <w:r>
               <w:rPr>
-                <w:rFonts w:ascii="Times New Roman" w:hAnsi="Times New Roman" w:eastAsia="Times New Roman" w:cs="Times New Roman"/>
+                <w:rFonts w:ascii="Times New Roman" w:hAnsi="Times New Roman" w:cs="Times New Roman"/>
+                <w:sz w:val="24"/>
                 <w:b/>
-                <w:bCs/>
-                <w:sz w:val="19"/>
-                <w:szCs w:val="19"/>
-                <w:color w:val="FFFFFF"/>
+                <w:szCs w:val="24"/>
               </w:rPr>
-              <w:t>Параметр</w:t>
+              <w:t>Что подготовить</w:t>
             </w:r>
           </w:p>
         </w:tc>
         <w:tc>
           <w:tcPr>
-            <w:tcW w:w="6800" w:type="dxa"/>
-            <w:vAlign w:val="center"/>
-            <w:shd w:val="clear" w:fill="1C1C1C"/>
+            <w:tcW w:w="2900" w:type="dxa"/>
+            <w:shd w:fill="E7E7E7"/>
           </w:tcPr>
           <w:p>
             <w:pPr>
-              <w:jc w:val="center"/>
-              <w:spacing w:before="0" w:after="0" w:line="240" w:lineRule="auto"/>
-              <w:keepLines/>
+              <w:spacing w:after="100" w:line="240" w:lineRule="auto"/>
+              <w:keepNext/>
             </w:pPr>
             <w:r>
               <w:rPr>
-                <w:rFonts w:ascii="Times New Roman" w:hAnsi="Times New Roman" w:eastAsia="Times New Roman" w:cs="Times New Roman"/>
+                <w:rFonts w:ascii="Times New Roman" w:hAnsi="Times New Roman" w:cs="Times New Roman"/>
+                <w:sz w:val="24"/>
                 <w:b/>
-                <w:bCs/>
-                <w:sz w:val="19"/>
-                <w:szCs w:val="19"/>
-                <w:color w:val="FFFFFF"/>
+                <w:szCs w:val="24"/>
               </w:rPr>
-              <w:t>Заполнение студента</w:t>
+              <w:t>Результат студента</w:t>
+            </w:r>
+          </w:p>
+        </w:tc>
+        <w:tc>
+          <w:tcPr>
+            <w:tcW w:w="2550" w:type="dxa"/>
+            <w:shd w:fill="E7E7E7"/>
+          </w:tcPr>
+          <w:p>
+            <w:pPr>
+              <w:spacing w:after="100" w:line="240" w:lineRule="auto"/>
+              <w:keepNext/>
+            </w:pPr>
+            <w:r>
+              <w:rPr>
+                <w:rFonts w:ascii="Times New Roman" w:hAnsi="Times New Roman" w:cs="Times New Roman"/>
+                <w:sz w:val="24"/>
+                <w:b/>
+                <w:szCs w:val="24"/>
+              </w:rPr>
+              <w:t>ID и доказательство</w:t>
             </w:r>
           </w:p>
         </w:tc>
@@ -2438,47 +2474,55 @@
         </w:trPr>
         <w:tc>
           <w:tcPr>
-            <w:tcW w:w="2200" w:type="dxa"/>
-            <w:vAlign w:val="center"/>
+            <w:tcW w:w="3900" w:type="dxa"/>
           </w:tcPr>
           <w:p>
             <w:pPr>
-              <w:jc w:val="left"/>
-              <w:spacing w:before="0" w:after="0" w:line="240" w:lineRule="auto"/>
-              <w:keepLines/>
+              <w:spacing w:after="100" w:line="240" w:lineRule="auto"/>
             </w:pPr>
             <w:r>
               <w:rPr>
-                <w:rFonts w:ascii="Times New Roman" w:hAnsi="Times New Roman" w:eastAsia="Times New Roman" w:cs="Times New Roman"/>
-                <w:b/>
-                <w:bCs/>
-                <w:sz w:val="19"/>
-                <w:szCs w:val="19"/>
-                <w:color w:val="1C1C1C"/>
+                <w:rFonts w:ascii="Times New Roman" w:hAnsi="Times New Roman" w:cs="Times New Roman"/>
+                <w:sz w:val="24"/>
+                <w:szCs w:val="24"/>
               </w:rPr>
-              <w:t>Использованный набор</w:t>
+              <w:t>Описание канала передачи</w:t>
             </w:r>
           </w:p>
         </w:tc>
         <w:tc>
           <w:tcPr>
-            <w:tcW w:w="6800" w:type="dxa"/>
-            <w:vAlign w:val="center"/>
+            <w:tcW w:w="2900" w:type="dxa"/>
           </w:tcPr>
           <w:p>
             <w:pPr>
-              <w:jc w:val="left"/>
-              <w:spacing w:before="0" w:after="0" w:line="240" w:lineRule="auto"/>
-              <w:keepLines/>
+              <w:spacing w:after="100" w:line="240" w:lineRule="auto"/>
             </w:pPr>
             <w:r>
               <w:rPr>
-                <w:rFonts w:ascii="Times New Roman" w:hAnsi="Times New Roman" w:eastAsia="Times New Roman" w:cs="Times New Roman"/>
-                <w:sz w:val="19"/>
-                <w:szCs w:val="19"/>
-                <w:color w:val="77777F"/>
+                <w:rFonts w:ascii="Times New Roman" w:hAnsi="Times New Roman" w:cs="Times New Roman"/>
+                <w:sz w:val="24"/>
+                <w:szCs w:val="24"/>
               </w:rPr>
-              <w:t>[Укажите название системы, варианта, журнала или карточек из задания]</w:t>
+              <w:t/>
+            </w:r>
+          </w:p>
+        </w:tc>
+        <w:tc>
+          <w:tcPr>
+            <w:tcW w:w="2550" w:type="dxa"/>
+          </w:tcPr>
+          <w:p>
+            <w:pPr>
+              <w:spacing w:after="100" w:line="240" w:lineRule="auto"/>
+            </w:pPr>
+            <w:r>
+              <w:rPr>
+                <w:rFonts w:ascii="Times New Roman" w:hAnsi="Times New Roman" w:cs="Times New Roman"/>
+                <w:sz w:val="24"/>
+                <w:szCs w:val="24"/>
+              </w:rPr>
+              <w:t/>
             </w:r>
           </w:p>
         </w:tc>
@@ -2489,49 +2533,55 @@
         </w:trPr>
         <w:tc>
           <w:tcPr>
-            <w:tcW w:w="2200" w:type="dxa"/>
-            <w:vAlign w:val="center"/>
-            <w:shd w:val="clear" w:fill="F7F7F9"/>
+            <w:tcW w:w="3900" w:type="dxa"/>
           </w:tcPr>
           <w:p>
             <w:pPr>
-              <w:jc w:val="center"/>
-              <w:spacing w:before="0" w:after="0" w:line="240" w:lineRule="auto"/>
-              <w:keepLines/>
+              <w:spacing w:after="100" w:line="240" w:lineRule="auto"/>
             </w:pPr>
             <w:r>
               <w:rPr>
-                <w:rFonts w:ascii="Times New Roman" w:hAnsi="Times New Roman" w:eastAsia="Times New Roman" w:cs="Times New Roman"/>
-                <w:b/>
-                <w:bCs/>
-                <w:sz w:val="19"/>
-                <w:szCs w:val="19"/>
-                <w:color w:val="1C1C1C"/>
+                <w:rFonts w:ascii="Times New Roman" w:hAnsi="Times New Roman" w:cs="Times New Roman"/>
+                <w:sz w:val="24"/>
+                <w:szCs w:val="24"/>
               </w:rPr>
-              <w:t>Инструменты</w:t>
+              <w:t>Выбранный протокол</w:t>
             </w:r>
           </w:p>
         </w:tc>
         <w:tc>
           <w:tcPr>
-            <w:tcW w:w="6800" w:type="dxa"/>
-            <w:vAlign w:val="center"/>
-            <w:shd w:val="clear" w:fill="F7F7F9"/>
+            <w:tcW w:w="2900" w:type="dxa"/>
           </w:tcPr>
           <w:p>
             <w:pPr>
-              <w:jc w:val="left"/>
-              <w:spacing w:before="0" w:after="0" w:line="240" w:lineRule="auto"/>
-              <w:keepLines/>
+              <w:spacing w:after="100" w:line="240" w:lineRule="auto"/>
             </w:pPr>
             <w:r>
               <w:rPr>
-                <w:rFonts w:ascii="Times New Roman" w:hAnsi="Times New Roman" w:eastAsia="Times New Roman" w:cs="Times New Roman"/>
-                <w:sz w:val="19"/>
-                <w:szCs w:val="19"/>
-                <w:color w:val="77777F"/>
+                <w:rFonts w:ascii="Times New Roman" w:hAnsi="Times New Roman" w:cs="Times New Roman"/>
+                <w:sz w:val="24"/>
+                <w:szCs w:val="24"/>
               </w:rPr>
-              <w:t>[Укажите редактор, локальную среду или учебную симуляцию и версии, если они существенны]</w:t>
+              <w:t/>
+            </w:r>
+          </w:p>
+        </w:tc>
+        <w:tc>
+          <w:tcPr>
+            <w:tcW w:w="2550" w:type="dxa"/>
+          </w:tcPr>
+          <w:p>
+            <w:pPr>
+              <w:spacing w:after="100" w:line="240" w:lineRule="auto"/>
+            </w:pPr>
+            <w:r>
+              <w:rPr>
+                <w:rFonts w:ascii="Times New Roman" w:hAnsi="Times New Roman" w:cs="Times New Roman"/>
+                <w:sz w:val="24"/>
+                <w:szCs w:val="24"/>
+              </w:rPr>
+              <w:t/>
             </w:r>
           </w:p>
         </w:tc>
@@ -2542,199 +2592,55 @@
         </w:trPr>
         <w:tc>
           <w:tcPr>
-            <w:tcW w:w="2200" w:type="dxa"/>
-            <w:vAlign w:val="center"/>
+            <w:tcW w:w="3900" w:type="dxa"/>
           </w:tcPr>
           <w:p>
             <w:pPr>
-              <w:jc w:val="center"/>
-              <w:spacing w:before="0" w:after="0" w:line="240" w:lineRule="auto"/>
-              <w:keepLines/>
+              <w:spacing w:after="100" w:line="240" w:lineRule="auto"/>
             </w:pPr>
             <w:r>
               <w:rPr>
-                <w:rFonts w:ascii="Times New Roman" w:hAnsi="Times New Roman" w:eastAsia="Times New Roman" w:cs="Times New Roman"/>
-                <w:b/>
-                <w:bCs/>
-                <w:sz w:val="19"/>
-                <w:szCs w:val="19"/>
-                <w:color w:val="1C1C1C"/>
+                <w:rFonts w:ascii="Times New Roman" w:hAnsi="Times New Roman" w:cs="Times New Roman"/>
+                <w:sz w:val="24"/>
+                <w:szCs w:val="24"/>
               </w:rPr>
-              <w:t>Ограничения</w:t>
+              <w:t>Схема защиты</w:t>
             </w:r>
           </w:p>
         </w:tc>
         <w:tc>
           <w:tcPr>
-            <w:tcW w:w="6800" w:type="dxa"/>
-            <w:vAlign w:val="center"/>
+            <w:tcW w:w="2900" w:type="dxa"/>
           </w:tcPr>
           <w:p>
             <w:pPr>
-              <w:jc w:val="left"/>
-              <w:spacing w:before="0" w:after="0" w:line="240" w:lineRule="auto"/>
-              <w:keepLines/>
+              <w:spacing w:after="100" w:line="240" w:lineRule="auto"/>
             </w:pPr>
             <w:r>
               <w:rPr>
-                <w:rFonts w:ascii="Times New Roman" w:hAnsi="Times New Roman" w:eastAsia="Times New Roman" w:cs="Times New Roman"/>
-                <w:sz w:val="19"/>
-                <w:szCs w:val="19"/>
-                <w:color w:val="77777F"/>
+                <w:rFonts w:ascii="Times New Roman" w:hAnsi="Times New Roman" w:cs="Times New Roman"/>
+                <w:sz w:val="24"/>
+                <w:szCs w:val="24"/>
               </w:rPr>
-              <w:t>[Укажите безопасные границы работы и принятые допущения]</w:t>
-            </w:r>
-          </w:p>
-        </w:tc>
-      </w:tr>
-    </w:tbl>
-    <w:p>
-      <w:pPr>
-        <w:pStyle w:val="1"/>
-        <w:spacing w:before="180" w:after="90" w:line="276" w:lineRule="auto"/>
-        <w:keepNext/>
-        <w:keepLines/>
-      </w:pPr>
-      <w:r>
-        <w:rPr>
-          <w:rFonts w:ascii="Times New Roman" w:hAnsi="Times New Roman" w:eastAsia="Times New Roman" w:cs="Times New Roman"/>
-          <w:b/>
-          <w:bCs/>
-          <w:sz w:val="28"/>
-          <w:szCs w:val="28"/>
-          <w:color w:val="ED131C"/>
-        </w:rPr>
-        <w:t>3. Выполнение задания</w:t>
-      </w:r>
-    </w:p>
-    <w:tbl>
-      <w:tblPr>
-        <w:tblW w:w="9000" w:type="dxa"/>
-        <w:tblInd w:w="120" w:type="dxa"/>
-        <w:tblLayout w:type="fixed"/>
-        <w:tblCellMar>
-          <w:top w:w="90" w:type="dxa"/>
-          <w:start w:w="120" w:type="dxa"/>
-          <w:bottom w:w="90" w:type="dxa"/>
-          <w:end w:w="120" w:type="dxa"/>
-        </w:tblCellMar>
-        <w:tblBorders>
-          <w:top w:val="single" w:sz="6" w:space="0" w:color="C7C8CD"/>
-          <w:start w:val="single" w:sz="6" w:space="0" w:color="C7C8CD"/>
-          <w:bottom w:val="single" w:sz="6" w:space="0" w:color="C7C8CD"/>
-          <w:end w:val="single" w:sz="6" w:space="0" w:color="C7C8CD"/>
-          <w:insideH w:val="single" w:sz="6" w:space="0" w:color="C7C8CD"/>
-          <w:insideV w:val="single" w:sz="6" w:space="0" w:color="C7C8CD"/>
-        </w:tblBorders>
-      </w:tblPr>
-      <w:tblGrid>
-        <w:gridCol w:w="650"/>
-        <w:gridCol w:w="2750"/>
-        <w:gridCol w:w="3500"/>
-        <w:gridCol w:w="2100"/>
-      </w:tblGrid>
-      <w:tr>
-        <w:trPr>
-          <w:cantSplit/>
-          <w:tblHeader/>
-        </w:trPr>
-        <w:tc>
-          <w:tcPr>
-            <w:tcW w:w="650" w:type="dxa"/>
-            <w:vAlign w:val="center"/>
-            <w:shd w:val="clear" w:fill="1C1C1C"/>
-          </w:tcPr>
-          <w:p>
-            <w:pPr>
-              <w:jc w:val="center"/>
-              <w:spacing w:before="0" w:after="0" w:line="240" w:lineRule="auto"/>
-              <w:keepLines/>
-            </w:pPr>
-            <w:r>
-              <w:rPr>
-                <w:rFonts w:ascii="Times New Roman" w:hAnsi="Times New Roman" w:eastAsia="Times New Roman" w:cs="Times New Roman"/>
-                <w:b/>
-                <w:bCs/>
-                <w:sz w:val="17"/>
-                <w:szCs w:val="17"/>
-                <w:color w:val="FFFFFF"/>
-              </w:rPr>
-              <w:t>Этап</w:t>
+              <w:t/>
             </w:r>
           </w:p>
         </w:tc>
         <w:tc>
           <w:tcPr>
-            <w:tcW w:w="2750" w:type="dxa"/>
-            <w:vAlign w:val="center"/>
-            <w:shd w:val="clear" w:fill="1C1C1C"/>
+            <w:tcW w:w="2550" w:type="dxa"/>
           </w:tcPr>
           <w:p>
             <w:pPr>
-              <w:jc w:val="center"/>
-              <w:spacing w:before="0" w:after="0" w:line="240" w:lineRule="auto"/>
-              <w:keepLines/>
+              <w:spacing w:after="100" w:line="240" w:lineRule="auto"/>
             </w:pPr>
             <w:r>
               <w:rPr>
-                <w:rFonts w:ascii="Times New Roman" w:hAnsi="Times New Roman" w:eastAsia="Times New Roman" w:cs="Times New Roman"/>
-                <w:b/>
-                <w:bCs/>
-                <w:sz w:val="17"/>
-                <w:szCs w:val="17"/>
-                <w:color w:val="FFFFFF"/>
+                <w:rFonts w:ascii="Times New Roman" w:hAnsi="Times New Roman" w:cs="Times New Roman"/>
+                <w:sz w:val="24"/>
+                <w:szCs w:val="24"/>
               </w:rPr>
-              <w:t>Логика этапа</w:t>
-            </w:r>
-          </w:p>
-        </w:tc>
-        <w:tc>
-          <w:tcPr>
-            <w:tcW w:w="3500" w:type="dxa"/>
-            <w:vAlign w:val="center"/>
-            <w:shd w:val="clear" w:fill="1C1C1C"/>
-          </w:tcPr>
-          <w:p>
-            <w:pPr>
-              <w:jc w:val="center"/>
-              <w:spacing w:before="0" w:after="0" w:line="240" w:lineRule="auto"/>
-              <w:keepLines/>
-            </w:pPr>
-            <w:r>
-              <w:rPr>
-                <w:rFonts w:ascii="Times New Roman" w:hAnsi="Times New Roman" w:eastAsia="Times New Roman" w:cs="Times New Roman"/>
-                <w:b/>
-                <w:bCs/>
-                <w:sz w:val="17"/>
-                <w:szCs w:val="17"/>
-                <w:color w:val="FFFFFF"/>
-              </w:rPr>
-              <w:t>Что выполнено</w:t>
-            </w:r>
-          </w:p>
-        </w:tc>
-        <w:tc>
-          <w:tcPr>
-            <w:tcW w:w="2100" w:type="dxa"/>
-            <w:vAlign w:val="center"/>
-            <w:shd w:val="clear" w:fill="1C1C1C"/>
-          </w:tcPr>
-          <w:p>
-            <w:pPr>
-              <w:jc w:val="center"/>
-              <w:spacing w:before="0" w:after="0" w:line="240" w:lineRule="auto"/>
-              <w:keepLines/>
-            </w:pPr>
-            <w:r>
-              <w:rPr>
-                <w:rFonts w:ascii="Times New Roman" w:hAnsi="Times New Roman" w:eastAsia="Times New Roman" w:cs="Times New Roman"/>
-                <w:b/>
-                <w:bCs/>
-                <w:sz w:val="17"/>
-                <w:szCs w:val="17"/>
-                <w:color w:val="FFFFFF"/>
-              </w:rPr>
-              <w:t>Доказательство</w:t>
+              <w:t/>
             </w:r>
           </w:p>
         </w:tc>
@@ -2745,89 +2651,55 @@
         </w:trPr>
         <w:tc>
           <w:tcPr>
-            <w:tcW w:w="650" w:type="dxa"/>
-            <w:vAlign w:val="center"/>
+            <w:tcW w:w="3900" w:type="dxa"/>
           </w:tcPr>
           <w:p>
             <w:pPr>
-              <w:jc w:val="center"/>
-              <w:spacing w:before="0" w:after="0" w:line="240" w:lineRule="auto"/>
-              <w:keepLines/>
+              <w:spacing w:after="100" w:line="240" w:lineRule="auto"/>
             </w:pPr>
             <w:r>
               <w:rPr>
-                <w:rFonts w:ascii="Times New Roman" w:hAnsi="Times New Roman" w:eastAsia="Times New Roman" w:cs="Times New Roman"/>
-                <w:sz w:val="17"/>
-                <w:szCs w:val="17"/>
-                <w:color w:val="1C1C1C"/>
+                <w:rFonts w:ascii="Times New Roman" w:hAnsi="Times New Roman" w:cs="Times New Roman"/>
+                <w:sz w:val="24"/>
+                <w:szCs w:val="24"/>
               </w:rPr>
-              <w:t>1</w:t>
+              <w:t>Протокол T1–T7</w:t>
             </w:r>
           </w:p>
         </w:tc>
         <w:tc>
           <w:tcPr>
-            <w:tcW w:w="2750" w:type="dxa"/>
-            <w:vAlign w:val="center"/>
+            <w:tcW w:w="2900" w:type="dxa"/>
           </w:tcPr>
           <w:p>
             <w:pPr>
-              <w:jc w:val="left"/>
-              <w:spacing w:before="0" w:after="0" w:line="240" w:lineRule="auto"/>
-              <w:keepLines/>
+              <w:spacing w:after="100" w:line="240" w:lineRule="auto"/>
             </w:pPr>
             <w:r>
               <w:rPr>
-                <w:rFonts w:ascii="Times New Roman" w:hAnsi="Times New Roman" w:eastAsia="Times New Roman" w:cs="Times New Roman"/>
-                <w:sz w:val="17"/>
-                <w:szCs w:val="17"/>
-                <w:color w:val="1C1C1C"/>
+                <w:rFonts w:ascii="Times New Roman" w:hAnsi="Times New Roman" w:cs="Times New Roman"/>
+                <w:sz w:val="24"/>
+                <w:szCs w:val="24"/>
               </w:rPr>
-              <w:t>Изучить ситуацию</w:t>
+              <w:t/>
             </w:r>
           </w:p>
         </w:tc>
         <w:tc>
           <w:tcPr>
-            <w:tcW w:w="3500" w:type="dxa"/>
-            <w:vAlign w:val="center"/>
+            <w:tcW w:w="2550" w:type="dxa"/>
           </w:tcPr>
           <w:p>
             <w:pPr>
-              <w:jc w:val="left"/>
-              <w:spacing w:before="0" w:after="0" w:line="240" w:lineRule="auto"/>
-              <w:keepLines/>
+              <w:spacing w:after="100" w:line="240" w:lineRule="auto"/>
             </w:pPr>
             <w:r>
               <w:rPr>
-                <w:rFonts w:ascii="Times New Roman" w:hAnsi="Times New Roman" w:eastAsia="Times New Roman" w:cs="Times New Roman"/>
-                <w:sz w:val="17"/>
-                <w:szCs w:val="17"/>
-                <w:color w:val="77777F"/>
+                <w:rFonts w:ascii="Times New Roman" w:hAnsi="Times New Roman" w:cs="Times New Roman"/>
+                <w:sz w:val="24"/>
+                <w:szCs w:val="24"/>
               </w:rPr>
-              <w:t>[Действие и полученный промежуточный результат]</w:t>
-            </w:r>
-          </w:p>
-        </w:tc>
-        <w:tc>
-          <w:tcPr>
-            <w:tcW w:w="2100" w:type="dxa"/>
-            <w:vAlign w:val="center"/>
-          </w:tcPr>
-          <w:p>
-            <w:pPr>
-              <w:jc w:val="left"/>
-              <w:spacing w:before="0" w:after="0" w:line="240" w:lineRule="auto"/>
-              <w:keepLines/>
-            </w:pPr>
-            <w:r>
-              <w:rPr>
-                <w:rFonts w:ascii="Times New Roman" w:hAnsi="Times New Roman" w:eastAsia="Times New Roman" w:cs="Times New Roman"/>
-                <w:sz w:val="17"/>
-                <w:szCs w:val="17"/>
-                <w:color w:val="77777F"/>
-              </w:rPr>
-              <w:t>[Таблица, ID, рисунок]</w:t>
+              <w:t/>
             </w:r>
           </w:p>
         </w:tc>
@@ -2838,93 +2710,55 @@
         </w:trPr>
         <w:tc>
           <w:tcPr>
-            <w:tcW w:w="650" w:type="dxa"/>
-            <w:vAlign w:val="center"/>
-            <w:shd w:val="clear" w:fill="F7F7F9"/>
+            <w:tcW w:w="3900" w:type="dxa"/>
           </w:tcPr>
           <w:p>
             <w:pPr>
-              <w:jc w:val="center"/>
-              <w:spacing w:before="0" w:after="0" w:line="240" w:lineRule="auto"/>
-              <w:keepLines/>
+              <w:spacing w:after="100" w:line="240" w:lineRule="auto"/>
             </w:pPr>
             <w:r>
               <w:rPr>
-                <w:rFonts w:ascii="Times New Roman" w:hAnsi="Times New Roman" w:eastAsia="Times New Roman" w:cs="Times New Roman"/>
-                <w:sz w:val="17"/>
-                <w:szCs w:val="17"/>
-                <w:color w:val="1C1C1C"/>
+                <w:rFonts w:ascii="Times New Roman" w:hAnsi="Times New Roman" w:cs="Times New Roman"/>
+                <w:sz w:val="24"/>
+                <w:szCs w:val="24"/>
               </w:rPr>
-              <w:t>2</w:t>
+              <w:t>Вывод о защищённости передачи</w:t>
             </w:r>
           </w:p>
         </w:tc>
         <w:tc>
           <w:tcPr>
-            <w:tcW w:w="2750" w:type="dxa"/>
-            <w:vAlign w:val="center"/>
-            <w:shd w:val="clear" w:fill="F7F7F9"/>
+            <w:tcW w:w="2900" w:type="dxa"/>
           </w:tcPr>
           <w:p>
             <w:pPr>
-              <w:jc w:val="left"/>
-              <w:spacing w:before="0" w:after="0" w:line="240" w:lineRule="auto"/>
-              <w:keepLines/>
+              <w:spacing w:after="100" w:line="240" w:lineRule="auto"/>
             </w:pPr>
             <w:r>
               <w:rPr>
-                <w:rFonts w:ascii="Times New Roman" w:hAnsi="Times New Roman" w:eastAsia="Times New Roman" w:cs="Times New Roman"/>
-                <w:sz w:val="17"/>
-                <w:szCs w:val="17"/>
-                <w:color w:val="1C1C1C"/>
+                <w:rFonts w:ascii="Times New Roman" w:hAnsi="Times New Roman" w:cs="Times New Roman"/>
+                <w:sz w:val="24"/>
+                <w:szCs w:val="24"/>
               </w:rPr>
-              <w:t>Проверить исходные данные</w:t>
+              <w:t/>
             </w:r>
           </w:p>
         </w:tc>
         <w:tc>
           <w:tcPr>
-            <w:tcW w:w="3500" w:type="dxa"/>
-            <w:vAlign w:val="center"/>
-            <w:shd w:val="clear" w:fill="F7F7F9"/>
+            <w:tcW w:w="2550" w:type="dxa"/>
           </w:tcPr>
           <w:p>
             <w:pPr>
-              <w:jc w:val="left"/>
-              <w:spacing w:before="0" w:after="0" w:line="240" w:lineRule="auto"/>
-              <w:keepLines/>
+              <w:spacing w:after="100" w:line="240" w:lineRule="auto"/>
             </w:pPr>
             <w:r>
               <w:rPr>
-                <w:rFonts w:ascii="Times New Roman" w:hAnsi="Times New Roman" w:eastAsia="Times New Roman" w:cs="Times New Roman"/>
-                <w:sz w:val="17"/>
-                <w:szCs w:val="17"/>
-                <w:color w:val="77777F"/>
+                <w:rFonts w:ascii="Times New Roman" w:hAnsi="Times New Roman" w:cs="Times New Roman"/>
+                <w:sz w:val="24"/>
+                <w:szCs w:val="24"/>
               </w:rPr>
-              <w:t>[Действие и полученный промежуточный результат]</w:t>
-            </w:r>
-          </w:p>
-        </w:tc>
-        <w:tc>
-          <w:tcPr>
-            <w:tcW w:w="2100" w:type="dxa"/>
-            <w:vAlign w:val="center"/>
-            <w:shd w:val="clear" w:fill="F7F7F9"/>
-          </w:tcPr>
-          <w:p>
-            <w:pPr>
-              <w:jc w:val="left"/>
-              <w:spacing w:before="0" w:after="0" w:line="240" w:lineRule="auto"/>
-              <w:keepLines/>
-            </w:pPr>
-            <w:r>
-              <w:rPr>
-                <w:rFonts w:ascii="Times New Roman" w:hAnsi="Times New Roman" w:eastAsia="Times New Roman" w:cs="Times New Roman"/>
-                <w:sz w:val="17"/>
-                <w:szCs w:val="17"/>
-                <w:color w:val="77777F"/>
-              </w:rPr>
-              <w:t>[Таблица, ID, рисунок]</w:t>
+              <w:t/>
             </w:r>
           </w:p>
         </w:tc>
@@ -2935,376 +2769,55 @@
         </w:trPr>
         <w:tc>
           <w:tcPr>
-            <w:tcW w:w="650" w:type="dxa"/>
-            <w:vAlign w:val="center"/>
+            <w:tcW w:w="3900" w:type="dxa"/>
           </w:tcPr>
           <w:p>
             <w:pPr>
-              <w:jc w:val="center"/>
-              <w:spacing w:before="0" w:after="0" w:line="240" w:lineRule="auto"/>
-              <w:keepLines/>
+              <w:spacing w:after="100" w:line="240" w:lineRule="auto"/>
             </w:pPr>
             <w:r>
               <w:rPr>
-                <w:rFonts w:ascii="Times New Roman" w:hAnsi="Times New Roman" w:eastAsia="Times New Roman" w:cs="Times New Roman"/>
-                <w:sz w:val="17"/>
-                <w:szCs w:val="17"/>
-                <w:color w:val="1C1C1C"/>
+                <w:rFonts w:ascii="Times New Roman" w:hAnsi="Times New Roman" w:cs="Times New Roman"/>
+                <w:sz w:val="24"/>
+                <w:szCs w:val="24"/>
               </w:rPr>
-              <w:t>3</w:t>
+              <w:t>Предметное обоснование: функция и актив варианта, применённый результат и передаваемые материалы</w:t>
             </w:r>
           </w:p>
         </w:tc>
         <w:tc>
           <w:tcPr>
-            <w:tcW w:w="2750" w:type="dxa"/>
-            <w:vAlign w:val="center"/>
+            <w:tcW w:w="2900" w:type="dxa"/>
           </w:tcPr>
           <w:p>
             <w:pPr>
-              <w:jc w:val="left"/>
-              <w:spacing w:before="0" w:after="0" w:line="240" w:lineRule="auto"/>
-              <w:keepLines/>
+              <w:spacing w:after="100" w:line="240" w:lineRule="auto"/>
             </w:pPr>
             <w:r>
               <w:rPr>
-                <w:rFonts w:ascii="Times New Roman" w:hAnsi="Times New Roman" w:eastAsia="Times New Roman" w:cs="Times New Roman"/>
-                <w:sz w:val="17"/>
-                <w:szCs w:val="17"/>
-                <w:color w:val="1C1C1C"/>
+                <w:rFonts w:ascii="Times New Roman" w:hAnsi="Times New Roman" w:cs="Times New Roman"/>
+                <w:sz w:val="24"/>
+                <w:szCs w:val="24"/>
               </w:rPr>
-              <w:t>Выполнить практическое действие</w:t>
+              <w:t/>
             </w:r>
           </w:p>
         </w:tc>
         <w:tc>
           <w:tcPr>
-            <w:tcW w:w="3500" w:type="dxa"/>
-            <w:vAlign w:val="center"/>
+            <w:tcW w:w="2550" w:type="dxa"/>
           </w:tcPr>
           <w:p>
             <w:pPr>
-              <w:jc w:val="left"/>
-              <w:spacing w:before="0" w:after="0" w:line="240" w:lineRule="auto"/>
-              <w:keepLines/>
+              <w:spacing w:after="100" w:line="240" w:lineRule="auto"/>
             </w:pPr>
             <w:r>
               <w:rPr>
-                <w:rFonts w:ascii="Times New Roman" w:hAnsi="Times New Roman" w:eastAsia="Times New Roman" w:cs="Times New Roman"/>
-                <w:sz w:val="17"/>
-                <w:szCs w:val="17"/>
-                <w:color w:val="77777F"/>
+                <w:rFonts w:ascii="Times New Roman" w:hAnsi="Times New Roman" w:cs="Times New Roman"/>
+                <w:sz w:val="24"/>
+                <w:szCs w:val="24"/>
               </w:rPr>
-              <w:t>[Действие и полученный промежуточный результат]</w:t>
-            </w:r>
-          </w:p>
-        </w:tc>
-        <w:tc>
-          <w:tcPr>
-            <w:tcW w:w="2100" w:type="dxa"/>
-            <w:vAlign w:val="center"/>
-          </w:tcPr>
-          <w:p>
-            <w:pPr>
-              <w:jc w:val="left"/>
-              <w:spacing w:before="0" w:after="0" w:line="240" w:lineRule="auto"/>
-              <w:keepLines/>
-            </w:pPr>
-            <w:r>
-              <w:rPr>
-                <w:rFonts w:ascii="Times New Roman" w:hAnsi="Times New Roman" w:eastAsia="Times New Roman" w:cs="Times New Roman"/>
-                <w:sz w:val="17"/>
-                <w:szCs w:val="17"/>
-                <w:color w:val="77777F"/>
-              </w:rPr>
-              <w:t>[Таблица, ID, рисунок]</w:t>
-            </w:r>
-          </w:p>
-        </w:tc>
-      </w:tr>
-      <w:tr>
-        <w:trPr>
-          <w:cantSplit/>
-        </w:trPr>
-        <w:tc>
-          <w:tcPr>
-            <w:tcW w:w="650" w:type="dxa"/>
-            <w:vAlign w:val="center"/>
-            <w:shd w:val="clear" w:fill="F7F7F9"/>
-          </w:tcPr>
-          <w:p>
-            <w:pPr>
-              <w:jc w:val="center"/>
-              <w:spacing w:before="0" w:after="0" w:line="240" w:lineRule="auto"/>
-              <w:keepLines/>
-            </w:pPr>
-            <w:r>
-              <w:rPr>
-                <w:rFonts w:ascii="Times New Roman" w:hAnsi="Times New Roman" w:eastAsia="Times New Roman" w:cs="Times New Roman"/>
-                <w:sz w:val="17"/>
-                <w:szCs w:val="17"/>
-                <w:color w:val="1C1C1C"/>
-              </w:rPr>
-              <w:t>4</w:t>
-            </w:r>
-          </w:p>
-        </w:tc>
-        <w:tc>
-          <w:tcPr>
-            <w:tcW w:w="2750" w:type="dxa"/>
-            <w:vAlign w:val="center"/>
-            <w:shd w:val="clear" w:fill="F7F7F9"/>
-          </w:tcPr>
-          <w:p>
-            <w:pPr>
-              <w:jc w:val="left"/>
-              <w:spacing w:before="0" w:after="0" w:line="240" w:lineRule="auto"/>
-              <w:keepLines/>
-            </w:pPr>
-            <w:r>
-              <w:rPr>
-                <w:rFonts w:ascii="Times New Roman" w:hAnsi="Times New Roman" w:eastAsia="Times New Roman" w:cs="Times New Roman"/>
-                <w:sz w:val="17"/>
-                <w:szCs w:val="17"/>
-                <w:color w:val="1C1C1C"/>
-              </w:rPr>
-              <w:t>Провести контроль</w:t>
-            </w:r>
-          </w:p>
-        </w:tc>
-        <w:tc>
-          <w:tcPr>
-            <w:tcW w:w="3500" w:type="dxa"/>
-            <w:vAlign w:val="center"/>
-            <w:shd w:val="clear" w:fill="F7F7F9"/>
-          </w:tcPr>
-          <w:p>
-            <w:pPr>
-              <w:jc w:val="left"/>
-              <w:spacing w:before="0" w:after="0" w:line="240" w:lineRule="auto"/>
-              <w:keepLines/>
-            </w:pPr>
-            <w:r>
-              <w:rPr>
-                <w:rFonts w:ascii="Times New Roman" w:hAnsi="Times New Roman" w:eastAsia="Times New Roman" w:cs="Times New Roman"/>
-                <w:sz w:val="17"/>
-                <w:szCs w:val="17"/>
-                <w:color w:val="77777F"/>
-              </w:rPr>
-              <w:t>[Действие и полученный промежуточный результат]</w:t>
-            </w:r>
-          </w:p>
-        </w:tc>
-        <w:tc>
-          <w:tcPr>
-            <w:tcW w:w="2100" w:type="dxa"/>
-            <w:vAlign w:val="center"/>
-            <w:shd w:val="clear" w:fill="F7F7F9"/>
-          </w:tcPr>
-          <w:p>
-            <w:pPr>
-              <w:jc w:val="left"/>
-              <w:spacing w:before="0" w:after="0" w:line="240" w:lineRule="auto"/>
-              <w:keepLines/>
-            </w:pPr>
-            <w:r>
-              <w:rPr>
-                <w:rFonts w:ascii="Times New Roman" w:hAnsi="Times New Roman" w:eastAsia="Times New Roman" w:cs="Times New Roman"/>
-                <w:sz w:val="17"/>
-                <w:szCs w:val="17"/>
-                <w:color w:val="77777F"/>
-              </w:rPr>
-              <w:t>[Таблица, ID, рисунок]</w:t>
-            </w:r>
-          </w:p>
-        </w:tc>
-      </w:tr>
-      <w:tr>
-        <w:trPr>
-          <w:cantSplit/>
-        </w:trPr>
-        <w:tc>
-          <w:tcPr>
-            <w:tcW w:w="650" w:type="dxa"/>
-            <w:vAlign w:val="center"/>
-          </w:tcPr>
-          <w:p>
-            <w:pPr>
-              <w:jc w:val="center"/>
-              <w:spacing w:before="0" w:after="0" w:line="240" w:lineRule="auto"/>
-              <w:keepLines/>
-            </w:pPr>
-            <w:r>
-              <w:rPr>
-                <w:rFonts w:ascii="Times New Roman" w:hAnsi="Times New Roman" w:eastAsia="Times New Roman" w:cs="Times New Roman"/>
-                <w:sz w:val="17"/>
-                <w:szCs w:val="17"/>
-                <w:color w:val="1C1C1C"/>
-              </w:rPr>
-              <w:t>5</w:t>
-            </w:r>
-          </w:p>
-        </w:tc>
-        <w:tc>
-          <w:tcPr>
-            <w:tcW w:w="2750" w:type="dxa"/>
-            <w:vAlign w:val="center"/>
-          </w:tcPr>
-          <w:p>
-            <w:pPr>
-              <w:jc w:val="left"/>
-              <w:spacing w:before="0" w:after="0" w:line="240" w:lineRule="auto"/>
-              <w:keepLines/>
-            </w:pPr>
-            <w:r>
-              <w:rPr>
-                <w:rFonts w:ascii="Times New Roman" w:hAnsi="Times New Roman" w:eastAsia="Times New Roman" w:cs="Times New Roman"/>
-                <w:sz w:val="17"/>
-                <w:szCs w:val="17"/>
-                <w:color w:val="1C1C1C"/>
-              </w:rPr>
-              <w:t>Оформить результат</w:t>
-            </w:r>
-          </w:p>
-        </w:tc>
-        <w:tc>
-          <w:tcPr>
-            <w:tcW w:w="3500" w:type="dxa"/>
-            <w:vAlign w:val="center"/>
-          </w:tcPr>
-          <w:p>
-            <w:pPr>
-              <w:jc w:val="left"/>
-              <w:spacing w:before="0" w:after="0" w:line="240" w:lineRule="auto"/>
-              <w:keepLines/>
-            </w:pPr>
-            <w:r>
-              <w:rPr>
-                <w:rFonts w:ascii="Times New Roman" w:hAnsi="Times New Roman" w:eastAsia="Times New Roman" w:cs="Times New Roman"/>
-                <w:sz w:val="17"/>
-                <w:szCs w:val="17"/>
-                <w:color w:val="77777F"/>
-              </w:rPr>
-              <w:t>[Действие и полученный промежуточный результат]</w:t>
-            </w:r>
-          </w:p>
-        </w:tc>
-        <w:tc>
-          <w:tcPr>
-            <w:tcW w:w="2100" w:type="dxa"/>
-            <w:vAlign w:val="center"/>
-          </w:tcPr>
-          <w:p>
-            <w:pPr>
-              <w:jc w:val="left"/>
-              <w:spacing w:before="0" w:after="0" w:line="240" w:lineRule="auto"/>
-              <w:keepLines/>
-            </w:pPr>
-            <w:r>
-              <w:rPr>
-                <w:rFonts w:ascii="Times New Roman" w:hAnsi="Times New Roman" w:eastAsia="Times New Roman" w:cs="Times New Roman"/>
-                <w:sz w:val="17"/>
-                <w:szCs w:val="17"/>
-                <w:color w:val="77777F"/>
-              </w:rPr>
-              <w:t>[Таблица, ID, рисунок]</w:t>
-            </w:r>
-          </w:p>
-        </w:tc>
-      </w:tr>
-      <w:tr>
-        <w:trPr>
-          <w:cantSplit/>
-        </w:trPr>
-        <w:tc>
-          <w:tcPr>
-            <w:tcW w:w="650" w:type="dxa"/>
-            <w:vAlign w:val="center"/>
-            <w:shd w:val="clear" w:fill="F7F7F9"/>
-          </w:tcPr>
-          <w:p>
-            <w:pPr>
-              <w:jc w:val="center"/>
-              <w:spacing w:before="0" w:after="0" w:line="240" w:lineRule="auto"/>
-              <w:keepLines/>
-            </w:pPr>
-            <w:r>
-              <w:rPr>
-                <w:rFonts w:ascii="Times New Roman" w:hAnsi="Times New Roman" w:eastAsia="Times New Roman" w:cs="Times New Roman"/>
-                <w:sz w:val="17"/>
-                <w:szCs w:val="17"/>
-                <w:color w:val="1C1C1C"/>
-              </w:rPr>
-              <w:t>6</w:t>
-            </w:r>
-          </w:p>
-        </w:tc>
-        <w:tc>
-          <w:tcPr>
-            <w:tcW w:w="2750" w:type="dxa"/>
-            <w:vAlign w:val="center"/>
-            <w:shd w:val="clear" w:fill="F7F7F9"/>
-          </w:tcPr>
-          <w:p>
-            <w:pPr>
-              <w:jc w:val="left"/>
-              <w:spacing w:before="0" w:after="0" w:line="240" w:lineRule="auto"/>
-              <w:keepLines/>
-            </w:pPr>
-            <w:r>
-              <w:rPr>
-                <w:rFonts w:ascii="Times New Roman" w:hAnsi="Times New Roman" w:eastAsia="Times New Roman" w:cs="Times New Roman"/>
-                <w:sz w:val="17"/>
-                <w:szCs w:val="17"/>
-                <w:color w:val="1C1C1C"/>
-              </w:rPr>
-              <w:t>Подготовить файл к сдаче</w:t>
-            </w:r>
-          </w:p>
-        </w:tc>
-        <w:tc>
-          <w:tcPr>
-            <w:tcW w:w="3500" w:type="dxa"/>
-            <w:vAlign w:val="center"/>
-            <w:shd w:val="clear" w:fill="F7F7F9"/>
-          </w:tcPr>
-          <w:p>
-            <w:pPr>
-              <w:jc w:val="left"/>
-              <w:spacing w:before="0" w:after="0" w:line="240" w:lineRule="auto"/>
-              <w:keepLines/>
-            </w:pPr>
-            <w:r>
-              <w:rPr>
-                <w:rFonts w:ascii="Times New Roman" w:hAnsi="Times New Roman" w:eastAsia="Times New Roman" w:cs="Times New Roman"/>
-                <w:sz w:val="17"/>
-                <w:szCs w:val="17"/>
-                <w:color w:val="77777F"/>
-              </w:rPr>
-              <w:t>[Действие и полученный промежуточный результат]</w:t>
-            </w:r>
-          </w:p>
-        </w:tc>
-        <w:tc>
-          <w:tcPr>
-            <w:tcW w:w="2100" w:type="dxa"/>
-            <w:vAlign w:val="center"/>
-            <w:shd w:val="clear" w:fill="F7F7F9"/>
-          </w:tcPr>
-          <w:p>
-            <w:pPr>
-              <w:jc w:val="left"/>
-              <w:spacing w:before="0" w:after="0" w:line="240" w:lineRule="auto"/>
-              <w:keepLines/>
-            </w:pPr>
-            <w:r>
-              <w:rPr>
-                <w:rFonts w:ascii="Times New Roman" w:hAnsi="Times New Roman" w:eastAsia="Times New Roman" w:cs="Times New Roman"/>
-                <w:sz w:val="17"/>
-                <w:szCs w:val="17"/>
-                <w:color w:val="77777F"/>
-              </w:rPr>
-              <w:t>[Таблица, ID, рисунок]</w:t>
+              <w:t/>
             </w:r>
           </w:p>
         </w:tc>
@@ -3312,1213 +2825,68 @@
     </w:tbl>
     <w:p>
       <w:pPr>
-        <w:pStyle w:val="1"/>
-        <w:spacing w:before="180" w:after="90" w:line="276" w:lineRule="auto"/>
-        <w:keepNext/>
-        <w:keepLines/>
-      </w:pPr>
-      <w:r>
-        <w:rPr>
-          <w:rFonts w:ascii="Times New Roman" w:hAnsi="Times New Roman" w:eastAsia="Times New Roman" w:cs="Times New Roman"/>
-          <w:b/>
-          <w:bCs/>
-          <w:sz w:val="28"/>
-          <w:szCs w:val="28"/>
-          <w:color w:val="ED131C"/>
-        </w:rPr>
-        <w:t>4. Основной практический результат</w:t>
-      </w:r>
-    </w:p>
-    <w:p>
-      <w:pPr>
-        <w:spacing w:before="0" w:after="90" w:line="276" w:lineRule="auto"/>
-      </w:pPr>
-      <w:r>
-        <w:rPr>
-          <w:rFonts w:ascii="Times New Roman" w:hAnsi="Times New Roman" w:eastAsia="Times New Roman" w:cs="Times New Roman"/>
-          <w:b/>
-          <w:bCs/>
-          <w:sz w:val="21"/>
-          <w:szCs w:val="21"/>
-          <w:color w:val="000000"/>
-        </w:rPr>
-        <w:t>Требуемый результат: описание канала передачи; выбранный протокол.</w:t>
-      </w:r>
-    </w:p>
-    <w:p>
-      <w:pPr>
-        <w:spacing w:before="0" w:after="70" w:line="276" w:lineRule="auto"/>
+        <w:pStyle w:val="2"/>
         <w:keepNext/>
       </w:pPr>
       <w:r>
         <w:rPr>
           <w:rFonts w:ascii="Times New Roman" w:hAnsi="Times New Roman" w:eastAsia="Times New Roman" w:cs="Times New Roman"/>
-          <w:i/>
-          <w:iCs/>
-          <w:sz w:val="18"/>
-          <w:szCs w:val="18"/>
-          <w:color w:val="55555C"/>
+          <w:sz w:val="24"/>
+          <w:szCs w:val="24"/>
+          <w:b/>
+          <w:color w:val="000000"/>
         </w:rPr>
-        <w:t>Таблица 1 — Рабочий результат лабораторной работы № 19</w:t>
+        <w:t>Место для рисунка</w:t>
+      </w:r>
+    </w:p>
+    <w:p>
+      <w:r>
+        <w:rPr>
+          <w:rFonts w:ascii="Times New Roman" w:hAnsi="Times New Roman" w:eastAsia="Times New Roman" w:cs="Times New Roman"/>
+          <w:sz w:val="24"/>
+          <w:szCs w:val="24"/>
+          <w:color w:val="000000"/>
+        </w:rPr>
+        <w:t>Вставьте схему, требуемую заданием. Сохраните вместе рисунок, подпись и пояснение. Номер и название заполните самостоятельно.</w:t>
       </w:r>
     </w:p>
     <w:tbl>
       <w:tblPr>
-        <w:tblW w:w="9000" w:type="dxa"/>
-        <w:tblInd w:w="120" w:type="dxa"/>
+        <w:tblW w:type="auto" w:w="0"/>
         <w:tblLayout w:type="fixed"/>
-        <w:tblCellMar>
-          <w:top w:w="90" w:type="dxa"/>
-          <w:start w:w="120" w:type="dxa"/>
-          <w:bottom w:w="90" w:type="dxa"/>
-          <w:end w:w="120" w:type="dxa"/>
-        </w:tblCellMar>
-        <w:tblBorders>
-          <w:top w:val="single" w:sz="6" w:space="0" w:color="C7C8CD"/>
-          <w:start w:val="single" w:sz="6" w:space="0" w:color="C7C8CD"/>
-          <w:bottom w:val="single" w:sz="6" w:space="0" w:color="C7C8CD"/>
-          <w:end w:val="single" w:sz="6" w:space="0" w:color="C7C8CD"/>
-          <w:insideH w:val="single" w:sz="6" w:space="0" w:color="C7C8CD"/>
-          <w:insideV w:val="single" w:sz="6" w:space="0" w:color="C7C8CD"/>
-        </w:tblBorders>
+        <w:tblLook w:firstColumn="1" w:firstRow="1" w:lastColumn="0" w:lastRow="0" w:noHBand="0" w:noVBand="1" w:val="04A0"/>
       </w:tblPr>
       <w:tblGrid>
-        <w:gridCol w:w="1300"/>
-        <w:gridCol w:w="1200"/>
-        <w:gridCol w:w="1800"/>
-        <w:gridCol w:w="1550"/>
-        <w:gridCol w:w="1400"/>
-        <w:gridCol w:w="1750"/>
+        <w:gridCol w:w="9354"/>
       </w:tblGrid>
       <w:tr>
         <w:trPr>
-          <w:cantSplit/>
-          <w:tblHeader/>
+          <w:trHeight w:val="2551" w:hRule="atLeast"/>
         </w:trPr>
         <w:tc>
           <w:tcPr>
-            <w:tcW w:w="1300" w:type="dxa"/>
-            <w:vAlign w:val="center"/>
-            <w:shd w:val="clear" w:fill="1C1C1C"/>
+            <w:tcW w:type="dxa" w:w="9354"/>
+            <w:tcBorders>
+              <w:top w:val="single" w:sz="4" w:color="D9D9D9"/>
+              <w:left w:val="single" w:sz="4" w:color="D9D9D9"/>
+              <w:bottom w:val="single" w:sz="4" w:color="D9D9D9"/>
+              <w:right w:val="single" w:sz="4" w:color="D9D9D9"/>
+            </w:tcBorders>
+            <w:shd w:fill="E7E6E6"/>
           </w:tcPr>
           <w:p>
             <w:pPr>
               <w:jc w:val="center"/>
-              <w:spacing w:before="0" w:after="0" w:line="240" w:lineRule="auto"/>
-              <w:keepLines/>
             </w:pPr>
             <w:r>
               <w:rPr>
+                <w:b/>
                 <w:rFonts w:ascii="Times New Roman" w:hAnsi="Times New Roman" w:eastAsia="Times New Roman" w:cs="Times New Roman"/>
-                <w:b/>
-                <w:bCs/>
-                <w:sz w:val="16"/>
-                <w:szCs w:val="16"/>
-                <w:color w:val="FFFFFF"/>
+                <w:sz w:val="24"/>
+                <w:szCs w:val="24"/>
+                <w:color w:val="000000"/>
               </w:rPr>
-              <w:t>Канал</w:t>
-            </w:r>
-          </w:p>
-        </w:tc>
-        <w:tc>
-          <w:tcPr>
-            <w:tcW w:w="1200" w:type="dxa"/>
-            <w:vAlign w:val="center"/>
-            <w:shd w:val="clear" w:fill="1C1C1C"/>
-          </w:tcPr>
-          <w:p>
-            <w:pPr>
-              <w:jc w:val="center"/>
-              <w:spacing w:before="0" w:after="0" w:line="240" w:lineRule="auto"/>
-              <w:keepLines/>
-            </w:pPr>
-            <w:r>
-              <w:rPr>
-                <w:rFonts w:ascii="Times New Roman" w:hAnsi="Times New Roman" w:eastAsia="Times New Roman" w:cs="Times New Roman"/>
-                <w:b/>
-                <w:bCs/>
-                <w:sz w:val="16"/>
-                <w:szCs w:val="16"/>
-                <w:color w:val="FFFFFF"/>
-              </w:rPr>
-              <w:t>Протокол</w:t>
-            </w:r>
-          </w:p>
-        </w:tc>
-        <w:tc>
-          <w:tcPr>
-            <w:tcW w:w="1800" w:type="dxa"/>
-            <w:vAlign w:val="center"/>
-            <w:shd w:val="clear" w:fill="1C1C1C"/>
-          </w:tcPr>
-          <w:p>
-            <w:pPr>
-              <w:jc w:val="center"/>
-              <w:spacing w:before="0" w:after="0" w:line="240" w:lineRule="auto"/>
-              <w:keepLines/>
-            </w:pPr>
-            <w:r>
-              <w:rPr>
-                <w:rFonts w:ascii="Times New Roman" w:hAnsi="Times New Roman" w:eastAsia="Times New Roman" w:cs="Times New Roman"/>
-                <w:b/>
-                <w:bCs/>
-                <w:sz w:val="16"/>
-                <w:szCs w:val="16"/>
-                <w:color w:val="FFFFFF"/>
-              </w:rPr>
-              <w:t>Параметр защиты</w:t>
-            </w:r>
-          </w:p>
-        </w:tc>
-        <w:tc>
-          <w:tcPr>
-            <w:tcW w:w="1550" w:type="dxa"/>
-            <w:vAlign w:val="center"/>
-            <w:shd w:val="clear" w:fill="1C1C1C"/>
-          </w:tcPr>
-          <w:p>
-            <w:pPr>
-              <w:jc w:val="center"/>
-              <w:spacing w:before="0" w:after="0" w:line="240" w:lineRule="auto"/>
-              <w:keepLines/>
-            </w:pPr>
-            <w:r>
-              <w:rPr>
-                <w:rFonts w:ascii="Times New Roman" w:hAnsi="Times New Roman" w:eastAsia="Times New Roman" w:cs="Times New Roman"/>
-                <w:b/>
-                <w:bCs/>
-                <w:sz w:val="16"/>
-                <w:szCs w:val="16"/>
-                <w:color w:val="FFFFFF"/>
-              </w:rPr>
-              <w:t>Ожидается</w:t>
-            </w:r>
-          </w:p>
-        </w:tc>
-        <w:tc>
-          <w:tcPr>
-            <w:tcW w:w="1400" w:type="dxa"/>
-            <w:vAlign w:val="center"/>
-            <w:shd w:val="clear" w:fill="1C1C1C"/>
-          </w:tcPr>
-          <w:p>
-            <w:pPr>
-              <w:jc w:val="center"/>
-              <w:spacing w:before="0" w:after="0" w:line="240" w:lineRule="auto"/>
-              <w:keepLines/>
-            </w:pPr>
-            <w:r>
-              <w:rPr>
-                <w:rFonts w:ascii="Times New Roman" w:hAnsi="Times New Roman" w:eastAsia="Times New Roman" w:cs="Times New Roman"/>
-                <w:b/>
-                <w:bCs/>
-                <w:sz w:val="16"/>
-                <w:szCs w:val="16"/>
-                <w:color w:val="FFFFFF"/>
-              </w:rPr>
-              <w:t>Фактически</w:t>
-            </w:r>
-          </w:p>
-        </w:tc>
-        <w:tc>
-          <w:tcPr>
-            <w:tcW w:w="1750" w:type="dxa"/>
-            <w:vAlign w:val="center"/>
-            <w:shd w:val="clear" w:fill="1C1C1C"/>
-          </w:tcPr>
-          <w:p>
-            <w:pPr>
-              <w:jc w:val="center"/>
-              <w:spacing w:before="0" w:after="0" w:line="240" w:lineRule="auto"/>
-              <w:keepLines/>
-            </w:pPr>
-            <w:r>
-              <w:rPr>
-                <w:rFonts w:ascii="Times New Roman" w:hAnsi="Times New Roman" w:eastAsia="Times New Roman" w:cs="Times New Roman"/>
-                <w:b/>
-                <w:bCs/>
-                <w:sz w:val="16"/>
-                <w:szCs w:val="16"/>
-                <w:color w:val="FFFFFF"/>
-              </w:rPr>
-              <w:t>Доказательство</w:t>
-            </w:r>
-          </w:p>
-        </w:tc>
-      </w:tr>
-      <w:tr>
-        <w:trPr>
-          <w:cantSplit/>
-        </w:trPr>
-        <w:tc>
-          <w:tcPr>
-            <w:tcW w:w="1300" w:type="dxa"/>
-            <w:vAlign w:val="center"/>
-          </w:tcPr>
-          <w:p>
-            <w:pPr>
-              <w:jc w:val="center"/>
-              <w:spacing w:before="0" w:after="0" w:line="240" w:lineRule="auto"/>
-              <w:keepLines/>
-            </w:pPr>
-            <w:r>
-              <w:rPr>
-                <w:rFonts w:ascii="Times New Roman" w:hAnsi="Times New Roman" w:eastAsia="Times New Roman" w:cs="Times New Roman"/>
-                <w:sz w:val="16"/>
-                <w:szCs w:val="16"/>
-                <w:color w:val="1C1C1C"/>
-              </w:rPr>
-              <w:t>1</w:t>
-            </w:r>
-          </w:p>
-        </w:tc>
-        <w:tc>
-          <w:tcPr>
-            <w:tcW w:w="1200" w:type="dxa"/>
-            <w:vAlign w:val="center"/>
-          </w:tcPr>
-          <w:p>
-            <w:pPr>
-              <w:jc w:val="left"/>
-              <w:spacing w:before="0" w:after="0" w:line="240" w:lineRule="auto"/>
-              <w:keepLines/>
-            </w:pPr>
-            <w:r>
-              <w:rPr>
-                <w:rFonts w:ascii="Times New Roman" w:hAnsi="Times New Roman" w:eastAsia="Times New Roman" w:cs="Times New Roman"/>
-                <w:sz w:val="16"/>
-                <w:szCs w:val="16"/>
-                <w:color w:val="77777F"/>
-              </w:rPr>
-              <w:t>[Заполните]</w:t>
-            </w:r>
-          </w:p>
-        </w:tc>
-        <w:tc>
-          <w:tcPr>
-            <w:tcW w:w="1800" w:type="dxa"/>
-            <w:vAlign w:val="center"/>
-          </w:tcPr>
-          <w:p>
-            <w:pPr>
-              <w:jc w:val="left"/>
-              <w:spacing w:before="0" w:after="0" w:line="240" w:lineRule="auto"/>
-              <w:keepLines/>
-            </w:pPr>
-            <w:r>
-              <w:rPr>
-                <w:rFonts w:ascii="Times New Roman" w:hAnsi="Times New Roman" w:eastAsia="Times New Roman" w:cs="Times New Roman"/>
-                <w:sz w:val="16"/>
-                <w:szCs w:val="16"/>
-                <w:color w:val="77777F"/>
-              </w:rPr>
-              <w:t>[Заполните]</w:t>
-            </w:r>
-          </w:p>
-        </w:tc>
-        <w:tc>
-          <w:tcPr>
-            <w:tcW w:w="1550" w:type="dxa"/>
-            <w:vAlign w:val="center"/>
-          </w:tcPr>
-          <w:p>
-            <w:pPr>
-              <w:jc w:val="left"/>
-              <w:spacing w:before="0" w:after="0" w:line="240" w:lineRule="auto"/>
-              <w:keepLines/>
-            </w:pPr>
-            <w:r>
-              <w:rPr>
-                <w:rFonts w:ascii="Times New Roman" w:hAnsi="Times New Roman" w:eastAsia="Times New Roman" w:cs="Times New Roman"/>
-                <w:sz w:val="16"/>
-                <w:szCs w:val="16"/>
-                <w:color w:val="77777F"/>
-              </w:rPr>
-              <w:t>[Заполните]</w:t>
-            </w:r>
-          </w:p>
-        </w:tc>
-        <w:tc>
-          <w:tcPr>
-            <w:tcW w:w="1400" w:type="dxa"/>
-            <w:vAlign w:val="center"/>
-          </w:tcPr>
-          <w:p>
-            <w:pPr>
-              <w:jc w:val="left"/>
-              <w:spacing w:before="0" w:after="0" w:line="240" w:lineRule="auto"/>
-              <w:keepLines/>
-            </w:pPr>
-            <w:r>
-              <w:rPr>
-                <w:rFonts w:ascii="Times New Roman" w:hAnsi="Times New Roman" w:eastAsia="Times New Roman" w:cs="Times New Roman"/>
-                <w:sz w:val="16"/>
-                <w:szCs w:val="16"/>
-                <w:color w:val="77777F"/>
-              </w:rPr>
-              <w:t>[Заполните]</w:t>
-            </w:r>
-          </w:p>
-        </w:tc>
-        <w:tc>
-          <w:tcPr>
-            <w:tcW w:w="1750" w:type="dxa"/>
-            <w:vAlign w:val="center"/>
-          </w:tcPr>
-          <w:p>
-            <w:pPr>
-              <w:jc w:val="left"/>
-              <w:spacing w:before="0" w:after="0" w:line="240" w:lineRule="auto"/>
-              <w:keepLines/>
-            </w:pPr>
-            <w:r>
-              <w:rPr>
-                <w:rFonts w:ascii="Times New Roman" w:hAnsi="Times New Roman" w:eastAsia="Times New Roman" w:cs="Times New Roman"/>
-                <w:sz w:val="16"/>
-                <w:szCs w:val="16"/>
-                <w:color w:val="77777F"/>
-              </w:rPr>
-              <w:t>[Заполните]</w:t>
-            </w:r>
-          </w:p>
-        </w:tc>
-      </w:tr>
-      <w:tr>
-        <w:trPr>
-          <w:cantSplit/>
-        </w:trPr>
-        <w:tc>
-          <w:tcPr>
-            <w:tcW w:w="1300" w:type="dxa"/>
-            <w:vAlign w:val="center"/>
-            <w:shd w:val="clear" w:fill="F7F7F9"/>
-          </w:tcPr>
-          <w:p>
-            <w:pPr>
-              <w:jc w:val="center"/>
-              <w:spacing w:before="0" w:after="0" w:line="240" w:lineRule="auto"/>
-              <w:keepLines/>
-            </w:pPr>
-            <w:r>
-              <w:rPr>
-                <w:rFonts w:ascii="Times New Roman" w:hAnsi="Times New Roman" w:eastAsia="Times New Roman" w:cs="Times New Roman"/>
-                <w:sz w:val="16"/>
-                <w:szCs w:val="16"/>
-                <w:color w:val="1C1C1C"/>
-              </w:rPr>
-              <w:t>2</w:t>
-            </w:r>
-          </w:p>
-        </w:tc>
-        <w:tc>
-          <w:tcPr>
-            <w:tcW w:w="1200" w:type="dxa"/>
-            <w:vAlign w:val="center"/>
-            <w:shd w:val="clear" w:fill="F7F7F9"/>
-          </w:tcPr>
-          <w:p>
-            <w:pPr>
-              <w:jc w:val="left"/>
-              <w:spacing w:before="0" w:after="0" w:line="240" w:lineRule="auto"/>
-              <w:keepLines/>
-            </w:pPr>
-            <w:r>
-              <w:rPr>
-                <w:rFonts w:ascii="Times New Roman" w:hAnsi="Times New Roman" w:eastAsia="Times New Roman" w:cs="Times New Roman"/>
-                <w:sz w:val="16"/>
-                <w:szCs w:val="16"/>
-                <w:color w:val="77777F"/>
-              </w:rPr>
-              <w:t>[Заполните]</w:t>
-            </w:r>
-          </w:p>
-        </w:tc>
-        <w:tc>
-          <w:tcPr>
-            <w:tcW w:w="1800" w:type="dxa"/>
-            <w:vAlign w:val="center"/>
-            <w:shd w:val="clear" w:fill="F7F7F9"/>
-          </w:tcPr>
-          <w:p>
-            <w:pPr>
-              <w:jc w:val="left"/>
-              <w:spacing w:before="0" w:after="0" w:line="240" w:lineRule="auto"/>
-              <w:keepLines/>
-            </w:pPr>
-            <w:r>
-              <w:rPr>
-                <w:rFonts w:ascii="Times New Roman" w:hAnsi="Times New Roman" w:eastAsia="Times New Roman" w:cs="Times New Roman"/>
-                <w:sz w:val="16"/>
-                <w:szCs w:val="16"/>
-                <w:color w:val="77777F"/>
-              </w:rPr>
-              <w:t>[Заполните]</w:t>
-            </w:r>
-          </w:p>
-        </w:tc>
-        <w:tc>
-          <w:tcPr>
-            <w:tcW w:w="1550" w:type="dxa"/>
-            <w:vAlign w:val="center"/>
-            <w:shd w:val="clear" w:fill="F7F7F9"/>
-          </w:tcPr>
-          <w:p>
-            <w:pPr>
-              <w:jc w:val="left"/>
-              <w:spacing w:before="0" w:after="0" w:line="240" w:lineRule="auto"/>
-              <w:keepLines/>
-            </w:pPr>
-            <w:r>
-              <w:rPr>
-                <w:rFonts w:ascii="Times New Roman" w:hAnsi="Times New Roman" w:eastAsia="Times New Roman" w:cs="Times New Roman"/>
-                <w:sz w:val="16"/>
-                <w:szCs w:val="16"/>
-                <w:color w:val="77777F"/>
-              </w:rPr>
-              <w:t>[Заполните]</w:t>
-            </w:r>
-          </w:p>
-        </w:tc>
-        <w:tc>
-          <w:tcPr>
-            <w:tcW w:w="1400" w:type="dxa"/>
-            <w:vAlign w:val="center"/>
-            <w:shd w:val="clear" w:fill="F7F7F9"/>
-          </w:tcPr>
-          <w:p>
-            <w:pPr>
-              <w:jc w:val="left"/>
-              <w:spacing w:before="0" w:after="0" w:line="240" w:lineRule="auto"/>
-              <w:keepLines/>
-            </w:pPr>
-            <w:r>
-              <w:rPr>
-                <w:rFonts w:ascii="Times New Roman" w:hAnsi="Times New Roman" w:eastAsia="Times New Roman" w:cs="Times New Roman"/>
-                <w:sz w:val="16"/>
-                <w:szCs w:val="16"/>
-                <w:color w:val="77777F"/>
-              </w:rPr>
-              <w:t>[Заполните]</w:t>
-            </w:r>
-          </w:p>
-        </w:tc>
-        <w:tc>
-          <w:tcPr>
-            <w:tcW w:w="1750" w:type="dxa"/>
-            <w:vAlign w:val="center"/>
-            <w:shd w:val="clear" w:fill="F7F7F9"/>
-          </w:tcPr>
-          <w:p>
-            <w:pPr>
-              <w:jc w:val="left"/>
-              <w:spacing w:before="0" w:after="0" w:line="240" w:lineRule="auto"/>
-              <w:keepLines/>
-            </w:pPr>
-            <w:r>
-              <w:rPr>
-                <w:rFonts w:ascii="Times New Roman" w:hAnsi="Times New Roman" w:eastAsia="Times New Roman" w:cs="Times New Roman"/>
-                <w:sz w:val="16"/>
-                <w:szCs w:val="16"/>
-                <w:color w:val="77777F"/>
-              </w:rPr>
-              <w:t>[Заполните]</w:t>
-            </w:r>
-          </w:p>
-        </w:tc>
-      </w:tr>
-      <w:tr>
-        <w:trPr>
-          <w:cantSplit/>
-        </w:trPr>
-        <w:tc>
-          <w:tcPr>
-            <w:tcW w:w="1300" w:type="dxa"/>
-            <w:vAlign w:val="center"/>
-          </w:tcPr>
-          <w:p>
-            <w:pPr>
-              <w:jc w:val="center"/>
-              <w:spacing w:before="0" w:after="0" w:line="240" w:lineRule="auto"/>
-              <w:keepLines/>
-            </w:pPr>
-            <w:r>
-              <w:rPr>
-                <w:rFonts w:ascii="Times New Roman" w:hAnsi="Times New Roman" w:eastAsia="Times New Roman" w:cs="Times New Roman"/>
-                <w:sz w:val="16"/>
-                <w:szCs w:val="16"/>
-                <w:color w:val="1C1C1C"/>
-              </w:rPr>
-              <w:t>3</w:t>
-            </w:r>
-          </w:p>
-        </w:tc>
-        <w:tc>
-          <w:tcPr>
-            <w:tcW w:w="1200" w:type="dxa"/>
-            <w:vAlign w:val="center"/>
-          </w:tcPr>
-          <w:p>
-            <w:pPr>
-              <w:jc w:val="left"/>
-              <w:spacing w:before="0" w:after="0" w:line="240" w:lineRule="auto"/>
-              <w:keepLines/>
-            </w:pPr>
-            <w:r>
-              <w:rPr>
-                <w:rFonts w:ascii="Times New Roman" w:hAnsi="Times New Roman" w:eastAsia="Times New Roman" w:cs="Times New Roman"/>
-                <w:sz w:val="16"/>
-                <w:szCs w:val="16"/>
-                <w:color w:val="77777F"/>
-              </w:rPr>
-              <w:t>[Заполните]</w:t>
-            </w:r>
-          </w:p>
-        </w:tc>
-        <w:tc>
-          <w:tcPr>
-            <w:tcW w:w="1800" w:type="dxa"/>
-            <w:vAlign w:val="center"/>
-          </w:tcPr>
-          <w:p>
-            <w:pPr>
-              <w:jc w:val="left"/>
-              <w:spacing w:before="0" w:after="0" w:line="240" w:lineRule="auto"/>
-              <w:keepLines/>
-            </w:pPr>
-            <w:r>
-              <w:rPr>
-                <w:rFonts w:ascii="Times New Roman" w:hAnsi="Times New Roman" w:eastAsia="Times New Roman" w:cs="Times New Roman"/>
-                <w:sz w:val="16"/>
-                <w:szCs w:val="16"/>
-                <w:color w:val="77777F"/>
-              </w:rPr>
-              <w:t>[Заполните]</w:t>
-            </w:r>
-          </w:p>
-        </w:tc>
-        <w:tc>
-          <w:tcPr>
-            <w:tcW w:w="1550" w:type="dxa"/>
-            <w:vAlign w:val="center"/>
-          </w:tcPr>
-          <w:p>
-            <w:pPr>
-              <w:jc w:val="left"/>
-              <w:spacing w:before="0" w:after="0" w:line="240" w:lineRule="auto"/>
-              <w:keepLines/>
-            </w:pPr>
-            <w:r>
-              <w:rPr>
-                <w:rFonts w:ascii="Times New Roman" w:hAnsi="Times New Roman" w:eastAsia="Times New Roman" w:cs="Times New Roman"/>
-                <w:sz w:val="16"/>
-                <w:szCs w:val="16"/>
-                <w:color w:val="77777F"/>
-              </w:rPr>
-              <w:t>[Заполните]</w:t>
-            </w:r>
-          </w:p>
-        </w:tc>
-        <w:tc>
-          <w:tcPr>
-            <w:tcW w:w="1400" w:type="dxa"/>
-            <w:vAlign w:val="center"/>
-          </w:tcPr>
-          <w:p>
-            <w:pPr>
-              <w:jc w:val="left"/>
-              <w:spacing w:before="0" w:after="0" w:line="240" w:lineRule="auto"/>
-              <w:keepLines/>
-            </w:pPr>
-            <w:r>
-              <w:rPr>
-                <w:rFonts w:ascii="Times New Roman" w:hAnsi="Times New Roman" w:eastAsia="Times New Roman" w:cs="Times New Roman"/>
-                <w:sz w:val="16"/>
-                <w:szCs w:val="16"/>
-                <w:color w:val="77777F"/>
-              </w:rPr>
-              <w:t>[Заполните]</w:t>
-            </w:r>
-          </w:p>
-        </w:tc>
-        <w:tc>
-          <w:tcPr>
-            <w:tcW w:w="1750" w:type="dxa"/>
-            <w:vAlign w:val="center"/>
-          </w:tcPr>
-          <w:p>
-            <w:pPr>
-              <w:jc w:val="left"/>
-              <w:spacing w:before="0" w:after="0" w:line="240" w:lineRule="auto"/>
-              <w:keepLines/>
-            </w:pPr>
-            <w:r>
-              <w:rPr>
-                <w:rFonts w:ascii="Times New Roman" w:hAnsi="Times New Roman" w:eastAsia="Times New Roman" w:cs="Times New Roman"/>
-                <w:sz w:val="16"/>
-                <w:szCs w:val="16"/>
-                <w:color w:val="77777F"/>
-              </w:rPr>
-              <w:t>[Заполните]</w:t>
-            </w:r>
-          </w:p>
-        </w:tc>
-      </w:tr>
-      <w:tr>
-        <w:trPr>
-          <w:cantSplit/>
-        </w:trPr>
-        <w:tc>
-          <w:tcPr>
-            <w:tcW w:w="1300" w:type="dxa"/>
-            <w:vAlign w:val="center"/>
-            <w:shd w:val="clear" w:fill="F7F7F9"/>
-          </w:tcPr>
-          <w:p>
-            <w:pPr>
-              <w:jc w:val="center"/>
-              <w:spacing w:before="0" w:after="0" w:line="240" w:lineRule="auto"/>
-              <w:keepLines/>
-            </w:pPr>
-            <w:r>
-              <w:rPr>
-                <w:rFonts w:ascii="Times New Roman" w:hAnsi="Times New Roman" w:eastAsia="Times New Roman" w:cs="Times New Roman"/>
-                <w:sz w:val="16"/>
-                <w:szCs w:val="16"/>
-                <w:color w:val="1C1C1C"/>
-              </w:rPr>
-              <w:t>4</w:t>
-            </w:r>
-          </w:p>
-        </w:tc>
-        <w:tc>
-          <w:tcPr>
-            <w:tcW w:w="1200" w:type="dxa"/>
-            <w:vAlign w:val="center"/>
-            <w:shd w:val="clear" w:fill="F7F7F9"/>
-          </w:tcPr>
-          <w:p>
-            <w:pPr>
-              <w:jc w:val="left"/>
-              <w:spacing w:before="0" w:after="0" w:line="240" w:lineRule="auto"/>
-              <w:keepLines/>
-            </w:pPr>
-            <w:r>
-              <w:rPr>
-                <w:rFonts w:ascii="Times New Roman" w:hAnsi="Times New Roman" w:eastAsia="Times New Roman" w:cs="Times New Roman"/>
-                <w:sz w:val="16"/>
-                <w:szCs w:val="16"/>
-                <w:color w:val="77777F"/>
-              </w:rPr>
-              <w:t>[Заполните]</w:t>
-            </w:r>
-          </w:p>
-        </w:tc>
-        <w:tc>
-          <w:tcPr>
-            <w:tcW w:w="1800" w:type="dxa"/>
-            <w:vAlign w:val="center"/>
-            <w:shd w:val="clear" w:fill="F7F7F9"/>
-          </w:tcPr>
-          <w:p>
-            <w:pPr>
-              <w:jc w:val="left"/>
-              <w:spacing w:before="0" w:after="0" w:line="240" w:lineRule="auto"/>
-              <w:keepLines/>
-            </w:pPr>
-            <w:r>
-              <w:rPr>
-                <w:rFonts w:ascii="Times New Roman" w:hAnsi="Times New Roman" w:eastAsia="Times New Roman" w:cs="Times New Roman"/>
-                <w:sz w:val="16"/>
-                <w:szCs w:val="16"/>
-                <w:color w:val="77777F"/>
-              </w:rPr>
-              <w:t>[Заполните]</w:t>
-            </w:r>
-          </w:p>
-        </w:tc>
-        <w:tc>
-          <w:tcPr>
-            <w:tcW w:w="1550" w:type="dxa"/>
-            <w:vAlign w:val="center"/>
-            <w:shd w:val="clear" w:fill="F7F7F9"/>
-          </w:tcPr>
-          <w:p>
-            <w:pPr>
-              <w:jc w:val="left"/>
-              <w:spacing w:before="0" w:after="0" w:line="240" w:lineRule="auto"/>
-              <w:keepLines/>
-            </w:pPr>
-            <w:r>
-              <w:rPr>
-                <w:rFonts w:ascii="Times New Roman" w:hAnsi="Times New Roman" w:eastAsia="Times New Roman" w:cs="Times New Roman"/>
-                <w:sz w:val="16"/>
-                <w:szCs w:val="16"/>
-                <w:color w:val="77777F"/>
-              </w:rPr>
-              <w:t>[Заполните]</w:t>
-            </w:r>
-          </w:p>
-        </w:tc>
-        <w:tc>
-          <w:tcPr>
-            <w:tcW w:w="1400" w:type="dxa"/>
-            <w:vAlign w:val="center"/>
-            <w:shd w:val="clear" w:fill="F7F7F9"/>
-          </w:tcPr>
-          <w:p>
-            <w:pPr>
-              <w:jc w:val="left"/>
-              <w:spacing w:before="0" w:after="0" w:line="240" w:lineRule="auto"/>
-              <w:keepLines/>
-            </w:pPr>
-            <w:r>
-              <w:rPr>
-                <w:rFonts w:ascii="Times New Roman" w:hAnsi="Times New Roman" w:eastAsia="Times New Roman" w:cs="Times New Roman"/>
-                <w:sz w:val="16"/>
-                <w:szCs w:val="16"/>
-                <w:color w:val="77777F"/>
-              </w:rPr>
-              <w:t>[Заполните]</w:t>
-            </w:r>
-          </w:p>
-        </w:tc>
-        <w:tc>
-          <w:tcPr>
-            <w:tcW w:w="1750" w:type="dxa"/>
-            <w:vAlign w:val="center"/>
-            <w:shd w:val="clear" w:fill="F7F7F9"/>
-          </w:tcPr>
-          <w:p>
-            <w:pPr>
-              <w:jc w:val="left"/>
-              <w:spacing w:before="0" w:after="0" w:line="240" w:lineRule="auto"/>
-              <w:keepLines/>
-            </w:pPr>
-            <w:r>
-              <w:rPr>
-                <w:rFonts w:ascii="Times New Roman" w:hAnsi="Times New Roman" w:eastAsia="Times New Roman" w:cs="Times New Roman"/>
-                <w:sz w:val="16"/>
-                <w:szCs w:val="16"/>
-                <w:color w:val="77777F"/>
-              </w:rPr>
-              <w:t>[Заполните]</w:t>
-            </w:r>
-          </w:p>
-        </w:tc>
-      </w:tr>
-      <w:tr>
-        <w:trPr>
-          <w:cantSplit/>
-        </w:trPr>
-        <w:tc>
-          <w:tcPr>
-            <w:tcW w:w="1300" w:type="dxa"/>
-            <w:vAlign w:val="center"/>
-          </w:tcPr>
-          <w:p>
-            <w:pPr>
-              <w:jc w:val="center"/>
-              <w:spacing w:before="0" w:after="0" w:line="240" w:lineRule="auto"/>
-              <w:keepLines/>
-            </w:pPr>
-            <w:r>
-              <w:rPr>
-                <w:rFonts w:ascii="Times New Roman" w:hAnsi="Times New Roman" w:eastAsia="Times New Roman" w:cs="Times New Roman"/>
-                <w:sz w:val="16"/>
-                <w:szCs w:val="16"/>
-                <w:color w:val="1C1C1C"/>
-              </w:rPr>
-              <w:t>5</w:t>
-            </w:r>
-          </w:p>
-        </w:tc>
-        <w:tc>
-          <w:tcPr>
-            <w:tcW w:w="1200" w:type="dxa"/>
-            <w:vAlign w:val="center"/>
-          </w:tcPr>
-          <w:p>
-            <w:pPr>
-              <w:jc w:val="left"/>
-              <w:spacing w:before="0" w:after="0" w:line="240" w:lineRule="auto"/>
-              <w:keepLines/>
-            </w:pPr>
-            <w:r>
-              <w:rPr>
-                <w:rFonts w:ascii="Times New Roman" w:hAnsi="Times New Roman" w:eastAsia="Times New Roman" w:cs="Times New Roman"/>
-                <w:sz w:val="16"/>
-                <w:szCs w:val="16"/>
-                <w:color w:val="77777F"/>
-              </w:rPr>
-              <w:t>[Заполните]</w:t>
-            </w:r>
-          </w:p>
-        </w:tc>
-        <w:tc>
-          <w:tcPr>
-            <w:tcW w:w="1800" w:type="dxa"/>
-            <w:vAlign w:val="center"/>
-          </w:tcPr>
-          <w:p>
-            <w:pPr>
-              <w:jc w:val="left"/>
-              <w:spacing w:before="0" w:after="0" w:line="240" w:lineRule="auto"/>
-              <w:keepLines/>
-            </w:pPr>
-            <w:r>
-              <w:rPr>
-                <w:rFonts w:ascii="Times New Roman" w:hAnsi="Times New Roman" w:eastAsia="Times New Roman" w:cs="Times New Roman"/>
-                <w:sz w:val="16"/>
-                <w:szCs w:val="16"/>
-                <w:color w:val="77777F"/>
-              </w:rPr>
-              <w:t>[Заполните]</w:t>
-            </w:r>
-          </w:p>
-        </w:tc>
-        <w:tc>
-          <w:tcPr>
-            <w:tcW w:w="1550" w:type="dxa"/>
-            <w:vAlign w:val="center"/>
-          </w:tcPr>
-          <w:p>
-            <w:pPr>
-              <w:jc w:val="left"/>
-              <w:spacing w:before="0" w:after="0" w:line="240" w:lineRule="auto"/>
-              <w:keepLines/>
-            </w:pPr>
-            <w:r>
-              <w:rPr>
-                <w:rFonts w:ascii="Times New Roman" w:hAnsi="Times New Roman" w:eastAsia="Times New Roman" w:cs="Times New Roman"/>
-                <w:sz w:val="16"/>
-                <w:szCs w:val="16"/>
-                <w:color w:val="77777F"/>
-              </w:rPr>
-              <w:t>[Заполните]</w:t>
-            </w:r>
-          </w:p>
-        </w:tc>
-        <w:tc>
-          <w:tcPr>
-            <w:tcW w:w="1400" w:type="dxa"/>
-            <w:vAlign w:val="center"/>
-          </w:tcPr>
-          <w:p>
-            <w:pPr>
-              <w:jc w:val="left"/>
-              <w:spacing w:before="0" w:after="0" w:line="240" w:lineRule="auto"/>
-              <w:keepLines/>
-            </w:pPr>
-            <w:r>
-              <w:rPr>
-                <w:rFonts w:ascii="Times New Roman" w:hAnsi="Times New Roman" w:eastAsia="Times New Roman" w:cs="Times New Roman"/>
-                <w:sz w:val="16"/>
-                <w:szCs w:val="16"/>
-                <w:color w:val="77777F"/>
-              </w:rPr>
-              <w:t>[Заполните]</w:t>
-            </w:r>
-          </w:p>
-        </w:tc>
-        <w:tc>
-          <w:tcPr>
-            <w:tcW w:w="1750" w:type="dxa"/>
-            <w:vAlign w:val="center"/>
-          </w:tcPr>
-          <w:p>
-            <w:pPr>
-              <w:jc w:val="left"/>
-              <w:spacing w:before="0" w:after="0" w:line="240" w:lineRule="auto"/>
-              <w:keepLines/>
-            </w:pPr>
-            <w:r>
-              <w:rPr>
-                <w:rFonts w:ascii="Times New Roman" w:hAnsi="Times New Roman" w:eastAsia="Times New Roman" w:cs="Times New Roman"/>
-                <w:sz w:val="16"/>
-                <w:szCs w:val="16"/>
-                <w:color w:val="77777F"/>
-              </w:rPr>
-              <w:t>[Заполните]</w:t>
-            </w:r>
-          </w:p>
-        </w:tc>
-      </w:tr>
-      <w:tr>
-        <w:trPr>
-          <w:cantSplit/>
-        </w:trPr>
-        <w:tc>
-          <w:tcPr>
-            <w:tcW w:w="1300" w:type="dxa"/>
-            <w:vAlign w:val="center"/>
-            <w:shd w:val="clear" w:fill="F7F7F9"/>
-          </w:tcPr>
-          <w:p>
-            <w:pPr>
-              <w:jc w:val="center"/>
-              <w:spacing w:before="0" w:after="0" w:line="240" w:lineRule="auto"/>
-              <w:keepLines/>
-            </w:pPr>
-            <w:r>
-              <w:rPr>
-                <w:rFonts w:ascii="Times New Roman" w:hAnsi="Times New Roman" w:eastAsia="Times New Roman" w:cs="Times New Roman"/>
-                <w:sz w:val="16"/>
-                <w:szCs w:val="16"/>
-                <w:color w:val="1C1C1C"/>
-              </w:rPr>
-              <w:t>6</w:t>
-            </w:r>
-          </w:p>
-        </w:tc>
-        <w:tc>
-          <w:tcPr>
-            <w:tcW w:w="1200" w:type="dxa"/>
-            <w:vAlign w:val="center"/>
-            <w:shd w:val="clear" w:fill="F7F7F9"/>
-          </w:tcPr>
-          <w:p>
-            <w:pPr>
-              <w:jc w:val="left"/>
-              <w:spacing w:before="0" w:after="0" w:line="240" w:lineRule="auto"/>
-              <w:keepLines/>
-            </w:pPr>
-            <w:r>
-              <w:rPr>
-                <w:rFonts w:ascii="Times New Roman" w:hAnsi="Times New Roman" w:eastAsia="Times New Roman" w:cs="Times New Roman"/>
-                <w:sz w:val="16"/>
-                <w:szCs w:val="16"/>
-                <w:color w:val="77777F"/>
-              </w:rPr>
-              <w:t>[Заполните]</w:t>
-            </w:r>
-          </w:p>
-        </w:tc>
-        <w:tc>
-          <w:tcPr>
-            <w:tcW w:w="1800" w:type="dxa"/>
-            <w:vAlign w:val="center"/>
-            <w:shd w:val="clear" w:fill="F7F7F9"/>
-          </w:tcPr>
-          <w:p>
-            <w:pPr>
-              <w:jc w:val="left"/>
-              <w:spacing w:before="0" w:after="0" w:line="240" w:lineRule="auto"/>
-              <w:keepLines/>
-            </w:pPr>
-            <w:r>
-              <w:rPr>
-                <w:rFonts w:ascii="Times New Roman" w:hAnsi="Times New Roman" w:eastAsia="Times New Roman" w:cs="Times New Roman"/>
-                <w:sz w:val="16"/>
-                <w:szCs w:val="16"/>
-                <w:color w:val="77777F"/>
-              </w:rPr>
-              <w:t>[Заполните]</w:t>
-            </w:r>
-          </w:p>
-        </w:tc>
-        <w:tc>
-          <w:tcPr>
-            <w:tcW w:w="1550" w:type="dxa"/>
-            <w:vAlign w:val="center"/>
-            <w:shd w:val="clear" w:fill="F7F7F9"/>
-          </w:tcPr>
-          <w:p>
-            <w:pPr>
-              <w:jc w:val="left"/>
-              <w:spacing w:before="0" w:after="0" w:line="240" w:lineRule="auto"/>
-              <w:keepLines/>
-            </w:pPr>
-            <w:r>
-              <w:rPr>
-                <w:rFonts w:ascii="Times New Roman" w:hAnsi="Times New Roman" w:eastAsia="Times New Roman" w:cs="Times New Roman"/>
-                <w:sz w:val="16"/>
-                <w:szCs w:val="16"/>
-                <w:color w:val="77777F"/>
-              </w:rPr>
-              <w:t>[Заполните]</w:t>
-            </w:r>
-          </w:p>
-        </w:tc>
-        <w:tc>
-          <w:tcPr>
-            <w:tcW w:w="1400" w:type="dxa"/>
-            <w:vAlign w:val="center"/>
-            <w:shd w:val="clear" w:fill="F7F7F9"/>
-          </w:tcPr>
-          <w:p>
-            <w:pPr>
-              <w:jc w:val="left"/>
-              <w:spacing w:before="0" w:after="0" w:line="240" w:lineRule="auto"/>
-              <w:keepLines/>
-            </w:pPr>
-            <w:r>
-              <w:rPr>
-                <w:rFonts w:ascii="Times New Roman" w:hAnsi="Times New Roman" w:eastAsia="Times New Roman" w:cs="Times New Roman"/>
-                <w:sz w:val="16"/>
-                <w:szCs w:val="16"/>
-                <w:color w:val="77777F"/>
-              </w:rPr>
-              <w:t>[Заполните]</w:t>
-            </w:r>
-          </w:p>
-        </w:tc>
-        <w:tc>
-          <w:tcPr>
-            <w:tcW w:w="1750" w:type="dxa"/>
-            <w:vAlign w:val="center"/>
-            <w:shd w:val="clear" w:fill="F7F7F9"/>
-          </w:tcPr>
-          <w:p>
-            <w:pPr>
-              <w:jc w:val="left"/>
-              <w:spacing w:before="0" w:after="0" w:line="240" w:lineRule="auto"/>
-              <w:keepLines/>
-            </w:pPr>
-            <w:r>
-              <w:rPr>
-                <w:rFonts w:ascii="Times New Roman" w:hAnsi="Times New Roman" w:eastAsia="Times New Roman" w:cs="Times New Roman"/>
-                <w:sz w:val="16"/>
-                <w:szCs w:val="16"/>
-                <w:color w:val="77777F"/>
-              </w:rPr>
-              <w:t>[Заполните]</w:t>
-            </w:r>
-          </w:p>
-        </w:tc>
-      </w:tr>
-      <w:tr>
-        <w:trPr>
-          <w:cantSplit/>
-        </w:trPr>
-        <w:tc>
-          <w:tcPr>
-            <w:tcW w:w="1300" w:type="dxa"/>
-            <w:vAlign w:val="center"/>
-          </w:tcPr>
-          <w:p>
-            <w:pPr>
-              <w:jc w:val="center"/>
-              <w:spacing w:before="0" w:after="0" w:line="240" w:lineRule="auto"/>
-              <w:keepLines/>
-            </w:pPr>
-            <w:r>
-              <w:rPr>
-                <w:rFonts w:ascii="Times New Roman" w:hAnsi="Times New Roman" w:eastAsia="Times New Roman" w:cs="Times New Roman"/>
-                <w:sz w:val="16"/>
-                <w:szCs w:val="16"/>
-                <w:color w:val="1C1C1C"/>
-              </w:rPr>
-              <w:t>7</w:t>
-            </w:r>
-          </w:p>
-        </w:tc>
-        <w:tc>
-          <w:tcPr>
-            <w:tcW w:w="1200" w:type="dxa"/>
-            <w:vAlign w:val="center"/>
-          </w:tcPr>
-          <w:p>
-            <w:pPr>
-              <w:jc w:val="left"/>
-              <w:spacing w:before="0" w:after="0" w:line="240" w:lineRule="auto"/>
-              <w:keepLines/>
-            </w:pPr>
-            <w:r>
-              <w:rPr>
-                <w:rFonts w:ascii="Times New Roman" w:hAnsi="Times New Roman" w:eastAsia="Times New Roman" w:cs="Times New Roman"/>
-                <w:sz w:val="16"/>
-                <w:szCs w:val="16"/>
-                <w:color w:val="77777F"/>
-              </w:rPr>
-              <w:t>[Заполните]</w:t>
-            </w:r>
-          </w:p>
-        </w:tc>
-        <w:tc>
-          <w:tcPr>
-            <w:tcW w:w="1800" w:type="dxa"/>
-            <w:vAlign w:val="center"/>
-          </w:tcPr>
-          <w:p>
-            <w:pPr>
-              <w:jc w:val="left"/>
-              <w:spacing w:before="0" w:after="0" w:line="240" w:lineRule="auto"/>
-              <w:keepLines/>
-            </w:pPr>
-            <w:r>
-              <w:rPr>
-                <w:rFonts w:ascii="Times New Roman" w:hAnsi="Times New Roman" w:eastAsia="Times New Roman" w:cs="Times New Roman"/>
-                <w:sz w:val="16"/>
-                <w:szCs w:val="16"/>
-                <w:color w:val="77777F"/>
-              </w:rPr>
-              <w:t>[Заполните]</w:t>
-            </w:r>
-          </w:p>
-        </w:tc>
-        <w:tc>
-          <w:tcPr>
-            <w:tcW w:w="1550" w:type="dxa"/>
-            <w:vAlign w:val="center"/>
-          </w:tcPr>
-          <w:p>
-            <w:pPr>
-              <w:jc w:val="left"/>
-              <w:spacing w:before="0" w:after="0" w:line="240" w:lineRule="auto"/>
-              <w:keepLines/>
-            </w:pPr>
-            <w:r>
-              <w:rPr>
-                <w:rFonts w:ascii="Times New Roman" w:hAnsi="Times New Roman" w:eastAsia="Times New Roman" w:cs="Times New Roman"/>
-                <w:sz w:val="16"/>
-                <w:szCs w:val="16"/>
-                <w:color w:val="77777F"/>
-              </w:rPr>
-              <w:t>[Заполните]</w:t>
-            </w:r>
-          </w:p>
-        </w:tc>
-        <w:tc>
-          <w:tcPr>
-            <w:tcW w:w="1400" w:type="dxa"/>
-            <w:vAlign w:val="center"/>
-          </w:tcPr>
-          <w:p>
-            <w:pPr>
-              <w:jc w:val="left"/>
-              <w:spacing w:before="0" w:after="0" w:line="240" w:lineRule="auto"/>
-              <w:keepLines/>
-            </w:pPr>
-            <w:r>
-              <w:rPr>
-                <w:rFonts w:ascii="Times New Roman" w:hAnsi="Times New Roman" w:eastAsia="Times New Roman" w:cs="Times New Roman"/>
-                <w:sz w:val="16"/>
-                <w:szCs w:val="16"/>
-                <w:color w:val="77777F"/>
-              </w:rPr>
-              <w:t>[Заполните]</w:t>
-            </w:r>
-          </w:p>
-        </w:tc>
-        <w:tc>
-          <w:tcPr>
-            <w:tcW w:w="1750" w:type="dxa"/>
-            <w:vAlign w:val="center"/>
-          </w:tcPr>
-          <w:p>
-            <w:pPr>
-              <w:jc w:val="left"/>
-              <w:spacing w:before="0" w:after="0" w:line="240" w:lineRule="auto"/>
-              <w:keepLines/>
-            </w:pPr>
-            <w:r>
-              <w:rPr>
-                <w:rFonts w:ascii="Times New Roman" w:hAnsi="Times New Roman" w:eastAsia="Times New Roman" w:cs="Times New Roman"/>
-                <w:sz w:val="16"/>
-                <w:szCs w:val="16"/>
-                <w:color w:val="77777F"/>
-              </w:rPr>
-              <w:t>[Заполните]</w:t>
+              <w:t>Вставьте рисунок самостоятельно</w:t>
             </w:r>
           </w:p>
         </w:tc>
@@ -4526,2391 +2894,420 @@
     </w:tbl>
     <w:p>
       <w:pPr>
-        <w:pStyle w:val="1"/>
-        <w:spacing w:before="180" w:after="90" w:line="276" w:lineRule="auto"/>
-        <w:keepNext/>
-        <w:keepLines/>
+        <w:jc w:val="center"/>
       </w:pPr>
       <w:r>
         <w:rPr>
           <w:rFonts w:ascii="Times New Roman" w:hAnsi="Times New Roman" w:eastAsia="Times New Roman" w:cs="Times New Roman"/>
+          <w:sz w:val="24"/>
+          <w:szCs w:val="24"/>
+          <w:color w:val="000000"/>
+        </w:rPr>
+        <w:t>Рисунок № — Название</w:t>
+      </w:r>
+    </w:p>
+    <w:p>
+      <w:pPr>
+        <w:jc w:val="center"/>
+      </w:pPr>
+      <w:r>
+        <w:rPr>
+          <w:i/>
+          <w:rFonts w:ascii="Times New Roman" w:hAnsi="Times New Roman" w:eastAsia="Times New Roman" w:cs="Times New Roman"/>
+          <w:sz w:val="24"/>
+          <w:szCs w:val="24"/>
+          <w:color w:val="000000"/>
+        </w:rPr>
+        <w:t>Впишите номер и название рисунка самостоятельно.</w:t>
+      </w:r>
+    </w:p>
+    <w:p>
+      <w:r>
+        <w:rPr>
+          <w:rFonts w:ascii="Times New Roman" w:hAnsi="Times New Roman" w:eastAsia="Times New Roman" w:cs="Times New Roman"/>
+          <w:sz w:val="24"/>
+          <w:szCs w:val="24"/>
+          <w:color w:val="000000"/>
+        </w:rPr>
+        <w:br w:type="page"/>
+      </w:r>
+    </w:p>
+    <w:p>
+      <w:pPr>
+        <w:pStyle w:val="1"/>
+        <w:keepNext/>
+      </w:pPr>
+      <w:r>
+        <w:rPr>
+          <w:rFonts w:ascii="Times New Roman" w:hAnsi="Times New Roman" w:eastAsia="Times New Roman" w:cs="Times New Roman"/>
+          <w:sz w:val="24"/>
+          <w:szCs w:val="24"/>
           <w:b/>
-          <w:bCs/>
-          <w:sz w:val="28"/>
-          <w:szCs w:val="28"/>
-          <w:color w:val="ED131C"/>
+          <w:color w:val="000000"/>
         </w:rPr>
-        <w:t>5. Расчёты, схема или обоснование решения</w:t>
+        <w:t>Решение, обоснование и проверка</w:t>
+      </w:r>
+    </w:p>
+    <w:p>
+      <w:pPr>
+        <w:pStyle w:val="2"/>
+        <w:keepNext/>
+      </w:pPr>
+      <w:r>
+        <w:rPr>
+          <w:rFonts w:ascii="Times New Roman" w:hAnsi="Times New Roman" w:eastAsia="Times New Roman" w:cs="Times New Roman"/>
+          <w:sz w:val="24"/>
+          <w:szCs w:val="24"/>
+          <w:b/>
+          <w:color w:val="000000"/>
+        </w:rPr>
+        <w:t>Принятое решение и связь с предметной областью</w:t>
+      </w:r>
+    </w:p>
+    <w:p>
+      <w:r>
+        <w:rPr>
+          <w:rFonts w:ascii="Times New Roman" w:hAnsi="Times New Roman" w:eastAsia="Times New Roman" w:cs="Times New Roman"/>
+          <w:sz w:val="24"/>
+          <w:szCs w:val="24"/>
+          <w:color w:val="000000"/>
+        </w:rPr>
+        <w:t>[Заполните самостоятельно.]</w:t>
+        <w:br/>
+        <w:t>________________________________________________________</w:t>
+      </w:r>
+    </w:p>
+    <w:p>
+      <w:pPr>
+        <w:pStyle w:val="2"/>
+        <w:keepNext/>
+      </w:pPr>
+      <w:r>
+        <w:rPr>
+          <w:rFonts w:ascii="Times New Roman" w:hAnsi="Times New Roman" w:eastAsia="Times New Roman" w:cs="Times New Roman"/>
+          <w:sz w:val="24"/>
+          <w:szCs w:val="24"/>
+          <w:b/>
+          <w:color w:val="000000"/>
+        </w:rPr>
+        <w:t>Основания решения и ссылки на ID исходных данных</w:t>
+      </w:r>
+    </w:p>
+    <w:p>
+      <w:r>
+        <w:rPr>
+          <w:rFonts w:ascii="Times New Roman" w:hAnsi="Times New Roman" w:eastAsia="Times New Roman" w:cs="Times New Roman"/>
+          <w:sz w:val="24"/>
+          <w:szCs w:val="24"/>
+          <w:color w:val="000000"/>
+        </w:rPr>
+        <w:t>[Заполните самостоятельно.]</w:t>
+        <w:br/>
+        <w:t>________________________________________________________</w:t>
+      </w:r>
+    </w:p>
+    <w:p>
+      <w:pPr>
+        <w:pStyle w:val="2"/>
+        <w:keepNext/>
+      </w:pPr>
+      <w:r>
+        <w:rPr>
+          <w:rFonts w:ascii="Times New Roman" w:hAnsi="Times New Roman" w:eastAsia="Times New Roman" w:cs="Times New Roman"/>
+          <w:sz w:val="24"/>
+          <w:szCs w:val="24"/>
+          <w:b/>
+          <w:color w:val="000000"/>
+        </w:rPr>
+        <w:t>Проверка результата по условиям задания</w:t>
+      </w:r>
+    </w:p>
+    <w:p>
+      <w:r>
+        <w:rPr>
+          <w:rFonts w:ascii="Times New Roman" w:hAnsi="Times New Roman" w:eastAsia="Times New Roman" w:cs="Times New Roman"/>
+          <w:sz w:val="24"/>
+          <w:szCs w:val="24"/>
+          <w:color w:val="000000"/>
+        </w:rPr>
+        <w:t>[Заполните самостоятельно.]</w:t>
+        <w:br/>
+        <w:t>________________________________________________________</w:t>
+      </w:r>
+    </w:p>
+    <w:p>
+      <w:pPr>
+        <w:pStyle w:val="2"/>
+        <w:keepNext/>
+      </w:pPr>
+      <w:r>
+        <w:rPr>
+          <w:rFonts w:ascii="Times New Roman" w:hAnsi="Times New Roman" w:eastAsia="Times New Roman" w:cs="Times New Roman"/>
+          <w:sz w:val="24"/>
+          <w:szCs w:val="24"/>
+          <w:b/>
+          <w:color w:val="000000"/>
+        </w:rPr>
+        <w:t>Материалы для следующей работы</w:t>
+      </w:r>
+    </w:p>
+    <w:p>
+      <w:r>
+        <w:rPr>
+          <w:rFonts w:ascii="Times New Roman" w:hAnsi="Times New Roman" w:eastAsia="Times New Roman" w:cs="Times New Roman"/>
+          <w:sz w:val="24"/>
+          <w:szCs w:val="24"/>
+          <w:color w:val="000000"/>
+        </w:rPr>
+        <w:t>В ЛР20 передайте проверяемые требования к каналу, в ЛР21 — параметры и ограничения. Содержимое на конечных устройствах проверяется отдельно от шифрования передачи.
+[Запишите, что вы передаёте и где это находится в вашем отчёте.]</w:t>
+        <w:br/>
+        <w:t/>
+      </w:r>
+    </w:p>
+    <w:p>
+      <w:pPr>
+        <w:pStyle w:val="2"/>
+        <w:keepNext/>
+      </w:pPr>
+      <w:r>
+        <w:rPr>
+          <w:rFonts w:ascii="Times New Roman" w:hAnsi="Times New Roman" w:eastAsia="Times New Roman" w:cs="Times New Roman"/>
+          <w:sz w:val="24"/>
+          <w:szCs w:val="24"/>
+          <w:b/>
+          <w:color w:val="000000"/>
+        </w:rPr>
+        <w:t>Использование инструментов</w:t>
+      </w:r>
+    </w:p>
+    <w:p>
+      <w:r>
+        <w:rPr>
+          <w:rFonts w:ascii="Times New Roman" w:hAnsi="Times New Roman" w:eastAsia="Times New Roman" w:cs="Times New Roman"/>
+          <w:sz w:val="24"/>
+          <w:szCs w:val="24"/>
+          <w:color w:val="000000"/>
+        </w:rPr>
+        <w:t>Заполняется при использовании внешних инструментов. Укажите выполненную операцию и то, что проверили самостоятельно.</w:t>
       </w:r>
     </w:p>
     <w:tbl>
       <w:tblPr>
-        <w:tblW w:w="9000" w:type="dxa"/>
-        <w:tblInd w:w="120" w:type="dxa"/>
+        <w:tblW w:type="auto" w:w="0"/>
         <w:tblLayout w:type="fixed"/>
-        <w:tblCellMar>
-          <w:top w:w="90" w:type="dxa"/>
-          <w:start w:w="120" w:type="dxa"/>
-          <w:bottom w:w="90" w:type="dxa"/>
-          <w:end w:w="120" w:type="dxa"/>
-        </w:tblCellMar>
-        <w:tblBorders>
-          <w:top w:val="single" w:sz="6" w:space="0" w:color="C7C8CD"/>
-          <w:start w:val="single" w:sz="6" w:space="0" w:color="C7C8CD"/>
-          <w:bottom w:val="single" w:sz="6" w:space="0" w:color="C7C8CD"/>
-          <w:end w:val="single" w:sz="6" w:space="0" w:color="C7C8CD"/>
-          <w:insideH w:val="single" w:sz="6" w:space="0" w:color="C7C8CD"/>
-          <w:insideV w:val="single" w:sz="6" w:space="0" w:color="C7C8CD"/>
-        </w:tblBorders>
+        <w:tblLook w:firstColumn="1" w:firstRow="1" w:lastColumn="0" w:lastRow="0" w:noHBand="0" w:noVBand="1" w:val="04A0"/>
       </w:tblPr>
       <w:tblGrid>
-        <w:gridCol w:w="2100"/>
-        <w:gridCol w:w="6900"/>
+        <w:gridCol w:w="2268"/>
+        <w:gridCol w:w="3402"/>
+        <w:gridCol w:w="3685"/>
       </w:tblGrid>
       <w:tr>
-        <w:trPr>
-          <w:cantSplit/>
-          <w:tblHeader/>
-        </w:trPr>
         <w:tc>
           <w:tcPr>
-            <w:tcW w:w="2100" w:type="dxa"/>
-            <w:vAlign w:val="center"/>
-            <w:shd w:val="clear" w:fill="1C1C1C"/>
+            <w:tcW w:type="dxa" w:w="2268"/>
+            <w:tcBorders>
+              <w:top w:val="single" w:sz="4" w:color="D9D9D9"/>
+              <w:left w:val="single" w:sz="4" w:color="D9D9D9"/>
+              <w:bottom w:val="single" w:sz="4" w:color="D9D9D9"/>
+              <w:right w:val="single" w:sz="4" w:color="D9D9D9"/>
+            </w:tcBorders>
+            <w:shd w:fill="E7E6E6"/>
           </w:tcPr>
           <w:p>
-            <w:pPr>
-              <w:jc w:val="center"/>
-              <w:spacing w:before="0" w:after="0" w:line="240" w:lineRule="auto"/>
-              <w:keepLines/>
-            </w:pPr>
             <w:r>
               <w:rPr>
+                <w:b/>
                 <w:rFonts w:ascii="Times New Roman" w:hAnsi="Times New Roman" w:eastAsia="Times New Roman" w:cs="Times New Roman"/>
-                <w:b/>
-                <w:bCs/>
-                <w:sz w:val="18"/>
-                <w:szCs w:val="18"/>
-                <w:color w:val="FFFFFF"/>
+                <w:sz w:val="24"/>
+                <w:szCs w:val="24"/>
+                <w:color w:val="000000"/>
               </w:rPr>
-              <w:t>Элемент</w:t>
+              <w:t>Инструмент</w:t>
             </w:r>
           </w:p>
         </w:tc>
         <w:tc>
           <w:tcPr>
-            <w:tcW w:w="6900" w:type="dxa"/>
-            <w:vAlign w:val="center"/>
-            <w:shd w:val="clear" w:fill="1C1C1C"/>
+            <w:tcW w:type="dxa" w:w="3402"/>
+            <w:tcBorders>
+              <w:top w:val="single" w:sz="4" w:color="D9D9D9"/>
+              <w:left w:val="single" w:sz="4" w:color="D9D9D9"/>
+              <w:bottom w:val="single" w:sz="4" w:color="D9D9D9"/>
+              <w:right w:val="single" w:sz="4" w:color="D9D9D9"/>
+            </w:tcBorders>
+            <w:shd w:fill="E7E6E6"/>
           </w:tcPr>
           <w:p>
-            <w:pPr>
-              <w:jc w:val="center"/>
-              <w:spacing w:before="0" w:after="0" w:line="240" w:lineRule="auto"/>
-              <w:keepLines/>
-            </w:pPr>
             <w:r>
               <w:rPr>
+                <w:b/>
                 <w:rFonts w:ascii="Times New Roman" w:hAnsi="Times New Roman" w:eastAsia="Times New Roman" w:cs="Times New Roman"/>
+                <w:sz w:val="24"/>
+                <w:szCs w:val="24"/>
+                <w:color w:val="000000"/>
+              </w:rPr>
+              <w:t>Операция</w:t>
+            </w:r>
+          </w:p>
+        </w:tc>
+        <w:tc>
+          <w:tcPr>
+            <w:tcW w:type="dxa" w:w="3685"/>
+            <w:tcBorders>
+              <w:top w:val="single" w:sz="4" w:color="D9D9D9"/>
+              <w:left w:val="single" w:sz="4" w:color="D9D9D9"/>
+              <w:bottom w:val="single" w:sz="4" w:color="D9D9D9"/>
+              <w:right w:val="single" w:sz="4" w:color="D9D9D9"/>
+            </w:tcBorders>
+            <w:shd w:fill="E7E6E6"/>
+          </w:tcPr>
+          <w:p>
+            <w:r>
+              <w:rPr>
                 <w:b/>
-                <w:bCs/>
-                <w:sz w:val="18"/>
-                <w:szCs w:val="18"/>
-                <w:color w:val="FFFFFF"/>
+                <w:rFonts w:ascii="Times New Roman" w:hAnsi="Times New Roman" w:eastAsia="Times New Roman" w:cs="Times New Roman"/>
+                <w:sz w:val="24"/>
+                <w:szCs w:val="24"/>
+                <w:color w:val="000000"/>
               </w:rPr>
-              <w:t>Заполнение студента</w:t>
+              <w:t>Самостоятельная проверка</w:t>
             </w:r>
           </w:p>
         </w:tc>
       </w:tr>
       <w:tr>
-        <w:trPr>
-          <w:cantSplit/>
-        </w:trPr>
         <w:tc>
           <w:tcPr>
-            <w:tcW w:w="2100" w:type="dxa"/>
-            <w:vAlign w:val="center"/>
+            <w:tcW w:type="dxa" w:w="2268"/>
+            <w:tcBorders>
+              <w:top w:val="single" w:sz="4" w:color="D9D9D9"/>
+              <w:left w:val="single" w:sz="4" w:color="D9D9D9"/>
+              <w:bottom w:val="single" w:sz="4" w:color="D9D9D9"/>
+              <w:right w:val="single" w:sz="4" w:color="D9D9D9"/>
+            </w:tcBorders>
           </w:tcPr>
           <w:p>
-            <w:pPr>
-              <w:jc w:val="center"/>
-              <w:spacing w:before="0" w:after="0" w:line="240" w:lineRule="auto"/>
-              <w:keepLines/>
-            </w:pPr>
             <w:r>
               <w:rPr>
                 <w:rFonts w:ascii="Times New Roman" w:hAnsi="Times New Roman" w:eastAsia="Times New Roman" w:cs="Times New Roman"/>
-                <w:b/>
-                <w:bCs/>
-                <w:sz w:val="18"/>
-                <w:szCs w:val="18"/>
-                <w:color w:val="1C1C1C"/>
+                <w:sz w:val="24"/>
+                <w:szCs w:val="24"/>
+                <w:color w:val="000000"/>
               </w:rPr>
-              <w:t>Основание</w:t>
             </w:r>
           </w:p>
         </w:tc>
         <w:tc>
           <w:tcPr>
-            <w:tcW w:w="6900" w:type="dxa"/>
-            <w:vAlign w:val="center"/>
+            <w:tcW w:type="dxa" w:w="3402"/>
+            <w:tcBorders>
+              <w:top w:val="single" w:sz="4" w:color="D9D9D9"/>
+              <w:left w:val="single" w:sz="4" w:color="D9D9D9"/>
+              <w:bottom w:val="single" w:sz="4" w:color="D9D9D9"/>
+              <w:right w:val="single" w:sz="4" w:color="D9D9D9"/>
+            </w:tcBorders>
           </w:tcPr>
           <w:p>
-            <w:pPr>
-              <w:jc w:val="left"/>
-              <w:spacing w:before="0" w:after="0" w:line="240" w:lineRule="auto"/>
-              <w:keepLines/>
-            </w:pPr>
             <w:r>
               <w:rPr>
                 <w:rFonts w:ascii="Times New Roman" w:hAnsi="Times New Roman" w:eastAsia="Times New Roman" w:cs="Times New Roman"/>
-                <w:sz w:val="18"/>
-                <w:szCs w:val="18"/>
-                <w:color w:val="77777F"/>
+                <w:sz w:val="24"/>
+                <w:szCs w:val="24"/>
+                <w:color w:val="000000"/>
               </w:rPr>
-              <w:t>[Сошлитесь на конкретные ID, значения, правила или требования из исходных данных]</w:t>
+            </w:r>
+          </w:p>
+        </w:tc>
+        <w:tc>
+          <w:tcPr>
+            <w:tcW w:type="dxa" w:w="3685"/>
+            <w:tcBorders>
+              <w:top w:val="single" w:sz="4" w:color="D9D9D9"/>
+              <w:left w:val="single" w:sz="4" w:color="D9D9D9"/>
+              <w:bottom w:val="single" w:sz="4" w:color="D9D9D9"/>
+              <w:right w:val="single" w:sz="4" w:color="D9D9D9"/>
+            </w:tcBorders>
+          </w:tcPr>
+          <w:p>
+            <w:r>
+              <w:rPr>
+                <w:rFonts w:ascii="Times New Roman" w:hAnsi="Times New Roman" w:eastAsia="Times New Roman" w:cs="Times New Roman"/>
+                <w:sz w:val="24"/>
+                <w:szCs w:val="24"/>
+                <w:color w:val="000000"/>
+              </w:rPr>
             </w:r>
           </w:p>
         </w:tc>
       </w:tr>
       <w:tr>
-        <w:trPr>
-          <w:cantSplit/>
-        </w:trPr>
         <w:tc>
           <w:tcPr>
-            <w:tcW w:w="2100" w:type="dxa"/>
-            <w:vAlign w:val="center"/>
-            <w:shd w:val="clear" w:fill="F7F7F9"/>
+            <w:tcW w:type="dxa" w:w="2268"/>
+            <w:tcBorders>
+              <w:top w:val="single" w:sz="4" w:color="D9D9D9"/>
+              <w:left w:val="single" w:sz="4" w:color="D9D9D9"/>
+              <w:bottom w:val="single" w:sz="4" w:color="D9D9D9"/>
+              <w:right w:val="single" w:sz="4" w:color="D9D9D9"/>
+            </w:tcBorders>
           </w:tcPr>
           <w:p>
-            <w:pPr>
-              <w:jc w:val="center"/>
-              <w:spacing w:before="0" w:after="0" w:line="240" w:lineRule="auto"/>
-              <w:keepLines/>
-            </w:pPr>
             <w:r>
               <w:rPr>
                 <w:rFonts w:ascii="Times New Roman" w:hAnsi="Times New Roman" w:eastAsia="Times New Roman" w:cs="Times New Roman"/>
-                <w:b/>
-                <w:bCs/>
-                <w:sz w:val="18"/>
-                <w:szCs w:val="18"/>
-                <w:color w:val="1C1C1C"/>
+                <w:sz w:val="24"/>
+                <w:szCs w:val="24"/>
+                <w:color w:val="000000"/>
               </w:rPr>
-              <w:t>Ход решения</w:t>
             </w:r>
           </w:p>
         </w:tc>
         <w:tc>
           <w:tcPr>
-            <w:tcW w:w="6900" w:type="dxa"/>
-            <w:vAlign w:val="center"/>
-            <w:shd w:val="clear" w:fill="F7F7F9"/>
+            <w:tcW w:type="dxa" w:w="3402"/>
+            <w:tcBorders>
+              <w:top w:val="single" w:sz="4" w:color="D9D9D9"/>
+              <w:left w:val="single" w:sz="4" w:color="D9D9D9"/>
+              <w:bottom w:val="single" w:sz="4" w:color="D9D9D9"/>
+              <w:right w:val="single" w:sz="4" w:color="D9D9D9"/>
+            </w:tcBorders>
           </w:tcPr>
           <w:p>
-            <w:pPr>
-              <w:jc w:val="left"/>
-              <w:spacing w:before="0" w:after="0" w:line="240" w:lineRule="auto"/>
-              <w:keepLines/>
-            </w:pPr>
             <w:r>
               <w:rPr>
                 <w:rFonts w:ascii="Times New Roman" w:hAnsi="Times New Roman" w:eastAsia="Times New Roman" w:cs="Times New Roman"/>
-                <w:sz w:val="18"/>
-                <w:szCs w:val="18"/>
-                <w:color w:val="77777F"/>
+                <w:sz w:val="24"/>
+                <w:szCs w:val="24"/>
+                <w:color w:val="000000"/>
               </w:rPr>
-              <w:t>[Покажите формулу, подстановку, схему, сравнение вариантов или логику выбора]</w:t>
-            </w:r>
-          </w:p>
-        </w:tc>
-      </w:tr>
-      <w:tr>
-        <w:trPr>
-          <w:cantSplit/>
-        </w:trPr>
-        <w:tc>
-          <w:tcPr>
-            <w:tcW w:w="2100" w:type="dxa"/>
-            <w:vAlign w:val="center"/>
-          </w:tcPr>
-          <w:p>
-            <w:pPr>
-              <w:jc w:val="left"/>
-              <w:spacing w:before="0" w:after="0" w:line="240" w:lineRule="auto"/>
-              <w:keepLines/>
-            </w:pPr>
-            <w:r>
-              <w:rPr>
-                <w:rFonts w:ascii="Times New Roman" w:hAnsi="Times New Roman" w:eastAsia="Times New Roman" w:cs="Times New Roman"/>
-                <w:b/>
-                <w:bCs/>
-                <w:sz w:val="18"/>
-                <w:szCs w:val="18"/>
-                <w:color w:val="1C1C1C"/>
-              </w:rPr>
-              <w:t>Независимый контроль</w:t>
             </w:r>
           </w:p>
         </w:tc>
         <w:tc>
           <w:tcPr>
-            <w:tcW w:w="6900" w:type="dxa"/>
-            <w:vAlign w:val="center"/>
+            <w:tcW w:type="dxa" w:w="3685"/>
+            <w:tcBorders>
+              <w:top w:val="single" w:sz="4" w:color="D9D9D9"/>
+              <w:left w:val="single" w:sz="4" w:color="D9D9D9"/>
+              <w:bottom w:val="single" w:sz="4" w:color="D9D9D9"/>
+              <w:right w:val="single" w:sz="4" w:color="D9D9D9"/>
+            </w:tcBorders>
           </w:tcPr>
           <w:p>
-            <w:pPr>
-              <w:jc w:val="left"/>
-              <w:spacing w:before="0" w:after="0" w:line="240" w:lineRule="auto"/>
-              <w:keepLines/>
-            </w:pPr>
             <w:r>
               <w:rPr>
                 <w:rFonts w:ascii="Times New Roman" w:hAnsi="Times New Roman" w:eastAsia="Times New Roman" w:cs="Times New Roman"/>
-                <w:sz w:val="18"/>
-                <w:szCs w:val="18"/>
-                <w:color w:val="77777F"/>
+                <w:sz w:val="24"/>
+                <w:szCs w:val="24"/>
+                <w:color w:val="000000"/>
               </w:rPr>
-              <w:t>[Опишите повторный расчёт, граничный тест, сопоставление с требованием или другую проверку]</w:t>
-            </w:r>
-          </w:p>
-        </w:tc>
-      </w:tr>
-      <w:tr>
-        <w:trPr>
-          <w:cantSplit/>
-        </w:trPr>
-        <w:tc>
-          <w:tcPr>
-            <w:tcW w:w="2100" w:type="dxa"/>
-            <w:vAlign w:val="center"/>
-            <w:shd w:val="clear" w:fill="F7F7F9"/>
-          </w:tcPr>
-          <w:p>
-            <w:pPr>
-              <w:jc w:val="left"/>
-              <w:spacing w:before="0" w:after="0" w:line="240" w:lineRule="auto"/>
-              <w:keepLines/>
-            </w:pPr>
-            <w:r>
-              <w:rPr>
-                <w:rFonts w:ascii="Times New Roman" w:hAnsi="Times New Roman" w:eastAsia="Times New Roman" w:cs="Times New Roman"/>
-                <w:b/>
-                <w:bCs/>
-                <w:sz w:val="18"/>
-                <w:szCs w:val="18"/>
-                <w:color w:val="1C1C1C"/>
-              </w:rPr>
-              <w:t>Профессиональный выбор</w:t>
-            </w:r>
-          </w:p>
-        </w:tc>
-        <w:tc>
-          <w:tcPr>
-            <w:tcW w:w="6900" w:type="dxa"/>
-            <w:vAlign w:val="center"/>
-            <w:shd w:val="clear" w:fill="F7F7F9"/>
-          </w:tcPr>
-          <w:p>
-            <w:pPr>
-              <w:jc w:val="left"/>
-              <w:spacing w:before="0" w:after="0" w:line="240" w:lineRule="auto"/>
-              <w:keepLines/>
-            </w:pPr>
-            <w:r>
-              <w:rPr>
-                <w:rFonts w:ascii="Times New Roman" w:hAnsi="Times New Roman" w:eastAsia="Times New Roman" w:cs="Times New Roman"/>
-                <w:sz w:val="18"/>
-                <w:szCs w:val="18"/>
-                <w:color w:val="77777F"/>
-              </w:rPr>
-              <w:t>[Ответьте на вопрос: Выберите вариант канала, который удовлетворяет всем обязательным требованиям, и объясните, почему более высокая версия сама по себе не является единственным критерием. Основания выбора: R1–R6; имя и доверие; алгоритмы; перенаправление; остаточные риски.]</w:t>
             </w:r>
           </w:p>
         </w:tc>
       </w:tr>
     </w:tbl>
-    <w:p>
-      <w:pPr>
-        <w:pStyle w:val="1"/>
-        <w:spacing w:before="180" w:after="90" w:line="276" w:lineRule="auto"/>
-        <w:keepNext/>
-        <w:keepLines/>
-      </w:pPr>
-      <w:r>
-        <w:rPr>
-          <w:rFonts w:ascii="Times New Roman" w:hAnsi="Times New Roman" w:eastAsia="Times New Roman" w:cs="Times New Roman"/>
-          <w:b/>
-          <w:bCs/>
-          <w:sz w:val="28"/>
-          <w:szCs w:val="28"/>
-          <w:color w:val="ED131C"/>
-        </w:rPr>
-        <w:t>6. Результаты проверки</w:t>
-      </w:r>
-    </w:p>
-    <w:tbl>
-      <w:tblPr>
-        <w:tblW w:w="9000" w:type="dxa"/>
-        <w:tblInd w:w="120" w:type="dxa"/>
-        <w:tblLayout w:type="fixed"/>
-        <w:tblCellMar>
-          <w:top w:w="90" w:type="dxa"/>
-          <w:start w:w="120" w:type="dxa"/>
-          <w:bottom w:w="90" w:type="dxa"/>
-          <w:end w:w="120" w:type="dxa"/>
-        </w:tblCellMar>
-        <w:tblBorders>
-          <w:top w:val="single" w:sz="6" w:space="0" w:color="C7C8CD"/>
-          <w:start w:val="single" w:sz="6" w:space="0" w:color="C7C8CD"/>
-          <w:bottom w:val="single" w:sz="6" w:space="0" w:color="C7C8CD"/>
-          <w:end w:val="single" w:sz="6" w:space="0" w:color="C7C8CD"/>
-          <w:insideH w:val="single" w:sz="6" w:space="0" w:color="C7C8CD"/>
-          <w:insideV w:val="single" w:sz="6" w:space="0" w:color="C7C8CD"/>
-        </w:tblBorders>
-      </w:tblPr>
-      <w:tblGrid>
-        <w:gridCol w:w="550"/>
-        <w:gridCol w:w="2000"/>
-        <w:gridCol w:w="2050"/>
-        <w:gridCol w:w="2050"/>
-        <w:gridCol w:w="2350"/>
-      </w:tblGrid>
-      <w:tr>
-        <w:trPr>
-          <w:cantSplit/>
-          <w:tblHeader/>
-        </w:trPr>
-        <w:tc>
-          <w:tcPr>
-            <w:tcW w:w="550" w:type="dxa"/>
-            <w:vAlign w:val="center"/>
-            <w:shd w:val="clear" w:fill="1C1C1C"/>
-          </w:tcPr>
-          <w:p>
-            <w:pPr>
-              <w:jc w:val="center"/>
-              <w:spacing w:before="0" w:after="0" w:line="240" w:lineRule="auto"/>
-              <w:keepLines/>
-            </w:pPr>
-            <w:r>
-              <w:rPr>
-                <w:rFonts w:ascii="Times New Roman" w:hAnsi="Times New Roman" w:eastAsia="Times New Roman" w:cs="Times New Roman"/>
-                <w:b/>
-                <w:bCs/>
-                <w:sz w:val="17"/>
-                <w:szCs w:val="17"/>
-                <w:color w:val="FFFFFF"/>
-              </w:rPr>
-              <w:t>№</w:t>
-            </w:r>
-          </w:p>
-        </w:tc>
-        <w:tc>
-          <w:tcPr>
-            <w:tcW w:w="2000" w:type="dxa"/>
-            <w:vAlign w:val="center"/>
-            <w:shd w:val="clear" w:fill="1C1C1C"/>
-          </w:tcPr>
-          <w:p>
-            <w:pPr>
-              <w:jc w:val="center"/>
-              <w:spacing w:before="0" w:after="0" w:line="240" w:lineRule="auto"/>
-              <w:keepLines/>
-            </w:pPr>
-            <w:r>
-              <w:rPr>
-                <w:rFonts w:ascii="Times New Roman" w:hAnsi="Times New Roman" w:eastAsia="Times New Roman" w:cs="Times New Roman"/>
-                <w:b/>
-                <w:bCs/>
-                <w:sz w:val="17"/>
-                <w:szCs w:val="17"/>
-                <w:color w:val="FFFFFF"/>
-              </w:rPr>
-              <w:t>Проверка</w:t>
-            </w:r>
-          </w:p>
-        </w:tc>
-        <w:tc>
-          <w:tcPr>
-            <w:tcW w:w="2050" w:type="dxa"/>
-            <w:vAlign w:val="center"/>
-            <w:shd w:val="clear" w:fill="1C1C1C"/>
-          </w:tcPr>
-          <w:p>
-            <w:pPr>
-              <w:jc w:val="center"/>
-              <w:spacing w:before="0" w:after="0" w:line="240" w:lineRule="auto"/>
-              <w:keepLines/>
-            </w:pPr>
-            <w:r>
-              <w:rPr>
-                <w:rFonts w:ascii="Times New Roman" w:hAnsi="Times New Roman" w:eastAsia="Times New Roman" w:cs="Times New Roman"/>
-                <w:b/>
-                <w:bCs/>
-                <w:sz w:val="17"/>
-                <w:szCs w:val="17"/>
-                <w:color w:val="FFFFFF"/>
-              </w:rPr>
-              <w:t>Ожидается</w:t>
-            </w:r>
-          </w:p>
-        </w:tc>
-        <w:tc>
-          <w:tcPr>
-            <w:tcW w:w="2050" w:type="dxa"/>
-            <w:vAlign w:val="center"/>
-            <w:shd w:val="clear" w:fill="1C1C1C"/>
-          </w:tcPr>
-          <w:p>
-            <w:pPr>
-              <w:jc w:val="center"/>
-              <w:spacing w:before="0" w:after="0" w:line="240" w:lineRule="auto"/>
-              <w:keepLines/>
-            </w:pPr>
-            <w:r>
-              <w:rPr>
-                <w:rFonts w:ascii="Times New Roman" w:hAnsi="Times New Roman" w:eastAsia="Times New Roman" w:cs="Times New Roman"/>
-                <w:b/>
-                <w:bCs/>
-                <w:sz w:val="17"/>
-                <w:szCs w:val="17"/>
-                <w:color w:val="FFFFFF"/>
-              </w:rPr>
-              <w:t>Фактически</w:t>
-            </w:r>
-          </w:p>
-        </w:tc>
-        <w:tc>
-          <w:tcPr>
-            <w:tcW w:w="2350" w:type="dxa"/>
-            <w:vAlign w:val="center"/>
-            <w:shd w:val="clear" w:fill="1C1C1C"/>
-          </w:tcPr>
-          <w:p>
-            <w:pPr>
-              <w:jc w:val="center"/>
-              <w:spacing w:before="0" w:after="0" w:line="240" w:lineRule="auto"/>
-              <w:keepLines/>
-            </w:pPr>
-            <w:r>
-              <w:rPr>
-                <w:rFonts w:ascii="Times New Roman" w:hAnsi="Times New Roman" w:eastAsia="Times New Roman" w:cs="Times New Roman"/>
-                <w:b/>
-                <w:bCs/>
-                <w:sz w:val="17"/>
-                <w:szCs w:val="17"/>
-                <w:color w:val="FFFFFF"/>
-              </w:rPr>
-              <w:t>Доказательство</w:t>
-            </w:r>
-          </w:p>
-        </w:tc>
-      </w:tr>
-      <w:tr>
-        <w:trPr>
-          <w:cantSplit/>
-        </w:trPr>
-        <w:tc>
-          <w:tcPr>
-            <w:tcW w:w="550" w:type="dxa"/>
-            <w:vAlign w:val="center"/>
-          </w:tcPr>
-          <w:p>
-            <w:pPr>
-              <w:jc w:val="center"/>
-              <w:spacing w:before="0" w:after="0" w:line="240" w:lineRule="auto"/>
-              <w:keepLines/>
-            </w:pPr>
-            <w:r>
-              <w:rPr>
-                <w:rFonts w:ascii="Times New Roman" w:hAnsi="Times New Roman" w:eastAsia="Times New Roman" w:cs="Times New Roman"/>
-                <w:sz w:val="17"/>
-                <w:szCs w:val="17"/>
-                <w:color w:val="1C1C1C"/>
-              </w:rPr>
-              <w:t>1</w:t>
-            </w:r>
-          </w:p>
-        </w:tc>
-        <w:tc>
-          <w:tcPr>
-            <w:tcW w:w="2000" w:type="dxa"/>
-            <w:vAlign w:val="center"/>
-          </w:tcPr>
-          <w:p>
-            <w:pPr>
-              <w:jc w:val="left"/>
-              <w:spacing w:before="0" w:after="0" w:line="240" w:lineRule="auto"/>
-              <w:keepLines/>
-            </w:pPr>
-            <w:r>
-              <w:rPr>
-                <w:rFonts w:ascii="Times New Roman" w:hAnsi="Times New Roman" w:eastAsia="Times New Roman" w:cs="Times New Roman"/>
-                <w:sz w:val="17"/>
-                <w:szCs w:val="17"/>
-                <w:color w:val="77777F"/>
-              </w:rPr>
-              <w:t>[Что проверялось]</w:t>
-            </w:r>
-          </w:p>
-        </w:tc>
-        <w:tc>
-          <w:tcPr>
-            <w:tcW w:w="2050" w:type="dxa"/>
-            <w:vAlign w:val="center"/>
-          </w:tcPr>
-          <w:p>
-            <w:pPr>
-              <w:jc w:val="left"/>
-              <w:spacing w:before="0" w:after="0" w:line="240" w:lineRule="auto"/>
-              <w:keepLines/>
-            </w:pPr>
-            <w:r>
-              <w:rPr>
-                <w:rFonts w:ascii="Times New Roman" w:hAnsi="Times New Roman" w:eastAsia="Times New Roman" w:cs="Times New Roman"/>
-                <w:sz w:val="17"/>
-                <w:szCs w:val="17"/>
-                <w:color w:val="77777F"/>
-              </w:rPr>
-              <w:t>[Ожидаемый признак]</w:t>
-            </w:r>
-          </w:p>
-        </w:tc>
-        <w:tc>
-          <w:tcPr>
-            <w:tcW w:w="2050" w:type="dxa"/>
-            <w:vAlign w:val="center"/>
-          </w:tcPr>
-          <w:p>
-            <w:pPr>
-              <w:jc w:val="left"/>
-              <w:spacing w:before="0" w:after="0" w:line="240" w:lineRule="auto"/>
-              <w:keepLines/>
-            </w:pPr>
-            <w:r>
-              <w:rPr>
-                <w:rFonts w:ascii="Times New Roman" w:hAnsi="Times New Roman" w:eastAsia="Times New Roman" w:cs="Times New Roman"/>
-                <w:sz w:val="17"/>
-                <w:szCs w:val="17"/>
-                <w:color w:val="77777F"/>
-              </w:rPr>
-              <w:t>[Фактический результат]</w:t>
-            </w:r>
-          </w:p>
-        </w:tc>
-        <w:tc>
-          <w:tcPr>
-            <w:tcW w:w="2350" w:type="dxa"/>
-            <w:vAlign w:val="center"/>
-          </w:tcPr>
-          <w:p>
-            <w:pPr>
-              <w:jc w:val="left"/>
-              <w:spacing w:before="0" w:after="0" w:line="240" w:lineRule="auto"/>
-              <w:keepLines/>
-            </w:pPr>
-            <w:r>
-              <w:rPr>
-                <w:rFonts w:ascii="Times New Roman" w:hAnsi="Times New Roman" w:eastAsia="Times New Roman" w:cs="Times New Roman"/>
-                <w:sz w:val="17"/>
-                <w:szCs w:val="17"/>
-                <w:color w:val="77777F"/>
-              </w:rPr>
-              <w:t>[Доказательство / статус]</w:t>
-            </w:r>
-          </w:p>
-        </w:tc>
-      </w:tr>
-      <w:tr>
-        <w:trPr>
-          <w:cantSplit/>
-        </w:trPr>
-        <w:tc>
-          <w:tcPr>
-            <w:tcW w:w="550" w:type="dxa"/>
-            <w:vAlign w:val="center"/>
-            <w:shd w:val="clear" w:fill="F7F7F9"/>
-          </w:tcPr>
-          <w:p>
-            <w:pPr>
-              <w:jc w:val="center"/>
-              <w:spacing w:before="0" w:after="0" w:line="240" w:lineRule="auto"/>
-              <w:keepLines/>
-            </w:pPr>
-            <w:r>
-              <w:rPr>
-                <w:rFonts w:ascii="Times New Roman" w:hAnsi="Times New Roman" w:eastAsia="Times New Roman" w:cs="Times New Roman"/>
-                <w:sz w:val="17"/>
-                <w:szCs w:val="17"/>
-                <w:color w:val="1C1C1C"/>
-              </w:rPr>
-              <w:t>2</w:t>
-            </w:r>
-          </w:p>
-        </w:tc>
-        <w:tc>
-          <w:tcPr>
-            <w:tcW w:w="2000" w:type="dxa"/>
-            <w:vAlign w:val="center"/>
-            <w:shd w:val="clear" w:fill="F7F7F9"/>
-          </w:tcPr>
-          <w:p>
-            <w:pPr>
-              <w:jc w:val="left"/>
-              <w:spacing w:before="0" w:after="0" w:line="240" w:lineRule="auto"/>
-              <w:keepLines/>
-            </w:pPr>
-            <w:r>
-              <w:rPr>
-                <w:rFonts w:ascii="Times New Roman" w:hAnsi="Times New Roman" w:eastAsia="Times New Roman" w:cs="Times New Roman"/>
-                <w:sz w:val="17"/>
-                <w:szCs w:val="17"/>
-                <w:color w:val="77777F"/>
-              </w:rPr>
-              <w:t>[Что проверялось]</w:t>
-            </w:r>
-          </w:p>
-        </w:tc>
-        <w:tc>
-          <w:tcPr>
-            <w:tcW w:w="2050" w:type="dxa"/>
-            <w:vAlign w:val="center"/>
-            <w:shd w:val="clear" w:fill="F7F7F9"/>
-          </w:tcPr>
-          <w:p>
-            <w:pPr>
-              <w:jc w:val="left"/>
-              <w:spacing w:before="0" w:after="0" w:line="240" w:lineRule="auto"/>
-              <w:keepLines/>
-            </w:pPr>
-            <w:r>
-              <w:rPr>
-                <w:rFonts w:ascii="Times New Roman" w:hAnsi="Times New Roman" w:eastAsia="Times New Roman" w:cs="Times New Roman"/>
-                <w:sz w:val="17"/>
-                <w:szCs w:val="17"/>
-                <w:color w:val="77777F"/>
-              </w:rPr>
-              <w:t>[Ожидаемый признак]</w:t>
-            </w:r>
-          </w:p>
-        </w:tc>
-        <w:tc>
-          <w:tcPr>
-            <w:tcW w:w="2050" w:type="dxa"/>
-            <w:vAlign w:val="center"/>
-            <w:shd w:val="clear" w:fill="F7F7F9"/>
-          </w:tcPr>
-          <w:p>
-            <w:pPr>
-              <w:jc w:val="left"/>
-              <w:spacing w:before="0" w:after="0" w:line="240" w:lineRule="auto"/>
-              <w:keepLines/>
-            </w:pPr>
-            <w:r>
-              <w:rPr>
-                <w:rFonts w:ascii="Times New Roman" w:hAnsi="Times New Roman" w:eastAsia="Times New Roman" w:cs="Times New Roman"/>
-                <w:sz w:val="17"/>
-                <w:szCs w:val="17"/>
-                <w:color w:val="77777F"/>
-              </w:rPr>
-              <w:t>[Фактический результат]</w:t>
-            </w:r>
-          </w:p>
-        </w:tc>
-        <w:tc>
-          <w:tcPr>
-            <w:tcW w:w="2350" w:type="dxa"/>
-            <w:vAlign w:val="center"/>
-            <w:shd w:val="clear" w:fill="F7F7F9"/>
-          </w:tcPr>
-          <w:p>
-            <w:pPr>
-              <w:jc w:val="left"/>
-              <w:spacing w:before="0" w:after="0" w:line="240" w:lineRule="auto"/>
-              <w:keepLines/>
-            </w:pPr>
-            <w:r>
-              <w:rPr>
-                <w:rFonts w:ascii="Times New Roman" w:hAnsi="Times New Roman" w:eastAsia="Times New Roman" w:cs="Times New Roman"/>
-                <w:sz w:val="17"/>
-                <w:szCs w:val="17"/>
-                <w:color w:val="77777F"/>
-              </w:rPr>
-              <w:t>[Доказательство / статус]</w:t>
-            </w:r>
-          </w:p>
-        </w:tc>
-      </w:tr>
-      <w:tr>
-        <w:trPr>
-          <w:cantSplit/>
-        </w:trPr>
-        <w:tc>
-          <w:tcPr>
-            <w:tcW w:w="550" w:type="dxa"/>
-            <w:vAlign w:val="center"/>
-          </w:tcPr>
-          <w:p>
-            <w:pPr>
-              <w:jc w:val="center"/>
-              <w:spacing w:before="0" w:after="0" w:line="240" w:lineRule="auto"/>
-              <w:keepLines/>
-            </w:pPr>
-            <w:r>
-              <w:rPr>
-                <w:rFonts w:ascii="Times New Roman" w:hAnsi="Times New Roman" w:eastAsia="Times New Roman" w:cs="Times New Roman"/>
-                <w:sz w:val="17"/>
-                <w:szCs w:val="17"/>
-                <w:color w:val="1C1C1C"/>
-              </w:rPr>
-              <w:t>3</w:t>
-            </w:r>
-          </w:p>
-        </w:tc>
-        <w:tc>
-          <w:tcPr>
-            <w:tcW w:w="2000" w:type="dxa"/>
-            <w:vAlign w:val="center"/>
-          </w:tcPr>
-          <w:p>
-            <w:pPr>
-              <w:jc w:val="left"/>
-              <w:spacing w:before="0" w:after="0" w:line="240" w:lineRule="auto"/>
-              <w:keepLines/>
-            </w:pPr>
-            <w:r>
-              <w:rPr>
-                <w:rFonts w:ascii="Times New Roman" w:hAnsi="Times New Roman" w:eastAsia="Times New Roman" w:cs="Times New Roman"/>
-                <w:sz w:val="17"/>
-                <w:szCs w:val="17"/>
-                <w:color w:val="77777F"/>
-              </w:rPr>
-              <w:t>[Что проверялось]</w:t>
-            </w:r>
-          </w:p>
-        </w:tc>
-        <w:tc>
-          <w:tcPr>
-            <w:tcW w:w="2050" w:type="dxa"/>
-            <w:vAlign w:val="center"/>
-          </w:tcPr>
-          <w:p>
-            <w:pPr>
-              <w:jc w:val="left"/>
-              <w:spacing w:before="0" w:after="0" w:line="240" w:lineRule="auto"/>
-              <w:keepLines/>
-            </w:pPr>
-            <w:r>
-              <w:rPr>
-                <w:rFonts w:ascii="Times New Roman" w:hAnsi="Times New Roman" w:eastAsia="Times New Roman" w:cs="Times New Roman"/>
-                <w:sz w:val="17"/>
-                <w:szCs w:val="17"/>
-                <w:color w:val="77777F"/>
-              </w:rPr>
-              <w:t>[Ожидаемый признак]</w:t>
-            </w:r>
-          </w:p>
-        </w:tc>
-        <w:tc>
-          <w:tcPr>
-            <w:tcW w:w="2050" w:type="dxa"/>
-            <w:vAlign w:val="center"/>
-          </w:tcPr>
-          <w:p>
-            <w:pPr>
-              <w:jc w:val="left"/>
-              <w:spacing w:before="0" w:after="0" w:line="240" w:lineRule="auto"/>
-              <w:keepLines/>
-            </w:pPr>
-            <w:r>
-              <w:rPr>
-                <w:rFonts w:ascii="Times New Roman" w:hAnsi="Times New Roman" w:eastAsia="Times New Roman" w:cs="Times New Roman"/>
-                <w:sz w:val="17"/>
-                <w:szCs w:val="17"/>
-                <w:color w:val="77777F"/>
-              </w:rPr>
-              <w:t>[Фактический результат]</w:t>
-            </w:r>
-          </w:p>
-        </w:tc>
-        <w:tc>
-          <w:tcPr>
-            <w:tcW w:w="2350" w:type="dxa"/>
-            <w:vAlign w:val="center"/>
-          </w:tcPr>
-          <w:p>
-            <w:pPr>
-              <w:jc w:val="left"/>
-              <w:spacing w:before="0" w:after="0" w:line="240" w:lineRule="auto"/>
-              <w:keepLines/>
-            </w:pPr>
-            <w:r>
-              <w:rPr>
-                <w:rFonts w:ascii="Times New Roman" w:hAnsi="Times New Roman" w:eastAsia="Times New Roman" w:cs="Times New Roman"/>
-                <w:sz w:val="17"/>
-                <w:szCs w:val="17"/>
-                <w:color w:val="77777F"/>
-              </w:rPr>
-              <w:t>[Доказательство / статус]</w:t>
-            </w:r>
-          </w:p>
-        </w:tc>
-      </w:tr>
-      <w:tr>
-        <w:trPr>
-          <w:cantSplit/>
-        </w:trPr>
-        <w:tc>
-          <w:tcPr>
-            <w:tcW w:w="550" w:type="dxa"/>
-            <w:vAlign w:val="center"/>
-            <w:shd w:val="clear" w:fill="F7F7F9"/>
-          </w:tcPr>
-          <w:p>
-            <w:pPr>
-              <w:jc w:val="center"/>
-              <w:spacing w:before="0" w:after="0" w:line="240" w:lineRule="auto"/>
-              <w:keepLines/>
-            </w:pPr>
-            <w:r>
-              <w:rPr>
-                <w:rFonts w:ascii="Times New Roman" w:hAnsi="Times New Roman" w:eastAsia="Times New Roman" w:cs="Times New Roman"/>
-                <w:sz w:val="17"/>
-                <w:szCs w:val="17"/>
-                <w:color w:val="1C1C1C"/>
-              </w:rPr>
-              <w:t>4</w:t>
-            </w:r>
-          </w:p>
-        </w:tc>
-        <w:tc>
-          <w:tcPr>
-            <w:tcW w:w="2000" w:type="dxa"/>
-            <w:vAlign w:val="center"/>
-            <w:shd w:val="clear" w:fill="F7F7F9"/>
-          </w:tcPr>
-          <w:p>
-            <w:pPr>
-              <w:jc w:val="left"/>
-              <w:spacing w:before="0" w:after="0" w:line="240" w:lineRule="auto"/>
-              <w:keepLines/>
-            </w:pPr>
-            <w:r>
-              <w:rPr>
-                <w:rFonts w:ascii="Times New Roman" w:hAnsi="Times New Roman" w:eastAsia="Times New Roman" w:cs="Times New Roman"/>
-                <w:sz w:val="17"/>
-                <w:szCs w:val="17"/>
-                <w:color w:val="77777F"/>
-              </w:rPr>
-              <w:t>[Что проверялось]</w:t>
-            </w:r>
-          </w:p>
-        </w:tc>
-        <w:tc>
-          <w:tcPr>
-            <w:tcW w:w="2050" w:type="dxa"/>
-            <w:vAlign w:val="center"/>
-            <w:shd w:val="clear" w:fill="F7F7F9"/>
-          </w:tcPr>
-          <w:p>
-            <w:pPr>
-              <w:jc w:val="left"/>
-              <w:spacing w:before="0" w:after="0" w:line="240" w:lineRule="auto"/>
-              <w:keepLines/>
-            </w:pPr>
-            <w:r>
-              <w:rPr>
-                <w:rFonts w:ascii="Times New Roman" w:hAnsi="Times New Roman" w:eastAsia="Times New Roman" w:cs="Times New Roman"/>
-                <w:sz w:val="17"/>
-                <w:szCs w:val="17"/>
-                <w:color w:val="77777F"/>
-              </w:rPr>
-              <w:t>[Ожидаемый признак]</w:t>
-            </w:r>
-          </w:p>
-        </w:tc>
-        <w:tc>
-          <w:tcPr>
-            <w:tcW w:w="2050" w:type="dxa"/>
-            <w:vAlign w:val="center"/>
-            <w:shd w:val="clear" w:fill="F7F7F9"/>
-          </w:tcPr>
-          <w:p>
-            <w:pPr>
-              <w:jc w:val="left"/>
-              <w:spacing w:before="0" w:after="0" w:line="240" w:lineRule="auto"/>
-              <w:keepLines/>
-            </w:pPr>
-            <w:r>
-              <w:rPr>
-                <w:rFonts w:ascii="Times New Roman" w:hAnsi="Times New Roman" w:eastAsia="Times New Roman" w:cs="Times New Roman"/>
-                <w:sz w:val="17"/>
-                <w:szCs w:val="17"/>
-                <w:color w:val="77777F"/>
-              </w:rPr>
-              <w:t>[Фактический результат]</w:t>
-            </w:r>
-          </w:p>
-        </w:tc>
-        <w:tc>
-          <w:tcPr>
-            <w:tcW w:w="2350" w:type="dxa"/>
-            <w:vAlign w:val="center"/>
-            <w:shd w:val="clear" w:fill="F7F7F9"/>
-          </w:tcPr>
-          <w:p>
-            <w:pPr>
-              <w:jc w:val="left"/>
-              <w:spacing w:before="0" w:after="0" w:line="240" w:lineRule="auto"/>
-              <w:keepLines/>
-            </w:pPr>
-            <w:r>
-              <w:rPr>
-                <w:rFonts w:ascii="Times New Roman" w:hAnsi="Times New Roman" w:eastAsia="Times New Roman" w:cs="Times New Roman"/>
-                <w:sz w:val="17"/>
-                <w:szCs w:val="17"/>
-                <w:color w:val="77777F"/>
-              </w:rPr>
-              <w:t>[Доказательство / статус]</w:t>
-            </w:r>
-          </w:p>
-        </w:tc>
-      </w:tr>
-      <w:tr>
-        <w:trPr>
-          <w:cantSplit/>
-        </w:trPr>
-        <w:tc>
-          <w:tcPr>
-            <w:tcW w:w="550" w:type="dxa"/>
-            <w:vAlign w:val="center"/>
-          </w:tcPr>
-          <w:p>
-            <w:pPr>
-              <w:jc w:val="center"/>
-              <w:spacing w:before="0" w:after="0" w:line="240" w:lineRule="auto"/>
-              <w:keepLines/>
-            </w:pPr>
-            <w:r>
-              <w:rPr>
-                <w:rFonts w:ascii="Times New Roman" w:hAnsi="Times New Roman" w:eastAsia="Times New Roman" w:cs="Times New Roman"/>
-                <w:sz w:val="17"/>
-                <w:szCs w:val="17"/>
-                <w:color w:val="1C1C1C"/>
-              </w:rPr>
-              <w:t>5</w:t>
-            </w:r>
-          </w:p>
-        </w:tc>
-        <w:tc>
-          <w:tcPr>
-            <w:tcW w:w="2000" w:type="dxa"/>
-            <w:vAlign w:val="center"/>
-          </w:tcPr>
-          <w:p>
-            <w:pPr>
-              <w:jc w:val="left"/>
-              <w:spacing w:before="0" w:after="0" w:line="240" w:lineRule="auto"/>
-              <w:keepLines/>
-            </w:pPr>
-            <w:r>
-              <w:rPr>
-                <w:rFonts w:ascii="Times New Roman" w:hAnsi="Times New Roman" w:eastAsia="Times New Roman" w:cs="Times New Roman"/>
-                <w:sz w:val="17"/>
-                <w:szCs w:val="17"/>
-                <w:color w:val="77777F"/>
-              </w:rPr>
-              <w:t>[Что проверялось]</w:t>
-            </w:r>
-          </w:p>
-        </w:tc>
-        <w:tc>
-          <w:tcPr>
-            <w:tcW w:w="2050" w:type="dxa"/>
-            <w:vAlign w:val="center"/>
-          </w:tcPr>
-          <w:p>
-            <w:pPr>
-              <w:jc w:val="left"/>
-              <w:spacing w:before="0" w:after="0" w:line="240" w:lineRule="auto"/>
-              <w:keepLines/>
-            </w:pPr>
-            <w:r>
-              <w:rPr>
-                <w:rFonts w:ascii="Times New Roman" w:hAnsi="Times New Roman" w:eastAsia="Times New Roman" w:cs="Times New Roman"/>
-                <w:sz w:val="17"/>
-                <w:szCs w:val="17"/>
-                <w:color w:val="77777F"/>
-              </w:rPr>
-              <w:t>[Ожидаемый признак]</w:t>
-            </w:r>
-          </w:p>
-        </w:tc>
-        <w:tc>
-          <w:tcPr>
-            <w:tcW w:w="2050" w:type="dxa"/>
-            <w:vAlign w:val="center"/>
-          </w:tcPr>
-          <w:p>
-            <w:pPr>
-              <w:jc w:val="left"/>
-              <w:spacing w:before="0" w:after="0" w:line="240" w:lineRule="auto"/>
-              <w:keepLines/>
-            </w:pPr>
-            <w:r>
-              <w:rPr>
-                <w:rFonts w:ascii="Times New Roman" w:hAnsi="Times New Roman" w:eastAsia="Times New Roman" w:cs="Times New Roman"/>
-                <w:sz w:val="17"/>
-                <w:szCs w:val="17"/>
-                <w:color w:val="77777F"/>
-              </w:rPr>
-              <w:t>[Фактический результат]</w:t>
-            </w:r>
-          </w:p>
-        </w:tc>
-        <w:tc>
-          <w:tcPr>
-            <w:tcW w:w="2350" w:type="dxa"/>
-            <w:vAlign w:val="center"/>
-          </w:tcPr>
-          <w:p>
-            <w:pPr>
-              <w:jc w:val="left"/>
-              <w:spacing w:before="0" w:after="0" w:line="240" w:lineRule="auto"/>
-              <w:keepLines/>
-            </w:pPr>
-            <w:r>
-              <w:rPr>
-                <w:rFonts w:ascii="Times New Roman" w:hAnsi="Times New Roman" w:eastAsia="Times New Roman" w:cs="Times New Roman"/>
-                <w:sz w:val="17"/>
-                <w:szCs w:val="17"/>
-                <w:color w:val="77777F"/>
-              </w:rPr>
-              <w:t>[Доказательство / статус]</w:t>
-            </w:r>
-          </w:p>
-        </w:tc>
-      </w:tr>
-    </w:tbl>
-    <w:p>
-      <w:pPr>
-        <w:pStyle w:val="1"/>
-        <w:spacing w:before="180" w:after="90" w:line="276" w:lineRule="auto"/>
-        <w:keepNext/>
-        <w:keepLines/>
-      </w:pPr>
-      <w:r>
-        <w:rPr>
-          <w:rFonts w:ascii="Times New Roman" w:hAnsi="Times New Roman" w:eastAsia="Times New Roman" w:cs="Times New Roman"/>
-          <w:b/>
-          <w:bCs/>
-          <w:sz w:val="28"/>
-          <w:szCs w:val="28"/>
-          <w:color w:val="ED131C"/>
-        </w:rPr>
-        <w:t>7. Доказательства</w:t>
-      </w:r>
-    </w:p>
-    <w:p>
-      <w:pPr>
-        <w:spacing w:before="50" w:after="100" w:line="250" w:lineRule="auto"/>
-        <w:keepLines/>
-        <w:shd w:val="clear" w:fill="F1F1F4"/>
-        <w:pBdr>
-          <w:top w:val="single" w:sz="5" w:space="5" w:color="D2D3D8"/>
-          <w:left w:val="single" w:sz="5" w:space="5" w:color="D2D3D8"/>
-          <w:bottom w:val="single" w:sz="5" w:space="5" w:color="D2D3D8"/>
-          <w:right w:val="single" w:sz="5" w:space="5" w:color="D2D3D8"/>
-        </w:pBdr>
-      </w:pPr>
-      <w:r>
-        <w:rPr>
-          <w:rFonts w:ascii="Times New Roman" w:hAnsi="Times New Roman" w:eastAsia="Times New Roman" w:cs="Times New Roman"/>
-          <w:sz w:val="20"/>
-          <w:szCs w:val="20"/>
-          <w:color w:val="77777F"/>
-        </w:rPr>
-        <w:t>[Вставьте рисунок или скриншот 1. Должны быть читаемы ключевые значения, ID события, состояние или настройка. Не включайте лишние окна и персональные данные.]</w:t>
-      </w:r>
-      <w:r>
-        <w:br/>
-      </w:r>
-      <w:r>
-        <w:br/>
-      </w:r>
-    </w:p>
-    <w:p>
-      <w:pPr>
-        <w:spacing w:before="0" w:after="70" w:line="276" w:lineRule="auto"/>
-        <w:keepNext/>
-      </w:pPr>
-      <w:r>
-        <w:rPr>
-          <w:rFonts w:ascii="Times New Roman" w:hAnsi="Times New Roman" w:eastAsia="Times New Roman" w:cs="Times New Roman"/>
-          <w:i/>
-          <w:iCs/>
-          <w:sz w:val="18"/>
-          <w:szCs w:val="18"/>
-          <w:color w:val="55555C"/>
-        </w:rPr>
-        <w:t>Рисунок 1 — [Краткое название доказательства]</w:t>
-      </w:r>
-    </w:p>
-    <w:p>
-      <w:pPr>
-        <w:spacing w:before="50" w:after="100" w:line="250" w:lineRule="auto"/>
-        <w:keepLines/>
-        <w:shd w:val="clear" w:fill="F1F1F4"/>
-        <w:pBdr>
-          <w:top w:val="single" w:sz="5" w:space="5" w:color="D2D3D8"/>
-          <w:left w:val="single" w:sz="5" w:space="5" w:color="D2D3D8"/>
-          <w:bottom w:val="single" w:sz="5" w:space="5" w:color="D2D3D8"/>
-          <w:right w:val="single" w:sz="5" w:space="5" w:color="D2D3D8"/>
-        </w:pBdr>
-      </w:pPr>
-      <w:r>
-        <w:rPr>
-          <w:rFonts w:ascii="Times New Roman" w:hAnsi="Times New Roman" w:eastAsia="Times New Roman" w:cs="Times New Roman"/>
-          <w:sz w:val="20"/>
-          <w:szCs w:val="20"/>
-          <w:color w:val="77777F"/>
-        </w:rPr>
-        <w:t>[Вставьте рисунок, схему или скриншот 2, если он нужен для подтверждения результата. Если доказательство полностью табличное, удалите этот блок.]</w:t>
-      </w:r>
-      <w:r>
-        <w:br/>
-      </w:r>
-    </w:p>
-    <w:p>
-      <w:pPr>
-        <w:spacing w:before="0" w:after="70" w:line="276" w:lineRule="auto"/>
-        <w:keepNext/>
-      </w:pPr>
-      <w:r>
-        <w:rPr>
-          <w:rFonts w:ascii="Times New Roman" w:hAnsi="Times New Roman" w:eastAsia="Times New Roman" w:cs="Times New Roman"/>
-          <w:i/>
-          <w:iCs/>
-          <w:sz w:val="18"/>
-          <w:szCs w:val="18"/>
-          <w:color w:val="55555C"/>
-        </w:rPr>
-        <w:t>Рисунок 2 — [Краткое название доказательства]</w:t>
-      </w:r>
-    </w:p>
-    <w:p>
-      <w:pPr>
-        <w:pStyle w:val="1"/>
-        <w:spacing w:before="180" w:after="90" w:line="276" w:lineRule="auto"/>
-        <w:keepNext/>
-        <w:keepLines/>
-      </w:pPr>
-      <w:r>
-        <w:rPr>
-          <w:rFonts w:ascii="Times New Roman" w:hAnsi="Times New Roman" w:eastAsia="Times New Roman" w:cs="Times New Roman"/>
-          <w:b/>
-          <w:bCs/>
-          <w:sz w:val="28"/>
-          <w:szCs w:val="28"/>
-          <w:color w:val="ED131C"/>
-        </w:rPr>
-        <w:t>8. Обнаруженные ошибки или ограничения</w:t>
-      </w:r>
-    </w:p>
-    <w:tbl>
-      <w:tblPr>
-        <w:tblW w:w="9000" w:type="dxa"/>
-        <w:tblInd w:w="120" w:type="dxa"/>
-        <w:tblLayout w:type="fixed"/>
-        <w:tblCellMar>
-          <w:top w:w="90" w:type="dxa"/>
-          <w:start w:w="120" w:type="dxa"/>
-          <w:bottom w:w="90" w:type="dxa"/>
-          <w:end w:w="120" w:type="dxa"/>
-        </w:tblCellMar>
-        <w:tblBorders>
-          <w:top w:val="single" w:sz="6" w:space="0" w:color="C7C8CD"/>
-          <w:start w:val="single" w:sz="6" w:space="0" w:color="C7C8CD"/>
-          <w:bottom w:val="single" w:sz="6" w:space="0" w:color="C7C8CD"/>
-          <w:end w:val="single" w:sz="6" w:space="0" w:color="C7C8CD"/>
-          <w:insideH w:val="single" w:sz="6" w:space="0" w:color="C7C8CD"/>
-          <w:insideV w:val="single" w:sz="6" w:space="0" w:color="C7C8CD"/>
-        </w:tblBorders>
-      </w:tblPr>
-      <w:tblGrid>
-        <w:gridCol w:w="550"/>
-        <w:gridCol w:w="2300"/>
-        <w:gridCol w:w="2000"/>
-        <w:gridCol w:w="1700"/>
-        <w:gridCol w:w="2450"/>
-      </w:tblGrid>
-      <w:tr>
-        <w:trPr>
-          <w:cantSplit/>
-          <w:tblHeader/>
-        </w:trPr>
-        <w:tc>
-          <w:tcPr>
-            <w:tcW w:w="550" w:type="dxa"/>
-            <w:vAlign w:val="center"/>
-            <w:shd w:val="clear" w:fill="1C1C1C"/>
-          </w:tcPr>
-          <w:p>
-            <w:pPr>
-              <w:jc w:val="center"/>
-              <w:spacing w:before="0" w:after="0" w:line="240" w:lineRule="auto"/>
-              <w:keepLines/>
-            </w:pPr>
-            <w:r>
-              <w:rPr>
-                <w:rFonts w:ascii="Times New Roman" w:hAnsi="Times New Roman" w:eastAsia="Times New Roman" w:cs="Times New Roman"/>
-                <w:b/>
-                <w:bCs/>
-                <w:sz w:val="17"/>
-                <w:szCs w:val="17"/>
-                <w:color w:val="FFFFFF"/>
-              </w:rPr>
-              <w:t>№</w:t>
-            </w:r>
-          </w:p>
-        </w:tc>
-        <w:tc>
-          <w:tcPr>
-            <w:tcW w:w="2300" w:type="dxa"/>
-            <w:vAlign w:val="center"/>
-            <w:shd w:val="clear" w:fill="1C1C1C"/>
-          </w:tcPr>
-          <w:p>
-            <w:pPr>
-              <w:jc w:val="center"/>
-              <w:spacing w:before="0" w:after="0" w:line="240" w:lineRule="auto"/>
-              <w:keepLines/>
-            </w:pPr>
-            <w:r>
-              <w:rPr>
-                <w:rFonts w:ascii="Times New Roman" w:hAnsi="Times New Roman" w:eastAsia="Times New Roman" w:cs="Times New Roman"/>
-                <w:b/>
-                <w:bCs/>
-                <w:sz w:val="17"/>
-                <w:szCs w:val="17"/>
-                <w:color w:val="FFFFFF"/>
-              </w:rPr>
-              <w:t>Факт</w:t>
-            </w:r>
-          </w:p>
-        </w:tc>
-        <w:tc>
-          <w:tcPr>
-            <w:tcW w:w="2000" w:type="dxa"/>
-            <w:vAlign w:val="center"/>
-            <w:shd w:val="clear" w:fill="1C1C1C"/>
-          </w:tcPr>
-          <w:p>
-            <w:pPr>
-              <w:jc w:val="center"/>
-              <w:spacing w:before="0" w:after="0" w:line="240" w:lineRule="auto"/>
-              <w:keepLines/>
-            </w:pPr>
-            <w:r>
-              <w:rPr>
-                <w:rFonts w:ascii="Times New Roman" w:hAnsi="Times New Roman" w:eastAsia="Times New Roman" w:cs="Times New Roman"/>
-                <w:b/>
-                <w:bCs/>
-                <w:sz w:val="17"/>
-                <w:szCs w:val="17"/>
-                <w:color w:val="FFFFFF"/>
-              </w:rPr>
-              <w:t>Обнаружение</w:t>
-            </w:r>
-          </w:p>
-        </w:tc>
-        <w:tc>
-          <w:tcPr>
-            <w:tcW w:w="1700" w:type="dxa"/>
-            <w:vAlign w:val="center"/>
-            <w:shd w:val="clear" w:fill="1C1C1C"/>
-          </w:tcPr>
-          <w:p>
-            <w:pPr>
-              <w:jc w:val="center"/>
-              <w:spacing w:before="0" w:after="0" w:line="240" w:lineRule="auto"/>
-              <w:keepLines/>
-            </w:pPr>
-            <w:r>
-              <w:rPr>
-                <w:rFonts w:ascii="Times New Roman" w:hAnsi="Times New Roman" w:eastAsia="Times New Roman" w:cs="Times New Roman"/>
-                <w:b/>
-                <w:bCs/>
-                <w:sz w:val="17"/>
-                <w:szCs w:val="17"/>
-                <w:color w:val="FFFFFF"/>
-              </w:rPr>
-              <w:t>Влияние</w:t>
-            </w:r>
-          </w:p>
-        </w:tc>
-        <w:tc>
-          <w:tcPr>
-            <w:tcW w:w="2450" w:type="dxa"/>
-            <w:vAlign w:val="center"/>
-            <w:shd w:val="clear" w:fill="1C1C1C"/>
-          </w:tcPr>
-          <w:p>
-            <w:pPr>
-              <w:jc w:val="center"/>
-              <w:spacing w:before="0" w:after="0" w:line="240" w:lineRule="auto"/>
-              <w:keepLines/>
-            </w:pPr>
-            <w:r>
-              <w:rPr>
-                <w:rFonts w:ascii="Times New Roman" w:hAnsi="Times New Roman" w:eastAsia="Times New Roman" w:cs="Times New Roman"/>
-                <w:b/>
-                <w:bCs/>
-                <w:sz w:val="17"/>
-                <w:szCs w:val="17"/>
-                <w:color w:val="FFFFFF"/>
-              </w:rPr>
-              <w:t>Действие</w:t>
-            </w:r>
-          </w:p>
-        </w:tc>
-      </w:tr>
-      <w:tr>
-        <w:trPr>
-          <w:cantSplit/>
-        </w:trPr>
-        <w:tc>
-          <w:tcPr>
-            <w:tcW w:w="550" w:type="dxa"/>
-            <w:vAlign w:val="center"/>
-          </w:tcPr>
-          <w:p>
-            <w:pPr>
-              <w:jc w:val="center"/>
-              <w:spacing w:before="0" w:after="0" w:line="240" w:lineRule="auto"/>
-              <w:keepLines/>
-            </w:pPr>
-            <w:r>
-              <w:rPr>
-                <w:rFonts w:ascii="Times New Roman" w:hAnsi="Times New Roman" w:eastAsia="Times New Roman" w:cs="Times New Roman"/>
-                <w:sz w:val="17"/>
-                <w:szCs w:val="17"/>
-                <w:color w:val="1C1C1C"/>
-              </w:rPr>
-              <w:t>1</w:t>
-            </w:r>
-          </w:p>
-        </w:tc>
-        <w:tc>
-          <w:tcPr>
-            <w:tcW w:w="2300" w:type="dxa"/>
-            <w:vAlign w:val="center"/>
-          </w:tcPr>
-          <w:p>
-            <w:pPr>
-              <w:jc w:val="left"/>
-              <w:spacing w:before="0" w:after="0" w:line="240" w:lineRule="auto"/>
-              <w:keepLines/>
-            </w:pPr>
-            <w:r>
-              <w:rPr>
-                <w:rFonts w:ascii="Times New Roman" w:hAnsi="Times New Roman" w:eastAsia="Times New Roman" w:cs="Times New Roman"/>
-                <w:sz w:val="17"/>
-                <w:szCs w:val="17"/>
-                <w:color w:val="77777F"/>
-              </w:rPr>
-              <w:t>[Ошибка / ограничение]</w:t>
-            </w:r>
-          </w:p>
-        </w:tc>
-        <w:tc>
-          <w:tcPr>
-            <w:tcW w:w="2000" w:type="dxa"/>
-            <w:vAlign w:val="center"/>
-          </w:tcPr>
-          <w:p>
-            <w:pPr>
-              <w:jc w:val="left"/>
-              <w:spacing w:before="0" w:after="0" w:line="240" w:lineRule="auto"/>
-              <w:keepLines/>
-            </w:pPr>
-            <w:r>
-              <w:rPr>
-                <w:rFonts w:ascii="Times New Roman" w:hAnsi="Times New Roman" w:eastAsia="Times New Roman" w:cs="Times New Roman"/>
-                <w:sz w:val="17"/>
-                <w:szCs w:val="17"/>
-                <w:color w:val="77777F"/>
-              </w:rPr>
-              <w:t>[Как обнаружено]</w:t>
-            </w:r>
-          </w:p>
-        </w:tc>
-        <w:tc>
-          <w:tcPr>
-            <w:tcW w:w="1700" w:type="dxa"/>
-            <w:vAlign w:val="center"/>
-          </w:tcPr>
-          <w:p>
-            <w:pPr>
-              <w:jc w:val="left"/>
-              <w:spacing w:before="0" w:after="0" w:line="240" w:lineRule="auto"/>
-              <w:keepLines/>
-            </w:pPr>
-            <w:r>
-              <w:rPr>
-                <w:rFonts w:ascii="Times New Roman" w:hAnsi="Times New Roman" w:eastAsia="Times New Roman" w:cs="Times New Roman"/>
-                <w:sz w:val="17"/>
-                <w:szCs w:val="17"/>
-                <w:color w:val="77777F"/>
-              </w:rPr>
-              <w:t>[Влияние]</w:t>
-            </w:r>
-          </w:p>
-        </w:tc>
-        <w:tc>
-          <w:tcPr>
-            <w:tcW w:w="2450" w:type="dxa"/>
-            <w:vAlign w:val="center"/>
-          </w:tcPr>
-          <w:p>
-            <w:pPr>
-              <w:jc w:val="left"/>
-              <w:spacing w:before="0" w:after="0" w:line="240" w:lineRule="auto"/>
-              <w:keepLines/>
-            </w:pPr>
-            <w:r>
-              <w:rPr>
-                <w:rFonts w:ascii="Times New Roman" w:hAnsi="Times New Roman" w:eastAsia="Times New Roman" w:cs="Times New Roman"/>
-                <w:sz w:val="17"/>
-                <w:szCs w:val="17"/>
-                <w:color w:val="77777F"/>
-              </w:rPr>
-              <w:t>[Корректирующее действие / статус]</w:t>
-            </w:r>
-          </w:p>
-        </w:tc>
-      </w:tr>
-      <w:tr>
-        <w:trPr>
-          <w:cantSplit/>
-        </w:trPr>
-        <w:tc>
-          <w:tcPr>
-            <w:tcW w:w="550" w:type="dxa"/>
-            <w:vAlign w:val="center"/>
-            <w:shd w:val="clear" w:fill="F7F7F9"/>
-          </w:tcPr>
-          <w:p>
-            <w:pPr>
-              <w:jc w:val="center"/>
-              <w:spacing w:before="0" w:after="0" w:line="240" w:lineRule="auto"/>
-              <w:keepLines/>
-            </w:pPr>
-            <w:r>
-              <w:rPr>
-                <w:rFonts w:ascii="Times New Roman" w:hAnsi="Times New Roman" w:eastAsia="Times New Roman" w:cs="Times New Roman"/>
-                <w:sz w:val="17"/>
-                <w:szCs w:val="17"/>
-                <w:color w:val="1C1C1C"/>
-              </w:rPr>
-              <w:t>2</w:t>
-            </w:r>
-          </w:p>
-        </w:tc>
-        <w:tc>
-          <w:tcPr>
-            <w:tcW w:w="2300" w:type="dxa"/>
-            <w:vAlign w:val="center"/>
-            <w:shd w:val="clear" w:fill="F7F7F9"/>
-          </w:tcPr>
-          <w:p>
-            <w:pPr>
-              <w:jc w:val="left"/>
-              <w:spacing w:before="0" w:after="0" w:line="240" w:lineRule="auto"/>
-              <w:keepLines/>
-            </w:pPr>
-            <w:r>
-              <w:rPr>
-                <w:rFonts w:ascii="Times New Roman" w:hAnsi="Times New Roman" w:eastAsia="Times New Roman" w:cs="Times New Roman"/>
-                <w:sz w:val="17"/>
-                <w:szCs w:val="17"/>
-                <w:color w:val="77777F"/>
-              </w:rPr>
-              <w:t>[Ошибка / ограничение]</w:t>
-            </w:r>
-          </w:p>
-        </w:tc>
-        <w:tc>
-          <w:tcPr>
-            <w:tcW w:w="2000" w:type="dxa"/>
-            <w:vAlign w:val="center"/>
-            <w:shd w:val="clear" w:fill="F7F7F9"/>
-          </w:tcPr>
-          <w:p>
-            <w:pPr>
-              <w:jc w:val="left"/>
-              <w:spacing w:before="0" w:after="0" w:line="240" w:lineRule="auto"/>
-              <w:keepLines/>
-            </w:pPr>
-            <w:r>
-              <w:rPr>
-                <w:rFonts w:ascii="Times New Roman" w:hAnsi="Times New Roman" w:eastAsia="Times New Roman" w:cs="Times New Roman"/>
-                <w:sz w:val="17"/>
-                <w:szCs w:val="17"/>
-                <w:color w:val="77777F"/>
-              </w:rPr>
-              <w:t>[Как обнаружено]</w:t>
-            </w:r>
-          </w:p>
-        </w:tc>
-        <w:tc>
-          <w:tcPr>
-            <w:tcW w:w="1700" w:type="dxa"/>
-            <w:vAlign w:val="center"/>
-            <w:shd w:val="clear" w:fill="F7F7F9"/>
-          </w:tcPr>
-          <w:p>
-            <w:pPr>
-              <w:jc w:val="left"/>
-              <w:spacing w:before="0" w:after="0" w:line="240" w:lineRule="auto"/>
-              <w:keepLines/>
-            </w:pPr>
-            <w:r>
-              <w:rPr>
-                <w:rFonts w:ascii="Times New Roman" w:hAnsi="Times New Roman" w:eastAsia="Times New Roman" w:cs="Times New Roman"/>
-                <w:sz w:val="17"/>
-                <w:szCs w:val="17"/>
-                <w:color w:val="77777F"/>
-              </w:rPr>
-              <w:t>[Влияние]</w:t>
-            </w:r>
-          </w:p>
-        </w:tc>
-        <w:tc>
-          <w:tcPr>
-            <w:tcW w:w="2450" w:type="dxa"/>
-            <w:vAlign w:val="center"/>
-            <w:shd w:val="clear" w:fill="F7F7F9"/>
-          </w:tcPr>
-          <w:p>
-            <w:pPr>
-              <w:jc w:val="left"/>
-              <w:spacing w:before="0" w:after="0" w:line="240" w:lineRule="auto"/>
-              <w:keepLines/>
-            </w:pPr>
-            <w:r>
-              <w:rPr>
-                <w:rFonts w:ascii="Times New Roman" w:hAnsi="Times New Roman" w:eastAsia="Times New Roman" w:cs="Times New Roman"/>
-                <w:sz w:val="17"/>
-                <w:szCs w:val="17"/>
-                <w:color w:val="77777F"/>
-              </w:rPr>
-              <w:t>[Корректирующее действие / статус]</w:t>
-            </w:r>
-          </w:p>
-        </w:tc>
-      </w:tr>
-      <w:tr>
-        <w:trPr>
-          <w:cantSplit/>
-        </w:trPr>
-        <w:tc>
-          <w:tcPr>
-            <w:tcW w:w="550" w:type="dxa"/>
-            <w:vAlign w:val="center"/>
-          </w:tcPr>
-          <w:p>
-            <w:pPr>
-              <w:jc w:val="center"/>
-              <w:spacing w:before="0" w:after="0" w:line="240" w:lineRule="auto"/>
-              <w:keepLines/>
-            </w:pPr>
-            <w:r>
-              <w:rPr>
-                <w:rFonts w:ascii="Times New Roman" w:hAnsi="Times New Roman" w:eastAsia="Times New Roman" w:cs="Times New Roman"/>
-                <w:sz w:val="17"/>
-                <w:szCs w:val="17"/>
-                <w:color w:val="1C1C1C"/>
-              </w:rPr>
-              <w:t>3</w:t>
-            </w:r>
-          </w:p>
-        </w:tc>
-        <w:tc>
-          <w:tcPr>
-            <w:tcW w:w="2300" w:type="dxa"/>
-            <w:vAlign w:val="center"/>
-          </w:tcPr>
-          <w:p>
-            <w:pPr>
-              <w:jc w:val="left"/>
-              <w:spacing w:before="0" w:after="0" w:line="240" w:lineRule="auto"/>
-              <w:keepLines/>
-            </w:pPr>
-            <w:r>
-              <w:rPr>
-                <w:rFonts w:ascii="Times New Roman" w:hAnsi="Times New Roman" w:eastAsia="Times New Roman" w:cs="Times New Roman"/>
-                <w:sz w:val="17"/>
-                <w:szCs w:val="17"/>
-                <w:color w:val="77777F"/>
-              </w:rPr>
-              <w:t>[Ошибка / ограничение]</w:t>
-            </w:r>
-          </w:p>
-        </w:tc>
-        <w:tc>
-          <w:tcPr>
-            <w:tcW w:w="2000" w:type="dxa"/>
-            <w:vAlign w:val="center"/>
-          </w:tcPr>
-          <w:p>
-            <w:pPr>
-              <w:jc w:val="left"/>
-              <w:spacing w:before="0" w:after="0" w:line="240" w:lineRule="auto"/>
-              <w:keepLines/>
-            </w:pPr>
-            <w:r>
-              <w:rPr>
-                <w:rFonts w:ascii="Times New Roman" w:hAnsi="Times New Roman" w:eastAsia="Times New Roman" w:cs="Times New Roman"/>
-                <w:sz w:val="17"/>
-                <w:szCs w:val="17"/>
-                <w:color w:val="77777F"/>
-              </w:rPr>
-              <w:t>[Как обнаружено]</w:t>
-            </w:r>
-          </w:p>
-        </w:tc>
-        <w:tc>
-          <w:tcPr>
-            <w:tcW w:w="1700" w:type="dxa"/>
-            <w:vAlign w:val="center"/>
-          </w:tcPr>
-          <w:p>
-            <w:pPr>
-              <w:jc w:val="left"/>
-              <w:spacing w:before="0" w:after="0" w:line="240" w:lineRule="auto"/>
-              <w:keepLines/>
-            </w:pPr>
-            <w:r>
-              <w:rPr>
-                <w:rFonts w:ascii="Times New Roman" w:hAnsi="Times New Roman" w:eastAsia="Times New Roman" w:cs="Times New Roman"/>
-                <w:sz w:val="17"/>
-                <w:szCs w:val="17"/>
-                <w:color w:val="77777F"/>
-              </w:rPr>
-              <w:t>[Влияние]</w:t>
-            </w:r>
-          </w:p>
-        </w:tc>
-        <w:tc>
-          <w:tcPr>
-            <w:tcW w:w="2450" w:type="dxa"/>
-            <w:vAlign w:val="center"/>
-          </w:tcPr>
-          <w:p>
-            <w:pPr>
-              <w:jc w:val="left"/>
-              <w:spacing w:before="0" w:after="0" w:line="240" w:lineRule="auto"/>
-              <w:keepLines/>
-            </w:pPr>
-            <w:r>
-              <w:rPr>
-                <w:rFonts w:ascii="Times New Roman" w:hAnsi="Times New Roman" w:eastAsia="Times New Roman" w:cs="Times New Roman"/>
-                <w:sz w:val="17"/>
-                <w:szCs w:val="17"/>
-                <w:color w:val="77777F"/>
-              </w:rPr>
-              <w:t>[Корректирующее действие / статус]</w:t>
-            </w:r>
-          </w:p>
-        </w:tc>
-      </w:tr>
-      <w:tr>
-        <w:trPr>
-          <w:cantSplit/>
-        </w:trPr>
-        <w:tc>
-          <w:tcPr>
-            <w:tcW w:w="550" w:type="dxa"/>
-            <w:vAlign w:val="center"/>
-            <w:shd w:val="clear" w:fill="F7F7F9"/>
-          </w:tcPr>
-          <w:p>
-            <w:pPr>
-              <w:jc w:val="center"/>
-              <w:spacing w:before="0" w:after="0" w:line="240" w:lineRule="auto"/>
-              <w:keepLines/>
-            </w:pPr>
-            <w:r>
-              <w:rPr>
-                <w:rFonts w:ascii="Times New Roman" w:hAnsi="Times New Roman" w:eastAsia="Times New Roman" w:cs="Times New Roman"/>
-                <w:sz w:val="17"/>
-                <w:szCs w:val="17"/>
-                <w:color w:val="1C1C1C"/>
-              </w:rPr>
-              <w:t>4</w:t>
-            </w:r>
-          </w:p>
-        </w:tc>
-        <w:tc>
-          <w:tcPr>
-            <w:tcW w:w="2300" w:type="dxa"/>
-            <w:vAlign w:val="center"/>
-            <w:shd w:val="clear" w:fill="F7F7F9"/>
-          </w:tcPr>
-          <w:p>
-            <w:pPr>
-              <w:jc w:val="left"/>
-              <w:spacing w:before="0" w:after="0" w:line="240" w:lineRule="auto"/>
-              <w:keepLines/>
-            </w:pPr>
-            <w:r>
-              <w:rPr>
-                <w:rFonts w:ascii="Times New Roman" w:hAnsi="Times New Roman" w:eastAsia="Times New Roman" w:cs="Times New Roman"/>
-                <w:sz w:val="17"/>
-                <w:szCs w:val="17"/>
-                <w:color w:val="77777F"/>
-              </w:rPr>
-              <w:t>[Ошибка / ограничение]</w:t>
-            </w:r>
-          </w:p>
-        </w:tc>
-        <w:tc>
-          <w:tcPr>
-            <w:tcW w:w="2000" w:type="dxa"/>
-            <w:vAlign w:val="center"/>
-            <w:shd w:val="clear" w:fill="F7F7F9"/>
-          </w:tcPr>
-          <w:p>
-            <w:pPr>
-              <w:jc w:val="left"/>
-              <w:spacing w:before="0" w:after="0" w:line="240" w:lineRule="auto"/>
-              <w:keepLines/>
-            </w:pPr>
-            <w:r>
-              <w:rPr>
-                <w:rFonts w:ascii="Times New Roman" w:hAnsi="Times New Roman" w:eastAsia="Times New Roman" w:cs="Times New Roman"/>
-                <w:sz w:val="17"/>
-                <w:szCs w:val="17"/>
-                <w:color w:val="77777F"/>
-              </w:rPr>
-              <w:t>[Как обнаружено]</w:t>
-            </w:r>
-          </w:p>
-        </w:tc>
-        <w:tc>
-          <w:tcPr>
-            <w:tcW w:w="1700" w:type="dxa"/>
-            <w:vAlign w:val="center"/>
-            <w:shd w:val="clear" w:fill="F7F7F9"/>
-          </w:tcPr>
-          <w:p>
-            <w:pPr>
-              <w:jc w:val="left"/>
-              <w:spacing w:before="0" w:after="0" w:line="240" w:lineRule="auto"/>
-              <w:keepLines/>
-            </w:pPr>
-            <w:r>
-              <w:rPr>
-                <w:rFonts w:ascii="Times New Roman" w:hAnsi="Times New Roman" w:eastAsia="Times New Roman" w:cs="Times New Roman"/>
-                <w:sz w:val="17"/>
-                <w:szCs w:val="17"/>
-                <w:color w:val="77777F"/>
-              </w:rPr>
-              <w:t>[Влияние]</w:t>
-            </w:r>
-          </w:p>
-        </w:tc>
-        <w:tc>
-          <w:tcPr>
-            <w:tcW w:w="2450" w:type="dxa"/>
-            <w:vAlign w:val="center"/>
-            <w:shd w:val="clear" w:fill="F7F7F9"/>
-          </w:tcPr>
-          <w:p>
-            <w:pPr>
-              <w:jc w:val="left"/>
-              <w:spacing w:before="0" w:after="0" w:line="240" w:lineRule="auto"/>
-              <w:keepLines/>
-            </w:pPr>
-            <w:r>
-              <w:rPr>
-                <w:rFonts w:ascii="Times New Roman" w:hAnsi="Times New Roman" w:eastAsia="Times New Roman" w:cs="Times New Roman"/>
-                <w:sz w:val="17"/>
-                <w:szCs w:val="17"/>
-                <w:color w:val="77777F"/>
-              </w:rPr>
-              <w:t>[Корректирующее действие / статус]</w:t>
-            </w:r>
-          </w:p>
-        </w:tc>
-      </w:tr>
-    </w:tbl>
-    <w:p>
-      <w:pPr>
-        <w:pStyle w:val="1"/>
-        <w:spacing w:before="180" w:after="90" w:line="276" w:lineRule="auto"/>
-        <w:keepNext/>
-        <w:keepLines/>
-      </w:pPr>
-      <w:r>
-        <w:rPr>
-          <w:rFonts w:ascii="Times New Roman" w:hAnsi="Times New Roman" w:eastAsia="Times New Roman" w:cs="Times New Roman"/>
-          <w:b/>
-          <w:bCs/>
-          <w:sz w:val="28"/>
-          <w:szCs w:val="28"/>
-          <w:color w:val="ED131C"/>
-        </w:rPr>
-        <w:t>9. Самопроверка</w:t>
-      </w:r>
-    </w:p>
-    <w:tbl>
-      <w:tblPr>
-        <w:tblW w:w="9000" w:type="dxa"/>
-        <w:tblInd w:w="120" w:type="dxa"/>
-        <w:tblLayout w:type="fixed"/>
-        <w:tblCellMar>
-          <w:top w:w="90" w:type="dxa"/>
-          <w:start w:w="120" w:type="dxa"/>
-          <w:bottom w:w="90" w:type="dxa"/>
-          <w:end w:w="120" w:type="dxa"/>
-        </w:tblCellMar>
-        <w:tblBorders>
-          <w:top w:val="single" w:sz="6" w:space="0" w:color="C7C8CD"/>
-          <w:start w:val="single" w:sz="6" w:space="0" w:color="C7C8CD"/>
-          <w:bottom w:val="single" w:sz="6" w:space="0" w:color="C7C8CD"/>
-          <w:end w:val="single" w:sz="6" w:space="0" w:color="C7C8CD"/>
-          <w:insideH w:val="single" w:sz="6" w:space="0" w:color="C7C8CD"/>
-          <w:insideV w:val="single" w:sz="6" w:space="0" w:color="C7C8CD"/>
-        </w:tblBorders>
-      </w:tblPr>
-      <w:tblGrid>
-        <w:gridCol w:w="1000"/>
-        <w:gridCol w:w="5000"/>
-        <w:gridCol w:w="3000"/>
-      </w:tblGrid>
-      <w:tr>
-        <w:trPr>
-          <w:cantSplit/>
-          <w:tblHeader/>
-        </w:trPr>
-        <w:tc>
-          <w:tcPr>
-            <w:tcW w:w="1000" w:type="dxa"/>
-            <w:vAlign w:val="center"/>
-            <w:shd w:val="clear" w:fill="1C1C1C"/>
-          </w:tcPr>
-          <w:p>
-            <w:pPr>
-              <w:jc w:val="center"/>
-              <w:spacing w:before="0" w:after="0" w:line="240" w:lineRule="auto"/>
-              <w:keepLines/>
-            </w:pPr>
-            <w:r>
-              <w:rPr>
-                <w:rFonts w:ascii="Times New Roman" w:hAnsi="Times New Roman" w:eastAsia="Times New Roman" w:cs="Times New Roman"/>
-                <w:b/>
-                <w:bCs/>
-                <w:sz w:val="17"/>
-                <w:szCs w:val="17"/>
-                <w:color w:val="FFFFFF"/>
-              </w:rPr>
-              <w:t>Отметка</w:t>
-            </w:r>
-          </w:p>
-        </w:tc>
-        <w:tc>
-          <w:tcPr>
-            <w:tcW w:w="5000" w:type="dxa"/>
-            <w:vAlign w:val="center"/>
-            <w:shd w:val="clear" w:fill="1C1C1C"/>
-          </w:tcPr>
-          <w:p>
-            <w:pPr>
-              <w:jc w:val="center"/>
-              <w:spacing w:before="0" w:after="0" w:line="240" w:lineRule="auto"/>
-              <w:keepLines/>
-            </w:pPr>
-            <w:r>
-              <w:rPr>
-                <w:rFonts w:ascii="Times New Roman" w:hAnsi="Times New Roman" w:eastAsia="Times New Roman" w:cs="Times New Roman"/>
-                <w:b/>
-                <w:bCs/>
-                <w:sz w:val="17"/>
-                <w:szCs w:val="17"/>
-                <w:color w:val="FFFFFF"/>
-              </w:rPr>
-              <w:t>Проверяемое утверждение</w:t>
-            </w:r>
-          </w:p>
-        </w:tc>
-        <w:tc>
-          <w:tcPr>
-            <w:tcW w:w="3000" w:type="dxa"/>
-            <w:vAlign w:val="center"/>
-            <w:shd w:val="clear" w:fill="1C1C1C"/>
-          </w:tcPr>
-          <w:p>
-            <w:pPr>
-              <w:jc w:val="center"/>
-              <w:spacing w:before="0" w:after="0" w:line="240" w:lineRule="auto"/>
-              <w:keepLines/>
-            </w:pPr>
-            <w:r>
-              <w:rPr>
-                <w:rFonts w:ascii="Times New Roman" w:hAnsi="Times New Roman" w:eastAsia="Times New Roman" w:cs="Times New Roman"/>
-                <w:b/>
-                <w:bCs/>
-                <w:sz w:val="17"/>
-                <w:szCs w:val="17"/>
-                <w:color w:val="FFFFFF"/>
-              </w:rPr>
-              <w:t>Комментарий</w:t>
-            </w:r>
-          </w:p>
-        </w:tc>
-      </w:tr>
-      <w:tr>
-        <w:trPr>
-          <w:cantSplit/>
-        </w:trPr>
-        <w:tc>
-          <w:tcPr>
-            <w:tcW w:w="1000" w:type="dxa"/>
-            <w:vAlign w:val="center"/>
-          </w:tcPr>
-          <w:p>
-            <w:pPr>
-              <w:jc w:val="center"/>
-              <w:spacing w:before="0" w:after="0" w:line="240" w:lineRule="auto"/>
-              <w:keepLines/>
-            </w:pPr>
-            <w:r>
-              <w:rPr>
-                <w:rFonts w:ascii="Times New Roman" w:hAnsi="Times New Roman" w:eastAsia="Times New Roman" w:cs="Times New Roman"/>
-                <w:sz w:val="17"/>
-                <w:szCs w:val="17"/>
-                <w:color w:val="1C1C1C"/>
-              </w:rPr>
-              <w:t>☐</w:t>
-            </w:r>
-          </w:p>
-        </w:tc>
-        <w:tc>
-          <w:tcPr>
-            <w:tcW w:w="5000" w:type="dxa"/>
-            <w:vAlign w:val="center"/>
-          </w:tcPr>
-          <w:p>
-            <w:pPr>
-              <w:jc w:val="left"/>
-              <w:spacing w:before="0" w:after="0" w:line="240" w:lineRule="auto"/>
-              <w:keepLines/>
-            </w:pPr>
-            <w:r>
-              <w:rPr>
-                <w:rFonts w:ascii="Times New Roman" w:hAnsi="Times New Roman" w:eastAsia="Times New Roman" w:cs="Times New Roman"/>
-                <w:sz w:val="17"/>
-                <w:szCs w:val="17"/>
-                <w:color w:val="1C1C1C"/>
-              </w:rPr>
-              <w:t>Для выбранного канала проверены конфиденциальность и целостность.</w:t>
-            </w:r>
-          </w:p>
-        </w:tc>
-        <w:tc>
-          <w:tcPr>
-            <w:tcW w:w="3000" w:type="dxa"/>
-            <w:vAlign w:val="center"/>
-          </w:tcPr>
-          <w:p>
-            <w:pPr>
-              <w:jc w:val="left"/>
-              <w:spacing w:before="0" w:after="0" w:line="240" w:lineRule="auto"/>
-              <w:keepLines/>
-            </w:pPr>
-            <w:r>
-              <w:rPr>
-                <w:rFonts w:ascii="Times New Roman" w:hAnsi="Times New Roman" w:eastAsia="Times New Roman" w:cs="Times New Roman"/>
-                <w:sz w:val="17"/>
-                <w:szCs w:val="17"/>
-                <w:color w:val="77777F"/>
-              </w:rPr>
-              <w:t>[Примечание при необходимости]</w:t>
-            </w:r>
-          </w:p>
-        </w:tc>
-      </w:tr>
-      <w:tr>
-        <w:trPr>
-          <w:cantSplit/>
-        </w:trPr>
-        <w:tc>
-          <w:tcPr>
-            <w:tcW w:w="1000" w:type="dxa"/>
-            <w:vAlign w:val="center"/>
-            <w:shd w:val="clear" w:fill="F7F7F9"/>
-          </w:tcPr>
-          <w:p>
-            <w:pPr>
-              <w:jc w:val="center"/>
-              <w:spacing w:before="0" w:after="0" w:line="240" w:lineRule="auto"/>
-              <w:keepLines/>
-            </w:pPr>
-            <w:r>
-              <w:rPr>
-                <w:rFonts w:ascii="Times New Roman" w:hAnsi="Times New Roman" w:eastAsia="Times New Roman" w:cs="Times New Roman"/>
-                <w:sz w:val="17"/>
-                <w:szCs w:val="17"/>
-                <w:color w:val="1C1C1C"/>
-              </w:rPr>
-              <w:t>☐</w:t>
-            </w:r>
-          </w:p>
-        </w:tc>
-        <w:tc>
-          <w:tcPr>
-            <w:tcW w:w="5000" w:type="dxa"/>
-            <w:vAlign w:val="center"/>
-            <w:shd w:val="clear" w:fill="F7F7F9"/>
-          </w:tcPr>
-          <w:p>
-            <w:pPr>
-              <w:jc w:val="left"/>
-              <w:spacing w:before="0" w:after="0" w:line="240" w:lineRule="auto"/>
-              <w:keepLines/>
-            </w:pPr>
-            <w:r>
-              <w:rPr>
-                <w:rFonts w:ascii="Times New Roman" w:hAnsi="Times New Roman" w:eastAsia="Times New Roman" w:cs="Times New Roman"/>
-                <w:sz w:val="17"/>
-                <w:szCs w:val="17"/>
-                <w:color w:val="1C1C1C"/>
-              </w:rPr>
-              <w:t>Имя сертификата совпадает с именем получателя.</w:t>
-            </w:r>
-          </w:p>
-        </w:tc>
-        <w:tc>
-          <w:tcPr>
-            <w:tcW w:w="3000" w:type="dxa"/>
-            <w:vAlign w:val="center"/>
-            <w:shd w:val="clear" w:fill="F7F7F9"/>
-          </w:tcPr>
-          <w:p>
-            <w:pPr>
-              <w:jc w:val="left"/>
-              <w:spacing w:before="0" w:after="0" w:line="240" w:lineRule="auto"/>
-              <w:keepLines/>
-            </w:pPr>
-            <w:r>
-              <w:rPr>
-                <w:rFonts w:ascii="Times New Roman" w:hAnsi="Times New Roman" w:eastAsia="Times New Roman" w:cs="Times New Roman"/>
-                <w:sz w:val="17"/>
-                <w:szCs w:val="17"/>
-                <w:color w:val="77777F"/>
-              </w:rPr>
-              <w:t>[Примечание при необходимости]</w:t>
-            </w:r>
-          </w:p>
-        </w:tc>
-      </w:tr>
-      <w:tr>
-        <w:trPr>
-          <w:cantSplit/>
-        </w:trPr>
-        <w:tc>
-          <w:tcPr>
-            <w:tcW w:w="1000" w:type="dxa"/>
-            <w:vAlign w:val="center"/>
-          </w:tcPr>
-          <w:p>
-            <w:pPr>
-              <w:jc w:val="center"/>
-              <w:spacing w:before="0" w:after="0" w:line="240" w:lineRule="auto"/>
-              <w:keepLines/>
-            </w:pPr>
-            <w:r>
-              <w:rPr>
-                <w:rFonts w:ascii="Times New Roman" w:hAnsi="Times New Roman" w:eastAsia="Times New Roman" w:cs="Times New Roman"/>
-                <w:sz w:val="17"/>
-                <w:szCs w:val="17"/>
-                <w:color w:val="1C1C1C"/>
-              </w:rPr>
-              <w:t>☐</w:t>
-            </w:r>
-          </w:p>
-        </w:tc>
-        <w:tc>
-          <w:tcPr>
-            <w:tcW w:w="5000" w:type="dxa"/>
-            <w:vAlign w:val="center"/>
-          </w:tcPr>
-          <w:p>
-            <w:pPr>
-              <w:jc w:val="left"/>
-              <w:spacing w:before="0" w:after="0" w:line="240" w:lineRule="auto"/>
-              <w:keepLines/>
-            </w:pPr>
-            <w:r>
-              <w:rPr>
-                <w:rFonts w:ascii="Times New Roman" w:hAnsi="Times New Roman" w:eastAsia="Times New Roman" w:cs="Times New Roman"/>
-                <w:sz w:val="17"/>
-                <w:szCs w:val="17"/>
-                <w:color w:val="1C1C1C"/>
-              </w:rPr>
-              <w:t>Срок сертификата оценён на заданную дату.</w:t>
-            </w:r>
-          </w:p>
-        </w:tc>
-        <w:tc>
-          <w:tcPr>
-            <w:tcW w:w="3000" w:type="dxa"/>
-            <w:vAlign w:val="center"/>
-          </w:tcPr>
-          <w:p>
-            <w:pPr>
-              <w:jc w:val="left"/>
-              <w:spacing w:before="0" w:after="0" w:line="240" w:lineRule="auto"/>
-              <w:keepLines/>
-            </w:pPr>
-            <w:r>
-              <w:rPr>
-                <w:rFonts w:ascii="Times New Roman" w:hAnsi="Times New Roman" w:eastAsia="Times New Roman" w:cs="Times New Roman"/>
-                <w:sz w:val="17"/>
-                <w:szCs w:val="17"/>
-                <w:color w:val="77777F"/>
-              </w:rPr>
-              <w:t>[Примечание при необходимости]</w:t>
-            </w:r>
-          </w:p>
-        </w:tc>
-      </w:tr>
-      <w:tr>
-        <w:trPr>
-          <w:cantSplit/>
-        </w:trPr>
-        <w:tc>
-          <w:tcPr>
-            <w:tcW w:w="1000" w:type="dxa"/>
-            <w:vAlign w:val="center"/>
-            <w:shd w:val="clear" w:fill="F7F7F9"/>
-          </w:tcPr>
-          <w:p>
-            <w:pPr>
-              <w:jc w:val="center"/>
-              <w:spacing w:before="0" w:after="0" w:line="240" w:lineRule="auto"/>
-              <w:keepLines/>
-            </w:pPr>
-            <w:r>
-              <w:rPr>
-                <w:rFonts w:ascii="Times New Roman" w:hAnsi="Times New Roman" w:eastAsia="Times New Roman" w:cs="Times New Roman"/>
-                <w:sz w:val="17"/>
-                <w:szCs w:val="17"/>
-                <w:color w:val="1C1C1C"/>
-              </w:rPr>
-              <w:t>☐</w:t>
-            </w:r>
-          </w:p>
-        </w:tc>
-        <w:tc>
-          <w:tcPr>
-            <w:tcW w:w="5000" w:type="dxa"/>
-            <w:vAlign w:val="center"/>
-            <w:shd w:val="clear" w:fill="F7F7F9"/>
-          </w:tcPr>
-          <w:p>
-            <w:pPr>
-              <w:jc w:val="left"/>
-              <w:spacing w:before="0" w:after="0" w:line="240" w:lineRule="auto"/>
-              <w:keepLines/>
-            </w:pPr>
-            <w:r>
-              <w:rPr>
-                <w:rFonts w:ascii="Times New Roman" w:hAnsi="Times New Roman" w:eastAsia="Times New Roman" w:cs="Times New Roman"/>
-                <w:sz w:val="17"/>
-                <w:szCs w:val="17"/>
-                <w:color w:val="1C1C1C"/>
-              </w:rPr>
-              <w:t>Небезопасное перенаправление исключено.</w:t>
-            </w:r>
-          </w:p>
-        </w:tc>
-        <w:tc>
-          <w:tcPr>
-            <w:tcW w:w="3000" w:type="dxa"/>
-            <w:vAlign w:val="center"/>
-            <w:shd w:val="clear" w:fill="F7F7F9"/>
-          </w:tcPr>
-          <w:p>
-            <w:pPr>
-              <w:jc w:val="left"/>
-              <w:spacing w:before="0" w:after="0" w:line="240" w:lineRule="auto"/>
-              <w:keepLines/>
-            </w:pPr>
-            <w:r>
-              <w:rPr>
-                <w:rFonts w:ascii="Times New Roman" w:hAnsi="Times New Roman" w:eastAsia="Times New Roman" w:cs="Times New Roman"/>
-                <w:sz w:val="17"/>
-                <w:szCs w:val="17"/>
-                <w:color w:val="77777F"/>
-              </w:rPr>
-              <w:t>[Примечание при необходимости]</w:t>
-            </w:r>
-          </w:p>
-        </w:tc>
-      </w:tr>
-      <w:tr>
-        <w:trPr>
-          <w:cantSplit/>
-        </w:trPr>
-        <w:tc>
-          <w:tcPr>
-            <w:tcW w:w="1000" w:type="dxa"/>
-            <w:vAlign w:val="center"/>
-          </w:tcPr>
-          <w:p>
-            <w:pPr>
-              <w:jc w:val="center"/>
-              <w:spacing w:before="0" w:after="0" w:line="240" w:lineRule="auto"/>
-              <w:keepLines/>
-            </w:pPr>
-            <w:r>
-              <w:rPr>
-                <w:rFonts w:ascii="Times New Roman" w:hAnsi="Times New Roman" w:eastAsia="Times New Roman" w:cs="Times New Roman"/>
-                <w:sz w:val="17"/>
-                <w:szCs w:val="17"/>
-                <w:color w:val="1C1C1C"/>
-              </w:rPr>
-              <w:t>☐</w:t>
-            </w:r>
-          </w:p>
-        </w:tc>
-        <w:tc>
-          <w:tcPr>
-            <w:tcW w:w="5000" w:type="dxa"/>
-            <w:vAlign w:val="center"/>
-          </w:tcPr>
-          <w:p>
-            <w:pPr>
-              <w:jc w:val="left"/>
-              <w:spacing w:before="0" w:after="0" w:line="240" w:lineRule="auto"/>
-              <w:keepLines/>
-            </w:pPr>
-            <w:r>
-              <w:rPr>
-                <w:rFonts w:ascii="Times New Roman" w:hAnsi="Times New Roman" w:eastAsia="Times New Roman" w:cs="Times New Roman"/>
-                <w:sz w:val="17"/>
-                <w:szCs w:val="17"/>
-                <w:color w:val="1C1C1C"/>
-              </w:rPr>
-              <w:t>Вывод не приписывает каналу защиту конечных устройств.</w:t>
-            </w:r>
-          </w:p>
-        </w:tc>
-        <w:tc>
-          <w:tcPr>
-            <w:tcW w:w="3000" w:type="dxa"/>
-            <w:vAlign w:val="center"/>
-          </w:tcPr>
-          <w:p>
-            <w:pPr>
-              <w:jc w:val="left"/>
-              <w:spacing w:before="0" w:after="0" w:line="240" w:lineRule="auto"/>
-              <w:keepLines/>
-            </w:pPr>
-            <w:r>
-              <w:rPr>
-                <w:rFonts w:ascii="Times New Roman" w:hAnsi="Times New Roman" w:eastAsia="Times New Roman" w:cs="Times New Roman"/>
-                <w:sz w:val="17"/>
-                <w:szCs w:val="17"/>
-                <w:color w:val="77777F"/>
-              </w:rPr>
-              <w:t>[Примечание при необходимости]</w:t>
-            </w:r>
-          </w:p>
-        </w:tc>
-      </w:tr>
-    </w:tbl>
-    <w:p>
-      <w:pPr>
-        <w:pStyle w:val="1"/>
-        <w:spacing w:before="180" w:after="90" w:line="276" w:lineRule="auto"/>
-        <w:keepNext/>
-        <w:keepLines/>
-      </w:pPr>
-      <w:r>
-        <w:rPr>
-          <w:rFonts w:ascii="Times New Roman" w:hAnsi="Times New Roman" w:eastAsia="Times New Roman" w:cs="Times New Roman"/>
-          <w:b/>
-          <w:bCs/>
-          <w:sz w:val="28"/>
-          <w:szCs w:val="28"/>
-          <w:color w:val="ED131C"/>
-        </w:rPr>
-        <w:t>10. Краткий вывод</w:t>
-      </w:r>
-    </w:p>
-    <w:p>
-      <w:pPr>
-        <w:spacing w:before="50" w:after="100" w:line="250" w:lineRule="auto"/>
-        <w:keepLines/>
-        <w:shd w:val="clear" w:fill="F1F1F4"/>
-        <w:pBdr>
-          <w:top w:val="single" w:sz="5" w:space="5" w:color="D2D3D8"/>
-          <w:left w:val="single" w:sz="5" w:space="5" w:color="D2D3D8"/>
-          <w:bottom w:val="single" w:sz="5" w:space="5" w:color="D2D3D8"/>
-          <w:right w:val="single" w:sz="5" w:space="5" w:color="D2D3D8"/>
-        </w:pBdr>
-      </w:pPr>
-      <w:r>
-        <w:rPr>
-          <w:rFonts w:ascii="Times New Roman" w:hAnsi="Times New Roman" w:eastAsia="Times New Roman" w:cs="Times New Roman"/>
-          <w:sz w:val="20"/>
-          <w:szCs w:val="20"/>
-          <w:color w:val="77777F"/>
-        </w:rPr>
-        <w:t>[Сформулируйте профессиональный вывод: что установлено, соответствует ли результат требованию, какое решение принято и на каких доказательствах оно основано. Не пересказывайте теорию.]</w:t>
-      </w:r>
-      <w:r>
-        <w:br/>
-      </w:r>
-    </w:p>
-    <w:p>
-      <w:pPr>
-        <w:spacing w:before="120" w:after="60" w:line="276" w:lineRule="auto"/>
-        <w:keepNext/>
-      </w:pPr>
-      <w:r>
-        <w:rPr>
-          <w:rFonts w:ascii="Times New Roman" w:hAnsi="Times New Roman" w:eastAsia="Times New Roman" w:cs="Times New Roman"/>
-          <w:b/>
-          <w:bCs/>
-          <w:sz w:val="22"/>
-          <w:szCs w:val="22"/>
-          <w:color w:val="ED131C"/>
-        </w:rPr>
-        <w:t>Перед сдачей</w:t>
-      </w:r>
-    </w:p>
-    <w:p>
-      <w:pPr>
-        <w:spacing w:before="0" w:after="80" w:line="276" w:lineRule="auto"/>
-      </w:pPr>
-      <w:r>
-        <w:rPr>
-          <w:rFonts w:ascii="Times New Roman" w:hAnsi="Times New Roman" w:eastAsia="Times New Roman" w:cs="Times New Roman"/>
-          <w:sz w:val="20"/>
-          <w:szCs w:val="20"/>
-          <w:color w:val="000000"/>
-        </w:rPr>
-        <w:t>Удалите серые подсказки, проверьте подписи и читаемость доказательств. Сохраните один файл: Фамилия_Группа_МДК0402_ЛР19.docx. Затем перейдите в LMS, прикрепите его к заданию лабораторной работы № 19 и убедитесь, что отправка завершена.</w:t>
-      </w:r>
-    </w:p>
     <w:sectPr>
       <w:pgSz w:w="11906" w:h="16838"/>
       <w:pgMar w:top="1134" w:right="850" w:bottom="1134" w:left="1701" w:header="708" w:footer="708" w:gutter="0"/>
@@ -6969,6 +3366,32 @@
     </w:p>
   </w:footnote>
 </w:footnotes>
+</file>
+
+<file path=word/numbering.xml><?xml version="1.0" encoding="utf-8"?>
+<w:numbering xmlns:wpc="http://schemas.microsoft.com/office/word/2010/wordprocessingCanvas" xmlns:cx="http://schemas.microsoft.com/office/drawing/2014/chartex" xmlns:cx1="http://schemas.microsoft.com/office/drawing/2015/9/8/chartex" xmlns:cx2="http://schemas.microsoft.com/office/drawing/2015/10/21/chartex" xmlns:cx3="http://schemas.microsoft.com/office/drawing/2016/5/9/chartex" xmlns:cx4="http://schemas.microsoft.com/office/drawing/2016/5/10/chartex" xmlns:cx5="http://schemas.microsoft.com/office/drawing/2016/5/11/chartex" xmlns:cx6="http://schemas.microsoft.com/office/drawing/2016/5/12/chartex" xmlns:cx7="http://schemas.microsoft.com/office/drawing/2016/5/13/chartex" xmlns:cx8="http://schemas.microsoft.com/office/drawing/2016/5/14/chartex" xmlns:mc="http://schemas.openxmlformats.org/markup-compatibility/2006" xmlns:aink="http://schemas.microsoft.com/office/drawing/2016/ink" xmlns:am3d="http://schemas.microsoft.com/office/drawing/2017/model3d" xmlns:o="urn:schemas-microsoft-com:office:office" xmlns:r="http://schemas.openxmlformats.org/officeDocument/2006/relationships" xmlns:m="http://schemas.openxmlformats.org/officeDocument/2006/math" xmlns:v="urn:schemas-microsoft-com:vml" xmlns:wp14="http://schemas.microsoft.com/office/word/2010/wordprocessingDrawing" xmlns:wp="http://schemas.openxmlformats.org/drawingml/2006/wordprocessingDrawing" xmlns:w10="urn:schemas-microsoft-com:office:word" xmlns:w="http://schemas.openxmlformats.org/wordprocessingml/2006/main" xmlns:w14="http://schemas.microsoft.com/office/word/2010/wordml" xmlns:w15="http://schemas.microsoft.com/office/word/2012/wordml" xmlns:w16cex="http://schemas.microsoft.com/office/word/2018/wordml/cex" xmlns:w16cid="http://schemas.microsoft.com/office/word/2016/wordml/cid" xmlns:w16="http://schemas.microsoft.com/office/word/2018/wordml" xmlns:w16sdtdh="http://schemas.microsoft.com/office/word/2020/wordml/sdtdatahash" xmlns:w16se="http://schemas.microsoft.com/office/word/2015/wordml/symex" xmlns:wpg="http://schemas.microsoft.com/office/word/2010/wordprocessingGroup" xmlns:wpi="http://schemas.microsoft.com/office/word/2010/wordprocessingInk" xmlns:wne="http://schemas.microsoft.com/office/word/2006/wordml" xmlns:wps="http://schemas.microsoft.com/office/word/2010/wordprocessingShape" mc:Ignorable="w14 w15 w16se w16cid w16 w16cex w16sdtdh wp14">
+  <w:abstractNum w:abstractNumId="0" w15:restartNumberingAfterBreak="0">
+    <w:nsid w:val="11297B65"/>
+    <w:multiLevelType w:val="singleLevel"/>
+    <w:tmpl w:val="2D9ADDA4"/>
+    <w:lvl w:ilvl="0">
+      <w:start w:val="1"/>
+      <w:numFmt w:val="bullet"/>
+      <w:pStyle w:val="PIDISBullet"/>
+      <w:lvlText w:val="•"/>
+      <w:lvlJc w:val="left"/>
+      <w:pPr>
+        <w:tabs>
+          <w:tab w:val="num" w:pos="720"/>
+        </w:tabs>
+        <w:ind w:left="720" w:hanging="360"/>
+      </w:pPr>
+    </w:lvl>
+  </w:abstractNum>
+  <w:num w:numId="1">
+    <w:abstractNumId w:val="0"/>
+  </w:num>
+</w:numbering>
 </file>
 
 <file path=word/styles.xml><?xml version="1.0" encoding="utf-8"?>
@@ -7369,8 +3792,13 @@
   <w:style w:type="paragraph" w:default="1" w:styleId="a">
     <w:name w:val="Normal"/>
     <w:qFormat/>
-    <w:rPr>
-      <w:rFonts w:ascii="Calibri" w:eastAsia="Calibri" w:hAnsi="Calibri" w:cs="Times New Roman"/>
+    <w:pPr>
+      <w:spacing w:after="100"/>
+    </w:pPr>
+    <w:rPr>
+      <w:rFonts w:ascii="Times New Roman" w:eastAsia="Calibri" w:hAnsi="Times New Roman" w:cs="Times New Roman"/>
+      <w:color w:val="000000"/>
+      <w:sz w:val="24"/>
     </w:rPr>
   </w:style>
   <w:style w:type="paragraph" w:styleId="1">
@@ -7383,12 +3811,14 @@
     <w:pPr>
       <w:keepNext/>
       <w:keepLines/>
-      <w:spacing w:before="480" w:after="200"/>
+      <w:spacing w:before="240"/>
       <w:outlineLvl w:val="0"/>
     </w:pPr>
     <w:rPr>
-      <w:rFonts w:ascii="Arial" w:eastAsia="Arial" w:hAnsi="Arial" w:cs="Arial"/>
-      <w:sz w:val="40"/>
+      <w:rFonts w:eastAsia="Arial" w:cs="Arial" w:ascii="Times New Roman" w:hAnsi="Times New Roman"/>
+      <w:b/>
+      <w:color w:val="000000"/>
+      <w:sz w:val="24"/>
       <w:szCs w:val="40"/>
     </w:rPr>
   </w:style>
@@ -7403,12 +3833,14 @@
     <w:pPr>
       <w:keepNext/>
       <w:keepLines/>
-      <w:spacing w:before="360" w:after="200"/>
+      <w:spacing w:before="160" w:after="60"/>
       <w:outlineLvl w:val="1"/>
     </w:pPr>
     <w:rPr>
-      <w:rFonts w:ascii="Arial" w:eastAsia="Arial" w:hAnsi="Arial" w:cs="Arial"/>
-      <w:sz w:val="34"/>
+      <w:rFonts w:eastAsia="Arial" w:cs="Arial" w:ascii="Times New Roman" w:hAnsi="Times New Roman"/>
+      <w:b/>
+      <w:color w:val="000000"/>
+      <w:sz w:val="24"/>
     </w:rPr>
   </w:style>
   <w:style w:type="paragraph" w:styleId="3">
@@ -7422,12 +3854,14 @@
     <w:pPr>
       <w:keepNext/>
       <w:keepLines/>
-      <w:spacing w:before="320" w:after="200"/>
+      <w:spacing w:before="120" w:after="40"/>
       <w:outlineLvl w:val="2"/>
     </w:pPr>
     <w:rPr>
-      <w:rFonts w:ascii="Arial" w:eastAsia="Arial" w:hAnsi="Arial" w:cs="Arial"/>
-      <w:sz w:val="30"/>
+      <w:rFonts w:eastAsia="Arial" w:cs="Arial" w:ascii="Times New Roman" w:hAnsi="Times New Roman"/>
+      <w:b/>
+      <w:color w:val="000000"/>
+      <w:sz w:val="24"/>
       <w:szCs w:val="30"/>
     </w:rPr>
   </w:style>
@@ -7446,10 +3880,11 @@
       <w:outlineLvl w:val="3"/>
     </w:pPr>
     <w:rPr>
-      <w:rFonts w:ascii="Arial" w:eastAsia="Arial" w:hAnsi="Arial" w:cs="Arial"/>
+      <w:rFonts w:ascii="Times New Roman" w:eastAsia="Arial" w:hAnsi="Times New Roman" w:cs="Arial"/>
       <w:b/>
       <w:bCs/>
-      <w:sz w:val="26"/>
+      <w:color w:val="000000"/>
+      <w:sz w:val="24"/>
       <w:szCs w:val="26"/>
     </w:rPr>
   </w:style>
@@ -7468,9 +3903,10 @@
       <w:outlineLvl w:val="4"/>
     </w:pPr>
     <w:rPr>
-      <w:rFonts w:ascii="Arial" w:eastAsia="Arial" w:hAnsi="Arial" w:cs="Arial"/>
+      <w:rFonts w:ascii="Times New Roman" w:eastAsia="Arial" w:hAnsi="Times New Roman" w:cs="Arial"/>
       <w:b/>
       <w:bCs/>
+      <w:color w:val="000000"/>
       <w:sz w:val="24"/>
       <w:szCs w:val="24"/>
     </w:rPr>
@@ -7490,9 +3926,11 @@
       <w:outlineLvl w:val="5"/>
     </w:pPr>
     <w:rPr>
-      <w:rFonts w:ascii="Arial" w:eastAsia="Arial" w:hAnsi="Arial" w:cs="Arial"/>
+      <w:rFonts w:ascii="Times New Roman" w:eastAsia="Arial" w:hAnsi="Times New Roman" w:cs="Arial"/>
       <w:b/>
       <w:bCs/>
+      <w:color w:val="000000"/>
+      <w:sz w:val="24"/>
     </w:rPr>
   </w:style>
   <w:style w:type="paragraph" w:styleId="7">
@@ -7510,11 +3948,13 @@
       <w:outlineLvl w:val="6"/>
     </w:pPr>
     <w:rPr>
-      <w:rFonts w:ascii="Arial" w:eastAsia="Arial" w:hAnsi="Arial" w:cs="Arial"/>
+      <w:rFonts w:ascii="Times New Roman" w:eastAsia="Arial" w:hAnsi="Times New Roman" w:cs="Arial"/>
       <w:b/>
       <w:bCs/>
       <w:i/>
       <w:iCs/>
+      <w:color w:val="000000"/>
+      <w:sz w:val="24"/>
     </w:rPr>
   </w:style>
   <w:style w:type="paragraph" w:styleId="8">
@@ -7532,9 +3972,11 @@
       <w:outlineLvl w:val="7"/>
     </w:pPr>
     <w:rPr>
-      <w:rFonts w:ascii="Arial" w:eastAsia="Arial" w:hAnsi="Arial" w:cs="Arial"/>
+      <w:rFonts w:ascii="Times New Roman" w:eastAsia="Arial" w:hAnsi="Times New Roman" w:cs="Arial"/>
       <w:i/>
       <w:iCs/>
+      <w:color w:val="000000"/>
+      <w:sz w:val="24"/>
     </w:rPr>
   </w:style>
   <w:style w:type="paragraph" w:styleId="9">
@@ -7552,10 +3994,11 @@
       <w:outlineLvl w:val="8"/>
     </w:pPr>
     <w:rPr>
-      <w:rFonts w:ascii="Arial" w:eastAsia="Arial" w:hAnsi="Arial" w:cs="Arial"/>
+      <w:rFonts w:ascii="Times New Roman" w:eastAsia="Arial" w:hAnsi="Times New Roman" w:cs="Arial"/>
       <w:i/>
       <w:iCs/>
-      <w:sz w:val="21"/>
+      <w:color w:val="000000"/>
+      <w:sz w:val="24"/>
       <w:szCs w:val="21"/>
     </w:rPr>
   </w:style>
@@ -7564,12 +4007,22 @@
     <w:uiPriority w:val="1"/>
     <w:semiHidden/>
     <w:unhideWhenUsed/>
+    <w:rPr>
+      <w:rFonts w:ascii="Times New Roman" w:hAnsi="Times New Roman"/>
+      <w:color w:val="000000"/>
+      <w:sz w:val="24"/>
+    </w:rPr>
   </w:style>
   <w:style w:type="table" w:default="1" w:styleId="a1">
     <w:name w:val="Normal Table"/>
     <w:uiPriority w:val="99"/>
     <w:semiHidden/>
     <w:unhideWhenUsed/>
+    <w:rPr>
+      <w:rFonts w:ascii="Times New Roman" w:hAnsi="Times New Roman"/>
+      <w:color w:val="000000"/>
+      <w:sz w:val="24"/>
+    </w:rPr>
     <w:tblPr>
       <w:tblInd w:w="0" w:type="dxa"/>
       <w:tblCellMar>
@@ -7592,8 +4045,9 @@
     <w:link w:val="1"/>
     <w:uiPriority w:val="9"/>
     <w:rPr>
-      <w:rFonts w:ascii="Arial" w:eastAsia="Arial" w:hAnsi="Arial" w:cs="Arial"/>
-      <w:sz w:val="40"/>
+      <w:rFonts w:ascii="Times New Roman" w:eastAsia="Arial" w:hAnsi="Times New Roman" w:cs="Arial"/>
+      <w:color w:val="000000"/>
+      <w:sz w:val="24"/>
       <w:szCs w:val="40"/>
     </w:rPr>
   </w:style>
@@ -7603,8 +4057,9 @@
     <w:link w:val="2"/>
     <w:uiPriority w:val="9"/>
     <w:rPr>
-      <w:rFonts w:ascii="Arial" w:eastAsia="Arial" w:hAnsi="Arial" w:cs="Arial"/>
-      <w:sz w:val="34"/>
+      <w:rFonts w:ascii="Times New Roman" w:eastAsia="Arial" w:hAnsi="Times New Roman" w:cs="Arial"/>
+      <w:color w:val="000000"/>
+      <w:sz w:val="24"/>
     </w:rPr>
   </w:style>
   <w:style w:type="character" w:customStyle="1" w:styleId="30">
@@ -7613,8 +4068,9 @@
     <w:link w:val="3"/>
     <w:uiPriority w:val="9"/>
     <w:rPr>
-      <w:rFonts w:ascii="Arial" w:eastAsia="Arial" w:hAnsi="Arial" w:cs="Arial"/>
-      <w:sz w:val="30"/>
+      <w:rFonts w:ascii="Times New Roman" w:eastAsia="Arial" w:hAnsi="Times New Roman" w:cs="Arial"/>
+      <w:color w:val="000000"/>
+      <w:sz w:val="24"/>
       <w:szCs w:val="30"/>
     </w:rPr>
   </w:style>
@@ -7624,10 +4080,11 @@
     <w:link w:val="4"/>
     <w:uiPriority w:val="9"/>
     <w:rPr>
-      <w:rFonts w:ascii="Arial" w:eastAsia="Arial" w:hAnsi="Arial" w:cs="Arial"/>
+      <w:rFonts w:ascii="Times New Roman" w:eastAsia="Arial" w:hAnsi="Times New Roman" w:cs="Arial"/>
       <w:b/>
       <w:bCs/>
-      <w:sz w:val="26"/>
+      <w:color w:val="000000"/>
+      <w:sz w:val="24"/>
       <w:szCs w:val="26"/>
     </w:rPr>
   </w:style>
@@ -7637,9 +4094,10 @@
     <w:link w:val="5"/>
     <w:uiPriority w:val="9"/>
     <w:rPr>
-      <w:rFonts w:ascii="Arial" w:eastAsia="Arial" w:hAnsi="Arial" w:cs="Arial"/>
+      <w:rFonts w:ascii="Times New Roman" w:eastAsia="Arial" w:hAnsi="Times New Roman" w:cs="Arial"/>
       <w:b/>
       <w:bCs/>
+      <w:color w:val="000000"/>
       <w:sz w:val="24"/>
       <w:szCs w:val="24"/>
     </w:rPr>
@@ -7650,10 +4108,11 @@
     <w:link w:val="6"/>
     <w:uiPriority w:val="9"/>
     <w:rPr>
-      <w:rFonts w:ascii="Arial" w:eastAsia="Arial" w:hAnsi="Arial" w:cs="Arial"/>
+      <w:rFonts w:ascii="Times New Roman" w:eastAsia="Arial" w:hAnsi="Times New Roman" w:cs="Arial"/>
       <w:b/>
       <w:bCs/>
-      <w:sz w:val="22"/>
+      <w:color w:val="000000"/>
+      <w:sz w:val="24"/>
       <w:szCs w:val="22"/>
     </w:rPr>
   </w:style>
@@ -7663,12 +4122,13 @@
     <w:link w:val="7"/>
     <w:uiPriority w:val="9"/>
     <w:rPr>
-      <w:rFonts w:ascii="Arial" w:eastAsia="Arial" w:hAnsi="Arial" w:cs="Arial"/>
+      <w:rFonts w:ascii="Times New Roman" w:eastAsia="Arial" w:hAnsi="Times New Roman" w:cs="Arial"/>
       <w:b/>
       <w:bCs/>
       <w:i/>
       <w:iCs/>
-      <w:sz w:val="22"/>
+      <w:color w:val="000000"/>
+      <w:sz w:val="24"/>
       <w:szCs w:val="22"/>
     </w:rPr>
   </w:style>
@@ -7678,10 +4138,11 @@
     <w:link w:val="8"/>
     <w:uiPriority w:val="9"/>
     <w:rPr>
-      <w:rFonts w:ascii="Arial" w:eastAsia="Arial" w:hAnsi="Arial" w:cs="Arial"/>
+      <w:rFonts w:ascii="Times New Roman" w:eastAsia="Arial" w:hAnsi="Times New Roman" w:cs="Arial"/>
       <w:i/>
       <w:iCs/>
-      <w:sz w:val="22"/>
+      <w:color w:val="000000"/>
+      <w:sz w:val="24"/>
       <w:szCs w:val="22"/>
     </w:rPr>
   </w:style>
@@ -7691,10 +4152,11 @@
     <w:link w:val="9"/>
     <w:uiPriority w:val="9"/>
     <w:rPr>
-      <w:rFonts w:ascii="Arial" w:eastAsia="Arial" w:hAnsi="Arial" w:cs="Arial"/>
+      <w:rFonts w:ascii="Times New Roman" w:eastAsia="Arial" w:hAnsi="Times New Roman" w:cs="Arial"/>
       <w:i/>
       <w:iCs/>
-      <w:sz w:val="21"/>
+      <w:color w:val="000000"/>
+      <w:sz w:val="24"/>
       <w:szCs w:val="21"/>
     </w:rPr>
   </w:style>
@@ -7707,6 +4169,11 @@
       <w:ind w:left="720"/>
       <w:contextualSpacing/>
     </w:pPr>
+    <w:rPr>
+      <w:rFonts w:ascii="Times New Roman" w:hAnsi="Times New Roman"/>
+      <w:color w:val="000000"/>
+      <w:sz w:val="24"/>
+    </w:rPr>
   </w:style>
   <w:style w:type="paragraph" w:styleId="a4">
     <w:name w:val="No Spacing"/>
@@ -7715,6 +4182,11 @@
     <w:pPr>
       <w:spacing w:after="0" w:line="240" w:lineRule="auto"/>
     </w:pPr>
+    <w:rPr>
+      <w:rFonts w:ascii="Times New Roman" w:hAnsi="Times New Roman"/>
+      <w:color w:val="000000"/>
+      <w:sz w:val="24"/>
+    </w:rPr>
   </w:style>
   <w:style w:type="paragraph" w:styleId="a5">
     <w:name w:val="Title"/>
@@ -7724,11 +4196,15 @@
     <w:uiPriority w:val="10"/>
     <w:qFormat/>
     <w:pPr>
-      <w:spacing w:before="300" w:after="200"/>
+      <w:keepNext/>
+      <w:spacing w:after="160"/>
       <w:contextualSpacing/>
     </w:pPr>
     <w:rPr>
-      <w:sz w:val="48"/>
+      <w:rFonts w:ascii="Times New Roman" w:hAnsi="Times New Roman"/>
+      <w:b/>
+      <w:color w:val="000000"/>
+      <w:sz w:val="24"/>
       <w:szCs w:val="48"/>
     </w:rPr>
   </w:style>
@@ -7738,7 +4214,9 @@
     <w:link w:val="a5"/>
     <w:uiPriority w:val="10"/>
     <w:rPr>
-      <w:sz w:val="48"/>
+      <w:rFonts w:ascii="Times New Roman" w:hAnsi="Times New Roman"/>
+      <w:color w:val="000000"/>
+      <w:sz w:val="24"/>
       <w:szCs w:val="48"/>
     </w:rPr>
   </w:style>
@@ -7753,6 +4231,8 @@
       <w:spacing w:before="200" w:after="200"/>
     </w:pPr>
     <w:rPr>
+      <w:rFonts w:ascii="Times New Roman" w:hAnsi="Times New Roman"/>
+      <w:color w:val="000000"/>
       <w:sz w:val="24"/>
       <w:szCs w:val="24"/>
     </w:rPr>
@@ -7763,6 +4243,8 @@
     <w:link w:val="a7"/>
     <w:uiPriority w:val="11"/>
     <w:rPr>
+      <w:rFonts w:ascii="Times New Roman" w:hAnsi="Times New Roman"/>
+      <w:color w:val="000000"/>
       <w:sz w:val="24"/>
       <w:szCs w:val="24"/>
     </w:rPr>
@@ -7778,7 +4260,10 @@
       <w:ind w:left="720" w:right="720"/>
     </w:pPr>
     <w:rPr>
+      <w:rFonts w:ascii="Times New Roman" w:hAnsi="Times New Roman"/>
       <w:i/>
+      <w:color w:val="000000"/>
+      <w:sz w:val="24"/>
     </w:rPr>
   </w:style>
   <w:style w:type="character" w:customStyle="1" w:styleId="22">
@@ -7786,7 +4271,10 @@
     <w:link w:val="21"/>
     <w:uiPriority w:val="29"/>
     <w:rPr>
+      <w:rFonts w:ascii="Times New Roman" w:hAnsi="Times New Roman"/>
       <w:i/>
+      <w:color w:val="000000"/>
+      <w:sz w:val="24"/>
     </w:rPr>
   </w:style>
   <w:style w:type="paragraph" w:styleId="a9">
@@ -7807,7 +4295,10 @@
       <w:ind w:left="720" w:right="720"/>
     </w:pPr>
     <w:rPr>
+      <w:rFonts w:ascii="Times New Roman" w:hAnsi="Times New Roman"/>
       <w:i/>
+      <w:color w:val="000000"/>
+      <w:sz w:val="24"/>
     </w:rPr>
   </w:style>
   <w:style w:type="character" w:customStyle="1" w:styleId="aa">
@@ -7815,7 +4306,10 @@
     <w:link w:val="a9"/>
     <w:uiPriority w:val="30"/>
     <w:rPr>
+      <w:rFonts w:ascii="Times New Roman" w:hAnsi="Times New Roman"/>
       <w:i/>
+      <w:color w:val="000000"/>
+      <w:sz w:val="24"/>
     </w:rPr>
   </w:style>
   <w:style w:type="paragraph" w:styleId="ab">
@@ -7831,12 +4325,22 @@
       </w:tabs>
       <w:spacing w:after="0" w:line="240" w:lineRule="auto"/>
     </w:pPr>
+    <w:rPr>
+      <w:rFonts w:ascii="Times New Roman" w:hAnsi="Times New Roman"/>
+      <w:color w:val="000000"/>
+      <w:sz w:val="24"/>
+    </w:rPr>
   </w:style>
   <w:style w:type="character" w:customStyle="1" w:styleId="ac">
     <w:name w:val="Верхний колонтитул Знак"/>
     <w:basedOn w:val="a0"/>
     <w:link w:val="ab"/>
     <w:uiPriority w:val="99"/>
+    <w:rPr>
+      <w:rFonts w:ascii="Times New Roman" w:hAnsi="Times New Roman"/>
+      <w:color w:val="000000"/>
+      <w:sz w:val="24"/>
+    </w:rPr>
   </w:style>
   <w:style w:type="paragraph" w:styleId="ad">
     <w:name w:val="footer"/>
@@ -7851,11 +4355,21 @@
       </w:tabs>
       <w:spacing w:after="0" w:line="240" w:lineRule="auto"/>
     </w:pPr>
+    <w:rPr>
+      <w:rFonts w:ascii="Times New Roman" w:hAnsi="Times New Roman"/>
+      <w:color w:val="000000"/>
+      <w:sz w:val="24"/>
+    </w:rPr>
   </w:style>
   <w:style w:type="character" w:customStyle="1" w:styleId="FooterChar">
     <w:name w:val="Footer Char"/>
     <w:basedOn w:val="a0"/>
     <w:uiPriority w:val="99"/>
+    <w:rPr>
+      <w:rFonts w:ascii="Times New Roman" w:hAnsi="Times New Roman"/>
+      <w:color w:val="000000"/>
+      <w:sz w:val="24"/>
+    </w:rPr>
   </w:style>
   <w:style w:type="paragraph" w:styleId="af">
     <w:name w:val="caption"/>
@@ -7869,10 +4383,11 @@
       <w:spacing w:line="276" w:lineRule="auto"/>
     </w:pPr>
     <w:rPr>
+      <w:rFonts w:ascii="Times New Roman" w:hAnsi="Times New Roman"/>
       <w:b/>
       <w:bCs/>
-      <w:color w:val="5B9BD5" w:themeColor="accent1"/>
-      <w:sz w:val="18"/>
+      <w:color w:val="000000"/>
+      <w:sz w:val="24"/>
       <w:szCs w:val="18"/>
     </w:rPr>
   </w:style>
@@ -7880,6 +4395,11 @@
     <w:name w:val="Нижний колонтитул Знак"/>
     <w:link w:val="ad"/>
     <w:uiPriority w:val="99"/>
+    <w:rPr>
+      <w:rFonts w:ascii="Times New Roman" w:hAnsi="Times New Roman"/>
+      <w:color w:val="000000"/>
+      <w:sz w:val="24"/>
+    </w:rPr>
   </w:style>
   <w:style w:type="table" w:styleId="af0">
     <w:name w:val="Table Grid"/>
@@ -7888,6 +4408,11 @@
     <w:pPr>
       <w:spacing w:after="0" w:line="240" w:lineRule="auto"/>
     </w:pPr>
+    <w:rPr>
+      <w:rFonts w:ascii="Times New Roman" w:hAnsi="Times New Roman"/>
+      <w:color w:val="000000"/>
+      <w:sz w:val="24"/>
+    </w:rPr>
     <w:tblPr>
       <w:tblBorders>
         <w:top w:val="single" w:sz="4" w:space="0" w:color="000000"/>
@@ -7906,6 +4431,11 @@
     <w:pPr>
       <w:spacing w:after="0" w:line="240" w:lineRule="auto"/>
     </w:pPr>
+    <w:rPr>
+      <w:rFonts w:ascii="Times New Roman" w:hAnsi="Times New Roman"/>
+      <w:color w:val="000000"/>
+      <w:sz w:val="24"/>
+    </w:rPr>
     <w:tblPr>
       <w:tblBorders>
         <w:top w:val="single" w:sz="4" w:space="0" w:color="AFAFAF" w:themeColor="text1" w:themeTint="50"/>
@@ -7924,6 +4454,11 @@
     <w:pPr>
       <w:spacing w:after="0" w:line="240" w:lineRule="auto"/>
     </w:pPr>
+    <w:rPr>
+      <w:rFonts w:ascii="Times New Roman" w:hAnsi="Times New Roman"/>
+      <w:color w:val="000000"/>
+      <w:sz w:val="24"/>
+    </w:rPr>
     <w:tblPr>
       <w:tblBorders>
         <w:top w:val="single" w:sz="4" w:space="0" w:color="AFAFAF" w:themeColor="text1" w:themeTint="50"/>
@@ -7986,6 +4521,11 @@
     <w:pPr>
       <w:spacing w:after="0" w:line="240" w:lineRule="auto"/>
     </w:pPr>
+    <w:rPr>
+      <w:rFonts w:ascii="Times New Roman" w:hAnsi="Times New Roman"/>
+      <w:color w:val="000000"/>
+      <w:sz w:val="24"/>
+    </w:rPr>
     <w:tblPr>
       <w:tblBorders>
         <w:top w:val="single" w:sz="4" w:space="0" w:color="000000" w:themeColor="text1"/>
@@ -8068,6 +4608,11 @@
     <w:pPr>
       <w:spacing w:after="0" w:line="240" w:lineRule="auto"/>
     </w:pPr>
+    <w:rPr>
+      <w:rFonts w:ascii="Times New Roman" w:hAnsi="Times New Roman"/>
+      <w:color w:val="000000"/>
+      <w:sz w:val="24"/>
+    </w:rPr>
     <w:tblPr>
       <w:tblStyleRowBandSize w:val="1"/>
       <w:tblStyleColBandSize w:val="1"/>
@@ -8148,6 +4693,11 @@
     <w:pPr>
       <w:spacing w:after="0" w:line="240" w:lineRule="auto"/>
     </w:pPr>
+    <w:rPr>
+      <w:rFonts w:ascii="Times New Roman" w:hAnsi="Times New Roman"/>
+      <w:color w:val="000000"/>
+      <w:sz w:val="24"/>
+    </w:rPr>
     <w:tblPr>
       <w:tblStyleRowBandSize w:val="1"/>
       <w:tblStyleColBandSize w:val="1"/>
@@ -8206,6 +4756,11 @@
     <w:pPr>
       <w:spacing w:after="0" w:line="240" w:lineRule="auto"/>
     </w:pPr>
+    <w:rPr>
+      <w:rFonts w:ascii="Times New Roman" w:hAnsi="Times New Roman"/>
+      <w:color w:val="000000"/>
+      <w:sz w:val="24"/>
+    </w:rPr>
     <w:tblPr>
       <w:tblStyleRowBandSize w:val="1"/>
       <w:tblStyleColBandSize w:val="1"/>
@@ -8299,6 +4854,11 @@
     <w:pPr>
       <w:spacing w:after="0" w:line="240" w:lineRule="auto"/>
     </w:pPr>
+    <w:rPr>
+      <w:rFonts w:ascii="Times New Roman" w:hAnsi="Times New Roman"/>
+      <w:color w:val="000000"/>
+      <w:sz w:val="24"/>
+    </w:rPr>
     <w:tblPr>
       <w:tblStyleRowBandSize w:val="1"/>
       <w:tblStyleColBandSize w:val="1"/>
@@ -8365,6 +4925,11 @@
     <w:pPr>
       <w:spacing w:after="0" w:line="240" w:lineRule="auto"/>
     </w:pPr>
+    <w:rPr>
+      <w:rFonts w:ascii="Times New Roman" w:hAnsi="Times New Roman"/>
+      <w:color w:val="000000"/>
+      <w:sz w:val="24"/>
+    </w:rPr>
     <w:tblPr>
       <w:tblStyleRowBandSize w:val="1"/>
       <w:tblStyleColBandSize w:val="1"/>
@@ -8431,6 +4996,11 @@
     <w:pPr>
       <w:spacing w:after="0" w:line="240" w:lineRule="auto"/>
     </w:pPr>
+    <w:rPr>
+      <w:rFonts w:ascii="Times New Roman" w:hAnsi="Times New Roman"/>
+      <w:color w:val="000000"/>
+      <w:sz w:val="24"/>
+    </w:rPr>
     <w:tblPr>
       <w:tblStyleRowBandSize w:val="1"/>
       <w:tblStyleColBandSize w:val="1"/>
@@ -8497,6 +5067,11 @@
     <w:pPr>
       <w:spacing w:after="0" w:line="240" w:lineRule="auto"/>
     </w:pPr>
+    <w:rPr>
+      <w:rFonts w:ascii="Times New Roman" w:hAnsi="Times New Roman"/>
+      <w:color w:val="000000"/>
+      <w:sz w:val="24"/>
+    </w:rPr>
     <w:tblPr>
       <w:tblStyleRowBandSize w:val="1"/>
       <w:tblStyleColBandSize w:val="1"/>
@@ -8563,6 +5138,11 @@
     <w:pPr>
       <w:spacing w:after="0" w:line="240" w:lineRule="auto"/>
     </w:pPr>
+    <w:rPr>
+      <w:rFonts w:ascii="Times New Roman" w:hAnsi="Times New Roman"/>
+      <w:color w:val="000000"/>
+      <w:sz w:val="24"/>
+    </w:rPr>
     <w:tblPr>
       <w:tblStyleRowBandSize w:val="1"/>
       <w:tblStyleColBandSize w:val="1"/>
@@ -8629,6 +5209,11 @@
     <w:pPr>
       <w:spacing w:after="0" w:line="240" w:lineRule="auto"/>
     </w:pPr>
+    <w:rPr>
+      <w:rFonts w:ascii="Times New Roman" w:hAnsi="Times New Roman"/>
+      <w:color w:val="000000"/>
+      <w:sz w:val="24"/>
+    </w:rPr>
     <w:tblPr>
       <w:tblStyleRowBandSize w:val="1"/>
       <w:tblStyleColBandSize w:val="1"/>
@@ -8695,6 +5280,11 @@
     <w:pPr>
       <w:spacing w:after="0" w:line="240" w:lineRule="auto"/>
     </w:pPr>
+    <w:rPr>
+      <w:rFonts w:ascii="Times New Roman" w:hAnsi="Times New Roman"/>
+      <w:color w:val="000000"/>
+      <w:sz w:val="24"/>
+    </w:rPr>
     <w:tblPr>
       <w:tblStyleRowBandSize w:val="1"/>
       <w:tblStyleColBandSize w:val="1"/>
@@ -8761,6 +5351,11 @@
     <w:pPr>
       <w:spacing w:after="0" w:line="240" w:lineRule="auto"/>
     </w:pPr>
+    <w:rPr>
+      <w:rFonts w:ascii="Times New Roman" w:hAnsi="Times New Roman"/>
+      <w:color w:val="000000"/>
+      <w:sz w:val="24"/>
+    </w:rPr>
     <w:tblPr>
       <w:tblStyleRowBandSize w:val="1"/>
       <w:tblStyleColBandSize w:val="1"/>
@@ -8844,6 +5439,11 @@
     <w:pPr>
       <w:spacing w:after="0" w:line="240" w:lineRule="auto"/>
     </w:pPr>
+    <w:rPr>
+      <w:rFonts w:ascii="Times New Roman" w:hAnsi="Times New Roman"/>
+      <w:color w:val="000000"/>
+      <w:sz w:val="24"/>
+    </w:rPr>
     <w:tblPr>
       <w:tblStyleRowBandSize w:val="1"/>
       <w:tblStyleColBandSize w:val="1"/>
@@ -8927,6 +5527,11 @@
     <w:pPr>
       <w:spacing w:after="0" w:line="240" w:lineRule="auto"/>
     </w:pPr>
+    <w:rPr>
+      <w:rFonts w:ascii="Times New Roman" w:hAnsi="Times New Roman"/>
+      <w:color w:val="000000"/>
+      <w:sz w:val="24"/>
+    </w:rPr>
     <w:tblPr>
       <w:tblStyleRowBandSize w:val="1"/>
       <w:tblStyleColBandSize w:val="1"/>
@@ -9010,6 +5615,11 @@
     <w:pPr>
       <w:spacing w:after="0" w:line="240" w:lineRule="auto"/>
     </w:pPr>
+    <w:rPr>
+      <w:rFonts w:ascii="Times New Roman" w:hAnsi="Times New Roman"/>
+      <w:color w:val="000000"/>
+      <w:sz w:val="24"/>
+    </w:rPr>
     <w:tblPr>
       <w:tblStyleRowBandSize w:val="1"/>
       <w:tblStyleColBandSize w:val="1"/>
@@ -9093,6 +5703,11 @@
     <w:pPr>
       <w:spacing w:after="0" w:line="240" w:lineRule="auto"/>
     </w:pPr>
+    <w:rPr>
+      <w:rFonts w:ascii="Times New Roman" w:hAnsi="Times New Roman"/>
+      <w:color w:val="000000"/>
+      <w:sz w:val="24"/>
+    </w:rPr>
     <w:tblPr>
       <w:tblStyleRowBandSize w:val="1"/>
       <w:tblStyleColBandSize w:val="1"/>
@@ -9176,6 +5791,11 @@
     <w:pPr>
       <w:spacing w:after="0" w:line="240" w:lineRule="auto"/>
     </w:pPr>
+    <w:rPr>
+      <w:rFonts w:ascii="Times New Roman" w:hAnsi="Times New Roman"/>
+      <w:color w:val="000000"/>
+      <w:sz w:val="24"/>
+    </w:rPr>
     <w:tblPr>
       <w:tblStyleRowBandSize w:val="1"/>
       <w:tblStyleColBandSize w:val="1"/>
@@ -9259,6 +5879,11 @@
     <w:pPr>
       <w:spacing w:after="0" w:line="240" w:lineRule="auto"/>
     </w:pPr>
+    <w:rPr>
+      <w:rFonts w:ascii="Times New Roman" w:hAnsi="Times New Roman"/>
+      <w:color w:val="000000"/>
+      <w:sz w:val="24"/>
+    </w:rPr>
     <w:tblPr>
       <w:tblStyleRowBandSize w:val="1"/>
       <w:tblStyleColBandSize w:val="1"/>
@@ -9342,6 +5967,11 @@
     <w:pPr>
       <w:spacing w:after="0" w:line="240" w:lineRule="auto"/>
     </w:pPr>
+    <w:rPr>
+      <w:rFonts w:ascii="Times New Roman" w:hAnsi="Times New Roman"/>
+      <w:color w:val="000000"/>
+      <w:sz w:val="24"/>
+    </w:rPr>
     <w:tblPr>
       <w:tblStyleRowBandSize w:val="1"/>
       <w:tblStyleColBandSize w:val="1"/>
@@ -9448,6 +6078,11 @@
     <w:pPr>
       <w:spacing w:after="0" w:line="240" w:lineRule="auto"/>
     </w:pPr>
+    <w:rPr>
+      <w:rFonts w:ascii="Times New Roman" w:hAnsi="Times New Roman"/>
+      <w:color w:val="000000"/>
+      <w:sz w:val="24"/>
+    </w:rPr>
     <w:tblPr>
       <w:tblStyleRowBandSize w:val="1"/>
       <w:tblStyleColBandSize w:val="1"/>
@@ -9554,6 +6189,11 @@
     <w:pPr>
       <w:spacing w:after="0" w:line="240" w:lineRule="auto"/>
     </w:pPr>
+    <w:rPr>
+      <w:rFonts w:ascii="Times New Roman" w:hAnsi="Times New Roman"/>
+      <w:color w:val="000000"/>
+      <w:sz w:val="24"/>
+    </w:rPr>
     <w:tblPr>
       <w:tblStyleRowBandSize w:val="1"/>
       <w:tblStyleColBandSize w:val="1"/>
@@ -9660,6 +6300,11 @@
     <w:pPr>
       <w:spacing w:after="0" w:line="240" w:lineRule="auto"/>
     </w:pPr>
+    <w:rPr>
+      <w:rFonts w:ascii="Times New Roman" w:hAnsi="Times New Roman"/>
+      <w:color w:val="000000"/>
+      <w:sz w:val="24"/>
+    </w:rPr>
     <w:tblPr>
       <w:tblStyleRowBandSize w:val="1"/>
       <w:tblStyleColBandSize w:val="1"/>
@@ -9766,6 +6411,11 @@
     <w:pPr>
       <w:spacing w:after="0" w:line="240" w:lineRule="auto"/>
     </w:pPr>
+    <w:rPr>
+      <w:rFonts w:ascii="Times New Roman" w:hAnsi="Times New Roman"/>
+      <w:color w:val="000000"/>
+      <w:sz w:val="24"/>
+    </w:rPr>
     <w:tblPr>
       <w:tblStyleRowBandSize w:val="1"/>
       <w:tblStyleColBandSize w:val="1"/>
@@ -9872,6 +6522,11 @@
     <w:pPr>
       <w:spacing w:after="0" w:line="240" w:lineRule="auto"/>
     </w:pPr>
+    <w:rPr>
+      <w:rFonts w:ascii="Times New Roman" w:hAnsi="Times New Roman"/>
+      <w:color w:val="000000"/>
+      <w:sz w:val="24"/>
+    </w:rPr>
     <w:tblPr>
       <w:tblStyleRowBandSize w:val="1"/>
       <w:tblStyleColBandSize w:val="1"/>
@@ -9978,6 +6633,11 @@
     <w:pPr>
       <w:spacing w:after="0" w:line="240" w:lineRule="auto"/>
     </w:pPr>
+    <w:rPr>
+      <w:rFonts w:ascii="Times New Roman" w:hAnsi="Times New Roman"/>
+      <w:color w:val="000000"/>
+      <w:sz w:val="24"/>
+    </w:rPr>
     <w:tblPr>
       <w:tblStyleRowBandSize w:val="1"/>
       <w:tblStyleColBandSize w:val="1"/>
@@ -10084,6 +6744,11 @@
     <w:pPr>
       <w:spacing w:after="0" w:line="240" w:lineRule="auto"/>
     </w:pPr>
+    <w:rPr>
+      <w:rFonts w:ascii="Times New Roman" w:hAnsi="Times New Roman"/>
+      <w:color w:val="000000"/>
+      <w:sz w:val="24"/>
+    </w:rPr>
     <w:tblPr>
       <w:tblStyleRowBandSize w:val="1"/>
       <w:tblStyleColBandSize w:val="1"/>
@@ -10168,6 +6833,11 @@
     <w:pPr>
       <w:spacing w:after="0" w:line="240" w:lineRule="auto"/>
     </w:pPr>
+    <w:rPr>
+      <w:rFonts w:ascii="Times New Roman" w:hAnsi="Times New Roman"/>
+      <w:color w:val="000000"/>
+      <w:sz w:val="24"/>
+    </w:rPr>
     <w:tblPr>
       <w:tblStyleRowBandSize w:val="1"/>
       <w:tblStyleColBandSize w:val="1"/>
@@ -10252,6 +6922,11 @@
     <w:pPr>
       <w:spacing w:after="0" w:line="240" w:lineRule="auto"/>
     </w:pPr>
+    <w:rPr>
+      <w:rFonts w:ascii="Times New Roman" w:hAnsi="Times New Roman"/>
+      <w:color w:val="000000"/>
+      <w:sz w:val="24"/>
+    </w:rPr>
     <w:tblPr>
       <w:tblStyleRowBandSize w:val="1"/>
       <w:tblStyleColBandSize w:val="1"/>
@@ -10336,6 +7011,11 @@
     <w:pPr>
       <w:spacing w:after="0" w:line="240" w:lineRule="auto"/>
     </w:pPr>
+    <w:rPr>
+      <w:rFonts w:ascii="Times New Roman" w:hAnsi="Times New Roman"/>
+      <w:color w:val="000000"/>
+      <w:sz w:val="24"/>
+    </w:rPr>
     <w:tblPr>
       <w:tblStyleRowBandSize w:val="1"/>
       <w:tblStyleColBandSize w:val="1"/>
@@ -10420,6 +7100,11 @@
     <w:pPr>
       <w:spacing w:after="0" w:line="240" w:lineRule="auto"/>
     </w:pPr>
+    <w:rPr>
+      <w:rFonts w:ascii="Times New Roman" w:hAnsi="Times New Roman"/>
+      <w:color w:val="000000"/>
+      <w:sz w:val="24"/>
+    </w:rPr>
     <w:tblPr>
       <w:tblStyleRowBandSize w:val="1"/>
       <w:tblStyleColBandSize w:val="1"/>
@@ -10504,6 +7189,11 @@
     <w:pPr>
       <w:spacing w:after="0" w:line="240" w:lineRule="auto"/>
     </w:pPr>
+    <w:rPr>
+      <w:rFonts w:ascii="Times New Roman" w:hAnsi="Times New Roman"/>
+      <w:color w:val="000000"/>
+      <w:sz w:val="24"/>
+    </w:rPr>
     <w:tblPr>
       <w:tblStyleRowBandSize w:val="1"/>
       <w:tblStyleColBandSize w:val="1"/>
@@ -10588,6 +7278,11 @@
     <w:pPr>
       <w:spacing w:after="0" w:line="240" w:lineRule="auto"/>
     </w:pPr>
+    <w:rPr>
+      <w:rFonts w:ascii="Times New Roman" w:hAnsi="Times New Roman"/>
+      <w:color w:val="000000"/>
+      <w:sz w:val="24"/>
+    </w:rPr>
     <w:tblPr>
       <w:tblStyleRowBandSize w:val="1"/>
       <w:tblStyleColBandSize w:val="1"/>
@@ -10672,6 +7367,11 @@
     <w:pPr>
       <w:spacing w:after="0" w:line="240" w:lineRule="auto"/>
     </w:pPr>
+    <w:rPr>
+      <w:rFonts w:ascii="Times New Roman" w:hAnsi="Times New Roman"/>
+      <w:color w:val="000000"/>
+      <w:sz w:val="24"/>
+    </w:rPr>
     <w:tblPr>
       <w:tblStyleRowBandSize w:val="1"/>
       <w:tblStyleColBandSize w:val="1"/>
@@ -10756,6 +7456,11 @@
     <w:pPr>
       <w:spacing w:after="0" w:line="240" w:lineRule="auto"/>
     </w:pPr>
+    <w:rPr>
+      <w:rFonts w:ascii="Times New Roman" w:hAnsi="Times New Roman"/>
+      <w:color w:val="000000"/>
+      <w:sz w:val="24"/>
+    </w:rPr>
     <w:tblPr>
       <w:tblStyleRowBandSize w:val="1"/>
       <w:tblStyleColBandSize w:val="1"/>
@@ -10840,6 +7545,11 @@
     <w:pPr>
       <w:spacing w:after="0" w:line="240" w:lineRule="auto"/>
     </w:pPr>
+    <w:rPr>
+      <w:rFonts w:ascii="Times New Roman" w:hAnsi="Times New Roman"/>
+      <w:color w:val="000000"/>
+      <w:sz w:val="24"/>
+    </w:rPr>
     <w:tblPr>
       <w:tblStyleRowBandSize w:val="1"/>
       <w:tblStyleColBandSize w:val="1"/>
@@ -10924,6 +7634,11 @@
     <w:pPr>
       <w:spacing w:after="0" w:line="240" w:lineRule="auto"/>
     </w:pPr>
+    <w:rPr>
+      <w:rFonts w:ascii="Times New Roman" w:hAnsi="Times New Roman"/>
+      <w:color w:val="000000"/>
+      <w:sz w:val="24"/>
+    </w:rPr>
     <w:tblPr>
       <w:tblStyleRowBandSize w:val="1"/>
       <w:tblStyleColBandSize w:val="1"/>
@@ -11008,6 +7723,11 @@
     <w:pPr>
       <w:spacing w:after="0" w:line="240" w:lineRule="auto"/>
     </w:pPr>
+    <w:rPr>
+      <w:rFonts w:ascii="Times New Roman" w:hAnsi="Times New Roman"/>
+      <w:color w:val="000000"/>
+      <w:sz w:val="24"/>
+    </w:rPr>
     <w:tblPr>
       <w:tblStyleRowBandSize w:val="1"/>
       <w:tblStyleColBandSize w:val="1"/>
@@ -11092,6 +7812,11 @@
     <w:pPr>
       <w:spacing w:after="0" w:line="240" w:lineRule="auto"/>
     </w:pPr>
+    <w:rPr>
+      <w:rFonts w:ascii="Times New Roman" w:hAnsi="Times New Roman"/>
+      <w:color w:val="000000"/>
+      <w:sz w:val="24"/>
+    </w:rPr>
     <w:tblPr>
       <w:tblStyleRowBandSize w:val="1"/>
       <w:tblStyleColBandSize w:val="1"/>
@@ -11176,6 +7901,11 @@
     <w:pPr>
       <w:spacing w:after="0" w:line="240" w:lineRule="auto"/>
     </w:pPr>
+    <w:rPr>
+      <w:rFonts w:ascii="Times New Roman" w:hAnsi="Times New Roman"/>
+      <w:color w:val="000000"/>
+      <w:sz w:val="24"/>
+    </w:rPr>
     <w:tblPr>
       <w:tblStyleRowBandSize w:val="1"/>
       <w:tblStyleColBandSize w:val="1"/>
@@ -11260,6 +7990,11 @@
     <w:pPr>
       <w:spacing w:after="0" w:line="240" w:lineRule="auto"/>
     </w:pPr>
+    <w:rPr>
+      <w:rFonts w:ascii="Times New Roman" w:hAnsi="Times New Roman"/>
+      <w:color w:val="000000"/>
+      <w:sz w:val="24"/>
+    </w:rPr>
     <w:tblPr>
       <w:tblStyleRowBandSize w:val="1"/>
       <w:tblStyleColBandSize w:val="1"/>
@@ -11334,6 +8069,11 @@
     <w:pPr>
       <w:spacing w:after="0" w:line="240" w:lineRule="auto"/>
     </w:pPr>
+    <w:rPr>
+      <w:rFonts w:ascii="Times New Roman" w:hAnsi="Times New Roman"/>
+      <w:color w:val="000000"/>
+      <w:sz w:val="24"/>
+    </w:rPr>
     <w:tblPr>
       <w:tblStyleRowBandSize w:val="1"/>
       <w:tblStyleColBandSize w:val="1"/>
@@ -11408,6 +8148,11 @@
     <w:pPr>
       <w:spacing w:after="0" w:line="240" w:lineRule="auto"/>
     </w:pPr>
+    <w:rPr>
+      <w:rFonts w:ascii="Times New Roman" w:hAnsi="Times New Roman"/>
+      <w:color w:val="000000"/>
+      <w:sz w:val="24"/>
+    </w:rPr>
     <w:tblPr>
       <w:tblStyleRowBandSize w:val="1"/>
       <w:tblStyleColBandSize w:val="1"/>
@@ -11482,6 +8227,11 @@
     <w:pPr>
       <w:spacing w:after="0" w:line="240" w:lineRule="auto"/>
     </w:pPr>
+    <w:rPr>
+      <w:rFonts w:ascii="Times New Roman" w:hAnsi="Times New Roman"/>
+      <w:color w:val="000000"/>
+      <w:sz w:val="24"/>
+    </w:rPr>
     <w:tblPr>
       <w:tblStyleRowBandSize w:val="1"/>
       <w:tblStyleColBandSize w:val="1"/>
@@ -11556,6 +8306,11 @@
     <w:pPr>
       <w:spacing w:after="0" w:line="240" w:lineRule="auto"/>
     </w:pPr>
+    <w:rPr>
+      <w:rFonts w:ascii="Times New Roman" w:hAnsi="Times New Roman"/>
+      <w:color w:val="000000"/>
+      <w:sz w:val="24"/>
+    </w:rPr>
     <w:tblPr>
       <w:tblStyleRowBandSize w:val="1"/>
       <w:tblStyleColBandSize w:val="1"/>
@@ -11630,6 +8385,11 @@
     <w:pPr>
       <w:spacing w:after="0" w:line="240" w:lineRule="auto"/>
     </w:pPr>
+    <w:rPr>
+      <w:rFonts w:ascii="Times New Roman" w:hAnsi="Times New Roman"/>
+      <w:color w:val="000000"/>
+      <w:sz w:val="24"/>
+    </w:rPr>
     <w:tblPr>
       <w:tblStyleRowBandSize w:val="1"/>
       <w:tblStyleColBandSize w:val="1"/>
@@ -11704,6 +8464,11 @@
     <w:pPr>
       <w:spacing w:after="0" w:line="240" w:lineRule="auto"/>
     </w:pPr>
+    <w:rPr>
+      <w:rFonts w:ascii="Times New Roman" w:hAnsi="Times New Roman"/>
+      <w:color w:val="000000"/>
+      <w:sz w:val="24"/>
+    </w:rPr>
     <w:tblPr>
       <w:tblStyleRowBandSize w:val="1"/>
       <w:tblStyleColBandSize w:val="1"/>
@@ -11778,6 +8543,11 @@
     <w:pPr>
       <w:spacing w:after="0" w:line="240" w:lineRule="auto"/>
     </w:pPr>
+    <w:rPr>
+      <w:rFonts w:ascii="Times New Roman" w:hAnsi="Times New Roman"/>
+      <w:color w:val="000000"/>
+      <w:sz w:val="24"/>
+    </w:rPr>
     <w:tblPr>
       <w:tblStyleRowBandSize w:val="1"/>
       <w:tblStyleColBandSize w:val="1"/>
@@ -11895,6 +8665,11 @@
     <w:pPr>
       <w:spacing w:after="0" w:line="240" w:lineRule="auto"/>
     </w:pPr>
+    <w:rPr>
+      <w:rFonts w:ascii="Times New Roman" w:hAnsi="Times New Roman"/>
+      <w:color w:val="000000"/>
+      <w:sz w:val="24"/>
+    </w:rPr>
     <w:tblPr>
       <w:tblStyleRowBandSize w:val="1"/>
       <w:tblStyleColBandSize w:val="1"/>
@@ -12012,6 +8787,11 @@
     <w:pPr>
       <w:spacing w:after="0" w:line="240" w:lineRule="auto"/>
     </w:pPr>
+    <w:rPr>
+      <w:rFonts w:ascii="Times New Roman" w:hAnsi="Times New Roman"/>
+      <w:color w:val="000000"/>
+      <w:sz w:val="24"/>
+    </w:rPr>
     <w:tblPr>
       <w:tblStyleRowBandSize w:val="1"/>
       <w:tblStyleColBandSize w:val="1"/>
@@ -12129,6 +8909,11 @@
     <w:pPr>
       <w:spacing w:after="0" w:line="240" w:lineRule="auto"/>
     </w:pPr>
+    <w:rPr>
+      <w:rFonts w:ascii="Times New Roman" w:hAnsi="Times New Roman"/>
+      <w:color w:val="000000"/>
+      <w:sz w:val="24"/>
+    </w:rPr>
     <w:tblPr>
       <w:tblStyleRowBandSize w:val="1"/>
       <w:tblStyleColBandSize w:val="1"/>
@@ -12246,6 +9031,11 @@
     <w:pPr>
       <w:spacing w:after="0" w:line="240" w:lineRule="auto"/>
     </w:pPr>
+    <w:rPr>
+      <w:rFonts w:ascii="Times New Roman" w:hAnsi="Times New Roman"/>
+      <w:color w:val="000000"/>
+      <w:sz w:val="24"/>
+    </w:rPr>
     <w:tblPr>
       <w:tblStyleRowBandSize w:val="1"/>
       <w:tblStyleColBandSize w:val="1"/>
@@ -12363,6 +9153,11 @@
     <w:pPr>
       <w:spacing w:after="0" w:line="240" w:lineRule="auto"/>
     </w:pPr>
+    <w:rPr>
+      <w:rFonts w:ascii="Times New Roman" w:hAnsi="Times New Roman"/>
+      <w:color w:val="000000"/>
+      <w:sz w:val="24"/>
+    </w:rPr>
     <w:tblPr>
       <w:tblStyleRowBandSize w:val="1"/>
       <w:tblStyleColBandSize w:val="1"/>
@@ -12480,6 +9275,11 @@
     <w:pPr>
       <w:spacing w:after="0" w:line="240" w:lineRule="auto"/>
     </w:pPr>
+    <w:rPr>
+      <w:rFonts w:ascii="Times New Roman" w:hAnsi="Times New Roman"/>
+      <w:color w:val="000000"/>
+      <w:sz w:val="24"/>
+    </w:rPr>
     <w:tblPr>
       <w:tblStyleRowBandSize w:val="1"/>
       <w:tblStyleColBandSize w:val="1"/>
@@ -12597,6 +9397,11 @@
     <w:pPr>
       <w:spacing w:after="0" w:line="240" w:lineRule="auto"/>
     </w:pPr>
+    <w:rPr>
+      <w:rFonts w:ascii="Times New Roman" w:hAnsi="Times New Roman"/>
+      <w:color w:val="000000"/>
+      <w:sz w:val="24"/>
+    </w:rPr>
     <w:tblPr>
       <w:tblStyleRowBandSize w:val="1"/>
       <w:tblStyleColBandSize w:val="1"/>
@@ -12663,6 +9468,11 @@
     <w:pPr>
       <w:spacing w:after="0" w:line="240" w:lineRule="auto"/>
     </w:pPr>
+    <w:rPr>
+      <w:rFonts w:ascii="Times New Roman" w:hAnsi="Times New Roman"/>
+      <w:color w:val="000000"/>
+      <w:sz w:val="24"/>
+    </w:rPr>
     <w:tblPr>
       <w:tblStyleRowBandSize w:val="1"/>
       <w:tblStyleColBandSize w:val="1"/>
@@ -12729,6 +9539,11 @@
     <w:pPr>
       <w:spacing w:after="0" w:line="240" w:lineRule="auto"/>
     </w:pPr>
+    <w:rPr>
+      <w:rFonts w:ascii="Times New Roman" w:hAnsi="Times New Roman"/>
+      <w:color w:val="000000"/>
+      <w:sz w:val="24"/>
+    </w:rPr>
     <w:tblPr>
       <w:tblStyleRowBandSize w:val="1"/>
       <w:tblStyleColBandSize w:val="1"/>
@@ -12795,6 +9610,11 @@
     <w:pPr>
       <w:spacing w:after="0" w:line="240" w:lineRule="auto"/>
     </w:pPr>
+    <w:rPr>
+      <w:rFonts w:ascii="Times New Roman" w:hAnsi="Times New Roman"/>
+      <w:color w:val="000000"/>
+      <w:sz w:val="24"/>
+    </w:rPr>
     <w:tblPr>
       <w:tblStyleRowBandSize w:val="1"/>
       <w:tblStyleColBandSize w:val="1"/>
@@ -12861,6 +9681,11 @@
     <w:pPr>
       <w:spacing w:after="0" w:line="240" w:lineRule="auto"/>
     </w:pPr>
+    <w:rPr>
+      <w:rFonts w:ascii="Times New Roman" w:hAnsi="Times New Roman"/>
+      <w:color w:val="000000"/>
+      <w:sz w:val="24"/>
+    </w:rPr>
     <w:tblPr>
       <w:tblStyleRowBandSize w:val="1"/>
       <w:tblStyleColBandSize w:val="1"/>
@@ -12927,6 +9752,11 @@
     <w:pPr>
       <w:spacing w:after="0" w:line="240" w:lineRule="auto"/>
     </w:pPr>
+    <w:rPr>
+      <w:rFonts w:ascii="Times New Roman" w:hAnsi="Times New Roman"/>
+      <w:color w:val="000000"/>
+      <w:sz w:val="24"/>
+    </w:rPr>
     <w:tblPr>
       <w:tblStyleRowBandSize w:val="1"/>
       <w:tblStyleColBandSize w:val="1"/>
@@ -12993,6 +9823,11 @@
     <w:pPr>
       <w:spacing w:after="0" w:line="240" w:lineRule="auto"/>
     </w:pPr>
+    <w:rPr>
+      <w:rFonts w:ascii="Times New Roman" w:hAnsi="Times New Roman"/>
+      <w:color w:val="000000"/>
+      <w:sz w:val="24"/>
+    </w:rPr>
     <w:tblPr>
       <w:tblStyleRowBandSize w:val="1"/>
       <w:tblStyleColBandSize w:val="1"/>
@@ -13059,6 +9894,11 @@
     <w:pPr>
       <w:spacing w:after="0" w:line="240" w:lineRule="auto"/>
     </w:pPr>
+    <w:rPr>
+      <w:rFonts w:ascii="Times New Roman" w:hAnsi="Times New Roman"/>
+      <w:color w:val="000000"/>
+      <w:sz w:val="24"/>
+    </w:rPr>
     <w:tblPr>
       <w:tblStyleRowBandSize w:val="1"/>
       <w:tblStyleColBandSize w:val="1"/>
@@ -13148,6 +9988,11 @@
     <w:pPr>
       <w:spacing w:after="0" w:line="240" w:lineRule="auto"/>
     </w:pPr>
+    <w:rPr>
+      <w:rFonts w:ascii="Times New Roman" w:hAnsi="Times New Roman"/>
+      <w:color w:val="000000"/>
+      <w:sz w:val="24"/>
+    </w:rPr>
     <w:tblPr>
       <w:tblStyleRowBandSize w:val="1"/>
       <w:tblStyleColBandSize w:val="1"/>
@@ -13237,6 +10082,11 @@
     <w:pPr>
       <w:spacing w:after="0" w:line="240" w:lineRule="auto"/>
     </w:pPr>
+    <w:rPr>
+      <w:rFonts w:ascii="Times New Roman" w:hAnsi="Times New Roman"/>
+      <w:color w:val="000000"/>
+      <w:sz w:val="24"/>
+    </w:rPr>
     <w:tblPr>
       <w:tblStyleRowBandSize w:val="1"/>
       <w:tblStyleColBandSize w:val="1"/>
@@ -13326,6 +10176,11 @@
     <w:pPr>
       <w:spacing w:after="0" w:line="240" w:lineRule="auto"/>
     </w:pPr>
+    <w:rPr>
+      <w:rFonts w:ascii="Times New Roman" w:hAnsi="Times New Roman"/>
+      <w:color w:val="000000"/>
+      <w:sz w:val="24"/>
+    </w:rPr>
     <w:tblPr>
       <w:tblStyleRowBandSize w:val="1"/>
       <w:tblStyleColBandSize w:val="1"/>
@@ -13415,6 +10270,11 @@
     <w:pPr>
       <w:spacing w:after="0" w:line="240" w:lineRule="auto"/>
     </w:pPr>
+    <w:rPr>
+      <w:rFonts w:ascii="Times New Roman" w:hAnsi="Times New Roman"/>
+      <w:color w:val="000000"/>
+      <w:sz w:val="24"/>
+    </w:rPr>
     <w:tblPr>
       <w:tblStyleRowBandSize w:val="1"/>
       <w:tblStyleColBandSize w:val="1"/>
@@ -13504,6 +10364,11 @@
     <w:pPr>
       <w:spacing w:after="0" w:line="240" w:lineRule="auto"/>
     </w:pPr>
+    <w:rPr>
+      <w:rFonts w:ascii="Times New Roman" w:hAnsi="Times New Roman"/>
+      <w:color w:val="000000"/>
+      <w:sz w:val="24"/>
+    </w:rPr>
     <w:tblPr>
       <w:tblStyleRowBandSize w:val="1"/>
       <w:tblStyleColBandSize w:val="1"/>
@@ -13593,6 +10458,11 @@
     <w:pPr>
       <w:spacing w:after="0" w:line="240" w:lineRule="auto"/>
     </w:pPr>
+    <w:rPr>
+      <w:rFonts w:ascii="Times New Roman" w:hAnsi="Times New Roman"/>
+      <w:color w:val="000000"/>
+      <w:sz w:val="24"/>
+    </w:rPr>
     <w:tblPr>
       <w:tblStyleRowBandSize w:val="1"/>
       <w:tblStyleColBandSize w:val="1"/>
@@ -13682,6 +10552,11 @@
     <w:pPr>
       <w:spacing w:after="0" w:line="240" w:lineRule="auto"/>
     </w:pPr>
+    <w:rPr>
+      <w:rFonts w:ascii="Times New Roman" w:hAnsi="Times New Roman"/>
+      <w:color w:val="000000"/>
+      <w:sz w:val="24"/>
+    </w:rPr>
     <w:tblPr>
       <w:tblStyleRowBandSize w:val="1"/>
       <w:tblStyleColBandSize w:val="1"/>
@@ -13758,6 +10633,11 @@
     <w:pPr>
       <w:spacing w:after="0" w:line="240" w:lineRule="auto"/>
     </w:pPr>
+    <w:rPr>
+      <w:rFonts w:ascii="Times New Roman" w:hAnsi="Times New Roman"/>
+      <w:color w:val="000000"/>
+      <w:sz w:val="24"/>
+    </w:rPr>
     <w:tblPr>
       <w:tblStyleRowBandSize w:val="1"/>
       <w:tblStyleColBandSize w:val="1"/>
@@ -13834,6 +10714,11 @@
     <w:pPr>
       <w:spacing w:after="0" w:line="240" w:lineRule="auto"/>
     </w:pPr>
+    <w:rPr>
+      <w:rFonts w:ascii="Times New Roman" w:hAnsi="Times New Roman"/>
+      <w:color w:val="000000"/>
+      <w:sz w:val="24"/>
+    </w:rPr>
     <w:tblPr>
       <w:tblStyleRowBandSize w:val="1"/>
       <w:tblStyleColBandSize w:val="1"/>
@@ -13910,6 +10795,11 @@
     <w:pPr>
       <w:spacing w:after="0" w:line="240" w:lineRule="auto"/>
     </w:pPr>
+    <w:rPr>
+      <w:rFonts w:ascii="Times New Roman" w:hAnsi="Times New Roman"/>
+      <w:color w:val="000000"/>
+      <w:sz w:val="24"/>
+    </w:rPr>
     <w:tblPr>
       <w:tblStyleRowBandSize w:val="1"/>
       <w:tblStyleColBandSize w:val="1"/>
@@ -13986,6 +10876,11 @@
     <w:pPr>
       <w:spacing w:after="0" w:line="240" w:lineRule="auto"/>
     </w:pPr>
+    <w:rPr>
+      <w:rFonts w:ascii="Times New Roman" w:hAnsi="Times New Roman"/>
+      <w:color w:val="000000"/>
+      <w:sz w:val="24"/>
+    </w:rPr>
     <w:tblPr>
       <w:tblStyleRowBandSize w:val="1"/>
       <w:tblStyleColBandSize w:val="1"/>
@@ -14062,6 +10957,11 @@
     <w:pPr>
       <w:spacing w:after="0" w:line="240" w:lineRule="auto"/>
     </w:pPr>
+    <w:rPr>
+      <w:rFonts w:ascii="Times New Roman" w:hAnsi="Times New Roman"/>
+      <w:color w:val="000000"/>
+      <w:sz w:val="24"/>
+    </w:rPr>
     <w:tblPr>
       <w:tblStyleRowBandSize w:val="1"/>
       <w:tblStyleColBandSize w:val="1"/>
@@ -14138,6 +11038,11 @@
     <w:pPr>
       <w:spacing w:after="0" w:line="240" w:lineRule="auto"/>
     </w:pPr>
+    <w:rPr>
+      <w:rFonts w:ascii="Times New Roman" w:hAnsi="Times New Roman"/>
+      <w:color w:val="000000"/>
+      <w:sz w:val="24"/>
+    </w:rPr>
     <w:tblPr>
       <w:tblStyleRowBandSize w:val="1"/>
       <w:tblStyleColBandSize w:val="1"/>
@@ -14214,6 +11119,11 @@
     <w:pPr>
       <w:spacing w:after="0" w:line="240" w:lineRule="auto"/>
     </w:pPr>
+    <w:rPr>
+      <w:rFonts w:ascii="Times New Roman" w:hAnsi="Times New Roman"/>
+      <w:color w:val="000000"/>
+      <w:sz w:val="24"/>
+    </w:rPr>
     <w:tblPr>
       <w:tblStyleRowBandSize w:val="1"/>
       <w:tblStyleColBandSize w:val="1"/>
@@ -14285,6 +11195,11 @@
     <w:pPr>
       <w:spacing w:after="0" w:line="240" w:lineRule="auto"/>
     </w:pPr>
+    <w:rPr>
+      <w:rFonts w:ascii="Times New Roman" w:hAnsi="Times New Roman"/>
+      <w:color w:val="000000"/>
+      <w:sz w:val="24"/>
+    </w:rPr>
     <w:tblPr>
       <w:tblStyleRowBandSize w:val="1"/>
       <w:tblStyleColBandSize w:val="1"/>
@@ -14356,6 +11271,11 @@
     <w:pPr>
       <w:spacing w:after="0" w:line="240" w:lineRule="auto"/>
     </w:pPr>
+    <w:rPr>
+      <w:rFonts w:ascii="Times New Roman" w:hAnsi="Times New Roman"/>
+      <w:color w:val="000000"/>
+      <w:sz w:val="24"/>
+    </w:rPr>
     <w:tblPr>
       <w:tblStyleRowBandSize w:val="1"/>
       <w:tblStyleColBandSize w:val="1"/>
@@ -14427,6 +11347,11 @@
     <w:pPr>
       <w:spacing w:after="0" w:line="240" w:lineRule="auto"/>
     </w:pPr>
+    <w:rPr>
+      <w:rFonts w:ascii="Times New Roman" w:hAnsi="Times New Roman"/>
+      <w:color w:val="000000"/>
+      <w:sz w:val="24"/>
+    </w:rPr>
     <w:tblPr>
       <w:tblStyleRowBandSize w:val="1"/>
       <w:tblStyleColBandSize w:val="1"/>
@@ -14498,6 +11423,11 @@
     <w:pPr>
       <w:spacing w:after="0" w:line="240" w:lineRule="auto"/>
     </w:pPr>
+    <w:rPr>
+      <w:rFonts w:ascii="Times New Roman" w:hAnsi="Times New Roman"/>
+      <w:color w:val="000000"/>
+      <w:sz w:val="24"/>
+    </w:rPr>
     <w:tblPr>
       <w:tblStyleRowBandSize w:val="1"/>
       <w:tblStyleColBandSize w:val="1"/>
@@ -14569,6 +11499,11 @@
     <w:pPr>
       <w:spacing w:after="0" w:line="240" w:lineRule="auto"/>
     </w:pPr>
+    <w:rPr>
+      <w:rFonts w:ascii="Times New Roman" w:hAnsi="Times New Roman"/>
+      <w:color w:val="000000"/>
+      <w:sz w:val="24"/>
+    </w:rPr>
     <w:tblPr>
       <w:tblStyleRowBandSize w:val="1"/>
       <w:tblStyleColBandSize w:val="1"/>
@@ -14640,6 +11575,11 @@
     <w:pPr>
       <w:spacing w:after="0" w:line="240" w:lineRule="auto"/>
     </w:pPr>
+    <w:rPr>
+      <w:rFonts w:ascii="Times New Roman" w:hAnsi="Times New Roman"/>
+      <w:color w:val="000000"/>
+      <w:sz w:val="24"/>
+    </w:rPr>
     <w:tblPr>
       <w:tblStyleRowBandSize w:val="1"/>
       <w:tblStyleColBandSize w:val="1"/>
@@ -14711,6 +11651,11 @@
     <w:pPr>
       <w:spacing w:after="0" w:line="240" w:lineRule="auto"/>
     </w:pPr>
+    <w:rPr>
+      <w:rFonts w:ascii="Times New Roman" w:hAnsi="Times New Roman"/>
+      <w:color w:val="000000"/>
+      <w:sz w:val="24"/>
+    </w:rPr>
     <w:tblPr>
       <w:tblStyleRowBandSize w:val="1"/>
       <w:tblStyleColBandSize w:val="1"/>
@@ -14817,6 +11762,11 @@
     <w:pPr>
       <w:spacing w:after="0" w:line="240" w:lineRule="auto"/>
     </w:pPr>
+    <w:rPr>
+      <w:rFonts w:ascii="Times New Roman" w:hAnsi="Times New Roman"/>
+      <w:color w:val="000000"/>
+      <w:sz w:val="24"/>
+    </w:rPr>
     <w:tblPr>
       <w:tblStyleRowBandSize w:val="1"/>
       <w:tblStyleColBandSize w:val="1"/>
@@ -14923,6 +11873,11 @@
     <w:pPr>
       <w:spacing w:after="0" w:line="240" w:lineRule="auto"/>
     </w:pPr>
+    <w:rPr>
+      <w:rFonts w:ascii="Times New Roman" w:hAnsi="Times New Roman"/>
+      <w:color w:val="000000"/>
+      <w:sz w:val="24"/>
+    </w:rPr>
     <w:tblPr>
       <w:tblStyleRowBandSize w:val="1"/>
       <w:tblStyleColBandSize w:val="1"/>
@@ -15029,6 +11984,11 @@
     <w:pPr>
       <w:spacing w:after="0" w:line="240" w:lineRule="auto"/>
     </w:pPr>
+    <w:rPr>
+      <w:rFonts w:ascii="Times New Roman" w:hAnsi="Times New Roman"/>
+      <w:color w:val="000000"/>
+      <w:sz w:val="24"/>
+    </w:rPr>
     <w:tblPr>
       <w:tblStyleRowBandSize w:val="1"/>
       <w:tblStyleColBandSize w:val="1"/>
@@ -15135,6 +12095,11 @@
     <w:pPr>
       <w:spacing w:after="0" w:line="240" w:lineRule="auto"/>
     </w:pPr>
+    <w:rPr>
+      <w:rFonts w:ascii="Times New Roman" w:hAnsi="Times New Roman"/>
+      <w:color w:val="000000"/>
+      <w:sz w:val="24"/>
+    </w:rPr>
     <w:tblPr>
       <w:tblStyleRowBandSize w:val="1"/>
       <w:tblStyleColBandSize w:val="1"/>
@@ -15241,6 +12206,11 @@
     <w:pPr>
       <w:spacing w:after="0" w:line="240" w:lineRule="auto"/>
     </w:pPr>
+    <w:rPr>
+      <w:rFonts w:ascii="Times New Roman" w:hAnsi="Times New Roman"/>
+      <w:color w:val="000000"/>
+      <w:sz w:val="24"/>
+    </w:rPr>
     <w:tblPr>
       <w:tblStyleRowBandSize w:val="1"/>
       <w:tblStyleColBandSize w:val="1"/>
@@ -15347,6 +12317,11 @@
     <w:pPr>
       <w:spacing w:after="0" w:line="240" w:lineRule="auto"/>
     </w:pPr>
+    <w:rPr>
+      <w:rFonts w:ascii="Times New Roman" w:hAnsi="Times New Roman"/>
+      <w:color w:val="000000"/>
+      <w:sz w:val="24"/>
+    </w:rPr>
     <w:tblPr>
       <w:tblStyleRowBandSize w:val="1"/>
       <w:tblStyleColBandSize w:val="1"/>
@@ -15453,6 +12428,11 @@
     <w:pPr>
       <w:spacing w:after="0" w:line="240" w:lineRule="auto"/>
     </w:pPr>
+    <w:rPr>
+      <w:rFonts w:ascii="Times New Roman" w:hAnsi="Times New Roman"/>
+      <w:color w:val="000000"/>
+      <w:sz w:val="24"/>
+    </w:rPr>
     <w:tblPr>
       <w:tblStyleRowBandSize w:val="1"/>
       <w:tblStyleColBandSize w:val="1"/>
@@ -15529,6 +12509,11 @@
     <w:pPr>
       <w:spacing w:after="0" w:line="240" w:lineRule="auto"/>
     </w:pPr>
+    <w:rPr>
+      <w:rFonts w:ascii="Times New Roman" w:hAnsi="Times New Roman"/>
+      <w:color w:val="000000"/>
+      <w:sz w:val="24"/>
+    </w:rPr>
     <w:tblPr>
       <w:tblStyleRowBandSize w:val="1"/>
       <w:tblStyleColBandSize w:val="1"/>
@@ -15605,6 +12590,11 @@
     <w:pPr>
       <w:spacing w:after="0" w:line="240" w:lineRule="auto"/>
     </w:pPr>
+    <w:rPr>
+      <w:rFonts w:ascii="Times New Roman" w:hAnsi="Times New Roman"/>
+      <w:color w:val="000000"/>
+      <w:sz w:val="24"/>
+    </w:rPr>
     <w:tblPr>
       <w:tblStyleRowBandSize w:val="1"/>
       <w:tblStyleColBandSize w:val="1"/>
@@ -15681,6 +12671,11 @@
     <w:pPr>
       <w:spacing w:after="0" w:line="240" w:lineRule="auto"/>
     </w:pPr>
+    <w:rPr>
+      <w:rFonts w:ascii="Times New Roman" w:hAnsi="Times New Roman"/>
+      <w:color w:val="000000"/>
+      <w:sz w:val="24"/>
+    </w:rPr>
     <w:tblPr>
       <w:tblStyleRowBandSize w:val="1"/>
       <w:tblStyleColBandSize w:val="1"/>
@@ -15757,6 +12752,11 @@
     <w:pPr>
       <w:spacing w:after="0" w:line="240" w:lineRule="auto"/>
     </w:pPr>
+    <w:rPr>
+      <w:rFonts w:ascii="Times New Roman" w:hAnsi="Times New Roman"/>
+      <w:color w:val="000000"/>
+      <w:sz w:val="24"/>
+    </w:rPr>
     <w:tblPr>
       <w:tblStyleRowBandSize w:val="1"/>
       <w:tblStyleColBandSize w:val="1"/>
@@ -15833,6 +12833,11 @@
     <w:pPr>
       <w:spacing w:after="0" w:line="240" w:lineRule="auto"/>
     </w:pPr>
+    <w:rPr>
+      <w:rFonts w:ascii="Times New Roman" w:hAnsi="Times New Roman"/>
+      <w:color w:val="000000"/>
+      <w:sz w:val="24"/>
+    </w:rPr>
     <w:tblPr>
       <w:tblStyleRowBandSize w:val="1"/>
       <w:tblStyleColBandSize w:val="1"/>
@@ -15909,6 +12914,11 @@
     <w:pPr>
       <w:spacing w:after="0" w:line="240" w:lineRule="auto"/>
     </w:pPr>
+    <w:rPr>
+      <w:rFonts w:ascii="Times New Roman" w:hAnsi="Times New Roman"/>
+      <w:color w:val="000000"/>
+      <w:sz w:val="24"/>
+    </w:rPr>
     <w:tblPr>
       <w:tblStyleRowBandSize w:val="1"/>
       <w:tblStyleColBandSize w:val="1"/>
@@ -15985,6 +12995,11 @@
     <w:pPr>
       <w:spacing w:after="0" w:line="240" w:lineRule="auto"/>
     </w:pPr>
+    <w:rPr>
+      <w:rFonts w:ascii="Times New Roman" w:hAnsi="Times New Roman"/>
+      <w:color w:val="000000"/>
+      <w:sz w:val="24"/>
+    </w:rPr>
     <w:tblPr>
       <w:tblStyleRowBandSize w:val="1"/>
       <w:tblStyleColBandSize w:val="1"/>
@@ -16099,6 +13114,11 @@
     <w:pPr>
       <w:spacing w:after="0" w:line="240" w:lineRule="auto"/>
     </w:pPr>
+    <w:rPr>
+      <w:rFonts w:ascii="Times New Roman" w:hAnsi="Times New Roman"/>
+      <w:color w:val="000000"/>
+      <w:sz w:val="24"/>
+    </w:rPr>
     <w:tblPr>
       <w:tblStyleRowBandSize w:val="1"/>
       <w:tblStyleColBandSize w:val="1"/>
@@ -16213,6 +13233,11 @@
     <w:pPr>
       <w:spacing w:after="0" w:line="240" w:lineRule="auto"/>
     </w:pPr>
+    <w:rPr>
+      <w:rFonts w:ascii="Times New Roman" w:hAnsi="Times New Roman"/>
+      <w:color w:val="000000"/>
+      <w:sz w:val="24"/>
+    </w:rPr>
     <w:tblPr>
       <w:tblStyleRowBandSize w:val="1"/>
       <w:tblStyleColBandSize w:val="1"/>
@@ -16327,6 +13352,11 @@
     <w:pPr>
       <w:spacing w:after="0" w:line="240" w:lineRule="auto"/>
     </w:pPr>
+    <w:rPr>
+      <w:rFonts w:ascii="Times New Roman" w:hAnsi="Times New Roman"/>
+      <w:color w:val="000000"/>
+      <w:sz w:val="24"/>
+    </w:rPr>
     <w:tblPr>
       <w:tblStyleRowBandSize w:val="1"/>
       <w:tblStyleColBandSize w:val="1"/>
@@ -16441,6 +13471,11 @@
     <w:pPr>
       <w:spacing w:after="0" w:line="240" w:lineRule="auto"/>
     </w:pPr>
+    <w:rPr>
+      <w:rFonts w:ascii="Times New Roman" w:hAnsi="Times New Roman"/>
+      <w:color w:val="000000"/>
+      <w:sz w:val="24"/>
+    </w:rPr>
     <w:tblPr>
       <w:tblStyleRowBandSize w:val="1"/>
       <w:tblStyleColBandSize w:val="1"/>
@@ -16555,6 +13590,11 @@
     <w:pPr>
       <w:spacing w:after="0" w:line="240" w:lineRule="auto"/>
     </w:pPr>
+    <w:rPr>
+      <w:rFonts w:ascii="Times New Roman" w:hAnsi="Times New Roman"/>
+      <w:color w:val="000000"/>
+      <w:sz w:val="24"/>
+    </w:rPr>
     <w:tblPr>
       <w:tblStyleRowBandSize w:val="1"/>
       <w:tblStyleColBandSize w:val="1"/>
@@ -16669,6 +13709,11 @@
     <w:pPr>
       <w:spacing w:after="0" w:line="240" w:lineRule="auto"/>
     </w:pPr>
+    <w:rPr>
+      <w:rFonts w:ascii="Times New Roman" w:hAnsi="Times New Roman"/>
+      <w:color w:val="000000"/>
+      <w:sz w:val="24"/>
+    </w:rPr>
     <w:tblPr>
       <w:tblStyleRowBandSize w:val="1"/>
       <w:tblStyleColBandSize w:val="1"/>
@@ -16784,8 +13829,9 @@
       <w:spacing w:after="0" w:line="240" w:lineRule="auto"/>
     </w:pPr>
     <w:rPr>
-      <w:color w:val="404040"/>
-      <w:sz w:val="20"/>
+      <w:rFonts w:ascii="Times New Roman" w:hAnsi="Times New Roman"/>
+      <w:color w:val="000000"/>
+      <w:sz w:val="24"/>
       <w:szCs w:val="20"/>
       <w:lang w:eastAsia="ru-RU"/>
     </w:rPr>
@@ -16882,8 +13928,9 @@
       <w:spacing w:after="0" w:line="240" w:lineRule="auto"/>
     </w:pPr>
     <w:rPr>
-      <w:color w:val="404040"/>
-      <w:sz w:val="20"/>
+      <w:rFonts w:ascii="Times New Roman" w:hAnsi="Times New Roman"/>
+      <w:color w:val="000000"/>
+      <w:sz w:val="24"/>
       <w:szCs w:val="20"/>
       <w:lang w:eastAsia="ru-RU"/>
     </w:rPr>
@@ -16980,8 +14027,9 @@
       <w:spacing w:after="0" w:line="240" w:lineRule="auto"/>
     </w:pPr>
     <w:rPr>
-      <w:color w:val="404040"/>
-      <w:sz w:val="20"/>
+      <w:rFonts w:ascii="Times New Roman" w:hAnsi="Times New Roman"/>
+      <w:color w:val="000000"/>
+      <w:sz w:val="24"/>
       <w:szCs w:val="20"/>
       <w:lang w:eastAsia="ru-RU"/>
     </w:rPr>
@@ -17078,8 +14126,9 @@
       <w:spacing w:after="0" w:line="240" w:lineRule="auto"/>
     </w:pPr>
     <w:rPr>
-      <w:color w:val="404040"/>
-      <w:sz w:val="20"/>
+      <w:rFonts w:ascii="Times New Roman" w:hAnsi="Times New Roman"/>
+      <w:color w:val="000000"/>
+      <w:sz w:val="24"/>
       <w:szCs w:val="20"/>
       <w:lang w:eastAsia="ru-RU"/>
     </w:rPr>
@@ -17176,8 +14225,9 @@
       <w:spacing w:after="0" w:line="240" w:lineRule="auto"/>
     </w:pPr>
     <w:rPr>
-      <w:color w:val="404040"/>
-      <w:sz w:val="20"/>
+      <w:rFonts w:ascii="Times New Roman" w:hAnsi="Times New Roman"/>
+      <w:color w:val="000000"/>
+      <w:sz w:val="24"/>
       <w:szCs w:val="20"/>
       <w:lang w:eastAsia="ru-RU"/>
     </w:rPr>
@@ -17274,8 +14324,9 @@
       <w:spacing w:after="0" w:line="240" w:lineRule="auto"/>
     </w:pPr>
     <w:rPr>
-      <w:color w:val="404040"/>
-      <w:sz w:val="20"/>
+      <w:rFonts w:ascii="Times New Roman" w:hAnsi="Times New Roman"/>
+      <w:color w:val="000000"/>
+      <w:sz w:val="24"/>
       <w:szCs w:val="20"/>
       <w:lang w:eastAsia="ru-RU"/>
     </w:rPr>
@@ -17372,8 +14423,9 @@
       <w:spacing w:after="0" w:line="240" w:lineRule="auto"/>
     </w:pPr>
     <w:rPr>
-      <w:color w:val="404040"/>
-      <w:sz w:val="20"/>
+      <w:rFonts w:ascii="Times New Roman" w:hAnsi="Times New Roman"/>
+      <w:color w:val="000000"/>
+      <w:sz w:val="24"/>
       <w:szCs w:val="20"/>
       <w:lang w:eastAsia="ru-RU"/>
     </w:rPr>
@@ -17470,8 +14522,9 @@
       <w:spacing w:after="0" w:line="240" w:lineRule="auto"/>
     </w:pPr>
     <w:rPr>
-      <w:color w:val="404040"/>
-      <w:sz w:val="20"/>
+      <w:rFonts w:ascii="Times New Roman" w:hAnsi="Times New Roman"/>
+      <w:color w:val="000000"/>
+      <w:sz w:val="24"/>
       <w:szCs w:val="20"/>
       <w:lang w:eastAsia="ru-RU"/>
     </w:rPr>
@@ -17576,8 +14629,9 @@
       <w:spacing w:after="0" w:line="240" w:lineRule="auto"/>
     </w:pPr>
     <w:rPr>
-      <w:color w:val="404040"/>
-      <w:sz w:val="20"/>
+      <w:rFonts w:ascii="Times New Roman" w:hAnsi="Times New Roman"/>
+      <w:color w:val="000000"/>
+      <w:sz w:val="24"/>
       <w:szCs w:val="20"/>
       <w:lang w:eastAsia="ru-RU"/>
     </w:rPr>
@@ -17682,8 +14736,9 @@
       <w:spacing w:after="0" w:line="240" w:lineRule="auto"/>
     </w:pPr>
     <w:rPr>
-      <w:color w:val="404040"/>
-      <w:sz w:val="20"/>
+      <w:rFonts w:ascii="Times New Roman" w:hAnsi="Times New Roman"/>
+      <w:color w:val="000000"/>
+      <w:sz w:val="24"/>
       <w:szCs w:val="20"/>
       <w:lang w:eastAsia="ru-RU"/>
     </w:rPr>
@@ -17788,8 +14843,9 @@
       <w:spacing w:after="0" w:line="240" w:lineRule="auto"/>
     </w:pPr>
     <w:rPr>
-      <w:color w:val="404040"/>
-      <w:sz w:val="20"/>
+      <w:rFonts w:ascii="Times New Roman" w:hAnsi="Times New Roman"/>
+      <w:color w:val="000000"/>
+      <w:sz w:val="24"/>
       <w:szCs w:val="20"/>
       <w:lang w:eastAsia="ru-RU"/>
     </w:rPr>
@@ -17894,8 +14950,9 @@
       <w:spacing w:after="0" w:line="240" w:lineRule="auto"/>
     </w:pPr>
     <w:rPr>
-      <w:color w:val="404040"/>
-      <w:sz w:val="20"/>
+      <w:rFonts w:ascii="Times New Roman" w:hAnsi="Times New Roman"/>
+      <w:color w:val="000000"/>
+      <w:sz w:val="24"/>
       <w:szCs w:val="20"/>
       <w:lang w:eastAsia="ru-RU"/>
     </w:rPr>
@@ -18000,8 +15057,9 @@
       <w:spacing w:after="0" w:line="240" w:lineRule="auto"/>
     </w:pPr>
     <w:rPr>
-      <w:color w:val="404040"/>
-      <w:sz w:val="20"/>
+      <w:rFonts w:ascii="Times New Roman" w:hAnsi="Times New Roman"/>
+      <w:color w:val="000000"/>
+      <w:sz w:val="24"/>
       <w:szCs w:val="20"/>
       <w:lang w:eastAsia="ru-RU"/>
     </w:rPr>
@@ -18106,8 +15164,9 @@
       <w:spacing w:after="0" w:line="240" w:lineRule="auto"/>
     </w:pPr>
     <w:rPr>
-      <w:color w:val="404040"/>
-      <w:sz w:val="20"/>
+      <w:rFonts w:ascii="Times New Roman" w:hAnsi="Times New Roman"/>
+      <w:color w:val="000000"/>
+      <w:sz w:val="24"/>
       <w:szCs w:val="20"/>
       <w:lang w:eastAsia="ru-RU"/>
     </w:rPr>
@@ -18211,6 +15270,11 @@
     <w:pPr>
       <w:spacing w:after="0" w:line="240" w:lineRule="auto"/>
     </w:pPr>
+    <w:rPr>
+      <w:rFonts w:ascii="Times New Roman" w:hAnsi="Times New Roman"/>
+      <w:color w:val="000000"/>
+      <w:sz w:val="24"/>
+    </w:rPr>
     <w:tblPr>
       <w:tblStyleRowBandSize w:val="1"/>
       <w:tblStyleColBandSize w:val="1"/>
@@ -18293,6 +15357,11 @@
     <w:pPr>
       <w:spacing w:after="0" w:line="240" w:lineRule="auto"/>
     </w:pPr>
+    <w:rPr>
+      <w:rFonts w:ascii="Times New Roman" w:hAnsi="Times New Roman"/>
+      <w:color w:val="000000"/>
+      <w:sz w:val="24"/>
+    </w:rPr>
     <w:tblPr>
       <w:tblStyleRowBandSize w:val="1"/>
       <w:tblStyleColBandSize w:val="1"/>
@@ -18375,6 +15444,11 @@
     <w:pPr>
       <w:spacing w:after="0" w:line="240" w:lineRule="auto"/>
     </w:pPr>
+    <w:rPr>
+      <w:rFonts w:ascii="Times New Roman" w:hAnsi="Times New Roman"/>
+      <w:color w:val="000000"/>
+      <w:sz w:val="24"/>
+    </w:rPr>
     <w:tblPr>
       <w:tblStyleRowBandSize w:val="1"/>
       <w:tblStyleColBandSize w:val="1"/>
@@ -18457,6 +15531,11 @@
     <w:pPr>
       <w:spacing w:after="0" w:line="240" w:lineRule="auto"/>
     </w:pPr>
+    <w:rPr>
+      <w:rFonts w:ascii="Times New Roman" w:hAnsi="Times New Roman"/>
+      <w:color w:val="000000"/>
+      <w:sz w:val="24"/>
+    </w:rPr>
     <w:tblPr>
       <w:tblStyleRowBandSize w:val="1"/>
       <w:tblStyleColBandSize w:val="1"/>
@@ -18539,6 +15618,11 @@
     <w:pPr>
       <w:spacing w:after="0" w:line="240" w:lineRule="auto"/>
     </w:pPr>
+    <w:rPr>
+      <w:rFonts w:ascii="Times New Roman" w:hAnsi="Times New Roman"/>
+      <w:color w:val="000000"/>
+      <w:sz w:val="24"/>
+    </w:rPr>
     <w:tblPr>
       <w:tblStyleRowBandSize w:val="1"/>
       <w:tblStyleColBandSize w:val="1"/>
@@ -18621,6 +15705,11 @@
     <w:pPr>
       <w:spacing w:after="0" w:line="240" w:lineRule="auto"/>
     </w:pPr>
+    <w:rPr>
+      <w:rFonts w:ascii="Times New Roman" w:hAnsi="Times New Roman"/>
+      <w:color w:val="000000"/>
+      <w:sz w:val="24"/>
+    </w:rPr>
     <w:tblPr>
       <w:tblStyleRowBandSize w:val="1"/>
       <w:tblStyleColBandSize w:val="1"/>
@@ -18703,6 +15792,11 @@
     <w:pPr>
       <w:spacing w:after="0" w:line="240" w:lineRule="auto"/>
     </w:pPr>
+    <w:rPr>
+      <w:rFonts w:ascii="Times New Roman" w:hAnsi="Times New Roman"/>
+      <w:color w:val="000000"/>
+      <w:sz w:val="24"/>
+    </w:rPr>
     <w:tblPr>
       <w:tblStyleRowBandSize w:val="1"/>
       <w:tblStyleColBandSize w:val="1"/>
@@ -18783,7 +15877,9 @@
     <w:uiPriority w:val="99"/>
     <w:unhideWhenUsed/>
     <w:rPr>
-      <w:color w:val="0563C1" w:themeColor="hyperlink"/>
+      <w:rFonts w:ascii="Times New Roman" w:hAnsi="Times New Roman"/>
+      <w:color w:val="000000"/>
+      <w:sz w:val="24"/>
       <w:u w:val="single"/>
     </w:rPr>
   </w:style>
@@ -18798,7 +15894,9 @@
       <w:spacing w:after="40" w:line="240" w:lineRule="auto"/>
     </w:pPr>
     <w:rPr>
-      <w:sz w:val="18"/>
+      <w:rFonts w:ascii="Times New Roman" w:hAnsi="Times New Roman"/>
+      <w:color w:val="000000"/>
+      <w:sz w:val="24"/>
     </w:rPr>
   </w:style>
   <w:style w:type="character" w:customStyle="1" w:styleId="af3">
@@ -18806,7 +15904,9 @@
     <w:link w:val="af2"/>
     <w:uiPriority w:val="99"/>
     <w:rPr>
-      <w:sz w:val="18"/>
+      <w:rFonts w:ascii="Times New Roman" w:hAnsi="Times New Roman"/>
+      <w:color w:val="000000"/>
+      <w:sz w:val="24"/>
     </w:rPr>
   </w:style>
   <w:style w:type="character" w:styleId="af4">
@@ -18815,6 +15915,9 @@
     <w:uiPriority w:val="99"/>
     <w:unhideWhenUsed/>
     <w:rPr>
+      <w:rFonts w:ascii="Times New Roman" w:hAnsi="Times New Roman"/>
+      <w:color w:val="000000"/>
+      <w:sz w:val="24"/>
       <w:vertAlign w:val="superscript"/>
     </w:rPr>
   </w:style>
@@ -18829,7 +15932,9 @@
       <w:spacing w:after="0" w:line="240" w:lineRule="auto"/>
     </w:pPr>
     <w:rPr>
-      <w:sz w:val="20"/>
+      <w:rFonts w:ascii="Times New Roman" w:hAnsi="Times New Roman"/>
+      <w:color w:val="000000"/>
+      <w:sz w:val="24"/>
     </w:rPr>
   </w:style>
   <w:style w:type="character" w:customStyle="1" w:styleId="af6">
@@ -18837,7 +15942,9 @@
     <w:link w:val="af5"/>
     <w:uiPriority w:val="99"/>
     <w:rPr>
-      <w:sz w:val="20"/>
+      <w:rFonts w:ascii="Times New Roman" w:hAnsi="Times New Roman"/>
+      <w:color w:val="000000"/>
+      <w:sz w:val="24"/>
     </w:rPr>
   </w:style>
   <w:style w:type="character" w:styleId="af7">
@@ -18847,6 +15954,9 @@
     <w:semiHidden/>
     <w:unhideWhenUsed/>
     <w:rPr>
+      <w:rFonts w:ascii="Times New Roman" w:hAnsi="Times New Roman"/>
+      <w:color w:val="000000"/>
+      <w:sz w:val="24"/>
       <w:vertAlign w:val="superscript"/>
     </w:rPr>
   </w:style>
@@ -18859,6 +15969,11 @@
     <w:pPr>
       <w:spacing w:after="57"/>
     </w:pPr>
+    <w:rPr>
+      <w:rFonts w:ascii="Times New Roman" w:hAnsi="Times New Roman"/>
+      <w:color w:val="000000"/>
+      <w:sz w:val="24"/>
+    </w:rPr>
   </w:style>
   <w:style w:type="paragraph" w:styleId="24">
     <w:name w:val="toc 2"/>
@@ -18870,6 +15985,11 @@
       <w:spacing w:after="57"/>
       <w:ind w:left="283"/>
     </w:pPr>
+    <w:rPr>
+      <w:rFonts w:ascii="Times New Roman" w:hAnsi="Times New Roman"/>
+      <w:color w:val="000000"/>
+      <w:sz w:val="24"/>
+    </w:rPr>
   </w:style>
   <w:style w:type="paragraph" w:styleId="32">
     <w:name w:val="toc 3"/>
@@ -18881,6 +16001,11 @@
       <w:spacing w:after="57"/>
       <w:ind w:left="567"/>
     </w:pPr>
+    <w:rPr>
+      <w:rFonts w:ascii="Times New Roman" w:hAnsi="Times New Roman"/>
+      <w:color w:val="000000"/>
+      <w:sz w:val="24"/>
+    </w:rPr>
   </w:style>
   <w:style w:type="paragraph" w:styleId="42">
     <w:name w:val="toc 4"/>
@@ -18892,6 +16017,11 @@
       <w:spacing w:after="57"/>
       <w:ind w:left="850"/>
     </w:pPr>
+    <w:rPr>
+      <w:rFonts w:ascii="Times New Roman" w:hAnsi="Times New Roman"/>
+      <w:color w:val="000000"/>
+      <w:sz w:val="24"/>
+    </w:rPr>
   </w:style>
   <w:style w:type="paragraph" w:styleId="52">
     <w:name w:val="toc 5"/>
@@ -18903,6 +16033,11 @@
       <w:spacing w:after="57"/>
       <w:ind w:left="1134"/>
     </w:pPr>
+    <w:rPr>
+      <w:rFonts w:ascii="Times New Roman" w:hAnsi="Times New Roman"/>
+      <w:color w:val="000000"/>
+      <w:sz w:val="24"/>
+    </w:rPr>
   </w:style>
   <w:style w:type="paragraph" w:styleId="61">
     <w:name w:val="toc 6"/>
@@ -18914,6 +16049,11 @@
       <w:spacing w:after="57"/>
       <w:ind w:left="1417"/>
     </w:pPr>
+    <w:rPr>
+      <w:rFonts w:ascii="Times New Roman" w:hAnsi="Times New Roman"/>
+      <w:color w:val="000000"/>
+      <w:sz w:val="24"/>
+    </w:rPr>
   </w:style>
   <w:style w:type="paragraph" w:styleId="71">
     <w:name w:val="toc 7"/>
@@ -18925,6 +16065,11 @@
       <w:spacing w:after="57"/>
       <w:ind w:left="1701"/>
     </w:pPr>
+    <w:rPr>
+      <w:rFonts w:ascii="Times New Roman" w:hAnsi="Times New Roman"/>
+      <w:color w:val="000000"/>
+      <w:sz w:val="24"/>
+    </w:rPr>
   </w:style>
   <w:style w:type="paragraph" w:styleId="81">
     <w:name w:val="toc 8"/>
@@ -18936,6 +16081,11 @@
       <w:spacing w:after="57"/>
       <w:ind w:left="1984"/>
     </w:pPr>
+    <w:rPr>
+      <w:rFonts w:ascii="Times New Roman" w:hAnsi="Times New Roman"/>
+      <w:color w:val="000000"/>
+      <w:sz w:val="24"/>
+    </w:rPr>
   </w:style>
   <w:style w:type="paragraph" w:styleId="91">
     <w:name w:val="toc 9"/>
@@ -18947,11 +16097,21 @@
       <w:spacing w:after="57"/>
       <w:ind w:left="2268"/>
     </w:pPr>
+    <w:rPr>
+      <w:rFonts w:ascii="Times New Roman" w:hAnsi="Times New Roman"/>
+      <w:color w:val="000000"/>
+      <w:sz w:val="24"/>
+    </w:rPr>
   </w:style>
   <w:style w:type="paragraph" w:styleId="af8">
     <w:name w:val="TOC Heading"/>
     <w:uiPriority w:val="39"/>
     <w:unhideWhenUsed/>
+    <w:rPr>
+      <w:rFonts w:ascii="Times New Roman" w:hAnsi="Times New Roman"/>
+      <w:color w:val="000000"/>
+      <w:sz w:val="24"/>
+    </w:rPr>
   </w:style>
   <w:style w:type="paragraph" w:styleId="af9">
     <w:name w:val="table of figures"/>
@@ -18962,6 +16122,11 @@
     <w:pPr>
       <w:spacing w:after="0"/>
     </w:pPr>
+    <w:rPr>
+      <w:rFonts w:ascii="Times New Roman" w:hAnsi="Times New Roman"/>
+      <w:color w:val="000000"/>
+      <w:sz w:val="24"/>
+    </w:rPr>
   </w:style>
   <w:style w:type="paragraph" w:styleId="afa">
     <w:name w:val="Body Text"/>
@@ -18973,7 +16138,8 @@
       <w:spacing w:after="120" w:line="240" w:lineRule="auto"/>
     </w:pPr>
     <w:rPr>
-      <w:rFonts w:ascii="Times New Roman" w:eastAsia="Times New Roman" w:hAnsi="Times New Roman"/>
+      <w:rFonts w:eastAsia="Times New Roman" w:ascii="Times New Roman" w:hAnsi="Times New Roman"/>
+      <w:color w:val="000000"/>
       <w:sz w:val="24"/>
       <w:szCs w:val="24"/>
       <w:lang w:eastAsia="ru-RU"/>
@@ -18986,6 +16152,7 @@
     <w:uiPriority w:val="99"/>
     <w:rPr>
       <w:rFonts w:ascii="Times New Roman" w:eastAsia="Times New Roman" w:hAnsi="Times New Roman" w:cs="Times New Roman"/>
+      <w:color w:val="000000"/>
       <w:sz w:val="24"/>
       <w:szCs w:val="24"/>
       <w:lang w:eastAsia="ru-RU"/>
@@ -19003,7 +16170,8 @@
     </w:pPr>
     <w:rPr>
       <w:rFonts w:ascii="Times New Roman" w:hAnsi="Times New Roman"/>
-      <w:sz w:val="28"/>
+      <w:color w:val="000000"/>
+      <w:sz w:val="24"/>
       <w:szCs w:val="28"/>
     </w:rPr>
   </w:style>
@@ -19014,7 +16182,8 @@
     <w:rsid w:val="00FF22EB"/>
     <w:rPr>
       <w:rFonts w:ascii="Times New Roman" w:eastAsia="Calibri" w:hAnsi="Times New Roman" w:cs="Times New Roman"/>
-      <w:sz w:val="28"/>
+      <w:color w:val="000000"/>
+      <w:sz w:val="24"/>
       <w:szCs w:val="28"/>
     </w:rPr>
   </w:style>
@@ -19028,7 +16197,9 @@
       <w:spacing w:before="180" w:after="180"/>
     </w:pPr>
     <w:rPr>
-      <w:rFonts w:asciiTheme="minorHAnsi" w:eastAsiaTheme="minorHAnsi" w:hAnsiTheme="minorHAnsi" w:cstheme="minorBidi"/>
+      <w:rFonts w:asciiTheme="minorHAnsi" w:eastAsiaTheme="minorHAnsi" w:hAnsiTheme="minorHAnsi" w:cstheme="minorBidi" w:ascii="Times New Roman" w:hAnsi="Times New Roman"/>
+      <w:color w:val="000000"/>
+      <w:sz w:val="24"/>
       <w:lang w:val="en-US" w:eastAsia="en-US"/>
     </w:rPr>
   </w:style>
@@ -19041,7 +16212,9 @@
       <w:spacing w:before="36" w:after="36"/>
     </w:pPr>
     <w:rPr>
-      <w:rFonts w:asciiTheme="minorHAnsi" w:eastAsiaTheme="minorHAnsi" w:hAnsiTheme="minorHAnsi" w:cstheme="minorBidi"/>
+      <w:rFonts w:asciiTheme="minorHAnsi" w:eastAsiaTheme="minorHAnsi" w:hAnsiTheme="minorHAnsi" w:cstheme="minorBidi" w:ascii="Times New Roman" w:hAnsi="Times New Roman"/>
+      <w:color w:val="000000"/>
+      <w:sz w:val="24"/>
       <w:lang w:val="en-US" w:eastAsia="en-US"/>
     </w:rPr>
   </w:style>
@@ -19055,6 +16228,8 @@
       <w:spacing w:after="200" w:line="240" w:lineRule="auto"/>
     </w:pPr>
     <w:rPr>
+      <w:rFonts w:ascii="Times New Roman" w:hAnsi="Times New Roman"/>
+      <w:color w:val="000000"/>
       <w:sz w:val="24"/>
       <w:szCs w:val="24"/>
       <w:lang w:val="en-US" w:eastAsia="ru-RU"/>
@@ -19082,6 +16257,20 @@
         <w:vAlign w:val="bottom"/>
       </w:tcPr>
     </w:tblStylePr>
+  </w:style>
+  <w:style w:type="paragraph" w:customStyle="1" w:styleId="PIDISBullet">
+    <w:name w:val="PIDIS Bullet"/>
+    <w:pPr>
+      <w:numPr>
+        <w:numId w:val="1"/>
+      </w:numPr>
+      <w:spacing w:after="60"/>
+    </w:pPr>
+    <w:rPr>
+      <w:rFonts w:ascii="Times New Roman" w:hAnsi="Times New Roman"/>
+      <w:color w:val="000000"/>
+      <w:sz w:val="24"/>
+    </w:rPr>
   </w:style>
 </w:styles>
 </file>
